--- a/fuentes/63520002_CF01_DU.docx
+++ b/fuentes/63520002_CF01_DU.docx
@@ -1,6 +1,6 @@
 
 <file path=word/document.xml><?xml version="1.0" encoding="utf-8"?>
-<w:document xmlns:wpc="http://schemas.microsoft.com/office/word/2010/wordprocessingCanvas" xmlns:cx="http://schemas.microsoft.com/office/drawing/2014/chartex" xmlns:cx1="http://schemas.microsoft.com/office/drawing/2015/9/8/chartex" xmlns:cx2="http://schemas.microsoft.com/office/drawing/2015/10/21/chartex" xmlns:cx3="http://schemas.microsoft.com/office/drawing/2016/5/9/chartex" xmlns:cx4="http://schemas.microsoft.com/office/drawing/2016/5/10/chartex" xmlns:cx5="http://schemas.microsoft.com/office/drawing/2016/5/11/chartex" xmlns:cx6="http://schemas.microsoft.com/office/drawing/2016/5/12/chartex" xmlns:cx7="http://schemas.microsoft.com/office/drawing/2016/5/13/chartex" xmlns:cx8="http://schemas.microsoft.com/office/drawing/2016/5/14/chartex" xmlns:mc="http://schemas.openxmlformats.org/markup-compatibility/2006" xmlns:aink="http://schemas.microsoft.com/office/drawing/2016/ink" xmlns:am3d="http://schemas.microsoft.com/office/drawing/2017/model3d" xmlns:o="urn:schemas-microsoft-com:office:office" xmlns:oel="http://schemas.microsoft.com/office/2019/extlst" xmlns:r="http://schemas.openxmlformats.org/officeDocument/2006/relationships" xmlns:m="http://schemas.openxmlformats.org/officeDocument/2006/math" xmlns:v="urn:schemas-microsoft-com:vml" xmlns:wp14="http://schemas.microsoft.com/office/word/2010/wordprocessingDrawing" xmlns:wp="http://schemas.openxmlformats.org/drawingml/2006/wordprocessingDrawing" xmlns:w10="urn:schemas-microsoft-com:office:word" xmlns:w="http://schemas.openxmlformats.org/wordprocessingml/2006/main" xmlns:w14="http://schemas.microsoft.com/office/word/2010/wordml" xmlns:w15="http://schemas.microsoft.com/office/word/2012/wordml" xmlns:w16cei="http://schemas.microsoft.com/office/word/2026/wordml/cei" xmlns:w16cex="http://schemas.microsoft.com/office/word/2018/wordml/cex" xmlns:w16cid="http://schemas.microsoft.com/office/word/2016/wordml/cid" xmlns:w16="http://schemas.microsoft.com/office/word/2018/wordml" xmlns:w16du="http://schemas.microsoft.com/office/word/2023/wordml/word16du" xmlns:w16sdtdh="http://schemas.microsoft.com/office/word/2020/wordml/sdtdatahash" xmlns:w16sdtfl="http://schemas.microsoft.com/office/word/2024/wordml/sdtformatlock" xmlns:w16se="http://schemas.microsoft.com/office/word/2015/wordml/symex" xmlns:wpg="http://schemas.microsoft.com/office/word/2010/wordprocessingGroup" xmlns:wpi="http://schemas.microsoft.com/office/word/2010/wordprocessingInk" xmlns:wne="http://schemas.microsoft.com/office/word/2006/wordml" xmlns:wps="http://schemas.microsoft.com/office/word/2010/wordprocessingShape" mc:Ignorable="w14 w15 w16se w16cid w16 w16cex w16sdtdh w16sdtfl w16du wp14">
+<w:document xmlns:wpc="http://schemas.microsoft.com/office/word/2010/wordprocessingCanvas" xmlns:cx="http://schemas.microsoft.com/office/drawing/2014/chartex" xmlns:cx1="http://schemas.microsoft.com/office/drawing/2015/9/8/chartex" xmlns:cx2="http://schemas.microsoft.com/office/drawing/2015/10/21/chartex" xmlns:cx3="http://schemas.microsoft.com/office/drawing/2016/5/9/chartex" xmlns:cx4="http://schemas.microsoft.com/office/drawing/2016/5/10/chartex" xmlns:cx5="http://schemas.microsoft.com/office/drawing/2016/5/11/chartex" xmlns:cx6="http://schemas.microsoft.com/office/drawing/2016/5/12/chartex" xmlns:cx7="http://schemas.microsoft.com/office/drawing/2016/5/13/chartex" xmlns:cx8="http://schemas.microsoft.com/office/drawing/2016/5/14/chartex" xmlns:mc="http://schemas.openxmlformats.org/markup-compatibility/2006" xmlns:aink="http://schemas.microsoft.com/office/drawing/2016/ink" xmlns:am3d="http://schemas.microsoft.com/office/drawing/2017/model3d" xmlns:o="urn:schemas-microsoft-com:office:office" xmlns:oel="http://schemas.microsoft.com/office/2019/extlst" xmlns:r="http://schemas.openxmlformats.org/officeDocument/2006/relationships" xmlns:m="http://schemas.openxmlformats.org/officeDocument/2006/math" xmlns:v="urn:schemas-microsoft-com:vml" xmlns:wp14="http://schemas.microsoft.com/office/word/2010/wordprocessingDrawing" xmlns:wp="http://schemas.openxmlformats.org/drawingml/2006/wordprocessingDrawing" xmlns:w10="urn:schemas-microsoft-com:office:word" xmlns:w="http://schemas.openxmlformats.org/wordprocessingml/2006/main" xmlns:w14="http://schemas.microsoft.com/office/word/2010/wordml" xmlns:w15="http://schemas.microsoft.com/office/word/2012/wordml" xmlns:w16cex="http://schemas.microsoft.com/office/word/2018/wordml/cex" xmlns:w16cid="http://schemas.microsoft.com/office/word/2016/wordml/cid" xmlns:w16="http://schemas.microsoft.com/office/word/2018/wordml" xmlns:w16du="http://schemas.microsoft.com/office/word/2023/wordml/word16du" xmlns:w16sdtdh="http://schemas.microsoft.com/office/word/2020/wordml/sdtdatahash" xmlns:w16sdtfl="http://schemas.microsoft.com/office/word/2024/wordml/sdtformatlock" xmlns:w16se="http://schemas.microsoft.com/office/word/2015/wordml/symex" xmlns:wpg="http://schemas.microsoft.com/office/word/2010/wordprocessingGroup" xmlns:wpi="http://schemas.microsoft.com/office/word/2010/wordprocessingInk" xmlns:wne="http://schemas.microsoft.com/office/word/2006/wordml" xmlns:wps="http://schemas.microsoft.com/office/word/2010/wordprocessingShape" mc:Ignorable="w14 w15 w16se w16cid w16 w16cex w16sdtdh w16sdtfl w16du wp14">
   <w:body>
     <w:p>
       <w:pPr>
@@ -205,7 +205,7 @@
               </wp:anchor>
             </w:drawing>
           </mc:Choice>
-          <mc:Fallback>
+          <mc:Fallback xmlns:w16cei="http://schemas.microsoft.com/office/word/2026/wordml/cei">
             <w:pict>
               <v:rect w14:anchorId="4C256C62" id="Rectángulo 3" o:spid="_x0000_s1026" alt="&quot;&quot;" style="position:absolute;margin-left:-55.95pt;margin-top:26.4pt;width:613.85pt;height:164.25pt;z-index:-251655168;visibility:visible;mso-wrap-style:square;mso-height-percent:0;mso-wrap-distance-left:9pt;mso-wrap-distance-top:0;mso-wrap-distance-right:9pt;mso-wrap-distance-bottom:0;mso-position-horizontal:absolute;mso-position-horizontal-relative:text;mso-position-vertical:absolute;mso-position-vertical-relative:text;mso-height-percent:0;mso-height-relative:margin;v-text-anchor:middle" o:gfxdata="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" fillcolor="#00314d" stroked="f" strokeweight="1pt"/>
             </w:pict>
@@ -3175,6 +3175,26 @@
         <w:t>Antes de iniciar el estudio de los contenidos, se invita a consultar el siguiente pódcast, el cual ofrece una visión general sobre la importancia de la higiene, la limpieza, la desinfección y el registro de estas actividades como pilares de la inocuidad en la producción de pan con masa madre. Este recurso facilitará la comprensión de los conceptos que se desarrollarán a lo largo del componente y permitirá contextualizar su aplicación en un entorno real de producción.</w:t>
       </w:r>
     </w:p>
+    <w:p>
+      <w:pPr>
+        <w:rPr>
+          <w:b/>
+          <w:bCs/>
+        </w:rPr>
+      </w:pPr>
+      <w:r>
+        <w:rPr>
+          <w:b/>
+          <w:bCs/>
+        </w:rPr>
+        <w:t>¿Sabías qué?</w:t>
+      </w:r>
+    </w:p>
+    <w:p>
+      <w:r>
+        <w:t>Lo invitamos al siguiente pódcast:</w:t>
+      </w:r>
+    </w:p>
     <w:tbl>
       <w:tblPr>
         <w:tblStyle w:val="Tablaconcuadrcula"/>
@@ -3261,7 +3281,11 @@
               <w:t xml:space="preserve"> </w:t>
             </w:r>
             <w:r>
-              <w:t>en el episodio de hoy veremos cómo las Buenas Prácticas de Manufactura, las prácticas de limpieza y el aseo riguroso no le quitan su encanto artesanal al pan de masa madre, sino que garantizan que sea un producto limpio y seguro.</w:t>
+              <w:t xml:space="preserve">en el episodio de hoy veremos cómo las Buenas Prácticas de Manufactura, las prácticas de limpieza y el aseo riguroso no le quitan su encanto </w:t>
+            </w:r>
+            <w:r>
+              <w:lastRenderedPageBreak/>
+              <w:t>artesanal al pan de masa madre, sino que garantizan que sea un producto limpio y seguro.</w:t>
             </w:r>
           </w:p>
           <w:p>
@@ -3270,265 +3294,264 @@
                 <w:b/>
                 <w:bCs/>
               </w:rPr>
+              <w:t>Mujer:</w:t>
+            </w:r>
+            <w:r>
+              <w:rPr>
+                <w:b/>
+                <w:bCs/>
+              </w:rPr>
+              <w:t xml:space="preserve"> </w:t>
+            </w:r>
+            <w:r>
+              <w:t>e</w:t>
+            </w:r>
+            <w:r>
+              <w:t xml:space="preserve">xiste un mito muy común entre los panaderos artesanos: pensar </w:t>
+            </w:r>
+            <w:proofErr w:type="gramStart"/>
+            <w:r>
+              <w:t>que</w:t>
+            </w:r>
+            <w:proofErr w:type="gramEnd"/>
+            <w:r>
+              <w:t xml:space="preserve"> porque la masa madre es ácida y tradicional, se encarga de resolver cualquier problema de higiene y perdona cualquier descuido en la mesa.</w:t>
+            </w:r>
+          </w:p>
+          <w:p>
+            <w:r>
+              <w:rPr>
+                <w:b/>
+                <w:bCs/>
+              </w:rPr>
+              <w:t>Hombre:</w:t>
+            </w:r>
+            <w:r>
+              <w:rPr>
+                <w:b/>
+                <w:bCs/>
+              </w:rPr>
+              <w:t xml:space="preserve"> </w:t>
+            </w:r>
+            <w:r>
+              <w:t>es que el exceso de confianza puede salir caro. Es cierto que la acidez inhibe a muchos patógenos, pero no a todos. Si descuidamos la higiene, hay bacterias muy resistentes que pueden afectar la masa.</w:t>
+            </w:r>
+          </w:p>
+          <w:p>
+            <w:r>
+              <w:rPr>
+                <w:b/>
+                <w:bCs/>
+              </w:rPr>
+              <w:t>Mujer:</w:t>
+            </w:r>
+            <w:r>
+              <w:rPr>
+                <w:b/>
+                <w:bCs/>
+              </w:rPr>
+              <w:t xml:space="preserve"> </w:t>
+            </w:r>
+            <w:r>
+              <w:t xml:space="preserve">claro, si fallamos en el control de temperatura durante la fermentación y el enfriamiento, quedamos expuestos a bacterias como el </w:t>
+            </w:r>
+            <w:r>
+              <w:rPr>
+                <w:rStyle w:val="Extranjerismo"/>
+              </w:rPr>
+              <w:t>Bacillus cereus</w:t>
+            </w:r>
+            <w:r>
+              <w:t xml:space="preserve"> o el </w:t>
+            </w:r>
+            <w:r>
+              <w:rPr>
+                <w:rStyle w:val="Extranjerismo"/>
+              </w:rPr>
+              <w:t>Staphylococcus aureus</w:t>
+            </w:r>
+            <w:r>
+              <w:t>.</w:t>
+            </w:r>
+          </w:p>
+          <w:p>
+            <w:r>
+              <w:rPr>
+                <w:b/>
+                <w:bCs/>
+              </w:rPr>
+              <w:t>Hombre:</w:t>
+            </w:r>
+            <w:r>
+              <w:rPr>
+                <w:b/>
+                <w:bCs/>
+              </w:rPr>
+              <w:t xml:space="preserve"> </w:t>
+            </w:r>
+            <w:r>
+              <w:t xml:space="preserve">por eso las normas sanitarias que rigen las panaderías en Colombia buscan proteger la salud de quienes consumen cada pan que sale del horno. </w:t>
+            </w:r>
+          </w:p>
+          <w:p>
+            <w:r>
+              <w:rPr>
+                <w:b/>
+                <w:bCs/>
+              </w:rPr>
+              <w:t>Mujer:</w:t>
+            </w:r>
+            <w:r>
+              <w:rPr>
+                <w:b/>
+                <w:bCs/>
+              </w:rPr>
+              <w:t xml:space="preserve"> </w:t>
+            </w:r>
+            <w:r>
+              <w:t>tal cual. Porque al final todo pasa por las manos de quien prepara el pan. Un uniforme limpio, un buen lavado de manos y la responsabilidad de no trabajar cuando se está enfermo siguen siendo las barreras más efectivas para evitar la contaminación.</w:t>
+            </w:r>
+          </w:p>
+          <w:p>
+            <w:r>
+              <w:rPr>
+                <w:b/>
+                <w:bCs/>
+              </w:rPr>
+              <w:t>Hombre:</w:t>
+            </w:r>
+            <w:r>
+              <w:rPr>
+                <w:b/>
+                <w:bCs/>
+              </w:rPr>
+              <w:t xml:space="preserve"> </w:t>
+            </w:r>
+            <w:r>
+              <w:t>así se reducen los riesgos físicos, químicos y biológicos, que muchas veces nacen de un simple descuido y pueden terminar generando graves problemas para la salud.</w:t>
+            </w:r>
+          </w:p>
+          <w:p>
+            <w:r>
+              <w:rPr>
+                <w:b/>
+                <w:bCs/>
+              </w:rPr>
               <w:lastRenderedPageBreak/>
               <w:t>Mujer:</w:t>
             </w:r>
             <w:r>
+              <w:t xml:space="preserve"> y hay que tener mucho cuidado porque limpiar y desinfectar no son la misma cosa. La mesa puede verse impecable y, aun así, seguir siendo un riesgo para el siguiente lote de pan.</w:t>
+            </w:r>
+          </w:p>
+          <w:p>
+            <w:r>
               <w:rPr>
                 <w:b/>
                 <w:bCs/>
               </w:rPr>
-              <w:t xml:space="preserve"> </w:t>
-            </w:r>
-            <w:r>
-              <w:t>e</w:t>
-            </w:r>
-            <w:r>
-              <w:t xml:space="preserve">xiste un mito muy común entre los panaderos artesanos: pensar </w:t>
-            </w:r>
-            <w:proofErr w:type="gramStart"/>
-            <w:r>
-              <w:t>que</w:t>
-            </w:r>
-            <w:proofErr w:type="gramEnd"/>
-            <w:r>
-              <w:t xml:space="preserve"> porque la masa madre es ácida y tradicional, se encarga de resolver cualquier problema de higiene y perdona cualquier descuido en la mesa.</w:t>
-            </w:r>
-          </w:p>
-          <w:p>
+              <w:t>Hombre:</w:t>
+            </w:r>
             <w:r>
               <w:rPr>
                 <w:b/>
                 <w:bCs/>
               </w:rPr>
-              <w:t>Hombre:</w:t>
-            </w:r>
+              <w:t xml:space="preserve"> </w:t>
+            </w:r>
+            <w:r>
+              <w:t>exactamente. Primero se retiran la harina, los restos de masa y toda la suciedad. Después viene la desinfección, que es la que realmente ayuda a controlar los microorganismos que pueden contaminar el producto.</w:t>
+            </w:r>
+          </w:p>
+          <w:p>
             <w:r>
               <w:rPr>
                 <w:b/>
                 <w:bCs/>
               </w:rPr>
-              <w:t xml:space="preserve"> </w:t>
-            </w:r>
-            <w:r>
-              <w:t>es que el exceso de confianza puede salir caro. Es cierto que la acidez inhibe a muchos patógenos, pero no a todos. Si descuidamos la higiene, hay bacterias muy resistentes que pueden afectar la masa.</w:t>
-            </w:r>
-          </w:p>
-          <w:p>
+              <w:t>Mujer:</w:t>
+            </w:r>
             <w:r>
               <w:rPr>
                 <w:b/>
                 <w:bCs/>
               </w:rPr>
-              <w:t>Mujer:</w:t>
-            </w:r>
+              <w:t xml:space="preserve"> </w:t>
+            </w:r>
+            <w:r>
+              <w:t>por eso cada equipo tiene su propio protocolo. Las amasadoras, los hornos y los utensilios... cada producto tiene su dosis y su tiempo de contacto; esto no es echar desinfectante por si acaso.</w:t>
+            </w:r>
+          </w:p>
+          <w:p>
             <w:r>
               <w:rPr>
                 <w:b/>
                 <w:bCs/>
               </w:rPr>
-              <w:t xml:space="preserve"> </w:t>
-            </w:r>
-            <w:r>
-              <w:t xml:space="preserve">claro, si fallamos en el control de temperatura durante la fermentación y el enfriamiento, quedamos expuestos a bacterias como el </w:t>
-            </w:r>
-            <w:r>
-              <w:rPr>
-                <w:rStyle w:val="Extranjerismo"/>
-              </w:rPr>
-              <w:t>Bacillus cereus</w:t>
-            </w:r>
-            <w:r>
-              <w:t xml:space="preserve"> o el </w:t>
-            </w:r>
-            <w:r>
-              <w:rPr>
-                <w:rStyle w:val="Extranjerismo"/>
-              </w:rPr>
-              <w:t>Staphylococcus aureus</w:t>
-            </w:r>
-            <w:r>
-              <w:t>.</w:t>
-            </w:r>
-          </w:p>
-          <w:p>
+              <w:t>Hombre:</w:t>
+            </w:r>
             <w:r>
               <w:rPr>
                 <w:b/>
                 <w:bCs/>
               </w:rPr>
-              <w:t>Hombre:</w:t>
-            </w:r>
+              <w:t xml:space="preserve"> </w:t>
+            </w:r>
+            <w:r>
+              <w:t>¡totalmente! Ya sea hipoclorito de sodio o amonios cuaternarios, todo depende de respetar la dosis y el tiempo de contacto. Si retira el producto antes de tiempo, el desinfectante no alcanza a hacer su trabajo y si se pasa de la dosis, termina dejando residuos químicos donde no deberían estar.</w:t>
+            </w:r>
+          </w:p>
+          <w:p>
             <w:r>
               <w:rPr>
                 <w:b/>
                 <w:bCs/>
               </w:rPr>
-              <w:t xml:space="preserve"> </w:t>
-            </w:r>
-            <w:r>
-              <w:t xml:space="preserve">por eso las normas sanitarias que rigen las panaderías en Colombia buscan proteger la salud de quienes consumen cada pan que sale del horno. </w:t>
-            </w:r>
-          </w:p>
-          <w:p>
+              <w:t>Mujer:</w:t>
+            </w:r>
             <w:r>
               <w:rPr>
                 <w:b/>
                 <w:bCs/>
               </w:rPr>
-              <w:t>Mujer:</w:t>
-            </w:r>
+              <w:t xml:space="preserve"> </w:t>
+            </w:r>
+            <w:r>
+              <w:t>y no podemos olvidar los registros de control. Al fin y al cabo, lo que no queda anotado en la planilla, sencillamente no se hizo.</w:t>
+            </w:r>
+          </w:p>
+          <w:p>
             <w:r>
               <w:rPr>
                 <w:b/>
                 <w:bCs/>
               </w:rPr>
-              <w:t xml:space="preserve"> </w:t>
-            </w:r>
-            <w:r>
-              <w:t>tal cual. Porque al final todo pasa por las manos de quien prepara el pan. Un uniforme limpio, un buen lavado de manos y la responsabilidad de no trabajar cuando se está enfermo siguen siendo las barreras más efectivas para evitar la contaminación.</w:t>
-            </w:r>
-          </w:p>
-          <w:p>
+              <w:t>Hombre:</w:t>
+            </w:r>
             <w:r>
               <w:rPr>
                 <w:b/>
                 <w:bCs/>
               </w:rPr>
-              <w:t>Hombre:</w:t>
-            </w:r>
+              <w:t xml:space="preserve"> </w:t>
+            </w:r>
+            <w:r>
+              <w:t>así que antes de encender el horno o alistar la primera masa, asegúrense de que las superficies y utensilios hayan pasado por todo el proceso de limpieza y desinfección.</w:t>
+            </w:r>
+          </w:p>
+          <w:p>
             <w:r>
               <w:rPr>
                 <w:b/>
                 <w:bCs/>
               </w:rPr>
-              <w:t xml:space="preserve"> </w:t>
-            </w:r>
-            <w:r>
-              <w:t>así se reducen los riesgos físicos, químicos y biológicos, que muchas veces nacen de un simple descuido y pueden terminar generando graves problemas para la salud.</w:t>
-            </w:r>
-          </w:p>
-          <w:p>
+              <w:t>Mujer:</w:t>
+            </w:r>
             <w:r>
               <w:rPr>
                 <w:b/>
                 <w:bCs/>
               </w:rPr>
-              <w:lastRenderedPageBreak/>
-              <w:t>Mujer:</w:t>
-            </w:r>
-            <w:r>
-              <w:t xml:space="preserve"> y hay que tener mucho cuidado porque limpiar y desinfectar no son la misma cosa. La mesa puede verse impecable y, aun así, seguir siendo un riesgo para el siguiente lote de pan.</w:t>
-            </w:r>
-          </w:p>
-          <w:p>
-            <w:r>
-              <w:rPr>
-                <w:b/>
-                <w:bCs/>
-              </w:rPr>
-              <w:t>Hombre:</w:t>
-            </w:r>
-            <w:r>
-              <w:rPr>
-                <w:b/>
-                <w:bCs/>
-              </w:rPr>
-              <w:t xml:space="preserve"> </w:t>
-            </w:r>
-            <w:r>
-              <w:t>exactamente. Primero se retiran la harina, los restos de masa y toda la suciedad. Después viene la desinfección, que es la que realmente ayuda a controlar los microorganismos que pueden contaminar el producto.</w:t>
-            </w:r>
-          </w:p>
-          <w:p>
-            <w:r>
-              <w:rPr>
-                <w:b/>
-                <w:bCs/>
-              </w:rPr>
-              <w:t>Mujer:</w:t>
-            </w:r>
-            <w:r>
-              <w:rPr>
-                <w:b/>
-                <w:bCs/>
-              </w:rPr>
-              <w:t xml:space="preserve"> </w:t>
-            </w:r>
-            <w:r>
-              <w:t>por eso cada equipo tiene su propio protocolo. Las amasadoras, los hornos y los utensilios... cada producto tiene su dosis y su tiempo de contacto; esto no es echar desinfectante por si acaso.</w:t>
-            </w:r>
-          </w:p>
-          <w:p>
-            <w:r>
-              <w:rPr>
-                <w:b/>
-                <w:bCs/>
-              </w:rPr>
-              <w:t>Hombre:</w:t>
-            </w:r>
-            <w:r>
-              <w:rPr>
-                <w:b/>
-                <w:bCs/>
-              </w:rPr>
-              <w:t xml:space="preserve"> </w:t>
-            </w:r>
-            <w:r>
-              <w:t>¡totalmente! Ya sea hipoclorito de sodio o amonios cuaternarios, todo depende de respetar la dosis y el tiempo de contacto. Si retira el producto antes de tiempo, el desinfectante no alcanza a hacer su trabajo y si se pasa de la dosis, termina dejando residuos químicos donde no deberían estar.</w:t>
-            </w:r>
-          </w:p>
-          <w:p>
-            <w:r>
-              <w:rPr>
-                <w:b/>
-                <w:bCs/>
-              </w:rPr>
-              <w:t>Mujer:</w:t>
-            </w:r>
-            <w:r>
-              <w:rPr>
-                <w:b/>
-                <w:bCs/>
-              </w:rPr>
-              <w:t xml:space="preserve"> </w:t>
-            </w:r>
-            <w:r>
-              <w:t>y no podemos olvidar los registros de control. Al fin y al cabo, lo que no queda anotado en la planilla, sencillamente no se hizo.</w:t>
-            </w:r>
-          </w:p>
-          <w:p>
-            <w:r>
-              <w:rPr>
-                <w:b/>
-                <w:bCs/>
-              </w:rPr>
-              <w:t>Hombre:</w:t>
-            </w:r>
-            <w:r>
-              <w:rPr>
-                <w:b/>
-                <w:bCs/>
-              </w:rPr>
-              <w:t xml:space="preserve"> </w:t>
-            </w:r>
-            <w:r>
-              <w:t>así que antes de encender el horno o alistar la primera masa, asegúrense de que las superficies y utensilios hayan pasado por todo el proceso de limpieza y desinfección.</w:t>
-            </w:r>
-          </w:p>
-          <w:p>
-            <w:r>
-              <w:rPr>
-                <w:b/>
-                <w:bCs/>
-              </w:rPr>
-              <w:t>Mujer:</w:t>
-            </w:r>
-            <w:r>
-              <w:rPr>
-                <w:b/>
-                <w:bCs/>
-              </w:rPr>
               <w:t xml:space="preserve"> </w:t>
             </w:r>
             <w:r>
@@ -3603,25 +3626,6 @@
           <w:bCs/>
         </w:rPr>
         <w:t>Elementos de las Buenas Prácticas de Manufactura (BPM)</w:t>
-      </w:r>
-    </w:p>
-    <w:p>
-      <w:r>
-        <w:rPr>
-          <w:b/>
-          <w:bCs/>
-        </w:rPr>
-        <w:t>Instalaciones</w:t>
-      </w:r>
-      <w:r>
-        <w:rPr>
-          <w:b/>
-          <w:bCs/>
-        </w:rPr>
-        <w:t xml:space="preserve">. </w:t>
-      </w:r>
-      <w:r>
-        <w:t>Diseño y mantenimiento de pisos, paredes, techos, drenajes, iluminación y ventilación que favorecen condiciones higiénicas y reducen riesgos de contaminación.</w:t>
       </w:r>
     </w:p>
     <w:p>
@@ -3629,7 +3633,7 @@
         <w:pStyle w:val="Prrafodelista"/>
         <w:numPr>
           <w:ilvl w:val="0"/>
-          <w:numId w:val="22"/>
+          <w:numId w:val="6"/>
         </w:numPr>
       </w:pPr>
       <w:r>
@@ -3637,13 +3641,17 @@
           <w:b/>
           <w:bCs/>
         </w:rPr>
-        <w:t>Equipos y utensilios</w:t>
-      </w:r>
-      <w:r>
+        <w:t>Instalaciones</w:t>
+      </w:r>
+      <w:r>
+        <w:rPr>
+          <w:b/>
+          <w:bCs/>
+        </w:rPr>
         <w:t xml:space="preserve">. </w:t>
       </w:r>
       <w:r>
-        <w:t>Uso de materiales aptos para contacto con alimentos, diseño sanitario y equipos que faciliten la limpieza y desinfección.</w:t>
+        <w:t>Diseño y mantenimiento de pisos, paredes, techos, drenajes, iluminación y ventilación que favorecen condiciones higiénicas y reducen riesgos de contaminación.</w:t>
       </w:r>
     </w:p>
     <w:p>
@@ -3651,7 +3659,7 @@
         <w:pStyle w:val="Prrafodelista"/>
         <w:numPr>
           <w:ilvl w:val="0"/>
-          <w:numId w:val="22"/>
+          <w:numId w:val="6"/>
         </w:numPr>
       </w:pPr>
       <w:r>
@@ -3659,13 +3667,13 @@
           <w:b/>
           <w:bCs/>
         </w:rPr>
-        <w:t>Materias primas e insumos</w:t>
+        <w:t>Equipos y utensilios</w:t>
       </w:r>
       <w:r>
         <w:t xml:space="preserve">. </w:t>
       </w:r>
       <w:r>
-        <w:t>Recepción, inspección y almacenamiento de ingredientes mediante control de temperatura, humedad y rotación PEPS para preservar su calidad.</w:t>
+        <w:t>Uso de materiales aptos para contacto con alimentos, diseño sanitario y equipos que faciliten la limpieza y desinfección.</w:t>
       </w:r>
     </w:p>
     <w:p>
@@ -3673,7 +3681,7 @@
         <w:pStyle w:val="Prrafodelista"/>
         <w:numPr>
           <w:ilvl w:val="0"/>
-          <w:numId w:val="22"/>
+          <w:numId w:val="6"/>
         </w:numPr>
       </w:pPr>
       <w:r>
@@ -3681,13 +3689,13 @@
           <w:b/>
           <w:bCs/>
         </w:rPr>
-        <w:t>Procesos de producción</w:t>
+        <w:t>Materias primas e insumos</w:t>
       </w:r>
       <w:r>
         <w:t xml:space="preserve">. </w:t>
       </w:r>
       <w:r>
-        <w:t>Organización del flujo de trabajo, separación entre productos crudos y cocidos y control de tiempos y temperaturas durante la elaboración.</w:t>
+        <w:t>Recepción, inspección y almacenamiento de ingredientes mediante control de temperatura, humedad y rotación PEPS para preservar su calidad.</w:t>
       </w:r>
     </w:p>
     <w:p>
@@ -3695,7 +3703,7 @@
         <w:pStyle w:val="Prrafodelista"/>
         <w:numPr>
           <w:ilvl w:val="0"/>
-          <w:numId w:val="22"/>
+          <w:numId w:val="6"/>
         </w:numPr>
       </w:pPr>
       <w:r>
@@ -3703,13 +3711,13 @@
           <w:b/>
           <w:bCs/>
         </w:rPr>
-        <w:t>Limpieza y desinfección</w:t>
+        <w:t>Procesos de producción</w:t>
       </w:r>
       <w:r>
         <w:t xml:space="preserve">. </w:t>
       </w:r>
       <w:r>
-        <w:t>Aplicación de POES documentados, utilización de productos autorizados y concentraciones adecuadas para garantizar superficies higiénicas.</w:t>
+        <w:t>Organización del flujo de trabajo, separación entre productos crudos y cocidos y control de tiempos y temperaturas durante la elaboración.</w:t>
       </w:r>
     </w:p>
     <w:p>
@@ -3717,7 +3725,29 @@
         <w:pStyle w:val="Prrafodelista"/>
         <w:numPr>
           <w:ilvl w:val="0"/>
-          <w:numId w:val="22"/>
+          <w:numId w:val="6"/>
+        </w:numPr>
+      </w:pPr>
+      <w:r>
+        <w:rPr>
+          <w:b/>
+          <w:bCs/>
+        </w:rPr>
+        <w:t>Limpieza y desinfección</w:t>
+      </w:r>
+      <w:r>
+        <w:t xml:space="preserve">. </w:t>
+      </w:r>
+      <w:r>
+        <w:t>Aplicación de POES documentados, utilización de productos autorizados y concentraciones adecuadas para garantizar superficies higiénicas.</w:t>
+      </w:r>
+    </w:p>
+    <w:p>
+      <w:pPr>
+        <w:pStyle w:val="Prrafodelista"/>
+        <w:numPr>
+          <w:ilvl w:val="0"/>
+          <w:numId w:val="6"/>
         </w:numPr>
       </w:pPr>
       <w:r>
@@ -4080,7 +4110,7 @@
           <w:b/>
           <w:bCs/>
         </w:rPr>
-        <w:t xml:space="preserve"> </w:t>
+        <w:t xml:space="preserve"> - </w:t>
       </w:r>
       <w:r>
         <w:rPr>
@@ -4131,6 +4161,13 @@
           <w:b/>
           <w:bCs/>
         </w:rPr>
+        <w:t xml:space="preserve">- </w:t>
+      </w:r>
+      <w:r>
+        <w:rPr>
+          <w:b/>
+          <w:bCs/>
+        </w:rPr>
         <w:t>Fortificación de la harina de trigo</w:t>
       </w:r>
     </w:p>
@@ -4158,6 +4195,13 @@
           <w:b/>
           <w:bCs/>
         </w:rPr>
+        <w:t xml:space="preserve"> -</w:t>
+      </w:r>
+      <w:r>
+        <w:rPr>
+          <w:b/>
+          <w:bCs/>
+        </w:rPr>
         <w:t xml:space="preserve"> </w:t>
       </w:r>
       <w:r>
@@ -4192,6 +4236,47 @@
           <w:b/>
           <w:bCs/>
         </w:rPr>
+        <w:t xml:space="preserve"> - </w:t>
+      </w:r>
+      <w:r>
+        <w:rPr>
+          <w:b/>
+          <w:bCs/>
+        </w:rPr>
+        <w:t>Etiquetado nutricional</w:t>
+      </w:r>
+    </w:p>
+    <w:p>
+      <w:r>
+        <w:t>Regulan la información nutricional y los sellos frontales de advertencia de los alimentos empacados, facilitando al consumidor una elección informada.</w:t>
+      </w:r>
+    </w:p>
+    <w:p>
+      <w:pPr>
+        <w:rPr>
+          <w:b/>
+          <w:bCs/>
+        </w:rPr>
+      </w:pPr>
+      <w:r>
+        <w:rPr>
+          <w:b/>
+          <w:bCs/>
+        </w:rPr>
+        <w:t>Resolución 5109 de 2005</w:t>
+      </w:r>
+      <w:r>
+        <w:rPr>
+          <w:b/>
+          <w:bCs/>
+        </w:rPr>
+        <w:t xml:space="preserve"> -</w:t>
+      </w:r>
+      <w:r>
+        <w:rPr>
+          <w:b/>
+          <w:bCs/>
+        </w:rPr>
         <w:t xml:space="preserve"> </w:t>
       </w:r>
       <w:r>
@@ -4199,27 +4284,27 @@
           <w:b/>
           <w:bCs/>
         </w:rPr>
-        <w:t>Etiquetado nutricional</w:t>
-      </w:r>
-    </w:p>
-    <w:p>
-      <w:r>
-        <w:t>Regulan la información nutricional y los sellos frontales de advertencia de los alimentos empacados, facilitando al consumidor una elección informada.</w:t>
-      </w:r>
-    </w:p>
-    <w:p>
-      <w:pPr>
-        <w:rPr>
-          <w:b/>
-          <w:bCs/>
-        </w:rPr>
-      </w:pPr>
-      <w:r>
-        <w:rPr>
-          <w:b/>
-          <w:bCs/>
-        </w:rPr>
-        <w:t>Resolución 5109 de 2005</w:t>
+        <w:t>Rotulado general de alimentos</w:t>
+      </w:r>
+    </w:p>
+    <w:p>
+      <w:r>
+        <w:t>Establece la información obligatoria del empaque, como ingredientes, alérgenos, lote, fecha de vencimiento y condiciones de conservación.</w:t>
+      </w:r>
+    </w:p>
+    <w:p>
+      <w:pPr>
+        <w:rPr>
+          <w:b/>
+          <w:bCs/>
+        </w:rPr>
+      </w:pPr>
+      <w:r>
+        <w:rPr>
+          <w:b/>
+          <w:bCs/>
+        </w:rPr>
+        <w:t>NTC 1363</w:t>
       </w:r>
       <w:r>
         <w:rPr>
@@ -4233,34 +4318,7 @@
           <w:b/>
           <w:bCs/>
         </w:rPr>
-        <w:t>Rotulado general de alimentos</w:t>
-      </w:r>
-    </w:p>
-    <w:p>
-      <w:r>
-        <w:t>Establece la información obligatoria del empaque, como ingredientes, alérgenos, lote, fecha de vencimiento y condiciones de conservación.</w:t>
-      </w:r>
-    </w:p>
-    <w:p>
-      <w:pPr>
-        <w:rPr>
-          <w:b/>
-          <w:bCs/>
-        </w:rPr>
-      </w:pPr>
-      <w:r>
-        <w:rPr>
-          <w:b/>
-          <w:bCs/>
-        </w:rPr>
-        <w:t>NTC 1363</w:t>
-      </w:r>
-      <w:r>
-        <w:rPr>
-          <w:b/>
-          <w:bCs/>
-        </w:rPr>
-        <w:t xml:space="preserve"> </w:t>
+        <w:t xml:space="preserve">- </w:t>
       </w:r>
       <w:r>
         <w:rPr>
@@ -4633,7 +4691,7 @@
         <w:pStyle w:val="Prrafodelista"/>
         <w:numPr>
           <w:ilvl w:val="0"/>
-          <w:numId w:val="23"/>
+          <w:numId w:val="7"/>
         </w:numPr>
       </w:pPr>
       <w:r>
@@ -4652,7 +4710,7 @@
         <w:pStyle w:val="Prrafodelista"/>
         <w:numPr>
           <w:ilvl w:val="0"/>
-          <w:numId w:val="23"/>
+          <w:numId w:val="7"/>
         </w:numPr>
       </w:pPr>
       <w:r>
@@ -4671,7 +4729,7 @@
         <w:pStyle w:val="Prrafodelista"/>
         <w:numPr>
           <w:ilvl w:val="0"/>
-          <w:numId w:val="23"/>
+          <w:numId w:val="7"/>
         </w:numPr>
       </w:pPr>
       <w:r>
@@ -4698,7 +4756,7 @@
         <w:pStyle w:val="Prrafodelista"/>
         <w:numPr>
           <w:ilvl w:val="0"/>
-          <w:numId w:val="23"/>
+          <w:numId w:val="7"/>
         </w:numPr>
       </w:pPr>
       <w:r>
@@ -4718,7 +4776,7 @@
         <w:pStyle w:val="Prrafodelista"/>
         <w:numPr>
           <w:ilvl w:val="0"/>
-          <w:numId w:val="23"/>
+          <w:numId w:val="7"/>
         </w:numPr>
       </w:pPr>
       <w:r>
@@ -4743,7 +4801,7 @@
         <w:pStyle w:val="Prrafodelista"/>
         <w:numPr>
           <w:ilvl w:val="0"/>
-          <w:numId w:val="23"/>
+          <w:numId w:val="7"/>
         </w:numPr>
       </w:pPr>
       <w:r>
@@ -4762,7 +4820,7 @@
         <w:pStyle w:val="Prrafodelista"/>
         <w:numPr>
           <w:ilvl w:val="0"/>
-          <w:numId w:val="23"/>
+          <w:numId w:val="7"/>
         </w:numPr>
       </w:pPr>
       <w:r>
@@ -4790,7 +4848,7 @@
         <w:pStyle w:val="Prrafodelista"/>
         <w:numPr>
           <w:ilvl w:val="0"/>
-          <w:numId w:val="23"/>
+          <w:numId w:val="7"/>
         </w:numPr>
       </w:pPr>
       <w:r>
@@ -4809,7 +4867,7 @@
         <w:pStyle w:val="Prrafodelista"/>
         <w:numPr>
           <w:ilvl w:val="0"/>
-          <w:numId w:val="23"/>
+          <w:numId w:val="7"/>
         </w:numPr>
       </w:pPr>
       <w:r>
@@ -4828,7 +4886,7 @@
         <w:pStyle w:val="Prrafodelista"/>
         <w:numPr>
           <w:ilvl w:val="0"/>
-          <w:numId w:val="23"/>
+          <w:numId w:val="7"/>
         </w:numPr>
       </w:pPr>
       <w:r>
@@ -4847,7 +4905,7 @@
         <w:pStyle w:val="Prrafodelista"/>
         <w:numPr>
           <w:ilvl w:val="0"/>
-          <w:numId w:val="23"/>
+          <w:numId w:val="7"/>
         </w:numPr>
       </w:pPr>
       <w:r>
@@ -4871,7 +4929,17 @@
         <w:t>El comportamiento permitido incluye</w:t>
       </w:r>
       <w:r>
-        <w:t xml:space="preserve">: hablar lo necesario para la coordinación del trabajo, beber agua únicamente de fuentes permitidas en áreas designadas, y usar los elementos de protección personal. </w:t>
+        <w:rPr>
+          <w:b/>
+          <w:bCs/>
+        </w:rPr>
+        <w:t xml:space="preserve">. </w:t>
+      </w:r>
+      <w:r>
+        <w:t>H</w:t>
+      </w:r>
+      <w:r>
+        <w:t xml:space="preserve">ablar lo necesario para la coordinación del trabajo, beber agua únicamente de fuentes permitidas en áreas designadas, y usar los elementos de protección personal. </w:t>
       </w:r>
     </w:p>
     <w:p>
@@ -4883,7 +4951,10 @@
         <w:t>El comportamiento prohibido comprende</w:t>
       </w:r>
       <w:r>
-        <w:t>: comer, beber (excepto agua), fumar, masticar chicle, estornudar o toser sin cubrirse, tocar cabello/cara/nariz/boca, usar teléfono móvil personal (fuente de contaminación cruzada), escupir, y almacenar objetos personales en el área de producción.</w:t>
+        <w:t>. C</w:t>
+      </w:r>
+      <w:r>
+        <w:t>omer, beber (excepto agua), fumar, masticar chicle, estornudar o toser sin cubrirse, tocar cabello/cara/nariz/boca, usar teléfono móvil personal (fuente de contaminación cruzada), escupir, y almacenar objetos personales en el área de producción.</w:t>
       </w:r>
     </w:p>
     <w:p>
@@ -4914,6 +4985,13 @@
           <w:bCs/>
         </w:rPr>
         <w:t>Momentos obligatorios de lavado de manos</w:t>
+      </w:r>
+      <w:r>
+        <w:rPr>
+          <w:b/>
+          <w:bCs/>
+        </w:rPr>
+        <w:t>:</w:t>
       </w:r>
     </w:p>
     <w:p>
@@ -4921,12 +4999,8 @@
         <w:pStyle w:val="Prrafodelista"/>
         <w:numPr>
           <w:ilvl w:val="0"/>
-          <w:numId w:val="24"/>
+          <w:numId w:val="8"/>
         </w:numPr>
-        <w:rPr>
-          <w:b/>
-          <w:bCs/>
-        </w:rPr>
       </w:pPr>
       <w:r>
         <w:rPr>
@@ -4935,8 +5009,20 @@
         </w:rPr>
         <w:t>Ingreso al área de producción</w:t>
       </w:r>
-    </w:p>
-    <w:p>
+      <w:r>
+        <w:rPr>
+          <w:b/>
+          <w:bCs/>
+        </w:rPr>
+        <w:t>.</w:t>
+      </w:r>
+      <w:r>
+        <w:rPr>
+          <w:b/>
+          <w:bCs/>
+        </w:rPr>
+        <w:t xml:space="preserve"> </w:t>
+      </w:r>
       <w:r>
         <w:t>Realice el lavado de manos antes de ingresar al área donde se elaboran los panes, garantizando el inicio de las actividades en condiciones higiénicas.</w:t>
       </w:r>
@@ -4946,12 +5032,8 @@
         <w:pStyle w:val="Prrafodelista"/>
         <w:numPr>
           <w:ilvl w:val="0"/>
-          <w:numId w:val="24"/>
+          <w:numId w:val="8"/>
         </w:numPr>
-        <w:rPr>
-          <w:b/>
-          <w:bCs/>
-        </w:rPr>
       </w:pPr>
       <w:r>
         <w:rPr>
@@ -4960,8 +5042,20 @@
         </w:rPr>
         <w:t>Después de ir al baño</w:t>
       </w:r>
-    </w:p>
-    <w:p>
+      <w:r>
+        <w:rPr>
+          <w:b/>
+          <w:bCs/>
+        </w:rPr>
+        <w:t>.</w:t>
+      </w:r>
+      <w:r>
+        <w:rPr>
+          <w:b/>
+          <w:bCs/>
+        </w:rPr>
+        <w:t xml:space="preserve"> </w:t>
+      </w:r>
       <w:r>
         <w:t>Lávese las manos inmediatamente después de utilizar los servicios sanitarios, antes de retomar cualquier actividad relacionada con la manipulación de alimentos.</w:t>
       </w:r>
@@ -4971,12 +5065,8 @@
         <w:pStyle w:val="Prrafodelista"/>
         <w:numPr>
           <w:ilvl w:val="0"/>
-          <w:numId w:val="24"/>
+          <w:numId w:val="8"/>
         </w:numPr>
-        <w:rPr>
-          <w:b/>
-          <w:bCs/>
-        </w:rPr>
       </w:pPr>
       <w:r>
         <w:rPr>
@@ -4986,8 +5076,20 @@
         <w:lastRenderedPageBreak/>
         <w:t>Después de manipular residuos</w:t>
       </w:r>
-    </w:p>
-    <w:p>
+      <w:r>
+        <w:rPr>
+          <w:b/>
+          <w:bCs/>
+        </w:rPr>
+        <w:t>.</w:t>
+      </w:r>
+      <w:r>
+        <w:rPr>
+          <w:b/>
+          <w:bCs/>
+        </w:rPr>
+        <w:t xml:space="preserve"> </w:t>
+      </w:r>
       <w:r>
         <w:t>Realice nuevamente el lavado de manos después de manipular residuos, recipientes de basura o cualquier material considerado contaminante.</w:t>
       </w:r>
@@ -4997,12 +5099,8 @@
         <w:pStyle w:val="Prrafodelista"/>
         <w:numPr>
           <w:ilvl w:val="0"/>
-          <w:numId w:val="24"/>
+          <w:numId w:val="8"/>
         </w:numPr>
-        <w:rPr>
-          <w:b/>
-          <w:bCs/>
-        </w:rPr>
       </w:pPr>
       <w:r>
         <w:rPr>
@@ -5011,8 +5109,20 @@
         </w:rPr>
         <w:t>Después de toser, estornudar o sonarse la nariz</w:t>
       </w:r>
-    </w:p>
-    <w:p>
+      <w:r>
+        <w:rPr>
+          <w:b/>
+          <w:bCs/>
+        </w:rPr>
+        <w:t>.</w:t>
+      </w:r>
+      <w:r>
+        <w:rPr>
+          <w:b/>
+          <w:bCs/>
+        </w:rPr>
+        <w:t xml:space="preserve"> </w:t>
+      </w:r>
       <w:r>
         <w:t>Si presenta tos, estornuda o utiliza pañuelos desechables, efectúe el lavado de manos antes de continuar con la preparación de los alimentos.</w:t>
       </w:r>
@@ -5022,12 +5132,8 @@
         <w:pStyle w:val="Prrafodelista"/>
         <w:numPr>
           <w:ilvl w:val="0"/>
-          <w:numId w:val="24"/>
+          <w:numId w:val="8"/>
         </w:numPr>
-        <w:rPr>
-          <w:b/>
-          <w:bCs/>
-        </w:rPr>
       </w:pPr>
       <w:r>
         <w:rPr>
@@ -5036,8 +5142,20 @@
         </w:rPr>
         <w:t>Cambio entre materias primas y producto listo para consumo</w:t>
       </w:r>
-    </w:p>
-    <w:p>
+      <w:r>
+        <w:rPr>
+          <w:b/>
+          <w:bCs/>
+        </w:rPr>
+        <w:t>.</w:t>
+      </w:r>
+      <w:r>
+        <w:rPr>
+          <w:b/>
+          <w:bCs/>
+        </w:rPr>
+        <w:t xml:space="preserve"> </w:t>
+      </w:r>
       <w:r>
         <w:t>Lávese las manos después de manipular harina, masa madre o masas sin hornear y antes de tocar pan horneado, utensilios limpios o superficies sanitizadas, evitando la contaminación cruzada.</w:t>
       </w:r>
@@ -5047,12 +5165,8 @@
         <w:pStyle w:val="Prrafodelista"/>
         <w:numPr>
           <w:ilvl w:val="0"/>
-          <w:numId w:val="24"/>
+          <w:numId w:val="8"/>
         </w:numPr>
-        <w:rPr>
-          <w:b/>
-          <w:bCs/>
-        </w:rPr>
       </w:pPr>
       <w:r>
         <w:rPr>
@@ -5061,8 +5175,20 @@
         </w:rPr>
         <w:t>Cambio de actividad</w:t>
       </w:r>
-    </w:p>
-    <w:p>
+      <w:r>
+        <w:rPr>
+          <w:b/>
+          <w:bCs/>
+        </w:rPr>
+        <w:t>.</w:t>
+      </w:r>
+      <w:r>
+        <w:rPr>
+          <w:b/>
+          <w:bCs/>
+        </w:rPr>
+        <w:t xml:space="preserve"> </w:t>
+      </w:r>
       <w:r>
         <w:t>Realice el lavado de manos cada vez que cambie de una operación a otra, por ejemplo, de amasar a moldear o de moldear a empacar.</w:t>
       </w:r>
@@ -5072,12 +5198,8 @@
         <w:pStyle w:val="Prrafodelista"/>
         <w:numPr>
           <w:ilvl w:val="0"/>
-          <w:numId w:val="24"/>
+          <w:numId w:val="8"/>
         </w:numPr>
-        <w:rPr>
-          <w:b/>
-          <w:bCs/>
-        </w:rPr>
       </w:pPr>
       <w:r>
         <w:rPr>
@@ -5086,23 +5208,32 @@
         </w:rPr>
         <w:t>Después de tocar superficies contaminadas</w:t>
       </w:r>
-    </w:p>
-    <w:p>
+      <w:r>
+        <w:rPr>
+          <w:b/>
+          <w:bCs/>
+        </w:rPr>
+        <w:t>.</w:t>
+      </w:r>
+      <w:r>
+        <w:rPr>
+          <w:b/>
+          <w:bCs/>
+        </w:rPr>
+        <w:t xml:space="preserve"> </w:t>
+      </w:r>
       <w:r>
         <w:t>Lávese las manos tras manipular teléfonos, dinero, manijas, interruptores o cualquier otra superficie potencialmente contaminada antes de volver a trabajar con alimentos.</w:t>
       </w:r>
     </w:p>
     <w:p>
       <w:r>
-        <w:t xml:space="preserve">El lavado de manos es una de las medidas más eficaces para prevenir la contaminación de los alimentos. Su realización en los momentos adecuados fortalece </w:t>
-      </w:r>
+        <w:t>El lavado de manos es una de las medidas más eficaces para prevenir la contaminación de los alimentos. Su realización en los momentos adecuados fortalece las Buenas Prácticas de Manufactura (BPM) y contribuye a garantizar la inocuidad de los panes elaborados con masa madre.</w:t>
+      </w:r>
+    </w:p>
+    <w:p>
       <w:r>
         <w:lastRenderedPageBreak/>
-        <w:t>las Buenas Prácticas de Manufactura (BPM) y contribuye a garantizar la inocuidad de los panes elaborados con masa madre.</w:t>
-      </w:r>
-    </w:p>
-    <w:p>
-      <w:r>
         <w:t>Pero el lavado de manos no es solo un paso, debe hacerse bajo una estricta técnica correcta, la cual será efectiva para la prevención de cualquier tipo de residuo o contaminación.</w:t>
       </w:r>
     </w:p>
@@ -5126,7 +5257,7 @@
         <w:pStyle w:val="Prrafodelista"/>
         <w:numPr>
           <w:ilvl w:val="0"/>
-          <w:numId w:val="24"/>
+          <w:numId w:val="8"/>
         </w:numPr>
         <w:rPr>
           <w:b/>
@@ -5142,6 +5273,9 @@
       </w:r>
     </w:p>
     <w:p>
+      <w:pPr>
+        <w:ind w:left="1416" w:firstLine="1"/>
+      </w:pPr>
       <w:r>
         <w:t>Moje las manos con agua tibia. Evite utilizar agua demasiado caliente, ya que puede irritar o resecar la piel.</w:t>
       </w:r>
@@ -5151,7 +5285,7 @@
         <w:pStyle w:val="Prrafodelista"/>
         <w:numPr>
           <w:ilvl w:val="0"/>
-          <w:numId w:val="24"/>
+          <w:numId w:val="8"/>
         </w:numPr>
         <w:rPr>
           <w:b/>
@@ -5167,6 +5301,9 @@
       </w:r>
     </w:p>
     <w:p>
+      <w:pPr>
+        <w:ind w:left="1416" w:firstLine="1"/>
+      </w:pPr>
       <w:r>
         <w:t>Deposite una cantidad suficiente de jabón líquido para cubrir completamente las manos y facilitar una limpieza eficaz.</w:t>
       </w:r>
@@ -5176,7 +5313,7 @@
         <w:pStyle w:val="Prrafodelista"/>
         <w:numPr>
           <w:ilvl w:val="0"/>
-          <w:numId w:val="24"/>
+          <w:numId w:val="8"/>
         </w:numPr>
         <w:rPr>
           <w:b/>
@@ -5192,6 +5329,9 @@
       </w:r>
     </w:p>
     <w:p>
+      <w:pPr>
+        <w:ind w:left="1416" w:firstLine="1"/>
+      </w:pPr>
       <w:r>
         <w:t>Frote las palmas, el dorso de las manos, los espacios entre los dedos, los nudillos, los pulgares y las uñas mediante movimientos de fricción durante el tiempo recomendado.</w:t>
       </w:r>
@@ -5201,7 +5341,7 @@
         <w:pStyle w:val="Prrafodelista"/>
         <w:numPr>
           <w:ilvl w:val="0"/>
-          <w:numId w:val="24"/>
+          <w:numId w:val="8"/>
         </w:numPr>
         <w:rPr>
           <w:b/>
@@ -5217,8 +5357,20 @@
       </w:r>
     </w:p>
     <w:p>
+      <w:pPr>
+        <w:ind w:left="1416" w:firstLine="1"/>
+      </w:pPr>
       <w:r>
         <w:t>Enjuague con abundante agua, permitiendo que esta fluya desde las muñecas hacia la punta de los dedos para retirar el jabón y las impurezas.</w:t>
+      </w:r>
+    </w:p>
+    <w:p>
+      <w:pPr>
+        <w:spacing w:before="0" w:after="160" w:line="259" w:lineRule="auto"/>
+        <w:ind w:firstLine="0"/>
+      </w:pPr>
+      <w:r>
+        <w:br w:type="page"/>
       </w:r>
     </w:p>
     <w:p>
@@ -5226,7 +5378,7 @@
         <w:pStyle w:val="Prrafodelista"/>
         <w:numPr>
           <w:ilvl w:val="0"/>
-          <w:numId w:val="24"/>
+          <w:numId w:val="8"/>
         </w:numPr>
         <w:rPr>
           <w:b/>
@@ -5243,6 +5395,9 @@
       </w:r>
     </w:p>
     <w:p>
+      <w:pPr>
+        <w:ind w:left="1416" w:firstLine="1"/>
+      </w:pPr>
       <w:r>
         <w:t>Seque completamente las manos utilizando una toalla de papel desechable, evitando restregar la piel para prevenir irritaciones.</w:t>
       </w:r>
@@ -5252,7 +5407,7 @@
         <w:pStyle w:val="Prrafodelista"/>
         <w:numPr>
           <w:ilvl w:val="0"/>
-          <w:numId w:val="24"/>
+          <w:numId w:val="8"/>
         </w:numPr>
         <w:rPr>
           <w:b/>
@@ -5268,6 +5423,9 @@
       </w:r>
     </w:p>
     <w:p>
+      <w:pPr>
+        <w:ind w:left="1416" w:firstLine="1"/>
+      </w:pPr>
       <w:r>
         <w:t>Utilice la misma toalla de papel para cerrar la llave del lavamanos, evitando el contacto directo con una superficie potencialmente contaminada.</w:t>
       </w:r>
@@ -5277,7 +5435,7 @@
         <w:pStyle w:val="Prrafodelista"/>
         <w:numPr>
           <w:ilvl w:val="0"/>
-          <w:numId w:val="24"/>
+          <w:numId w:val="8"/>
         </w:numPr>
         <w:rPr>
           <w:b/>
@@ -5293,6 +5451,9 @@
       </w:r>
     </w:p>
     <w:p>
+      <w:pPr>
+        <w:ind w:left="1416" w:firstLine="1"/>
+      </w:pPr>
       <w:r>
         <w:t>Deposite la toalla de papel en un recipiente con tapa y continúe las actividades únicamente cuando las manos estén completamente limpias y secas.</w:t>
       </w:r>
@@ -5348,7 +5509,7 @@
         <w:pStyle w:val="Prrafodelista"/>
         <w:numPr>
           <w:ilvl w:val="0"/>
-          <w:numId w:val="24"/>
+          <w:numId w:val="8"/>
         </w:numPr>
       </w:pPr>
       <w:r>
@@ -5370,7 +5531,7 @@
         <w:pStyle w:val="Prrafodelista"/>
         <w:numPr>
           <w:ilvl w:val="0"/>
-          <w:numId w:val="24"/>
+          <w:numId w:val="8"/>
         </w:numPr>
       </w:pPr>
       <w:r>
@@ -5392,7 +5553,7 @@
         <w:pStyle w:val="Prrafodelista"/>
         <w:numPr>
           <w:ilvl w:val="0"/>
-          <w:numId w:val="24"/>
+          <w:numId w:val="8"/>
         </w:numPr>
       </w:pPr>
       <w:r>
@@ -5415,7 +5576,7 @@
         <w:pStyle w:val="Prrafodelista"/>
         <w:numPr>
           <w:ilvl w:val="0"/>
-          <w:numId w:val="24"/>
+          <w:numId w:val="8"/>
         </w:numPr>
       </w:pPr>
       <w:r>
@@ -5437,7 +5598,7 @@
         <w:pStyle w:val="Prrafodelista"/>
         <w:numPr>
           <w:ilvl w:val="0"/>
-          <w:numId w:val="24"/>
+          <w:numId w:val="8"/>
         </w:numPr>
       </w:pPr>
       <w:r>
@@ -5479,7 +5640,7 @@
         <w:pStyle w:val="Prrafodelista"/>
         <w:numPr>
           <w:ilvl w:val="0"/>
-          <w:numId w:val="25"/>
+          <w:numId w:val="9"/>
         </w:numPr>
       </w:pPr>
       <w:r>
@@ -5491,7 +5652,7 @@
         <w:pStyle w:val="Prrafodelista"/>
         <w:numPr>
           <w:ilvl w:val="0"/>
-          <w:numId w:val="25"/>
+          <w:numId w:val="9"/>
         </w:numPr>
       </w:pPr>
       <w:r>
@@ -5503,7 +5664,7 @@
         <w:pStyle w:val="Prrafodelista"/>
         <w:numPr>
           <w:ilvl w:val="0"/>
-          <w:numId w:val="25"/>
+          <w:numId w:val="9"/>
         </w:numPr>
       </w:pPr>
       <w:r>
@@ -5515,7 +5676,7 @@
         <w:pStyle w:val="Prrafodelista"/>
         <w:numPr>
           <w:ilvl w:val="0"/>
-          <w:numId w:val="25"/>
+          <w:numId w:val="9"/>
         </w:numPr>
       </w:pPr>
       <w:r>
@@ -5527,7 +5688,7 @@
         <w:pStyle w:val="Prrafodelista"/>
         <w:numPr>
           <w:ilvl w:val="0"/>
-          <w:numId w:val="25"/>
+          <w:numId w:val="9"/>
         </w:numPr>
       </w:pPr>
       <w:r>
@@ -5539,7 +5700,7 @@
         <w:pStyle w:val="Prrafodelista"/>
         <w:numPr>
           <w:ilvl w:val="0"/>
-          <w:numId w:val="25"/>
+          <w:numId w:val="9"/>
         </w:numPr>
       </w:pPr>
       <w:r>
@@ -5611,11 +5772,6 @@
     </w:p>
     <w:p>
       <w:pPr>
-        <w:pStyle w:val="Prrafodelista"/>
-        <w:numPr>
-          <w:ilvl w:val="0"/>
-          <w:numId w:val="26"/>
-        </w:numPr>
         <w:rPr>
           <w:b/>
           <w:bCs/>
@@ -5942,11 +6098,6 @@
     </w:p>
     <w:p>
       <w:pPr>
-        <w:pStyle w:val="Prrafodelista"/>
-        <w:numPr>
-          <w:ilvl w:val="0"/>
-          <w:numId w:val="26"/>
-        </w:numPr>
         <w:rPr>
           <w:b/>
           <w:bCs/>
@@ -6239,11 +6390,6 @@
     </w:p>
     <w:p>
       <w:pPr>
-        <w:pStyle w:val="Prrafodelista"/>
-        <w:numPr>
-          <w:ilvl w:val="0"/>
-          <w:numId w:val="26"/>
-        </w:numPr>
         <w:rPr>
           <w:b/>
           <w:bCs/>
@@ -6407,7 +6553,13 @@
               <w:spacing w:line="360" w:lineRule="auto"/>
             </w:pPr>
             <w:r>
-              <w:t>Cocción a &gt;94 °C interna, enfriamiento rápido, refrigeración de masas</w:t>
+              <w:t>Cocción a &gt;</w:t>
+            </w:r>
+            <w:r>
+              <w:t xml:space="preserve"> </w:t>
+            </w:r>
+            <w:r>
+              <w:t>94 °C interna, enfriamiento rápido, refrigeración de masas</w:t>
             </w:r>
           </w:p>
         </w:tc>
@@ -6750,7 +6902,7 @@
         <w:pStyle w:val="Prrafodelista"/>
         <w:numPr>
           <w:ilvl w:val="0"/>
-          <w:numId w:val="26"/>
+          <w:numId w:val="10"/>
         </w:numPr>
       </w:pPr>
       <w:r>
@@ -6772,7 +6924,7 @@
         <w:pStyle w:val="Prrafodelista"/>
         <w:numPr>
           <w:ilvl w:val="0"/>
-          <w:numId w:val="26"/>
+          <w:numId w:val="10"/>
         </w:numPr>
       </w:pPr>
       <w:r>
@@ -6794,7 +6946,7 @@
         <w:pStyle w:val="Prrafodelista"/>
         <w:numPr>
           <w:ilvl w:val="0"/>
-          <w:numId w:val="26"/>
+          <w:numId w:val="10"/>
         </w:numPr>
       </w:pPr>
       <w:r>
@@ -6816,7 +6968,7 @@
         <w:pStyle w:val="Prrafodelista"/>
         <w:numPr>
           <w:ilvl w:val="0"/>
-          <w:numId w:val="26"/>
+          <w:numId w:val="10"/>
         </w:numPr>
       </w:pPr>
       <w:r>
@@ -6838,7 +6990,7 @@
         <w:pStyle w:val="Prrafodelista"/>
         <w:numPr>
           <w:ilvl w:val="0"/>
-          <w:numId w:val="26"/>
+          <w:numId w:val="10"/>
         </w:numPr>
       </w:pPr>
       <w:r>
@@ -6903,7 +7055,21 @@
           <w:b/>
           <w:bCs/>
         </w:rPr>
-        <w:t>Separación física de procesos (crudo vs cocido)</w:t>
+        <w:t>Separación física de procesos (crudo vs</w:t>
+      </w:r>
+      <w:r>
+        <w:rPr>
+          <w:b/>
+          <w:bCs/>
+        </w:rPr>
+        <w:t>.</w:t>
+      </w:r>
+      <w:r>
+        <w:rPr>
+          <w:b/>
+          <w:bCs/>
+        </w:rPr>
+        <w:t xml:space="preserve"> cocido)</w:t>
       </w:r>
     </w:p>
     <w:p>
@@ -6916,18 +7082,14 @@
         <w:pStyle w:val="Prrafodelista"/>
         <w:numPr>
           <w:ilvl w:val="0"/>
-          <w:numId w:val="27"/>
+          <w:numId w:val="11"/>
         </w:numPr>
       </w:pPr>
       <w:r>
-        <w:rPr>
-          <w:b/>
-          <w:bCs/>
-        </w:rPr>
-        <w:t>Zona sucia (o zona de materias primas y masas crudas)</w:t>
-      </w:r>
-      <w:r>
-        <w:t>: donde se recibe la harina, se pesan los ingredientes, se amasa y se fermenta.</w:t>
+        <w:t>Zona sucia (o zona de materias primas y masas crudas): donde</w:t>
+      </w:r>
+      <w:r>
+        <w:t xml:space="preserve"> se recibe la harina, se pesan los ingredientes, se amasa y se fermenta.</w:t>
       </w:r>
     </w:p>
     <w:p>
@@ -6935,18 +7097,14 @@
         <w:pStyle w:val="Prrafodelista"/>
         <w:numPr>
           <w:ilvl w:val="0"/>
-          <w:numId w:val="27"/>
+          <w:numId w:val="11"/>
         </w:numPr>
       </w:pPr>
       <w:r>
-        <w:rPr>
-          <w:b/>
-          <w:bCs/>
-        </w:rPr>
-        <w:t>Zona limpia (o zona de producto terminado)</w:t>
-      </w:r>
-      <w:r>
-        <w:t>: donde se enfría, empaca y almacena el pan horneado.</w:t>
+        <w:t>Zona limpia (o zona de producto terminado): donde</w:t>
+      </w:r>
+      <w:r>
+        <w:t xml:space="preserve"> se enfría, empaca y almacena el pan horneado.</w:t>
       </w:r>
     </w:p>
     <w:p>
@@ -6996,7 +7154,7 @@
         <w:pStyle w:val="Prrafodelista"/>
         <w:numPr>
           <w:ilvl w:val="0"/>
-          <w:numId w:val="29"/>
+          <w:numId w:val="12"/>
         </w:numPr>
         <w:rPr>
           <w:b/>
@@ -7010,13 +7168,16 @@
         </w:rPr>
         <w:t>Utensilios para masas crudas</w:t>
       </w:r>
-      <w:r>
-        <w:rPr>
-          <w:b/>
-          <w:bCs/>
-        </w:rPr>
-        <w:t xml:space="preserve"> - </w:t>
-      </w:r>
+    </w:p>
+    <w:p>
+      <w:pPr>
+        <w:pStyle w:val="Prrafodelista"/>
+        <w:ind w:left="1429" w:firstLine="0"/>
+        <w:rPr>
+          <w:b/>
+          <w:bCs/>
+        </w:rPr>
+      </w:pPr>
       <w:r>
         <w:rPr>
           <w:b/>
@@ -7026,6 +7187,9 @@
       </w:r>
     </w:p>
     <w:p>
+      <w:pPr>
+        <w:ind w:left="1416" w:firstLine="1"/>
+      </w:pPr>
       <w:r>
         <w:t>Se destinan exclusivamente a la manipulación de masas antes del horneado. Su uso exclusivo evita que microorganismos presentes en materias primas entren en contacto con productos listos para el consumo.</w:t>
       </w:r>
@@ -7035,7 +7199,7 @@
         <w:pStyle w:val="Prrafodelista"/>
         <w:numPr>
           <w:ilvl w:val="0"/>
-          <w:numId w:val="29"/>
+          <w:numId w:val="12"/>
         </w:numPr>
         <w:rPr>
           <w:b/>
@@ -7049,13 +7213,16 @@
         </w:rPr>
         <w:t>Utensilios para pan horneado</w:t>
       </w:r>
-      <w:r>
-        <w:rPr>
-          <w:b/>
-          <w:bCs/>
-        </w:rPr>
-        <w:t xml:space="preserve"> - </w:t>
-      </w:r>
+    </w:p>
+    <w:p>
+      <w:pPr>
+        <w:pStyle w:val="Prrafodelista"/>
+        <w:ind w:left="1429" w:firstLine="0"/>
+        <w:rPr>
+          <w:b/>
+          <w:bCs/>
+        </w:rPr>
+      </w:pPr>
       <w:r>
         <w:rPr>
           <w:b/>
@@ -7065,6 +7232,9 @@
       </w:r>
     </w:p>
     <w:p>
+      <w:pPr>
+        <w:ind w:left="1416" w:firstLine="1"/>
+      </w:pPr>
       <w:r>
         <w:t>Se utilizan únicamente para manipular panes ya horneados o productos listos para el consumo. No deben emplearse nuevamente sobre masas crudas.</w:t>
       </w:r>
@@ -7074,7 +7244,7 @@
         <w:pStyle w:val="Prrafodelista"/>
         <w:numPr>
           <w:ilvl w:val="0"/>
-          <w:numId w:val="29"/>
+          <w:numId w:val="12"/>
         </w:numPr>
         <w:rPr>
           <w:b/>
@@ -7088,13 +7258,16 @@
         </w:rPr>
         <w:t>Implementos de limpieza</w:t>
       </w:r>
-      <w:r>
-        <w:rPr>
-          <w:b/>
-          <w:bCs/>
-        </w:rPr>
-        <w:t xml:space="preserve"> - </w:t>
-      </w:r>
+    </w:p>
+    <w:p>
+      <w:pPr>
+        <w:pStyle w:val="Prrafodelista"/>
+        <w:ind w:left="1429" w:firstLine="0"/>
+        <w:rPr>
+          <w:b/>
+          <w:bCs/>
+        </w:rPr>
+      </w:pPr>
       <w:r>
         <w:rPr>
           <w:b/>
@@ -7104,6 +7277,9 @@
       </w:r>
     </w:p>
     <w:p>
+      <w:pPr>
+        <w:ind w:left="1416" w:firstLine="1"/>
+      </w:pPr>
       <w:r>
         <w:t>Corresponde a escobas, cepillos y demás implementos destinados a la limpieza. Estos elementos nunca deben utilizarse para manipular alimentos.</w:t>
       </w:r>
@@ -7117,21 +7293,36 @@
         <w:t>Importante</w:t>
       </w:r>
       <w:r>
-        <w:t>: la codificación por colores puede variar entre establecimientos. Lo importante es que cada empresa defina un sistema de identificación, lo documente y garantice que todo el personal lo conozca y lo aplique correctamente.</w:t>
-      </w:r>
-    </w:p>
-    <w:p>
-      <w:r>
+        <w:t>. L</w:t>
+      </w:r>
+      <w:r>
+        <w:t>a codificación por colores puede variar entre establecimientos. Lo importante es que cada empresa defina un sistema de identificación, lo documente y garantice que todo el personal lo conozca y lo aplique correctamente.</w:t>
+      </w:r>
+    </w:p>
+    <w:p>
+      <w:r>
+        <w:lastRenderedPageBreak/>
         <w:t>Lo invitamos a consultar el siguiente pódcast para profundizar sobre los procedimientos de limpieza, desinfección y registro en la panadería de masa madre.</w:t>
       </w:r>
     </w:p>
     <w:p>
       <w:pPr>
-        <w:spacing w:before="0" w:after="160" w:line="259" w:lineRule="auto"/>
-        <w:ind w:firstLine="0"/>
-      </w:pPr>
-      <w:r>
-        <w:br w:type="page"/>
+        <w:rPr>
+          <w:b/>
+          <w:bCs/>
+        </w:rPr>
+      </w:pPr>
+      <w:r>
+        <w:rPr>
+          <w:b/>
+          <w:bCs/>
+        </w:rPr>
+        <w:t>¿Sabías qué?</w:t>
+      </w:r>
+    </w:p>
+    <w:p>
+      <w:r>
+        <w:t>Lo invitamos al siguiente pódcast:</w:t>
       </w:r>
     </w:p>
     <w:tbl>
@@ -7162,7 +7353,6 @@
                 <w:b/>
                 <w:bCs/>
               </w:rPr>
-              <w:lastRenderedPageBreak/>
               <w:t xml:space="preserve">Transcripción del pódcast. </w:t>
             </w:r>
             <w:r>
@@ -7239,6 +7429,7 @@
                 <w:b/>
                 <w:bCs/>
               </w:rPr>
+              <w:lastRenderedPageBreak/>
               <w:t>Hombre:</w:t>
             </w:r>
             <w:r>
@@ -7249,11 +7440,7 @@
               <w:t xml:space="preserve"> </w:t>
             </w:r>
             <w:r>
-              <w:t xml:space="preserve">en este contexto aparecen las Buenas Prácticas de Manufactura, conocidas como BPM. Se trata de un conjunto de normas que orientan el trabajo higiénico y organizado dentro de una panadería. Su propósito principal es proteger la </w:t>
-            </w:r>
-            <w:r>
-              <w:lastRenderedPageBreak/>
-              <w:t>salud del consumidor, asegurando que los alimentos no representen un riesgo durante su elaboración, almacenamiento y comercialización.</w:t>
+              <w:t>en este contexto aparecen las Buenas Prácticas de Manufactura, conocidas como BPM. Se trata de un conjunto de normas que orientan el trabajo higiénico y organizado dentro de una panadería. Su propósito principal es proteger la salud del consumidor, asegurando que los alimentos no representen un riesgo durante su elaboración, almacenamiento y comercialización.</w:t>
             </w:r>
           </w:p>
           <w:p>
@@ -7331,7 +7518,11 @@
               <w:t xml:space="preserve"> </w:t>
             </w:r>
             <w:r>
-              <w:t>para evitarlo, las áreas de trabajo deben permanecer claramente separadas. Por un lado, está la zona donde se manipulan las masas crudas y, por otro, la zona destinada al pan ya horneado. Además, el proceso siempre debe seguir una única dirección, evitando que los productos terminados regresen hacia las áreas de preparación.</w:t>
+              <w:t xml:space="preserve">para evitarlo, las áreas de trabajo deben permanecer claramente separadas. Por un lado, está la zona donde se manipulan las masas crudas y, por otro, </w:t>
+            </w:r>
+            <w:r>
+              <w:lastRenderedPageBreak/>
+              <w:t>la zona destinada al pan ya horneado. Además, el proceso siempre debe seguir una única dirección, evitando que los productos terminados regresen hacia las áreas de preparación.</w:t>
             </w:r>
           </w:p>
           <w:p>
@@ -7340,11 +7531,73 @@
                 <w:b/>
                 <w:bCs/>
               </w:rPr>
+              <w:t>Mujer:</w:t>
+            </w:r>
+            <w:r>
+              <w:t xml:space="preserve"> una estrategia muy práctica consiste en utilizar un sistema de colores para los utensilios. Por ejemplo, el color verde puede destinarse a la manipulación de masa cruda, el rojo al pan horneado y el azul exclusivamente para las labores de limpieza. Esta organización reduce significativamente el riesgo de contaminación.</w:t>
+            </w:r>
+          </w:p>
+          <w:p>
+            <w:r>
+              <w:rPr>
+                <w:b/>
+                <w:bCs/>
+              </w:rPr>
+              <w:t>Hombre:</w:t>
+            </w:r>
+            <w:r>
+              <w:rPr>
+                <w:b/>
+                <w:bCs/>
+              </w:rPr>
+              <w:t xml:space="preserve"> </w:t>
+            </w:r>
+            <w:r>
+              <w:t>junto con las BPM encontramos los Procedimientos Operativos Estandarizados de Saneamiento, o POES. Estos documentos describen paso a paso cómo deben limpiarse y desinfectarse los equipos, utensilios y superficies utilizados durante la producción.</w:t>
+            </w:r>
+          </w:p>
+          <w:p>
+            <w:r>
+              <w:rPr>
+                <w:b/>
+                <w:bCs/>
+              </w:rPr>
+              <w:t>Mujer:</w:t>
+            </w:r>
+            <w:r>
+              <w:t xml:space="preserve"> y aquí es importante aclarar una diferencia que suele generar confusión: limpiar no es lo mismo que desinfectar. La limpieza elimina la suciedad visible, mientras que la desinfección destruye los microorganismos que podrían permanecer sobre las superficies. Por eso, la secuencia correcta siempre será primero limpiar y después desinfectar.</w:t>
+            </w:r>
+          </w:p>
+          <w:p>
+            <w:r>
+              <w:rPr>
+                <w:b/>
+                <w:bCs/>
+              </w:rPr>
+              <w:t>Hombre:</w:t>
+            </w:r>
+            <w:r>
+              <w:rPr>
+                <w:b/>
+                <w:bCs/>
+              </w:rPr>
+              <w:t xml:space="preserve"> </w:t>
+            </w:r>
+            <w:r>
+              <w:t>tomemos como ejemplo una amasadora. El procedimiento incluye un prelavado para retirar residuos, luego el lavado con detergente neutro, el enjuague, la desinfección con una solución de cloro a 100 partes por millón durante cinco minutos, un nuevo enjuague y, finalmente, el secado. Cada paso tiene un propósito específico y no debe omitirse.</w:t>
+            </w:r>
+          </w:p>
+          <w:p>
+            <w:r>
+              <w:rPr>
+                <w:b/>
+                <w:bCs/>
+              </w:rPr>
               <w:lastRenderedPageBreak/>
               <w:t>Mujer:</w:t>
             </w:r>
             <w:r>
-              <w:t xml:space="preserve"> una estrategia muy práctica consiste en utilizar un sistema de colores para los utensilios. Por ejemplo, el color verde puede destinarse a la manipulación de masa cruda, el rojo al pan horneado y el azul exclusivamente para las labores de limpieza. Esta organización reduce significativamente el riesgo de contaminación.</w:t>
+              <w:t xml:space="preserve"> en el caso del horno, el procedimiento cambia un poco. Después de retirar los residuos visibles, la desinfección se realiza mediante calor, encendiendo el horno a 200 grados centígrados durante treinta minutos; y así los procedimientos se adaptan a las características de cada equipo.</w:t>
             </w:r>
           </w:p>
           <w:p>
@@ -7363,7 +7616,7 @@
               <w:t xml:space="preserve"> </w:t>
             </w:r>
             <w:r>
-              <w:t>junto con las BPM encontramos los Procedimientos Operativos Estandarizados de Saneamiento, o POES. Estos documentos describen paso a paso cómo deben limpiarse y desinfectarse los equipos, utensilios y superficies utilizados durante la producción.</w:t>
+              <w:t>otro factor determinante es el control de la temperatura. Entre 5 °C y 60 °C se encuentra la llamada zona de peligro, donde las bacterias pueden multiplicarse rápidamente. Como la fermentación de la masa madre ocurre dentro de ese rango, es importante que el tiempo de permanencia a temperatura ambiente no supere las cuatro horas. Cuando se requiere una fermentación más prolongada, lo recomendable es realizarla bajo refrigeración.</w:t>
             </w:r>
           </w:p>
           <w:p>
@@ -7375,7 +7628,7 @@
               <w:t>Mujer:</w:t>
             </w:r>
             <w:r>
-              <w:t xml:space="preserve"> y aquí es importante aclarar una diferencia que suele generar confusión: limpiar no es lo mismo que desinfectar. La limpieza elimina la suciedad visible, mientras que la desinfección destruye los microorganismos que podrían permanecer sobre las superficies. Por eso, la secuencia correcta siempre será primero limpiar y después desinfectar.</w:t>
+              <w:t xml:space="preserve"> después del horneado también es necesario controlar el enfriamiento. El pan debe pasar de 60 °C a 20 °C en menos de dos horas, evitando que permanezca demasiado tiempo en condiciones favorables para el crecimiento de microorganismos.</w:t>
             </w:r>
           </w:p>
           <w:p>
@@ -7394,7 +7647,7 @@
               <w:t xml:space="preserve"> </w:t>
             </w:r>
             <w:r>
-              <w:t>tomemos como ejemplo una amasadora. El procedimiento incluye un prelavado para retirar residuos, luego el lavado con detergente neutro, el enjuague, la desinfección con una solución de cloro a 100 partes por millón durante cinco minutos, un nuevo enjuague y, finalmente, el secado. Cada paso tiene un propósito específico y no debe omitirse.</w:t>
+              <w:t>y finalmente, llegamos a un aspecto que muchas veces parece secundario, pero que resulta esencial: los registros. Documentar cada procedimiento permite demostrar que las actividades realmente se realizaron y facilita el seguimiento de los procesos dentro de la panadería.</w:t>
             </w:r>
           </w:p>
           <w:p>
@@ -7406,11 +7659,11 @@
               <w:t>Mujer:</w:t>
             </w:r>
             <w:r>
-              <w:t xml:space="preserve"> en el caso del horno, el procedimiento cambia un poco. Después de retirar los residuos visibles, la desinfección se realiza mediante calor, encendiendo el </w:t>
+              <w:t xml:space="preserve"> entre los formatos más utilizados se encuentran el FR-LIMP-01 para registrar la limpieza de equipos, el FR-DES-02 para la preparación de soluciones </w:t>
             </w:r>
             <w:r>
               <w:lastRenderedPageBreak/>
-              <w:t>horno a 200 grados centígrados durante treinta minutos; y así los procedimientos se adaptan a las características de cada equipo.</w:t>
+              <w:t xml:space="preserve">desinfectantes, el FR-HIG-03 para la higiene del personal y el FR-PLAG-04 para el control de plagas. </w:t>
             </w:r>
           </w:p>
           <w:p>
@@ -7429,7 +7682,7 @@
               <w:t xml:space="preserve"> </w:t>
             </w:r>
             <w:r>
-              <w:t>otro factor determinante es el control de la temperatura. Entre 5 °C y 60 °C se encuentra la llamada zona de peligro, donde las bacterias pueden multiplicarse rápidamente. Como la fermentación de la masa madre ocurre dentro de ese rango, es importante que el tiempo de permanencia a temperatura ambiente no supere las cuatro horas. Cuando se requiere una fermentación más prolongada, lo recomendable es realizarla bajo refrigeración.</w:t>
+              <w:t>estos registros deben diligenciarse en el momento, con tinta azul o negra, sin utilizar corrector y conservarse durante al menos dos años. Los registros son la evidencia de que la limpieza, la desinfección y los controles realmente forman parte de la operación diaria y no son solo una intención.</w:t>
             </w:r>
           </w:p>
           <w:p>
@@ -7441,38 +7694,36 @@
               <w:t>Mujer:</w:t>
             </w:r>
             <w:r>
-              <w:t xml:space="preserve"> después del horneado también es necesario controlar el enfriamiento. El pan debe pasar de 60 °C a 20 °C en menos de dos horas, evitando que permanezca demasiado tiempo en condiciones favorables para el crecimiento de microorganismos.</w:t>
-            </w:r>
-          </w:p>
-          <w:p>
-            <w:r>
               <w:rPr>
                 <w:b/>
                 <w:bCs/>
               </w:rPr>
-              <w:t>Hombre:</w:t>
-            </w:r>
+              <w:t xml:space="preserve"> </w:t>
+            </w:r>
+            <w:r>
+              <w:t>c</w:t>
+            </w:r>
+            <w:r>
+              <w:t xml:space="preserve">omo hemos visto, producir pan artesanal de masa madre implica mucho más que dominar la formulación de la receta o controlar la fermentación… </w:t>
+            </w:r>
+          </w:p>
+          <w:p>
             <w:r>
               <w:rPr>
                 <w:b/>
                 <w:bCs/>
               </w:rPr>
-              <w:t xml:space="preserve"> </w:t>
-            </w:r>
-            <w:r>
-              <w:t>y finalmente, llegamos a un aspecto que muchas veces parece secundario, pero que resulta esencial: los registros. Documentar cada procedimiento permite demostrar que las actividades realmente se realizaron y facilita el seguimiento de los procesos dentro de la panadería.</w:t>
-            </w:r>
-          </w:p>
-          <w:p>
+              <w:t>Hombre:</w:t>
+            </w:r>
             <w:r>
               <w:rPr>
                 <w:b/>
                 <w:bCs/>
               </w:rPr>
-              <w:t>Mujer:</w:t>
-            </w:r>
-            <w:r>
-              <w:t xml:space="preserve"> entre los formatos más utilizados se encuentran el FR-LIMP-01 para registrar la limpieza de equipos, el FR-DES-02 para la preparación de soluciones desinfectantes, el FR-HIG-03 para la higiene del personal y el FR-PLAG-04 para el control de plagas. </w:t>
+              <w:t xml:space="preserve"> </w:t>
+            </w:r>
+            <w:r>
+              <w:t>...las Buenas Prácticas de Manufactura, los Procedimientos Operativos Estandarizados de Saneamiento, el control de la contaminación cruzada, la gestión de la temperatura y el adecuado registro de las actividades son elementos esenciales para garantizar la inocuidad y la calidad del producto.</w:t>
             </w:r>
           </w:p>
           <w:p>
@@ -7481,86 +7732,25 @@
                 <w:b/>
                 <w:bCs/>
               </w:rPr>
-              <w:lastRenderedPageBreak/>
-              <w:t>Hombre:</w:t>
-            </w:r>
+              <w:t>Mujer:</w:t>
+            </w:r>
+            <w:r>
+              <w:t xml:space="preserve"> y es que, en definitiva, una panadería que trabaja con procesos de limpieza, desinfección y registro bien establecidos no solo cumple con la normatividad vigente, sino que también fortalece la confianza de sus clientes y protege la reputación de su negocio. </w:t>
+            </w:r>
+          </w:p>
+          <w:p>
             <w:r>
               <w:rPr>
                 <w:b/>
                 <w:bCs/>
               </w:rPr>
-              <w:t xml:space="preserve"> </w:t>
-            </w:r>
-            <w:r>
-              <w:t>estos registros deben diligenciarse en el momento, con tinta azul o negra, sin utilizar corrector y conservarse durante al menos dos años. Los registros son la evidencia de que la limpieza, la desinfección y los controles realmente forman parte de la operación diaria y no son solo una intención.</w:t>
-            </w:r>
-          </w:p>
-          <w:p>
+              <w:t>Hombre:</w:t>
+            </w:r>
             <w:r>
               <w:rPr>
                 <w:b/>
                 <w:bCs/>
               </w:rPr>
-              <w:t>Mujer:</w:t>
-            </w:r>
-            <w:r>
-              <w:rPr>
-                <w:b/>
-                <w:bCs/>
-              </w:rPr>
-              <w:t xml:space="preserve"> </w:t>
-            </w:r>
-            <w:r>
-              <w:t>c</w:t>
-            </w:r>
-            <w:r>
-              <w:t xml:space="preserve">omo hemos visto, producir pan artesanal de masa madre implica mucho más que dominar la formulación de la receta o controlar la fermentación… </w:t>
-            </w:r>
-          </w:p>
-          <w:p>
-            <w:r>
-              <w:rPr>
-                <w:b/>
-                <w:bCs/>
-              </w:rPr>
-              <w:t>Hombre:</w:t>
-            </w:r>
-            <w:r>
-              <w:rPr>
-                <w:b/>
-                <w:bCs/>
-              </w:rPr>
-              <w:t xml:space="preserve"> </w:t>
-            </w:r>
-            <w:r>
-              <w:t>...las Buenas Prácticas de Manufactura, los Procedimientos Operativos Estandarizados de Saneamiento, el control de la contaminación cruzada, la gestión de la temperatura y el adecuado registro de las actividades son elementos esenciales para garantizar la inocuidad y la calidad del producto.</w:t>
-            </w:r>
-          </w:p>
-          <w:p>
-            <w:r>
-              <w:rPr>
-                <w:b/>
-                <w:bCs/>
-              </w:rPr>
-              <w:t>Mujer:</w:t>
-            </w:r>
-            <w:r>
-              <w:t xml:space="preserve"> y es que, en definitiva, una panadería que trabaja con procesos de limpieza, desinfección y registro bien establecidos no solo cumple con la normatividad vigente, sino que también fortalece la confianza de sus clientes y protege la reputación de su negocio. </w:t>
-            </w:r>
-          </w:p>
-          <w:p>
-            <w:r>
-              <w:rPr>
-                <w:b/>
-                <w:bCs/>
-              </w:rPr>
-              <w:t>Hombre:</w:t>
-            </w:r>
-            <w:r>
-              <w:rPr>
-                <w:b/>
-                <w:bCs/>
-              </w:rPr>
               <w:t xml:space="preserve"> </w:t>
             </w:r>
             <w:r>
@@ -7577,6 +7767,14 @@
           <w:bCs/>
         </w:rPr>
       </w:pPr>
+    </w:p>
+    <w:p>
+      <w:pPr>
+        <w:rPr>
+          <w:b/>
+          <w:bCs/>
+        </w:rPr>
+      </w:pPr>
       <w:r>
         <w:rPr>
           <w:b/>
@@ -7588,11 +7786,7 @@
     </w:p>
     <w:p>
       <w:r>
-        <w:t xml:space="preserve">Este elemento indica que el área de trabajo debe ser diseñada bajo un estricto orden de producción unidireccional, es decir, que cada paso debe ir hacia adelante y </w:t>
-      </w:r>
-      <w:r>
-        <w:lastRenderedPageBreak/>
-        <w:t>nunca retroceder, este principio cumple con el correcto proceso en la elaboración de panes con masa madre.</w:t>
+        <w:t>Este elemento indica que el área de trabajo debe ser diseñada bajo un estricto orden de producción unidireccional, es decir, que cada paso debe ir hacia adelante y nunca retroceder, este principio cumple con el correcto proceso en la elaboración de panes con masa madre.</w:t>
       </w:r>
     </w:p>
     <w:p>
@@ -7602,232 +7796,6 @@
           <w:bCs/>
         </w:rPr>
         <w:t>Etapas del flujo de producción unidireccional de panes con masa madre</w:t>
-      </w:r>
-    </w:p>
-    <w:p>
-      <w:pPr>
-        <w:pStyle w:val="Prrafodelista"/>
-        <w:numPr>
-          <w:ilvl w:val="0"/>
-          <w:numId w:val="30"/>
-        </w:numPr>
-      </w:pPr>
-      <w:r>
-        <w:rPr>
-          <w:b/>
-          <w:bCs/>
-        </w:rPr>
-        <w:t>Recepción y almacenamiento de materias primas</w:t>
-      </w:r>
-      <w:r>
-        <w:t xml:space="preserve">. </w:t>
-      </w:r>
-      <w:r>
-        <w:t>Recepcione los ingredientes verificando su calidad y almacénelos en condiciones adecuadas de higiene, temperatura y humedad.</w:t>
-      </w:r>
-    </w:p>
-    <w:p>
-      <w:pPr>
-        <w:pStyle w:val="Prrafodelista"/>
-        <w:numPr>
-          <w:ilvl w:val="0"/>
-          <w:numId w:val="30"/>
-        </w:numPr>
-      </w:pPr>
-      <w:r>
-        <w:rPr>
-          <w:b/>
-          <w:bCs/>
-        </w:rPr>
-        <w:t>Pesado de ingredientes</w:t>
-      </w:r>
-      <w:r>
-        <w:t xml:space="preserve">. </w:t>
-      </w:r>
-      <w:r>
-        <w:t>Dosifique los ingredientes según la formulación establecida para garantizar la estandarización del producto.</w:t>
-      </w:r>
-    </w:p>
-    <w:p>
-      <w:pPr>
-        <w:pStyle w:val="Prrafodelista"/>
-        <w:numPr>
-          <w:ilvl w:val="0"/>
-          <w:numId w:val="30"/>
-        </w:numPr>
-      </w:pPr>
-      <w:r>
-        <w:rPr>
-          <w:b/>
-          <w:bCs/>
-        </w:rPr>
-        <w:t>Amasado</w:t>
-      </w:r>
-      <w:r>
-        <w:t xml:space="preserve">. </w:t>
-      </w:r>
-      <w:r>
-        <w:t>Mezcle los ingredientes hasta obtener una masa homogénea con el desarrollo adecuado del gluten.</w:t>
-      </w:r>
-    </w:p>
-    <w:p>
-      <w:pPr>
-        <w:pStyle w:val="Prrafodelista"/>
-        <w:numPr>
-          <w:ilvl w:val="0"/>
-          <w:numId w:val="30"/>
-        </w:numPr>
-        <w:rPr>
-          <w:b/>
-          <w:bCs/>
-        </w:rPr>
-      </w:pPr>
-      <w:r>
-        <w:rPr>
-          <w:b/>
-          <w:bCs/>
-        </w:rPr>
-        <w:t>Fermentación de la masa</w:t>
-      </w:r>
-      <w:r>
-        <w:t xml:space="preserve">. </w:t>
-      </w:r>
-      <w:r>
-        <w:t>Permita que la masa fermente bajo condiciones controladas de tiempo y temperatura para favorecer su desarrollo.</w:t>
-      </w:r>
-    </w:p>
-    <w:p>
-      <w:pPr>
-        <w:pStyle w:val="Prrafodelista"/>
-        <w:numPr>
-          <w:ilvl w:val="0"/>
-          <w:numId w:val="30"/>
-        </w:numPr>
-      </w:pPr>
-      <w:r>
-        <w:rPr>
-          <w:b/>
-          <w:bCs/>
-        </w:rPr>
-        <w:t>División y moldeado</w:t>
-      </w:r>
-      <w:r>
-        <w:t xml:space="preserve">. </w:t>
-      </w:r>
-      <w:r>
-        <w:t>Porcione la masa y dele la forma requerida según el tipo de pan que se desea elaborar.</w:t>
-      </w:r>
-    </w:p>
-    <w:p>
-      <w:pPr>
-        <w:pStyle w:val="Prrafodelista"/>
-        <w:numPr>
-          <w:ilvl w:val="0"/>
-          <w:numId w:val="30"/>
-        </w:numPr>
-      </w:pPr>
-      <w:r>
-        <w:rPr>
-          <w:b/>
-          <w:bCs/>
-        </w:rPr>
-        <w:t>Horneado</w:t>
-      </w:r>
-      <w:r>
-        <w:t xml:space="preserve">. </w:t>
-      </w:r>
-      <w:r>
-        <w:t>Hornee el producto a la temperatura y durante el tiempo establecidos para lograr una cocción uniforme.</w:t>
-      </w:r>
-    </w:p>
-    <w:p>
-      <w:pPr>
-        <w:pStyle w:val="Prrafodelista"/>
-        <w:numPr>
-          <w:ilvl w:val="0"/>
-          <w:numId w:val="30"/>
-        </w:numPr>
-      </w:pPr>
-      <w:r>
-        <w:rPr>
-          <w:b/>
-          <w:bCs/>
-        </w:rPr>
-        <w:t>Enfriamiento</w:t>
-      </w:r>
-      <w:r>
-        <w:t xml:space="preserve">. </w:t>
-      </w:r>
-      <w:r>
-        <w:t>Deje enfriar el pan sobre rejillas limpias hasta alcanzar la temperatura ambiente antes de empacarlo.</w:t>
-      </w:r>
-    </w:p>
-    <w:p>
-      <w:pPr>
-        <w:pStyle w:val="Prrafodelista"/>
-        <w:numPr>
-          <w:ilvl w:val="0"/>
-          <w:numId w:val="30"/>
-        </w:numPr>
-      </w:pPr>
-      <w:r>
-        <w:rPr>
-          <w:b/>
-          <w:bCs/>
-        </w:rPr>
-        <w:t>Empaque y almacenamiento</w:t>
-      </w:r>
-      <w:r>
-        <w:t xml:space="preserve">. </w:t>
-      </w:r>
-      <w:r>
-        <w:t>Empaque el producto en materiales adecuados y almacénelo en un lugar limpio, seco y protegido hasta su distribución.</w:t>
-      </w:r>
-    </w:p>
-    <w:p>
-      <w:r>
-        <w:lastRenderedPageBreak/>
-        <w:t xml:space="preserve">Este proceso unidireccional no debe ser saltado, ni cruzado: por ejemplo, no pasar pan horneado por encima de la zona de amasado, saltar un paso, supone un riesgo tanto de contaminación como de una mala calidad del producto. </w:t>
-      </w:r>
-    </w:p>
-    <w:p>
-      <w:pPr>
-        <w:spacing w:before="0" w:after="160" w:line="259" w:lineRule="auto"/>
-        <w:ind w:firstLine="0"/>
-      </w:pPr>
-      <w:r>
-        <w:br w:type="page"/>
-      </w:r>
-    </w:p>
-    <w:p>
-      <w:pPr>
-        <w:pStyle w:val="Ttulo1"/>
-      </w:pPr>
-      <w:bookmarkStart w:id="13" w:name="_Toc237243410"/>
-      <w:r>
-        <w:lastRenderedPageBreak/>
-        <w:t>Utensilios y superficies de trabajo en la panadería artesanal</w:t>
-      </w:r>
-      <w:bookmarkEnd w:id="13"/>
-    </w:p>
-    <w:p>
-      <w:r>
-        <w:t>Los utensilios y las superficies de trabajo desempeñan un papel fundamental en la elaboración artesanal de panes con masa madre, ya que intervienen en cada una de las etapas del proceso productivo. Su adecuada selección, uso, limpieza y mantenimiento contribuyen a prevenir la contaminación de los alimentos, preservar la calidad del producto y garantizar el cumplimiento de las Buenas Prácticas de Manufactura (BPM).</w:t>
-      </w:r>
-    </w:p>
-    <w:p>
-      <w:pPr>
-        <w:pStyle w:val="Ttulo2"/>
-      </w:pPr>
-      <w:bookmarkStart w:id="14" w:name="_Toc237243411"/>
-      <w:r>
-        <w:t>Tipos, características y materiales permitidos y prohibidos</w:t>
-      </w:r>
-      <w:bookmarkEnd w:id="14"/>
-    </w:p>
-    <w:p>
-      <w:r>
-        <w:t>Los utensilios son herramientas manuales utilizadas en la transformación de los alimentos. En panadería de masa madre, los más comunes son:</w:t>
       </w:r>
     </w:p>
     <w:p>
@@ -7843,10 +7811,13 @@
           <w:b/>
           <w:bCs/>
         </w:rPr>
-        <w:t>Raspadores</w:t>
-      </w:r>
-      <w:r>
-        <w:t>: de acero inoxidable o plástico duro. Sirven para dividir masas, limpiar mesones, levantar masas pegajosas.</w:t>
+        <w:t>Recepción y almacenamiento de materias primas</w:t>
+      </w:r>
+      <w:r>
+        <w:t xml:space="preserve">. </w:t>
+      </w:r>
+      <w:r>
+        <w:t>Recepcione los ingredientes verificando su calidad y almacénelos en condiciones adecuadas de higiene, temperatura y humedad.</w:t>
       </w:r>
     </w:p>
     <w:p>
@@ -7862,44 +7833,13 @@
           <w:b/>
           <w:bCs/>
         </w:rPr>
-        <w:t xml:space="preserve">Cuchillos de </w:t>
-      </w:r>
-      <w:proofErr w:type="spellStart"/>
-      <w:r>
-        <w:rPr>
-          <w:b/>
-          <w:bCs/>
-        </w:rPr>
-        <w:t>greñar</w:t>
-      </w:r>
-      <w:proofErr w:type="spellEnd"/>
-      <w:r>
-        <w:t xml:space="preserve"> </w:t>
-      </w:r>
-      <w:r>
-        <w:rPr>
-          <w:b/>
-          <w:bCs/>
-        </w:rPr>
-        <w:t>(</w:t>
-      </w:r>
-      <w:r>
-        <w:rPr>
-          <w:rStyle w:val="Extranjerismo"/>
-          <w:b/>
-          <w:bCs/>
-        </w:rPr>
-        <w:t>lames</w:t>
-      </w:r>
-      <w:r>
-        <w:rPr>
-          <w:b/>
-          <w:bCs/>
-        </w:rPr>
-        <w:t>)</w:t>
-      </w:r>
-      <w:r>
-        <w:t xml:space="preserve">: hojas de afeitar montadas en un mango metálico o de madera. La hoja se cambia frecuentemente. </w:t>
+        <w:t>Pesado de ingredientes</w:t>
+      </w:r>
+      <w:r>
+        <w:t xml:space="preserve">. </w:t>
+      </w:r>
+      <w:r>
+        <w:t>Dosifique los ingredientes según la formulación establecida para garantizar la estandarización del producto.</w:t>
       </w:r>
     </w:p>
     <w:p>
@@ -7915,10 +7855,13 @@
           <w:b/>
           <w:bCs/>
         </w:rPr>
-        <w:t>Pinceles</w:t>
-      </w:r>
-      <w:r>
-        <w:t>: para aplicar harina o agua. De silicona (fácil limpieza) en lugar de cerdas naturales.</w:t>
+        <w:t>Amasado</w:t>
+      </w:r>
+      <w:r>
+        <w:t xml:space="preserve">. </w:t>
+      </w:r>
+      <w:r>
+        <w:t>Mezcle los ingredientes hasta obtener una masa homogénea con el desarrollo adecuado del gluten.</w:t>
       </w:r>
     </w:p>
     <w:p>
@@ -7928,33 +7871,23 @@
           <w:ilvl w:val="0"/>
           <w:numId w:val="29"/>
         </w:numPr>
-      </w:pPr>
-      <w:r>
-        <w:rPr>
-          <w:b/>
-          <w:bCs/>
-        </w:rPr>
-        <w:t>Palas de horno (</w:t>
-      </w:r>
-      <w:proofErr w:type="spellStart"/>
-      <w:r>
-        <w:rPr>
-          <w:rStyle w:val="Extranjerismo"/>
-          <w:b/>
-          <w:bCs/>
-        </w:rPr>
-        <w:t>peles</w:t>
-      </w:r>
-      <w:proofErr w:type="spellEnd"/>
-      <w:r>
-        <w:rPr>
-          <w:b/>
-          <w:bCs/>
-        </w:rPr>
-        <w:t>)</w:t>
-      </w:r>
-      <w:r>
-        <w:t>: de madera contrachapada o metal. Las de metal son más higiénicas.</w:t>
+        <w:rPr>
+          <w:b/>
+          <w:bCs/>
+        </w:rPr>
+      </w:pPr>
+      <w:r>
+        <w:rPr>
+          <w:b/>
+          <w:bCs/>
+        </w:rPr>
+        <w:t>Fermentación de la masa</w:t>
+      </w:r>
+      <w:r>
+        <w:t xml:space="preserve">. </w:t>
+      </w:r>
+      <w:r>
+        <w:t>Permita que la masa fermente bajo condiciones controladas de tiempo y temperatura para favorecer su desarrollo.</w:t>
       </w:r>
     </w:p>
     <w:p>
@@ -7970,25 +7903,13 @@
           <w:b/>
           <w:bCs/>
         </w:rPr>
-        <w:t>Canastas de fermentación (</w:t>
-      </w:r>
-      <w:r>
-        <w:rPr>
-          <w:rStyle w:val="Extranjerismo"/>
-          <w:b/>
-          <w:bCs/>
-        </w:rPr>
-        <w:t>bannetons</w:t>
-      </w:r>
-      <w:r>
-        <w:rPr>
-          <w:b/>
-          <w:bCs/>
-        </w:rPr>
-        <w:t>)</w:t>
-      </w:r>
-      <w:r>
-        <w:t>: de mimbre o plástico. Las de plástico son más fáciles de limpiar.</w:t>
+        <w:t>División y moldeado</w:t>
+      </w:r>
+      <w:r>
+        <w:t xml:space="preserve">. </w:t>
+      </w:r>
+      <w:r>
+        <w:t>Porcione la masa y dele la forma requerida según el tipo de pan que se desea elaborar.</w:t>
       </w:r>
     </w:p>
     <w:p>
@@ -8004,6 +7925,300 @@
           <w:b/>
           <w:bCs/>
         </w:rPr>
+        <w:t>Horneado</w:t>
+      </w:r>
+      <w:r>
+        <w:t xml:space="preserve">. </w:t>
+      </w:r>
+      <w:r>
+        <w:t>Hornee el producto a la temperatura y durante el tiempo establecidos para lograr una cocción uniforme.</w:t>
+      </w:r>
+    </w:p>
+    <w:p>
+      <w:pPr>
+        <w:pStyle w:val="Prrafodelista"/>
+        <w:numPr>
+          <w:ilvl w:val="0"/>
+          <w:numId w:val="29"/>
+        </w:numPr>
+      </w:pPr>
+      <w:r>
+        <w:rPr>
+          <w:b/>
+          <w:bCs/>
+        </w:rPr>
+        <w:t>Enfriamiento</w:t>
+      </w:r>
+      <w:r>
+        <w:t xml:space="preserve">. </w:t>
+      </w:r>
+      <w:r>
+        <w:t>Deje enfriar el pan sobre rejillas limpias hasta alcanzar la temperatura ambiente antes de empacarlo.</w:t>
+      </w:r>
+    </w:p>
+    <w:p>
+      <w:pPr>
+        <w:pStyle w:val="Prrafodelista"/>
+        <w:numPr>
+          <w:ilvl w:val="0"/>
+          <w:numId w:val="29"/>
+        </w:numPr>
+      </w:pPr>
+      <w:r>
+        <w:rPr>
+          <w:b/>
+          <w:bCs/>
+        </w:rPr>
+        <w:lastRenderedPageBreak/>
+        <w:t>Empaque y almacenamiento</w:t>
+      </w:r>
+      <w:r>
+        <w:t xml:space="preserve">. </w:t>
+      </w:r>
+      <w:r>
+        <w:t>Empaque el producto en materiales adecuados y almacénelo en un lugar limpio, seco y protegido hasta su distribución.</w:t>
+      </w:r>
+    </w:p>
+    <w:p>
+      <w:r>
+        <w:t xml:space="preserve">Este proceso unidireccional no debe ser saltado, ni cruzado: por ejemplo, no pasar pan horneado por encima de la zona de amasado, saltar un paso, supone un riesgo tanto de contaminación como de una mala calidad del producto. </w:t>
+      </w:r>
+    </w:p>
+    <w:p>
+      <w:pPr>
+        <w:spacing w:before="0" w:after="160" w:line="259" w:lineRule="auto"/>
+        <w:ind w:firstLine="0"/>
+      </w:pPr>
+      <w:r>
+        <w:br w:type="page"/>
+      </w:r>
+    </w:p>
+    <w:p>
+      <w:pPr>
+        <w:pStyle w:val="Ttulo1"/>
+      </w:pPr>
+      <w:bookmarkStart w:id="13" w:name="_Toc237243410"/>
+      <w:r>
+        <w:lastRenderedPageBreak/>
+        <w:t>Utensilios y superficies de trabajo en la panadería artesanal</w:t>
+      </w:r>
+      <w:bookmarkEnd w:id="13"/>
+    </w:p>
+    <w:p>
+      <w:r>
+        <w:t>Los utensilios y las superficies de trabajo desempeñan un papel fundamental en la elaboración artesanal de panes con masa madre, ya que intervienen en cada una de las etapas del proceso productivo. Su adecuada selección, uso, limpieza y mantenimiento contribuyen a prevenir la contaminación de los alimentos, preservar la calidad del producto y garantizar el cumplimiento de las Buenas Prácticas de Manufactura (BPM).</w:t>
+      </w:r>
+    </w:p>
+    <w:p>
+      <w:pPr>
+        <w:pStyle w:val="Ttulo2"/>
+      </w:pPr>
+      <w:bookmarkStart w:id="14" w:name="_Toc237243411"/>
+      <w:r>
+        <w:t>Tipos, características y materiales permitidos y prohibidos</w:t>
+      </w:r>
+      <w:bookmarkEnd w:id="14"/>
+    </w:p>
+    <w:p>
+      <w:r>
+        <w:t>Los utensilios son herramientas manuales utilizadas en la transformación de los alimentos. En panadería de masa madre, los más comunes son:</w:t>
+      </w:r>
+    </w:p>
+    <w:p>
+      <w:pPr>
+        <w:pStyle w:val="Prrafodelista"/>
+        <w:numPr>
+          <w:ilvl w:val="0"/>
+          <w:numId w:val="12"/>
+        </w:numPr>
+      </w:pPr>
+      <w:r>
+        <w:rPr>
+          <w:b/>
+          <w:bCs/>
+        </w:rPr>
+        <w:t>Raspadores</w:t>
+      </w:r>
+      <w:r>
+        <w:t>. D</w:t>
+      </w:r>
+      <w:r>
+        <w:t>e acero inoxidable o plástico duro. Sirven para dividir masas, limpiar mesones, levantar masas pegajosas.</w:t>
+      </w:r>
+    </w:p>
+    <w:p>
+      <w:pPr>
+        <w:pStyle w:val="Prrafodelista"/>
+        <w:numPr>
+          <w:ilvl w:val="0"/>
+          <w:numId w:val="12"/>
+        </w:numPr>
+      </w:pPr>
+      <w:r>
+        <w:rPr>
+          <w:b/>
+          <w:bCs/>
+        </w:rPr>
+        <w:t xml:space="preserve">Cuchillos de </w:t>
+      </w:r>
+      <w:proofErr w:type="spellStart"/>
+      <w:r>
+        <w:rPr>
+          <w:b/>
+          <w:bCs/>
+        </w:rPr>
+        <w:t>greñar</w:t>
+      </w:r>
+      <w:proofErr w:type="spellEnd"/>
+      <w:r>
+        <w:t xml:space="preserve"> </w:t>
+      </w:r>
+      <w:r>
+        <w:rPr>
+          <w:b/>
+          <w:bCs/>
+        </w:rPr>
+        <w:t>(</w:t>
+      </w:r>
+      <w:r>
+        <w:rPr>
+          <w:rStyle w:val="Extranjerismo"/>
+          <w:b/>
+          <w:bCs/>
+        </w:rPr>
+        <w:t>lames</w:t>
+      </w:r>
+      <w:r>
+        <w:rPr>
+          <w:b/>
+          <w:bCs/>
+        </w:rPr>
+        <w:t>)</w:t>
+      </w:r>
+      <w:r>
+        <w:t>. H</w:t>
+      </w:r>
+      <w:r>
+        <w:t xml:space="preserve">ojas de afeitar montadas en un mango metálico o de madera. La hoja se cambia frecuentemente. </w:t>
+      </w:r>
+    </w:p>
+    <w:p>
+      <w:pPr>
+        <w:pStyle w:val="Prrafodelista"/>
+        <w:numPr>
+          <w:ilvl w:val="0"/>
+          <w:numId w:val="12"/>
+        </w:numPr>
+      </w:pPr>
+      <w:r>
+        <w:rPr>
+          <w:b/>
+          <w:bCs/>
+        </w:rPr>
+        <w:t>Pinceles</w:t>
+      </w:r>
+      <w:r>
+        <w:t>.</w:t>
+      </w:r>
+      <w:r>
+        <w:t xml:space="preserve"> </w:t>
+      </w:r>
+      <w:r>
+        <w:t>P</w:t>
+      </w:r>
+      <w:r>
+        <w:t>ara aplicar harina o agua. De silicona (fácil limpieza) en lugar de cerdas naturales.</w:t>
+      </w:r>
+    </w:p>
+    <w:p>
+      <w:pPr>
+        <w:pStyle w:val="Prrafodelista"/>
+        <w:numPr>
+          <w:ilvl w:val="0"/>
+          <w:numId w:val="12"/>
+        </w:numPr>
+      </w:pPr>
+      <w:r>
+        <w:rPr>
+          <w:b/>
+          <w:bCs/>
+        </w:rPr>
+        <w:t>Palas de horno (</w:t>
+      </w:r>
+      <w:proofErr w:type="spellStart"/>
+      <w:r>
+        <w:rPr>
+          <w:rStyle w:val="Extranjerismo"/>
+          <w:b/>
+          <w:bCs/>
+        </w:rPr>
+        <w:t>peles</w:t>
+      </w:r>
+      <w:proofErr w:type="spellEnd"/>
+      <w:r>
+        <w:rPr>
+          <w:b/>
+          <w:bCs/>
+        </w:rPr>
+        <w:t>)</w:t>
+      </w:r>
+      <w:r>
+        <w:t>. D</w:t>
+      </w:r>
+      <w:r>
+        <w:t>e madera contrachapada o metal. Las de metal son más higiénicas.</w:t>
+      </w:r>
+    </w:p>
+    <w:p>
+      <w:pPr>
+        <w:pStyle w:val="Prrafodelista"/>
+        <w:numPr>
+          <w:ilvl w:val="0"/>
+          <w:numId w:val="12"/>
+        </w:numPr>
+      </w:pPr>
+      <w:r>
+        <w:rPr>
+          <w:b/>
+          <w:bCs/>
+        </w:rPr>
+        <w:t>Canastas de fermentación (</w:t>
+      </w:r>
+      <w:r>
+        <w:rPr>
+          <w:rStyle w:val="Extranjerismo"/>
+          <w:b/>
+          <w:bCs/>
+        </w:rPr>
+        <w:t>bannetons</w:t>
+      </w:r>
+      <w:r>
+        <w:rPr>
+          <w:b/>
+          <w:bCs/>
+        </w:rPr>
+        <w:t>)</w:t>
+      </w:r>
+      <w:r>
+        <w:t>. D</w:t>
+      </w:r>
+      <w:r>
+        <w:t>e mimbre o plástico. Las de plástico son más fáciles de limpiar.</w:t>
+      </w:r>
+    </w:p>
+    <w:p>
+      <w:pPr>
+        <w:pStyle w:val="Prrafodelista"/>
+        <w:numPr>
+          <w:ilvl w:val="0"/>
+          <w:numId w:val="12"/>
+        </w:numPr>
+      </w:pPr>
+      <w:r>
+        <w:rPr>
+          <w:b/>
+          <w:bCs/>
+        </w:rPr>
         <w:t>Lienzos (</w:t>
       </w:r>
       <w:r>
@@ -8022,7 +8237,10 @@
         <w:t>)</w:t>
       </w:r>
       <w:r>
-        <w:t>: tela de lino para fermentar baguettes. Se lavan a alta temperatura.</w:t>
+        <w:t>. T</w:t>
+      </w:r>
+      <w:r>
+        <w:t>ela de lino para fermentar baguettes. Se lavan a alta temperatura.</w:t>
       </w:r>
     </w:p>
     <w:p>
@@ -8250,7 +8468,7 @@
         <w:pStyle w:val="Prrafodelista"/>
         <w:numPr>
           <w:ilvl w:val="0"/>
-          <w:numId w:val="31"/>
+          <w:numId w:val="13"/>
         </w:numPr>
       </w:pPr>
       <w:r>
@@ -8262,7 +8480,7 @@
         <w:pStyle w:val="Prrafodelista"/>
         <w:numPr>
           <w:ilvl w:val="0"/>
-          <w:numId w:val="31"/>
+          <w:numId w:val="13"/>
         </w:numPr>
       </w:pPr>
       <w:r>
@@ -8274,7 +8492,7 @@
         <w:pStyle w:val="Prrafodelista"/>
         <w:numPr>
           <w:ilvl w:val="0"/>
-          <w:numId w:val="31"/>
+          <w:numId w:val="13"/>
         </w:numPr>
       </w:pPr>
       <w:r>
@@ -8286,7 +8504,7 @@
         <w:pStyle w:val="Prrafodelista"/>
         <w:numPr>
           <w:ilvl w:val="0"/>
-          <w:numId w:val="31"/>
+          <w:numId w:val="13"/>
         </w:numPr>
       </w:pPr>
       <w:r>
@@ -8298,7 +8516,7 @@
         <w:pStyle w:val="Prrafodelista"/>
         <w:numPr>
           <w:ilvl w:val="0"/>
-          <w:numId w:val="31"/>
+          <w:numId w:val="13"/>
         </w:numPr>
       </w:pPr>
       <w:r>
@@ -8310,7 +8528,7 @@
         <w:pStyle w:val="Prrafodelista"/>
         <w:numPr>
           <w:ilvl w:val="0"/>
-          <w:numId w:val="31"/>
+          <w:numId w:val="13"/>
         </w:numPr>
       </w:pPr>
       <w:r>
@@ -8322,7 +8540,7 @@
         <w:pStyle w:val="Prrafodelista"/>
         <w:numPr>
           <w:ilvl w:val="0"/>
-          <w:numId w:val="31"/>
+          <w:numId w:val="13"/>
         </w:numPr>
       </w:pPr>
       <w:r>
@@ -8335,7 +8553,7 @@
         <w:pStyle w:val="Prrafodelista"/>
         <w:numPr>
           <w:ilvl w:val="0"/>
-          <w:numId w:val="31"/>
+          <w:numId w:val="13"/>
         </w:numPr>
       </w:pPr>
       <w:r>
@@ -8829,18 +9047,11 @@
         <w:pStyle w:val="Prrafodelista"/>
         <w:numPr>
           <w:ilvl w:val="0"/>
-          <w:numId w:val="48"/>
+          <w:numId w:val="28"/>
         </w:numPr>
       </w:pPr>
       <w:r>
-        <w:rPr>
-          <w:b/>
-          <w:bCs/>
-        </w:rPr>
-        <w:t>Inspección previa al uso</w:t>
-      </w:r>
-      <w:r>
-        <w:t>: verificar que el utensilio esté limpio, seco y sin daños (grietas, bordes cortantes, partes sueltas). Si está dañado, retirar de servicio y reportar al supervisor.</w:t>
+        <w:t>Inspección previa al uso: verificar que el utensilio esté limpio, seco y sin daños (grietas, bordes cortantes, partes sueltas). Si está dañado, retirar de servicio y reportar al supervisor.</w:t>
       </w:r>
     </w:p>
     <w:p>
@@ -8848,18 +9059,11 @@
         <w:pStyle w:val="Prrafodelista"/>
         <w:numPr>
           <w:ilvl w:val="0"/>
-          <w:numId w:val="32"/>
+          <w:numId w:val="14"/>
         </w:numPr>
       </w:pPr>
       <w:r>
-        <w:rPr>
-          <w:b/>
-          <w:bCs/>
-        </w:rPr>
-        <w:t>Reemplazo de utensilios dañados</w:t>
-      </w:r>
-      <w:r>
-        <w:t>: los raspadores de metal deben revisarse cada semana por desgaste en el borde; los de plástico deben reemplazarse si presentan rayaduras profundas.</w:t>
+        <w:t>Reemplazo de utensilios dañados: los raspadores de metal deben revisarse cada semana por desgaste en el borde; los de plástico deben reemplazarse si presentan rayaduras profundas.</w:t>
       </w:r>
     </w:p>
     <w:p>
@@ -8867,18 +9071,11 @@
         <w:pStyle w:val="Prrafodelista"/>
         <w:numPr>
           <w:ilvl w:val="0"/>
-          <w:numId w:val="32"/>
+          <w:numId w:val="14"/>
         </w:numPr>
       </w:pPr>
       <w:r>
-        <w:rPr>
-          <w:b/>
-          <w:bCs/>
-        </w:rPr>
-        <w:t>Almacenamiento adecuado</w:t>
-      </w:r>
-      <w:r>
-        <w:t>: los utensilios limpios deben almacenarse en un lugar seco, protegido de plagas, preferiblemente en un gabinete cerrado o colgados en rejillas. No almacenar en cajones húmedos o sobre superficies sucias.</w:t>
+        <w:t>Almacenamiento adecuado: los utensilios limpios deben almacenarse en un lugar seco, protegido de plagas, preferiblemente en un gabinete cerrado o colgados en rejillas. No almacenar en cajones húmedos o sobre superficies sucias.</w:t>
       </w:r>
     </w:p>
     <w:p>
@@ -8926,7 +9123,7 @@
         <w:pStyle w:val="Prrafodelista"/>
         <w:numPr>
           <w:ilvl w:val="0"/>
-          <w:numId w:val="33"/>
+          <w:numId w:val="15"/>
         </w:numPr>
         <w:rPr>
           <w:b/>
@@ -8942,6 +9139,9 @@
       </w:r>
     </w:p>
     <w:p>
+      <w:pPr>
+        <w:ind w:left="1416" w:firstLine="1"/>
+      </w:pPr>
       <w:r>
         <w:rPr>
           <w:b/>
@@ -8954,6 +9154,9 @@
       </w:r>
     </w:p>
     <w:p>
+      <w:pPr>
+        <w:ind w:left="1416" w:firstLine="1"/>
+      </w:pPr>
       <w:r>
         <w:rPr>
           <w:b/>
@@ -8970,7 +9173,7 @@
         <w:pStyle w:val="Prrafodelista"/>
         <w:numPr>
           <w:ilvl w:val="0"/>
-          <w:numId w:val="33"/>
+          <w:numId w:val="15"/>
         </w:numPr>
         <w:rPr>
           <w:b/>
@@ -8986,6 +9189,9 @@
       </w:r>
     </w:p>
     <w:p>
+      <w:pPr>
+        <w:ind w:left="707"/>
+      </w:pPr>
       <w:r>
         <w:rPr>
           <w:b/>
@@ -8998,6 +9204,9 @@
       </w:r>
     </w:p>
     <w:p>
+      <w:pPr>
+        <w:ind w:left="1416" w:firstLine="0"/>
+      </w:pPr>
       <w:r>
         <w:rPr>
           <w:b/>
@@ -9015,7 +9224,7 @@
         <w:pStyle w:val="Prrafodelista"/>
         <w:numPr>
           <w:ilvl w:val="0"/>
-          <w:numId w:val="33"/>
+          <w:numId w:val="15"/>
         </w:numPr>
         <w:rPr>
           <w:b/>
@@ -9031,6 +9240,9 @@
       </w:r>
     </w:p>
     <w:p>
+      <w:pPr>
+        <w:ind w:left="1416" w:firstLine="1"/>
+      </w:pPr>
       <w:r>
         <w:rPr>
           <w:b/>
@@ -9043,6 +9255,9 @@
       </w:r>
     </w:p>
     <w:p>
+      <w:pPr>
+        <w:ind w:left="1416" w:firstLine="1"/>
+      </w:pPr>
       <w:r>
         <w:rPr>
           <w:b/>
@@ -9059,7 +9274,7 @@
         <w:pStyle w:val="Prrafodelista"/>
         <w:numPr>
           <w:ilvl w:val="0"/>
-          <w:numId w:val="33"/>
+          <w:numId w:val="15"/>
         </w:numPr>
       </w:pPr>
       <w:r>
@@ -9081,6 +9296,9 @@
       </w:r>
     </w:p>
     <w:p>
+      <w:pPr>
+        <w:ind w:left="707"/>
+      </w:pPr>
       <w:r>
         <w:rPr>
           <w:b/>
@@ -9093,6 +9311,9 @@
       </w:r>
     </w:p>
     <w:p>
+      <w:pPr>
+        <w:ind w:left="1416" w:firstLine="0"/>
+      </w:pPr>
       <w:r>
         <w:rPr>
           <w:b/>
@@ -9116,12 +9337,15 @@
     </w:p>
     <w:p>
       <w:r>
-        <w:t>Al igual que con los utensilios, los diferentes equipos usados en la elaboración de panes con masa madre, deben de tener sus respectivas fichas técnicas y están deben describir como mínimo los siguientes puntos: capacidad máxima, potencia, voltaje, frecuencia, dimensiones, materiales en contacto con alimentos, temperaturas de operación, instrucciones de limpieza y desinfección, mantenimiento preventivo (frecuencia, tareas), y certificaciones (CE, NSF).</w:t>
-      </w:r>
-    </w:p>
-    <w:p>
+        <w:t xml:space="preserve">Al igual que con los utensilios, los diferentes equipos usados en la elaboración de panes con masa madre, deben de tener sus respectivas fichas técnicas y están deben describir como mínimo los siguientes puntos: capacidad máxima, potencia, voltaje, frecuencia, dimensiones, materiales en contacto con alimentos, temperaturas de </w:t>
+      </w:r>
       <w:r>
         <w:lastRenderedPageBreak/>
+        <w:t>operación, instrucciones de limpieza y desinfección, mantenimiento preventivo (frecuencia, tareas), y certificaciones (CE, NSF).</w:t>
+      </w:r>
+    </w:p>
+    <w:p>
+      <w:r>
         <w:t>Se presentan, a continuación, dos tablas con ejemplos de fichas técnicas de equipos utilizados en la elaboración de panes con masa madre.</w:t>
       </w:r>
     </w:p>
@@ -9140,8 +9364,8 @@
         <w:tblLook w:val="04A0" w:firstRow="1" w:lastRow="0" w:firstColumn="1" w:lastColumn="0" w:noHBand="0" w:noVBand="1"/>
       </w:tblPr>
       <w:tblGrid>
-        <w:gridCol w:w="4981"/>
-        <w:gridCol w:w="4981"/>
+        <w:gridCol w:w="3114"/>
+        <w:gridCol w:w="6848"/>
       </w:tblGrid>
       <w:tr>
         <w:trPr>
@@ -9151,7 +9375,7 @@
         </w:trPr>
         <w:tc>
           <w:tcPr>
-            <w:tcW w:w="4981" w:type="dxa"/>
+            <w:tcW w:w="3114" w:type="dxa"/>
           </w:tcPr>
           <w:p>
             <w:pPr>
@@ -9165,7 +9389,7 @@
         </w:tc>
         <w:tc>
           <w:tcPr>
-            <w:tcW w:w="4981" w:type="dxa"/>
+            <w:tcW w:w="6848" w:type="dxa"/>
           </w:tcPr>
           <w:p>
             <w:pPr>
@@ -9184,7 +9408,7 @@
         </w:trPr>
         <w:tc>
           <w:tcPr>
-            <w:tcW w:w="4981" w:type="dxa"/>
+            <w:tcW w:w="3114" w:type="dxa"/>
           </w:tcPr>
           <w:p>
             <w:pPr>
@@ -9198,7 +9422,7 @@
         </w:tc>
         <w:tc>
           <w:tcPr>
-            <w:tcW w:w="4981" w:type="dxa"/>
+            <w:tcW w:w="6848" w:type="dxa"/>
           </w:tcPr>
           <w:p>
             <w:pPr>
@@ -9222,7 +9446,7 @@
       <w:tr>
         <w:tc>
           <w:tcPr>
-            <w:tcW w:w="4981" w:type="dxa"/>
+            <w:tcW w:w="3114" w:type="dxa"/>
           </w:tcPr>
           <w:p>
             <w:pPr>
@@ -9236,7 +9460,7 @@
         </w:tc>
         <w:tc>
           <w:tcPr>
-            <w:tcW w:w="4981" w:type="dxa"/>
+            <w:tcW w:w="6848" w:type="dxa"/>
           </w:tcPr>
           <w:p>
             <w:pPr>
@@ -9255,7 +9479,7 @@
         </w:trPr>
         <w:tc>
           <w:tcPr>
-            <w:tcW w:w="4981" w:type="dxa"/>
+            <w:tcW w:w="3114" w:type="dxa"/>
           </w:tcPr>
           <w:p>
             <w:pPr>
@@ -9269,7 +9493,7 @@
         </w:tc>
         <w:tc>
           <w:tcPr>
-            <w:tcW w:w="4981" w:type="dxa"/>
+            <w:tcW w:w="6848" w:type="dxa"/>
           </w:tcPr>
           <w:p>
             <w:pPr>
@@ -9285,7 +9509,7 @@
       <w:tr>
         <w:tc>
           <w:tcPr>
-            <w:tcW w:w="4981" w:type="dxa"/>
+            <w:tcW w:w="3114" w:type="dxa"/>
           </w:tcPr>
           <w:p>
             <w:pPr>
@@ -9299,14 +9523,14 @@
         </w:tc>
         <w:tc>
           <w:tcPr>
-            <w:tcW w:w="4981" w:type="dxa"/>
+            <w:tcW w:w="6848" w:type="dxa"/>
           </w:tcPr>
           <w:p>
             <w:pPr>
               <w:pStyle w:val="TextoTablas"/>
               <w:numPr>
                 <w:ilvl w:val="0"/>
-                <w:numId w:val="34"/>
+                <w:numId w:val="16"/>
               </w:numPr>
               <w:spacing w:line="360" w:lineRule="auto"/>
             </w:pPr>
@@ -9319,7 +9543,7 @@
               <w:pStyle w:val="TextoTablas"/>
               <w:numPr>
                 <w:ilvl w:val="0"/>
-                <w:numId w:val="34"/>
+                <w:numId w:val="16"/>
               </w:numPr>
               <w:spacing w:line="360" w:lineRule="auto"/>
             </w:pPr>
@@ -9335,7 +9559,7 @@
         </w:trPr>
         <w:tc>
           <w:tcPr>
-            <w:tcW w:w="4981" w:type="dxa"/>
+            <w:tcW w:w="3114" w:type="dxa"/>
           </w:tcPr>
           <w:p>
             <w:pPr>
@@ -9349,14 +9573,14 @@
         </w:tc>
         <w:tc>
           <w:tcPr>
-            <w:tcW w:w="4981" w:type="dxa"/>
+            <w:tcW w:w="6848" w:type="dxa"/>
           </w:tcPr>
           <w:p>
             <w:pPr>
               <w:pStyle w:val="TextoTablas"/>
               <w:numPr>
                 <w:ilvl w:val="0"/>
-                <w:numId w:val="34"/>
+                <w:numId w:val="16"/>
               </w:numPr>
               <w:spacing w:line="360" w:lineRule="auto"/>
             </w:pPr>
@@ -9369,7 +9593,7 @@
               <w:pStyle w:val="TextoTablas"/>
               <w:numPr>
                 <w:ilvl w:val="0"/>
-                <w:numId w:val="34"/>
+                <w:numId w:val="16"/>
               </w:numPr>
               <w:spacing w:line="360" w:lineRule="auto"/>
             </w:pPr>
@@ -9382,7 +9606,7 @@
       <w:tr>
         <w:tc>
           <w:tcPr>
-            <w:tcW w:w="4981" w:type="dxa"/>
+            <w:tcW w:w="3114" w:type="dxa"/>
           </w:tcPr>
           <w:p>
             <w:pPr>
@@ -9405,7 +9629,7 @@
         </w:tc>
         <w:tc>
           <w:tcPr>
-            <w:tcW w:w="4981" w:type="dxa"/>
+            <w:tcW w:w="6848" w:type="dxa"/>
           </w:tcPr>
           <w:p>
             <w:pPr>
@@ -9424,7 +9648,7 @@
         </w:trPr>
         <w:tc>
           <w:tcPr>
-            <w:tcW w:w="4981" w:type="dxa"/>
+            <w:tcW w:w="3114" w:type="dxa"/>
           </w:tcPr>
           <w:p>
             <w:pPr>
@@ -9438,7 +9662,7 @@
         </w:tc>
         <w:tc>
           <w:tcPr>
-            <w:tcW w:w="4981" w:type="dxa"/>
+            <w:tcW w:w="6848" w:type="dxa"/>
           </w:tcPr>
           <w:p>
             <w:pPr>
@@ -9454,7 +9678,7 @@
       <w:tr>
         <w:tc>
           <w:tcPr>
-            <w:tcW w:w="4981" w:type="dxa"/>
+            <w:tcW w:w="3114" w:type="dxa"/>
           </w:tcPr>
           <w:p>
             <w:pPr>
@@ -9468,7 +9692,7 @@
         </w:tc>
         <w:tc>
           <w:tcPr>
-            <w:tcW w:w="4981" w:type="dxa"/>
+            <w:tcW w:w="6848" w:type="dxa"/>
           </w:tcPr>
           <w:p>
             <w:pPr>
@@ -9487,21 +9711,22 @@
         </w:trPr>
         <w:tc>
           <w:tcPr>
-            <w:tcW w:w="4981" w:type="dxa"/>
-          </w:tcPr>
-          <w:p>
-            <w:pPr>
-              <w:pStyle w:val="TextoTablas"/>
-              <w:spacing w:line="360" w:lineRule="auto"/>
-            </w:pPr>
-            <w:r>
+            <w:tcW w:w="3114" w:type="dxa"/>
+          </w:tcPr>
+          <w:p>
+            <w:pPr>
+              <w:pStyle w:val="TextoTablas"/>
+              <w:spacing w:line="360" w:lineRule="auto"/>
+            </w:pPr>
+            <w:r>
+              <w:lastRenderedPageBreak/>
               <w:t>Corriente</w:t>
             </w:r>
           </w:p>
         </w:tc>
         <w:tc>
           <w:tcPr>
-            <w:tcW w:w="4981" w:type="dxa"/>
+            <w:tcW w:w="6848" w:type="dxa"/>
           </w:tcPr>
           <w:p>
             <w:pPr>
@@ -9522,22 +9747,21 @@
       <w:tr>
         <w:tc>
           <w:tcPr>
-            <w:tcW w:w="4981" w:type="dxa"/>
-          </w:tcPr>
-          <w:p>
-            <w:pPr>
-              <w:pStyle w:val="TextoTablas"/>
-              <w:spacing w:line="360" w:lineRule="auto"/>
-            </w:pPr>
-            <w:r>
-              <w:lastRenderedPageBreak/>
+            <w:tcW w:w="3114" w:type="dxa"/>
+          </w:tcPr>
+          <w:p>
+            <w:pPr>
+              <w:pStyle w:val="TextoTablas"/>
+              <w:spacing w:line="360" w:lineRule="auto"/>
+            </w:pPr>
+            <w:r>
               <w:t>Voltaje</w:t>
             </w:r>
           </w:p>
         </w:tc>
         <w:tc>
           <w:tcPr>
-            <w:tcW w:w="4981" w:type="dxa"/>
+            <w:tcW w:w="6848" w:type="dxa"/>
           </w:tcPr>
           <w:p>
             <w:pPr>
@@ -9556,7 +9780,7 @@
         </w:trPr>
         <w:tc>
           <w:tcPr>
-            <w:tcW w:w="4981" w:type="dxa"/>
+            <w:tcW w:w="3114" w:type="dxa"/>
           </w:tcPr>
           <w:p>
             <w:pPr>
@@ -9570,7 +9794,7 @@
         </w:tc>
         <w:tc>
           <w:tcPr>
-            <w:tcW w:w="4981" w:type="dxa"/>
+            <w:tcW w:w="6848" w:type="dxa"/>
           </w:tcPr>
           <w:p>
             <w:pPr>
@@ -9586,7 +9810,7 @@
       <w:tr>
         <w:tc>
           <w:tcPr>
-            <w:tcW w:w="4981" w:type="dxa"/>
+            <w:tcW w:w="3114" w:type="dxa"/>
           </w:tcPr>
           <w:p>
             <w:pPr>
@@ -9600,7 +9824,7 @@
         </w:tc>
         <w:tc>
           <w:tcPr>
-            <w:tcW w:w="4981" w:type="dxa"/>
+            <w:tcW w:w="6848" w:type="dxa"/>
           </w:tcPr>
           <w:p>
             <w:pPr>
@@ -9619,7 +9843,7 @@
         </w:trPr>
         <w:tc>
           <w:tcPr>
-            <w:tcW w:w="4981" w:type="dxa"/>
+            <w:tcW w:w="3114" w:type="dxa"/>
           </w:tcPr>
           <w:p>
             <w:pPr>
@@ -9633,14 +9857,14 @@
         </w:tc>
         <w:tc>
           <w:tcPr>
-            <w:tcW w:w="4981" w:type="dxa"/>
+            <w:tcW w:w="6848" w:type="dxa"/>
           </w:tcPr>
           <w:p>
             <w:pPr>
               <w:pStyle w:val="TextoTablas"/>
               <w:numPr>
                 <w:ilvl w:val="0"/>
-                <w:numId w:val="35"/>
+                <w:numId w:val="17"/>
               </w:numPr>
               <w:spacing w:line="360" w:lineRule="auto"/>
             </w:pPr>
@@ -9653,7 +9877,7 @@
               <w:pStyle w:val="TextoTablas"/>
               <w:numPr>
                 <w:ilvl w:val="0"/>
-                <w:numId w:val="35"/>
+                <w:numId w:val="17"/>
               </w:numPr>
               <w:spacing w:line="360" w:lineRule="auto"/>
             </w:pPr>
@@ -9666,7 +9890,7 @@
       <w:tr>
         <w:tc>
           <w:tcPr>
-            <w:tcW w:w="4981" w:type="dxa"/>
+            <w:tcW w:w="3114" w:type="dxa"/>
           </w:tcPr>
           <w:p>
             <w:pPr>
@@ -9680,7 +9904,7 @@
         </w:tc>
         <w:tc>
           <w:tcPr>
-            <w:tcW w:w="4981" w:type="dxa"/>
+            <w:tcW w:w="6848" w:type="dxa"/>
           </w:tcPr>
           <w:p>
             <w:pPr>
@@ -9708,7 +9932,7 @@
         </w:trPr>
         <w:tc>
           <w:tcPr>
-            <w:tcW w:w="4981" w:type="dxa"/>
+            <w:tcW w:w="3114" w:type="dxa"/>
           </w:tcPr>
           <w:p>
             <w:pPr>
@@ -9722,7 +9946,7 @@
         </w:tc>
         <w:tc>
           <w:tcPr>
-            <w:tcW w:w="4981" w:type="dxa"/>
+            <w:tcW w:w="6848" w:type="dxa"/>
           </w:tcPr>
           <w:p>
             <w:pPr>
@@ -9768,8 +9992,8 @@
         <w:tblLook w:val="04A0" w:firstRow="1" w:lastRow="0" w:firstColumn="1" w:lastColumn="0" w:noHBand="0" w:noVBand="1"/>
       </w:tblPr>
       <w:tblGrid>
-        <w:gridCol w:w="4981"/>
-        <w:gridCol w:w="4981"/>
+        <w:gridCol w:w="2689"/>
+        <w:gridCol w:w="7273"/>
       </w:tblGrid>
       <w:tr>
         <w:trPr>
@@ -9779,7 +10003,7 @@
         </w:trPr>
         <w:tc>
           <w:tcPr>
-            <w:tcW w:w="4981" w:type="dxa"/>
+            <w:tcW w:w="2689" w:type="dxa"/>
           </w:tcPr>
           <w:p>
             <w:pPr>
@@ -9793,7 +10017,7 @@
         </w:tc>
         <w:tc>
           <w:tcPr>
-            <w:tcW w:w="4981" w:type="dxa"/>
+            <w:tcW w:w="7273" w:type="dxa"/>
           </w:tcPr>
           <w:p>
             <w:pPr>
@@ -9812,7 +10036,7 @@
         </w:trPr>
         <w:tc>
           <w:tcPr>
-            <w:tcW w:w="4981" w:type="dxa"/>
+            <w:tcW w:w="2689" w:type="dxa"/>
           </w:tcPr>
           <w:p>
             <w:pPr>
@@ -9826,7 +10050,7 @@
         </w:tc>
         <w:tc>
           <w:tcPr>
-            <w:tcW w:w="4981" w:type="dxa"/>
+            <w:tcW w:w="7273" w:type="dxa"/>
           </w:tcPr>
           <w:p>
             <w:pPr>
@@ -9850,7 +10074,7 @@
       <w:tr>
         <w:tc>
           <w:tcPr>
-            <w:tcW w:w="4981" w:type="dxa"/>
+            <w:tcW w:w="2689" w:type="dxa"/>
           </w:tcPr>
           <w:p>
             <w:pPr>
@@ -9864,7 +10088,7 @@
         </w:tc>
         <w:tc>
           <w:tcPr>
-            <w:tcW w:w="4981" w:type="dxa"/>
+            <w:tcW w:w="7273" w:type="dxa"/>
           </w:tcPr>
           <w:p>
             <w:pPr>
@@ -9883,22 +10107,21 @@
         </w:trPr>
         <w:tc>
           <w:tcPr>
-            <w:tcW w:w="4981" w:type="dxa"/>
-          </w:tcPr>
-          <w:p>
-            <w:pPr>
-              <w:pStyle w:val="TextoTablas"/>
-              <w:spacing w:line="360" w:lineRule="auto"/>
-            </w:pPr>
-            <w:r>
-              <w:lastRenderedPageBreak/>
+            <w:tcW w:w="2689" w:type="dxa"/>
+          </w:tcPr>
+          <w:p>
+            <w:pPr>
+              <w:pStyle w:val="TextoTablas"/>
+              <w:spacing w:line="360" w:lineRule="auto"/>
+            </w:pPr>
+            <w:r>
               <w:t>Tipo de horno</w:t>
             </w:r>
           </w:p>
         </w:tc>
         <w:tc>
           <w:tcPr>
-            <w:tcW w:w="4981" w:type="dxa"/>
+            <w:tcW w:w="7273" w:type="dxa"/>
           </w:tcPr>
           <w:p>
             <w:pPr>
@@ -9914,21 +10137,22 @@
       <w:tr>
         <w:tc>
           <w:tcPr>
-            <w:tcW w:w="4981" w:type="dxa"/>
-          </w:tcPr>
-          <w:p>
-            <w:pPr>
-              <w:pStyle w:val="TextoTablas"/>
-              <w:spacing w:line="360" w:lineRule="auto"/>
-            </w:pPr>
-            <w:r>
+            <w:tcW w:w="2689" w:type="dxa"/>
+          </w:tcPr>
+          <w:p>
+            <w:pPr>
+              <w:pStyle w:val="TextoTablas"/>
+              <w:spacing w:line="360" w:lineRule="auto"/>
+            </w:pPr>
+            <w:r>
+              <w:lastRenderedPageBreak/>
               <w:t>Material de construcción</w:t>
             </w:r>
           </w:p>
         </w:tc>
         <w:tc>
           <w:tcPr>
-            <w:tcW w:w="4981" w:type="dxa"/>
+            <w:tcW w:w="7273" w:type="dxa"/>
           </w:tcPr>
           <w:p>
             <w:pPr>
@@ -9947,7 +10171,7 @@
         </w:trPr>
         <w:tc>
           <w:tcPr>
-            <w:tcW w:w="4981" w:type="dxa"/>
+            <w:tcW w:w="2689" w:type="dxa"/>
           </w:tcPr>
           <w:p>
             <w:pPr>
@@ -9961,7 +10185,7 @@
         </w:tc>
         <w:tc>
           <w:tcPr>
-            <w:tcW w:w="4981" w:type="dxa"/>
+            <w:tcW w:w="7273" w:type="dxa"/>
           </w:tcPr>
           <w:p>
             <w:pPr>
@@ -9977,7 +10201,7 @@
       <w:tr>
         <w:tc>
           <w:tcPr>
-            <w:tcW w:w="4981" w:type="dxa"/>
+            <w:tcW w:w="2689" w:type="dxa"/>
           </w:tcPr>
           <w:p>
             <w:pPr>
@@ -9991,7 +10215,7 @@
         </w:tc>
         <w:tc>
           <w:tcPr>
-            <w:tcW w:w="4981" w:type="dxa"/>
+            <w:tcW w:w="7273" w:type="dxa"/>
           </w:tcPr>
           <w:p>
             <w:pPr>
@@ -10010,7 +10234,7 @@
         </w:trPr>
         <w:tc>
           <w:tcPr>
-            <w:tcW w:w="4981" w:type="dxa"/>
+            <w:tcW w:w="2689" w:type="dxa"/>
           </w:tcPr>
           <w:p>
             <w:pPr>
@@ -10024,7 +10248,7 @@
         </w:tc>
         <w:tc>
           <w:tcPr>
-            <w:tcW w:w="4981" w:type="dxa"/>
+            <w:tcW w:w="7273" w:type="dxa"/>
           </w:tcPr>
           <w:p>
             <w:pPr>
@@ -10040,7 +10264,7 @@
       <w:tr>
         <w:tc>
           <w:tcPr>
-            <w:tcW w:w="4981" w:type="dxa"/>
+            <w:tcW w:w="2689" w:type="dxa"/>
           </w:tcPr>
           <w:p>
             <w:pPr>
@@ -10054,7 +10278,7 @@
         </w:tc>
         <w:tc>
           <w:tcPr>
-            <w:tcW w:w="4981" w:type="dxa"/>
+            <w:tcW w:w="7273" w:type="dxa"/>
           </w:tcPr>
           <w:p>
             <w:pPr>
@@ -10073,7 +10297,7 @@
         </w:trPr>
         <w:tc>
           <w:tcPr>
-            <w:tcW w:w="4981" w:type="dxa"/>
+            <w:tcW w:w="2689" w:type="dxa"/>
           </w:tcPr>
           <w:p>
             <w:pPr>
@@ -10087,7 +10311,7 @@
         </w:tc>
         <w:tc>
           <w:tcPr>
-            <w:tcW w:w="4981" w:type="dxa"/>
+            <w:tcW w:w="7273" w:type="dxa"/>
           </w:tcPr>
           <w:p>
             <w:pPr>
@@ -10103,7 +10327,7 @@
       <w:tr>
         <w:tc>
           <w:tcPr>
-            <w:tcW w:w="4981" w:type="dxa"/>
+            <w:tcW w:w="2689" w:type="dxa"/>
           </w:tcPr>
           <w:p>
             <w:pPr>
@@ -10117,7 +10341,7 @@
         </w:tc>
         <w:tc>
           <w:tcPr>
-            <w:tcW w:w="4981" w:type="dxa"/>
+            <w:tcW w:w="7273" w:type="dxa"/>
           </w:tcPr>
           <w:p>
             <w:pPr>
@@ -10136,7 +10360,7 @@
         </w:trPr>
         <w:tc>
           <w:tcPr>
-            <w:tcW w:w="4981" w:type="dxa"/>
+            <w:tcW w:w="2689" w:type="dxa"/>
           </w:tcPr>
           <w:p>
             <w:pPr>
@@ -10150,7 +10374,7 @@
         </w:tc>
         <w:tc>
           <w:tcPr>
-            <w:tcW w:w="4981" w:type="dxa"/>
+            <w:tcW w:w="7273" w:type="dxa"/>
           </w:tcPr>
           <w:p>
             <w:pPr>
@@ -10166,7 +10390,7 @@
       <w:tr>
         <w:tc>
           <w:tcPr>
-            <w:tcW w:w="4981" w:type="dxa"/>
+            <w:tcW w:w="2689" w:type="dxa"/>
           </w:tcPr>
           <w:p>
             <w:pPr>
@@ -10180,7 +10404,7 @@
         </w:tc>
         <w:tc>
           <w:tcPr>
-            <w:tcW w:w="4981" w:type="dxa"/>
+            <w:tcW w:w="7273" w:type="dxa"/>
           </w:tcPr>
           <w:p>
             <w:pPr>
@@ -10199,7 +10423,7 @@
         </w:trPr>
         <w:tc>
           <w:tcPr>
-            <w:tcW w:w="4981" w:type="dxa"/>
+            <w:tcW w:w="2689" w:type="dxa"/>
           </w:tcPr>
           <w:p>
             <w:pPr>
@@ -10213,7 +10437,7 @@
         </w:tc>
         <w:tc>
           <w:tcPr>
-            <w:tcW w:w="4981" w:type="dxa"/>
+            <w:tcW w:w="7273" w:type="dxa"/>
           </w:tcPr>
           <w:p>
             <w:pPr>
@@ -10229,7 +10453,7 @@
       <w:tr>
         <w:tc>
           <w:tcPr>
-            <w:tcW w:w="4981" w:type="dxa"/>
+            <w:tcW w:w="2689" w:type="dxa"/>
           </w:tcPr>
           <w:p>
             <w:pPr>
@@ -10243,7 +10467,7 @@
         </w:tc>
         <w:tc>
           <w:tcPr>
-            <w:tcW w:w="4981" w:type="dxa"/>
+            <w:tcW w:w="7273" w:type="dxa"/>
           </w:tcPr>
           <w:p>
             <w:pPr>
@@ -10277,22 +10501,21 @@
         </w:trPr>
         <w:tc>
           <w:tcPr>
-            <w:tcW w:w="4981" w:type="dxa"/>
-          </w:tcPr>
-          <w:p>
-            <w:pPr>
-              <w:pStyle w:val="TextoTablas"/>
-              <w:spacing w:line="360" w:lineRule="auto"/>
-            </w:pPr>
-            <w:r>
-              <w:lastRenderedPageBreak/>
+            <w:tcW w:w="2689" w:type="dxa"/>
+          </w:tcPr>
+          <w:p>
+            <w:pPr>
+              <w:pStyle w:val="TextoTablas"/>
+              <w:spacing w:line="360" w:lineRule="auto"/>
+            </w:pPr>
+            <w:r>
               <w:t>Temporizador</w:t>
             </w:r>
           </w:p>
         </w:tc>
         <w:tc>
           <w:tcPr>
-            <w:tcW w:w="4981" w:type="dxa"/>
+            <w:tcW w:w="7273" w:type="dxa"/>
           </w:tcPr>
           <w:p>
             <w:pPr>
@@ -10308,7 +10531,7 @@
       <w:tr>
         <w:tc>
           <w:tcPr>
-            <w:tcW w:w="4981" w:type="dxa"/>
+            <w:tcW w:w="2689" w:type="dxa"/>
           </w:tcPr>
           <w:p>
             <w:pPr>
@@ -10322,7 +10545,7 @@
         </w:tc>
         <w:tc>
           <w:tcPr>
-            <w:tcW w:w="4981" w:type="dxa"/>
+            <w:tcW w:w="7273" w:type="dxa"/>
           </w:tcPr>
           <w:p>
             <w:pPr>
@@ -10341,21 +10564,22 @@
         </w:trPr>
         <w:tc>
           <w:tcPr>
-            <w:tcW w:w="4981" w:type="dxa"/>
-          </w:tcPr>
-          <w:p>
-            <w:pPr>
-              <w:pStyle w:val="TextoTablas"/>
-              <w:spacing w:line="360" w:lineRule="auto"/>
-            </w:pPr>
-            <w:r>
+            <w:tcW w:w="2689" w:type="dxa"/>
+          </w:tcPr>
+          <w:p>
+            <w:pPr>
+              <w:pStyle w:val="TextoTablas"/>
+              <w:spacing w:line="360" w:lineRule="auto"/>
+            </w:pPr>
+            <w:r>
+              <w:lastRenderedPageBreak/>
               <w:t>Puertas</w:t>
             </w:r>
           </w:p>
         </w:tc>
         <w:tc>
           <w:tcPr>
-            <w:tcW w:w="4981" w:type="dxa"/>
+            <w:tcW w:w="7273" w:type="dxa"/>
           </w:tcPr>
           <w:p>
             <w:pPr>
@@ -10371,7 +10595,7 @@
       <w:tr>
         <w:tc>
           <w:tcPr>
-            <w:tcW w:w="4981" w:type="dxa"/>
+            <w:tcW w:w="2689" w:type="dxa"/>
           </w:tcPr>
           <w:p>
             <w:pPr>
@@ -10385,7 +10609,7 @@
         </w:tc>
         <w:tc>
           <w:tcPr>
-            <w:tcW w:w="4981" w:type="dxa"/>
+            <w:tcW w:w="7273" w:type="dxa"/>
           </w:tcPr>
           <w:p>
             <w:pPr>
@@ -10432,23 +10656,29 @@
     </w:p>
     <w:p>
       <w:r>
-        <w:t xml:space="preserve">Antes de poner en funcionamiento cualquier equipo de panadería, deben realizarse las verificaciones generales de seguridad. Estas consisten en confirmar que el equipo esté ubicado sobre una superficie plana y estable, que el tomacorriente sea exclusivo, se encuentre en buen estado y disponga de polo a tierra, que el cable de </w:t>
-      </w:r>
+        <w:t>Antes de poner en funcionamiento cualquier equipo de panadería, deben realizarse las verificaciones generales de seguridad. Estas consisten en confirmar que el equipo esté ubicado sobre una superficie plana y estable, que el tomacorriente sea exclusivo, se encuentre en buen estado y disponga de polo a tierra, que el cable de alimentación no presente deterioro y que las piezas móviles, como el tazón y el gancho, estén correctamente instaladas y funcionen adecuadamente.</w:t>
+      </w:r>
+    </w:p>
+    <w:p>
+      <w:r>
+        <w:t>A continuación, se describe el procedimiento específico para la operación de la amasadora industrial de espiral, con base en las recomendaciones del fabricante.</w:t>
+      </w:r>
+    </w:p>
+    <w:p>
+      <w:pPr>
+        <w:spacing w:before="0" w:after="160" w:line="259" w:lineRule="auto"/>
+        <w:ind w:firstLine="0"/>
+      </w:pPr>
+      <w:r>
+        <w:br w:type="page"/>
+      </w:r>
+    </w:p>
+    <w:p>
+      <w:pPr>
+        <w:pStyle w:val="Tabla"/>
+      </w:pPr>
       <w:r>
         <w:lastRenderedPageBreak/>
-        <w:t>alimentación no presente deterioro y que las piezas móviles, como el tazón y el gancho, estén correctamente instaladas y funcionen adecuadamente.</w:t>
-      </w:r>
-    </w:p>
-    <w:p>
-      <w:r>
-        <w:t>A continuación, se describe el procedimiento específico para la operación de la amasadora industrial de espiral, con base en las recomendaciones del fabricante.</w:t>
-      </w:r>
-    </w:p>
-    <w:p>
-      <w:pPr>
-        <w:pStyle w:val="Tabla"/>
-      </w:pPr>
-      <w:r>
         <w:t>Pasos de operación para amasadora industrial Tornado HS20Z</w:t>
       </w:r>
     </w:p>
@@ -10525,7 +10755,7 @@
               <w:pStyle w:val="TextoTablas"/>
               <w:numPr>
                 <w:ilvl w:val="0"/>
-                <w:numId w:val="49"/>
+                <w:numId w:val="30"/>
               </w:numPr>
               <w:spacing w:line="360" w:lineRule="auto"/>
             </w:pPr>
@@ -10573,7 +10803,7 @@
               <w:pStyle w:val="TextoTablas"/>
               <w:numPr>
                 <w:ilvl w:val="0"/>
-                <w:numId w:val="49"/>
+                <w:numId w:val="30"/>
               </w:numPr>
               <w:spacing w:line="360" w:lineRule="auto"/>
             </w:pPr>
@@ -10624,7 +10854,7 @@
               <w:pStyle w:val="TextoTablas"/>
               <w:numPr>
                 <w:ilvl w:val="0"/>
-                <w:numId w:val="49"/>
+                <w:numId w:val="30"/>
               </w:numPr>
               <w:spacing w:line="360" w:lineRule="auto"/>
             </w:pPr>
@@ -10672,41 +10902,44 @@
               <w:pStyle w:val="TextoTablas"/>
               <w:numPr>
                 <w:ilvl w:val="0"/>
-                <w:numId w:val="49"/>
+                <w:numId w:val="30"/>
               </w:numPr>
               <w:spacing w:line="360" w:lineRule="auto"/>
             </w:pPr>
             <w:r>
+              <w:t>Operación segura</w:t>
+            </w:r>
+          </w:p>
+        </w:tc>
+        <w:tc>
+          <w:tcPr>
+            <w:tcW w:w="3527" w:type="dxa"/>
+          </w:tcPr>
+          <w:p>
+            <w:pPr>
+              <w:pStyle w:val="TextoTablas"/>
+              <w:spacing w:line="360" w:lineRule="auto"/>
+            </w:pPr>
+            <w:r>
+              <w:t>Supervise el funcionamiento de la amasadora durante el ciclo de mezclado.</w:t>
+            </w:r>
+          </w:p>
+        </w:tc>
+        <w:tc>
+          <w:tcPr>
+            <w:tcW w:w="3321" w:type="dxa"/>
+          </w:tcPr>
+          <w:p>
+            <w:pPr>
+              <w:pStyle w:val="TextoTablas"/>
+              <w:spacing w:line="360" w:lineRule="auto"/>
+            </w:pPr>
+            <w:r>
+              <w:t xml:space="preserve">No introduzca las manos ni utensilios dentro del tazón mientras el equipo esté en movimiento. Si necesita retirar masa adherida, detenga el </w:t>
+            </w:r>
+            <w:r>
               <w:lastRenderedPageBreak/>
-              <w:t>Operación segura</w:t>
-            </w:r>
-          </w:p>
-        </w:tc>
-        <w:tc>
-          <w:tcPr>
-            <w:tcW w:w="3527" w:type="dxa"/>
-          </w:tcPr>
-          <w:p>
-            <w:pPr>
-              <w:pStyle w:val="TextoTablas"/>
-              <w:spacing w:line="360" w:lineRule="auto"/>
-            </w:pPr>
-            <w:r>
-              <w:t>Supervise el funcionamiento de la amasadora durante el ciclo de mezclado.</w:t>
-            </w:r>
-          </w:p>
-        </w:tc>
-        <w:tc>
-          <w:tcPr>
-            <w:tcW w:w="3321" w:type="dxa"/>
-          </w:tcPr>
-          <w:p>
-            <w:pPr>
-              <w:pStyle w:val="TextoTablas"/>
-              <w:spacing w:line="360" w:lineRule="auto"/>
-            </w:pPr>
-            <w:r>
-              <w:t>No introduzca las manos ni utensilios dentro del tazón mientras el equipo esté en movimiento. Si necesita retirar masa adherida, detenga el equipo y utilice únicamente un raspador de plástico.</w:t>
+              <w:t>equipo y utilice únicamente un raspador de plástico.</w:t>
             </w:r>
           </w:p>
         </w:tc>
@@ -10724,11 +10957,12 @@
               <w:pStyle w:val="TextoTablas"/>
               <w:numPr>
                 <w:ilvl w:val="0"/>
-                <w:numId w:val="49"/>
+                <w:numId w:val="30"/>
               </w:numPr>
               <w:spacing w:line="360" w:lineRule="auto"/>
             </w:pPr>
             <w:r>
+              <w:lastRenderedPageBreak/>
               <w:t>Finalización del proceso</w:t>
             </w:r>
           </w:p>
@@ -10772,7 +11006,7 @@
               <w:pStyle w:val="TextoTablas"/>
               <w:numPr>
                 <w:ilvl w:val="0"/>
-                <w:numId w:val="49"/>
+                <w:numId w:val="30"/>
               </w:numPr>
               <w:spacing w:line="360" w:lineRule="auto"/>
             </w:pPr>
@@ -10813,48 +11047,39 @@
     </w:tbl>
     <w:p>
       <w:pPr>
-        <w:ind w:firstLine="708"/>
+        <w:ind w:firstLine="0"/>
       </w:pPr>
       <w:r>
         <w:t>Nota. Adaptado de Tornado Amasadora HS20Z: manual de instrucciones, (2026).</w:t>
+      </w:r>
+    </w:p>
+    <w:p>
+      <w:pPr>
+        <w:rPr>
+          <w:b/>
+          <w:bCs/>
+        </w:rPr>
+      </w:pPr>
+      <w:r>
+        <w:rPr>
+          <w:b/>
+          <w:bCs/>
+        </w:rPr>
+        <w:t>Operación segura del horno de convección Tornado WGCO-613</w:t>
+      </w:r>
+    </w:p>
+    <w:p>
+      <w:r>
+        <w:t>Antes de poner en funcionamiento el horno de convección, al igual que con la amasadora industrial, deben realizarse las verificaciones generales de seguridad. Para ello, se deben seguir los siguientes pasos:</w:t>
       </w:r>
     </w:p>
     <w:p>
       <w:pPr>
         <w:spacing w:before="0" w:after="160" w:line="259" w:lineRule="auto"/>
         <w:ind w:firstLine="0"/>
-        <w:rPr>
-          <w:b/>
-          <w:bCs/>
-        </w:rPr>
-      </w:pPr>
-      <w:r>
-        <w:rPr>
-          <w:b/>
-          <w:bCs/>
-        </w:rPr>
+      </w:pPr>
+      <w:r>
         <w:br w:type="page"/>
-      </w:r>
-    </w:p>
-    <w:p>
-      <w:pPr>
-        <w:rPr>
-          <w:b/>
-          <w:bCs/>
-        </w:rPr>
-      </w:pPr>
-      <w:r>
-        <w:rPr>
-          <w:b/>
-          <w:bCs/>
-        </w:rPr>
-        <w:lastRenderedPageBreak/>
-        <w:t>Operación segura del horno de convección Tornado WGCO-613</w:t>
-      </w:r>
-    </w:p>
-    <w:p>
-      <w:r>
-        <w:t>Antes de poner en funcionamiento el horno de convección, al igual que con la amasadora industrial, deben realizarse las verificaciones generales de seguridad. Para ello, se deben seguir los siguientes pasos:</w:t>
       </w:r>
     </w:p>
     <w:p>
@@ -10862,7 +11087,7 @@
         <w:pStyle w:val="Prrafodelista"/>
         <w:numPr>
           <w:ilvl w:val="0"/>
-          <w:numId w:val="37"/>
+          <w:numId w:val="18"/>
         </w:numPr>
         <w:rPr>
           <w:b/>
@@ -10874,15 +11099,22 @@
           <w:b/>
           <w:bCs/>
         </w:rPr>
+        <w:lastRenderedPageBreak/>
         <w:t>Paso 1. Preparación y conexión del equipo</w:t>
       </w:r>
     </w:p>
     <w:p>
+      <w:pPr>
+        <w:ind w:left="1416" w:firstLine="1"/>
+      </w:pPr>
       <w:r>
         <w:t>Conecte el horno a una toma eléctrica de 110 V con polo a tierra y abra la válvula de paso de gas. Compruebe que el piloto verde se encienda, pues indica que el equipo se encuentra energizado.</w:t>
       </w:r>
     </w:p>
     <w:p>
+      <w:pPr>
+        <w:ind w:left="1416" w:firstLine="1"/>
+      </w:pPr>
       <w:r>
         <w:rPr>
           <w:b/>
@@ -10899,7 +11131,7 @@
         <w:pStyle w:val="Prrafodelista"/>
         <w:numPr>
           <w:ilvl w:val="0"/>
-          <w:numId w:val="37"/>
+          <w:numId w:val="18"/>
         </w:numPr>
         <w:rPr>
           <w:b/>
@@ -10915,6 +11147,9 @@
       </w:r>
     </w:p>
     <w:p>
+      <w:pPr>
+        <w:ind w:left="1416" w:firstLine="1"/>
+      </w:pPr>
       <w:r>
         <w:t xml:space="preserve">Coloque el interruptor general en posición </w:t>
       </w:r>
@@ -10933,7 +11168,7 @@
         <w:pStyle w:val="Prrafodelista"/>
         <w:numPr>
           <w:ilvl w:val="0"/>
-          <w:numId w:val="38"/>
+          <w:numId w:val="19"/>
         </w:numPr>
       </w:pPr>
       <w:r>
@@ -10953,7 +11188,7 @@
         <w:pStyle w:val="Prrafodelista"/>
         <w:numPr>
           <w:ilvl w:val="0"/>
-          <w:numId w:val="38"/>
+          <w:numId w:val="19"/>
         </w:numPr>
       </w:pPr>
       <w:r>
@@ -10969,6 +11204,9 @@
       </w:r>
     </w:p>
     <w:p>
+      <w:pPr>
+        <w:ind w:left="1416" w:firstLine="1"/>
+      </w:pPr>
       <w:r>
         <w:rPr>
           <w:b/>
@@ -10978,15 +11216,6 @@
       </w:r>
       <w:r>
         <w:t>: seleccione el modo antes de introducir el producto y evite acercar las manos al ventilador.</w:t>
-      </w:r>
-    </w:p>
-    <w:p>
-      <w:pPr>
-        <w:spacing w:before="0" w:after="160" w:line="259" w:lineRule="auto"/>
-        <w:ind w:firstLine="0"/>
-      </w:pPr>
-      <w:r>
-        <w:br w:type="page"/>
       </w:r>
     </w:p>
     <w:p>
@@ -10994,7 +11223,7 @@
         <w:pStyle w:val="Prrafodelista"/>
         <w:numPr>
           <w:ilvl w:val="0"/>
-          <w:numId w:val="39"/>
+          <w:numId w:val="20"/>
         </w:numPr>
         <w:rPr>
           <w:b/>
@@ -11006,11 +11235,13 @@
           <w:b/>
           <w:bCs/>
         </w:rPr>
-        <w:lastRenderedPageBreak/>
         <w:t>Paso 3. Programación de la cocción</w:t>
       </w:r>
     </w:p>
     <w:p>
+      <w:pPr>
+        <w:ind w:left="1416" w:firstLine="1"/>
+      </w:pPr>
       <w:r>
         <w:t>Ajuste el temporizador entre 0 y 60 minutos, seleccione la temperatura requerida sin superar los 295 °C y establezca la velocidad del motor:</w:t>
       </w:r>
@@ -11020,7 +11251,7 @@
         <w:pStyle w:val="Prrafodelista"/>
         <w:numPr>
           <w:ilvl w:val="0"/>
-          <w:numId w:val="40"/>
+          <w:numId w:val="21"/>
         </w:numPr>
       </w:pPr>
       <w:r>
@@ -11039,7 +11270,7 @@
         <w:pStyle w:val="Prrafodelista"/>
         <w:numPr>
           <w:ilvl w:val="0"/>
-          <w:numId w:val="40"/>
+          <w:numId w:val="21"/>
         </w:numPr>
       </w:pPr>
       <w:r>
@@ -11054,11 +11285,18 @@
       </w:r>
     </w:p>
     <w:p>
-      <w:r>
+      <w:pPr>
+        <w:ind w:left="1416" w:firstLine="1"/>
+      </w:pPr>
+      <w:r>
+        <w:lastRenderedPageBreak/>
         <w:t>El piloto naranja permanece encendido mientras funcionan los quemadores y se apaga cuando el horno alcanza la temperatura seleccionada.</w:t>
       </w:r>
     </w:p>
     <w:p>
+      <w:pPr>
+        <w:ind w:left="1416" w:firstLine="1"/>
+      </w:pPr>
       <w:r>
         <w:rPr>
           <w:b/>
@@ -11075,7 +11313,7 @@
         <w:pStyle w:val="Prrafodelista"/>
         <w:numPr>
           <w:ilvl w:val="0"/>
-          <w:numId w:val="41"/>
+          <w:numId w:val="22"/>
         </w:numPr>
         <w:rPr>
           <w:b/>
@@ -11091,6 +11329,9 @@
       </w:r>
     </w:p>
     <w:p>
+      <w:pPr>
+        <w:ind w:left="1416" w:firstLine="1"/>
+      </w:pPr>
       <w:r>
         <w:t xml:space="preserve">Utilice la luz halógena para observar el producto a través del vidrio y evite abrir las puertas innecesariamente. En modo </w:t>
       </w:r>
@@ -11105,6 +11346,9 @@
       </w:r>
     </w:p>
     <w:p>
+      <w:pPr>
+        <w:ind w:left="1416" w:firstLine="1"/>
+      </w:pPr>
       <w:r>
         <w:rPr>
           <w:b/>
@@ -11121,7 +11365,7 @@
         <w:pStyle w:val="Prrafodelista"/>
         <w:numPr>
           <w:ilvl w:val="0"/>
-          <w:numId w:val="41"/>
+          <w:numId w:val="22"/>
         </w:numPr>
         <w:rPr>
           <w:b/>
@@ -11137,6 +11381,9 @@
       </w:r>
     </w:p>
     <w:p>
+      <w:pPr>
+        <w:ind w:left="1416" w:firstLine="1"/>
+      </w:pPr>
       <w:r>
         <w:t xml:space="preserve">Al finalizar la cocción, gire el termostato hasta 0 y espere a que el piloto naranja se apague. Después, coloque el interruptor general en </w:t>
       </w:r>
@@ -11151,17 +11398,23 @@
       </w:r>
     </w:p>
     <w:p>
-      <w:r>
+      <w:pPr>
+        <w:ind w:left="1416" w:firstLine="1"/>
+      </w:pPr>
+      <w:r>
+        <w:t>Limpie diariamente la cámara de cocción con una espátula plástica o un paño húmedo, de acuerdo con las indicaciones del fabricante. Para el exterior, utilice únicamente un paño húmedo.</w:t>
+      </w:r>
+    </w:p>
+    <w:p>
+      <w:pPr>
+        <w:ind w:left="1066" w:firstLine="0"/>
+      </w:pPr>
+      <w:r>
+        <w:rPr>
+          <w:b/>
+          <w:bCs/>
+        </w:rPr>
         <w:lastRenderedPageBreak/>
-        <w:t>Limpie diariamente la cámara de cocción con una espátula plástica o un paño húmedo, de acuerdo con las indicaciones del fabricante. Para el exterior, utilice únicamente un paño húmedo.</w:t>
-      </w:r>
-    </w:p>
-    <w:p>
-      <w:r>
-        <w:rPr>
-          <w:b/>
-          <w:bCs/>
-        </w:rPr>
         <w:t>No utilice</w:t>
       </w:r>
       <w:r>
@@ -11332,11 +11585,7 @@
               <w:spacing w:line="360" w:lineRule="auto"/>
             </w:pPr>
             <w:r>
-              <w:t xml:space="preserve">Impide el acceso al tazón mientras el equipo está en movimiento. Algunos modelos tienen interruptor de </w:t>
-            </w:r>
-            <w:r>
-              <w:lastRenderedPageBreak/>
-              <w:t>enclavamiento que detiene el equipo si se abre la guarda.</w:t>
+              <w:t>Impide el acceso al tazón mientras el equipo está en movimiento. Algunos modelos tienen interruptor de enclavamiento que detiene el equipo si se abre la guarda.</w:t>
             </w:r>
           </w:p>
         </w:tc>
@@ -11350,7 +11599,6 @@
               <w:spacing w:line="360" w:lineRule="auto"/>
             </w:pPr>
             <w:r>
-              <w:lastRenderedPageBreak/>
               <w:t>Verificar que la guarda cierre correctamente y que el equipo no arranque si está abierta.</w:t>
             </w:r>
           </w:p>
@@ -11370,6 +11618,7 @@
               <w:spacing w:line="360" w:lineRule="auto"/>
             </w:pPr>
             <w:r>
+              <w:lastRenderedPageBreak/>
               <w:t>Protector térmico del motor</w:t>
             </w:r>
           </w:p>
@@ -11450,7 +11699,7 @@
     </w:tbl>
     <w:p>
       <w:pPr>
-        <w:ind w:firstLine="708"/>
+        <w:ind w:firstLine="0"/>
       </w:pPr>
       <w:r>
         <w:t>Nota. Adaptado de Tornado Amasadora HS20Z: manual de instrucciones, (2026).</w:t>
@@ -11614,11 +11863,7 @@
               <w:spacing w:line="360" w:lineRule="auto"/>
             </w:pPr>
             <w:r>
-              <w:t xml:space="preserve">Corta el suministro de gas o la resistencia si la temperatura </w:t>
-            </w:r>
-            <w:r>
-              <w:lastRenderedPageBreak/>
-              <w:t>supera el límite seguro (Ej. 300°C).</w:t>
+              <w:t>Corta el suministro de gas o la resistencia si la temperatura supera el límite seguro (Ej. 300°C).</w:t>
             </w:r>
           </w:p>
         </w:tc>
@@ -11632,7 +11877,6 @@
               <w:spacing w:line="360" w:lineRule="auto"/>
             </w:pPr>
             <w:r>
-              <w:lastRenderedPageBreak/>
               <w:t>No se prueba diariamente; se verifica anualmente por servicio técnico.</w:t>
             </w:r>
           </w:p>
@@ -11652,6 +11896,7 @@
               <w:spacing w:line="360" w:lineRule="auto"/>
             </w:pPr>
             <w:r>
+              <w:lastRenderedPageBreak/>
               <w:t>Válvula de seguridad de gas</w:t>
             </w:r>
           </w:p>
@@ -11779,7 +12024,7 @@
     </w:tbl>
     <w:p>
       <w:pPr>
-        <w:ind w:firstLine="708"/>
+        <w:ind w:firstLine="0"/>
       </w:pPr>
       <w:r>
         <w:t xml:space="preserve">Nota. Adaptado de Horno de convección </w:t>
@@ -11837,7 +12082,7 @@
         <w:pStyle w:val="Prrafodelista"/>
         <w:numPr>
           <w:ilvl w:val="0"/>
-          <w:numId w:val="41"/>
+          <w:numId w:val="22"/>
         </w:numPr>
       </w:pPr>
       <w:r>
@@ -11848,7 +12093,16 @@
         <w:t>Detergentes</w:t>
       </w:r>
       <w:r>
-        <w:t>: neutros (pH 6-8) para limpieza diaria de superficies en contacto con alimentos; alcalinos (pH &gt;10) para remover grasa y proteínas muy adheridas (requieren enjuague abundante); ácidos (pH &lt;4) para eliminar sarro, óxido o depósitos minerales (uso ocasional).</w:t>
+        <w:t>.</w:t>
+      </w:r>
+      <w:r>
+        <w:t xml:space="preserve"> </w:t>
+      </w:r>
+      <w:r>
+        <w:t>N</w:t>
+      </w:r>
+      <w:r>
+        <w:t>eutros (pH 6-8) para limpieza diaria de superficies en contacto con alimentos; alcalinos (pH &gt;10) para remover grasa y proteínas muy adheridas (requieren enjuague abundante); ácidos (pH &lt;4) para eliminar sarro, óxido o depósitos minerales (uso ocasional).</w:t>
       </w:r>
     </w:p>
     <w:p>
@@ -11856,7 +12110,7 @@
         <w:pStyle w:val="Prrafodelista"/>
         <w:numPr>
           <w:ilvl w:val="0"/>
-          <w:numId w:val="41"/>
+          <w:numId w:val="22"/>
         </w:numPr>
       </w:pPr>
       <w:r>
@@ -11867,11 +12121,20 @@
         <w:t>Desinfectantes químicos</w:t>
       </w:r>
       <w:r>
-        <w:t>: hipoclorito de sodio (cloro, 100-200 ppm, tiempo de contacto 5-10 min, requiere enjuague); amonios cuaternarios (200-400 ppm, tiempo 10 min, no requieren enjuague según ficha); yodóforos (12.5-</w:t>
+        <w:t>.</w:t>
+      </w:r>
+      <w:r>
+        <w:t xml:space="preserve"> </w:t>
+      </w:r>
+      <w:r>
+        <w:t>H</w:t>
+      </w:r>
+      <w:r>
+        <w:t xml:space="preserve">ipoclorito de sodio (cloro, 100-200 ppm, tiempo de contacto 5-10 min, requiere enjuague); amonios cuaternarios (200-400 ppm, tiempo 10 min, no requieren enjuague según ficha); </w:t>
       </w:r>
       <w:r>
         <w:lastRenderedPageBreak/>
-        <w:t>25 ppm, sensibles a pH y temperatura); ácido peracético (150-300 ppm, efectivo a baja temperatura).</w:t>
+        <w:t>yodóforos (12.5-25 ppm, sensibles a pH y temperatura); ácido peracético (150-300 ppm, efectivo a baja temperatura).</w:t>
       </w:r>
     </w:p>
     <w:p>
@@ -11879,7 +12142,7 @@
         <w:pStyle w:val="Prrafodelista"/>
         <w:numPr>
           <w:ilvl w:val="0"/>
-          <w:numId w:val="41"/>
+          <w:numId w:val="22"/>
         </w:numPr>
       </w:pPr>
       <w:r>
@@ -11890,7 +12153,20 @@
         <w:t>Desinfección física</w:t>
       </w:r>
       <w:r>
-        <w:t>: agua caliente (&gt;82 °C) para utensilios pequeños (sumergir 2 min); vapor a presión para hornos y cámaras; radiación UV para superficies y aire (no penetra suciedad).</w:t>
+        <w:rPr>
+          <w:b/>
+          <w:bCs/>
+        </w:rPr>
+        <w:t>.</w:t>
+      </w:r>
+      <w:r>
+        <w:t xml:space="preserve"> </w:t>
+      </w:r>
+      <w:r>
+        <w:t>A</w:t>
+      </w:r>
+      <w:r>
+        <w:t>gua caliente (&gt;82 °C) para utensilios pequeños (sumergir 2 min); vapor a presión para hornos y cámaras; radiación UV para superficies y aire (no penetra suciedad).</w:t>
       </w:r>
     </w:p>
     <w:p>
@@ -11918,7 +12194,7 @@
         <w:pStyle w:val="Prrafodelista"/>
         <w:numPr>
           <w:ilvl w:val="0"/>
-          <w:numId w:val="42"/>
+          <w:numId w:val="23"/>
         </w:numPr>
         <w:rPr>
           <w:b/>
@@ -11934,12 +12210,20 @@
       </w:r>
     </w:p>
     <w:p>
+      <w:pPr>
+        <w:ind w:left="1416" w:firstLine="0"/>
+      </w:pPr>
       <w:r>
         <w:t>Volumen de producto concentrado (ml) = (Concentración deseada (ppm) × Volumen de solución (L)) / (Concentración del producto (ppm) / 1000).</w:t>
       </w:r>
     </w:p>
     <w:p>
       <w:pPr>
+        <w:pStyle w:val="Prrafodelista"/>
+        <w:numPr>
+          <w:ilvl w:val="0"/>
+          <w:numId w:val="23"/>
+        </w:numPr>
         <w:rPr>
           <w:b/>
           <w:bCs/>
@@ -11954,6 +12238,9 @@
       </w:r>
     </w:p>
     <w:p>
+      <w:pPr>
+        <w:ind w:left="1416" w:firstLine="1"/>
+      </w:pPr>
       <w:r>
         <w:t>Para preparar 10 L de solución de hipoclorito de sodio a 100 ppm a partir de un producto comercial al 5 % (50</w:t>
       </w:r>
@@ -11965,6 +12252,9 @@
       </w:r>
     </w:p>
     <w:p>
+      <w:pPr>
+        <w:ind w:left="707"/>
+      </w:pPr>
       <w:r>
         <w:lastRenderedPageBreak/>
         <w:t>(100 × 10) / (50,000/1000) = 1000/50 = 20 ml.</w:t>
@@ -12512,7 +12802,7 @@
     </w:tbl>
     <w:p>
       <w:pPr>
-        <w:ind w:firstLine="708"/>
+        <w:ind w:firstLine="0"/>
       </w:pPr>
       <w:r>
         <w:t>Nota. SENA, (2026).</w:t>
@@ -12537,78 +12827,6 @@
     <w:p>
       <w:r>
         <w:t>El manejo seguro de los agentes de limpieza y desinfección requiere la aplicación de medidas que protejan la salud del personal, prevengan la contaminación del ambiente y garanticen un uso adecuado de los productos químicos. Para ello, es fundamental cumplir las condiciones de almacenamiento, consultar las fichas de datos de seguridad y adoptar las precauciones necesarias durante su manipulación, preparación y disposición final.</w:t>
-      </w:r>
-    </w:p>
-    <w:p>
-      <w:r>
-        <w:rPr>
-          <w:b/>
-          <w:bCs/>
-        </w:rPr>
-        <w:t>Almacenamiento de productos químicos</w:t>
-      </w:r>
-      <w:r>
-        <w:t>: los detergentes y desinfectantes deben almacenarse en un área exclusiva, separada de los alimentos, materias primas y materiales de empaque. Este espacio debe contar con ventilación adecuada, señalización de seguridad, estantes resistentes a derrames y sistemas de contención cuando sea necesario. Los productos deben conservarse en sus envases originales o en recipientes debidamente identificados, evitando el uso de envases destinados a bebidas o alimentos.</w:t>
-      </w:r>
-    </w:p>
-    <w:p>
-      <w:r>
-        <w:rPr>
-          <w:b/>
-          <w:bCs/>
-        </w:rPr>
-        <w:t xml:space="preserve">Fichas de datos de seguridad (SDS – </w:t>
-      </w:r>
-      <w:r>
-        <w:rPr>
-          <w:rStyle w:val="Extranjerismo"/>
-          <w:b/>
-          <w:bCs/>
-        </w:rPr>
-        <w:t>Safety Data Sheet</w:t>
-      </w:r>
-      <w:r>
-        <w:rPr>
-          <w:b/>
-          <w:bCs/>
-        </w:rPr>
-        <w:t>)</w:t>
-      </w:r>
-      <w:r>
-        <w:t>: cada producto químico debe disponer de su ficha de datos de seguridad, la cual contiene información sobre su identificación, composición, peligros, medidas de primeros auxilios, control de incendios, procedimientos en caso de derrames, condiciones de manipulación y almacenamiento, controles de exposición, estabilidad y reactividad, entre otros aspectos relevantes para su uso seguro.</w:t>
-      </w:r>
-    </w:p>
-    <w:p>
-      <w:pPr>
-        <w:spacing w:before="0" w:after="160" w:line="259" w:lineRule="auto"/>
-        <w:ind w:firstLine="0"/>
-        <w:rPr>
-          <w:b/>
-          <w:bCs/>
-        </w:rPr>
-      </w:pPr>
-      <w:r>
-        <w:rPr>
-          <w:b/>
-          <w:bCs/>
-        </w:rPr>
-        <w:br w:type="page"/>
-      </w:r>
-    </w:p>
-    <w:p>
-      <w:pPr>
-        <w:rPr>
-          <w:b/>
-          <w:bCs/>
-        </w:rPr>
-      </w:pPr>
-      <w:r>
-        <w:rPr>
-          <w:b/>
-          <w:bCs/>
-        </w:rPr>
-        <w:lastRenderedPageBreak/>
-        <w:t>Precauciones durante la manipulación de productos químicos:</w:t>
       </w:r>
     </w:p>
     <w:p>
@@ -12616,7 +12834,7 @@
         <w:pStyle w:val="Prrafodelista"/>
         <w:numPr>
           <w:ilvl w:val="0"/>
-          <w:numId w:val="42"/>
+          <w:numId w:val="23"/>
         </w:numPr>
       </w:pPr>
       <w:r>
@@ -12624,10 +12842,23 @@
           <w:b/>
           <w:bCs/>
         </w:rPr>
-        <w:t>Mezclas incompatibles</w:t>
-      </w:r>
-      <w:r>
-        <w:t>: nunca mezcle hipoclorito de sodio con ácidos o con otros productos químicos incompatibles, ya que pueden liberarse gases tóxicos o producirse reacciones peligrosas. De igual manera, evite combinar sustancias ácidas y alcalinas, debido al riesgo de reacciones exotérmicas.</w:t>
+        <w:t>Almacenamiento de productos químicos</w:t>
+      </w:r>
+      <w:r>
+        <w:rPr>
+          <w:b/>
+          <w:bCs/>
+        </w:rPr>
+        <w:t>.</w:t>
+      </w:r>
+      <w:r>
+        <w:t xml:space="preserve"> </w:t>
+      </w:r>
+      <w:r>
+        <w:t>L</w:t>
+      </w:r>
+      <w:r>
+        <w:t>os detergentes y desinfectantes deben almacenarse en un área exclusiva, separada de los alimentos, materias primas y materiales de empaque. Este espacio debe contar con ventilación adecuada, señalización de seguridad, estantes resistentes a derrames y sistemas de contención cuando sea necesario. Los productos deben conservarse en sus envases originales o en recipientes debidamente identificados, evitando el uso de envases destinados a bebidas o alimentos.</w:t>
       </w:r>
     </w:p>
     <w:p>
@@ -12635,7 +12866,7 @@
         <w:pStyle w:val="Prrafodelista"/>
         <w:numPr>
           <w:ilvl w:val="0"/>
-          <w:numId w:val="42"/>
+          <w:numId w:val="23"/>
         </w:numPr>
       </w:pPr>
       <w:r>
@@ -12643,10 +12874,34 @@
           <w:b/>
           <w:bCs/>
         </w:rPr>
-        <w:t>Actuación en caso de derrame</w:t>
-      </w:r>
-      <w:r>
-        <w:t>: aísle y ventile el área afectada, utilice los elementos de protección personal requeridos, contenga el derrame con material absorbente inerte, disponga el residuo en un recipiente debidamente identificado y limpie la superficie siguiendo los procedimientos establecidos por el establecimiento. Finalmente, registre el incidente conforme a los protocolos internos.</w:t>
+        <w:t xml:space="preserve">Fichas de datos de seguridad (SDS – </w:t>
+      </w:r>
+      <w:r>
+        <w:rPr>
+          <w:rStyle w:val="Extranjerismo"/>
+          <w:b/>
+          <w:bCs/>
+        </w:rPr>
+        <w:t>Safety Data Sheet</w:t>
+      </w:r>
+      <w:r>
+        <w:rPr>
+          <w:b/>
+          <w:bCs/>
+        </w:rPr>
+        <w:t>)</w:t>
+      </w:r>
+      <w:r>
+        <w:t>.</w:t>
+      </w:r>
+      <w:r>
+        <w:t xml:space="preserve"> </w:t>
+      </w:r>
+      <w:r>
+        <w:t>C</w:t>
+      </w:r>
+      <w:r>
+        <w:t>ada producto químico debe disponer de su ficha de datos de seguridad, la cual contiene información sobre su identificación, composición, peligros, medidas de primeros auxilios, control de incendios, procedimientos en caso de derrames, condiciones de manipulación y almacenamiento, controles de exposición, estabilidad y reactividad, entre otros aspectos relevantes para su uso seguro.</w:t>
       </w:r>
     </w:p>
     <w:p>
@@ -12654,77 +12909,20 @@
         <w:pStyle w:val="Prrafodelista"/>
         <w:numPr>
           <w:ilvl w:val="0"/>
-          <w:numId w:val="42"/>
+          <w:numId w:val="23"/>
         </w:numPr>
-      </w:pPr>
-      <w:r>
-        <w:rPr>
-          <w:b/>
-          <w:bCs/>
-        </w:rPr>
-        <w:t>Elementos de Protección Personal (EPP)</w:t>
-      </w:r>
-      <w:r>
-        <w:t>: durante la manipulación de productos químicos concentrados deben utilizarse guantes de nitrilo o neopreno, gafas de seguridad con protección lateral, delantal impermeable, botas de caucho y, cuando las condiciones de exposición lo requieran, protección respiratoria adecuada de acuerdo con las recomendaciones del fabricante.</w:t>
-      </w:r>
-    </w:p>
-    <w:p/>
-    <w:p>
-      <w:pPr>
         <w:spacing w:before="0" w:after="160" w:line="259" w:lineRule="auto"/>
-        <w:ind w:firstLine="0"/>
-      </w:pPr>
-      <w:r>
+        <w:rPr>
+          <w:b/>
+          <w:bCs/>
+        </w:rPr>
+      </w:pPr>
+      <w:r>
+        <w:rPr>
+          <w:b/>
+          <w:bCs/>
+        </w:rPr>
         <w:br w:type="page"/>
-      </w:r>
-    </w:p>
-    <w:p>
-      <w:pPr>
-        <w:pStyle w:val="Ttulo1"/>
-      </w:pPr>
-      <w:bookmarkStart w:id="25" w:name="_Toc237243422"/>
-      <w:r>
-        <w:lastRenderedPageBreak/>
-        <w:t>Procedimientos Operativos Estandarizados de Saneamiento (POES)</w:t>
-      </w:r>
-      <w:bookmarkEnd w:id="25"/>
-    </w:p>
-    <w:p>
-      <w:r>
-        <w:t>Los Procedimientos Operativos Estandarizados de Saneamiento (POES) constituyen una herramienta fundamental para planificar, ejecutar y controlar las actividades de limpieza y desinfección en los establecimientos dedicados a la elaboración de alimentos. Su implementación permite estandarizar las operaciones de saneamiento, prevenir la contaminación de los productos y fortalecer el cumplimiento de las Buenas Prácticas de Manufactura (BPM), contribuyendo a garantizar condiciones adecuadas de higiene e inocuidad durante la elaboración de panes con masa madre.</w:t>
-      </w:r>
-    </w:p>
-    <w:p>
-      <w:pPr>
-        <w:pStyle w:val="Ttulo2"/>
-      </w:pPr>
-      <w:bookmarkStart w:id="26" w:name="_Toc237243423"/>
-      <w:r>
-        <w:t>Definición, estructura y diferencia entre limpieza y desinfección</w:t>
-      </w:r>
-      <w:bookmarkEnd w:id="26"/>
-      <w:r>
-        <w:tab/>
-      </w:r>
-    </w:p>
-    <w:p>
-      <w:r>
-        <w:t>Un POES es un documento escrito que describe de manera detallada y secuencial las actividades de limpieza y desinfección de un equipo, utensilio o área específica. Su objetivo es garantizar que el saneamiento se realice de forma consistente, eficaz y verificable. La estructura de un POES (según Resolución 2674 de 2013) incluye:</w:t>
-      </w:r>
-    </w:p>
-    <w:p>
-      <w:pPr>
-        <w:rPr>
-          <w:b/>
-          <w:bCs/>
-        </w:rPr>
-      </w:pPr>
-      <w:r>
-        <w:rPr>
-          <w:b/>
-          <w:bCs/>
-        </w:rPr>
-        <w:t>Estructura de un procedimiento operativo estandarizado de saneamiento (POES)</w:t>
       </w:r>
     </w:p>
     <w:p>
@@ -12732,21 +12930,103 @@
         <w:pStyle w:val="Prrafodelista"/>
         <w:numPr>
           <w:ilvl w:val="0"/>
-          <w:numId w:val="43"/>
+          <w:numId w:val="23"/>
         </w:numPr>
-      </w:pPr>
-      <w:r>
-        <w:rPr>
-          <w:b/>
-          <w:bCs/>
-        </w:rPr>
-        <w:t>Objetivo y alcance</w:t>
-      </w:r>
-      <w:r>
-        <w:t xml:space="preserve">. </w:t>
-      </w:r>
-      <w:r>
-        <w:t>Define el equipo, utensilio, superficie o área que será objeto de limpieza y desinfección. También establece el propósito del procedimiento y las condiciones que se esperan alcanzar para mantener la inocuidad durante la elaboración de los alimentos.</w:t>
+        <w:rPr>
+          <w:b/>
+          <w:bCs/>
+        </w:rPr>
+      </w:pPr>
+      <w:r>
+        <w:rPr>
+          <w:b/>
+          <w:bCs/>
+        </w:rPr>
+        <w:lastRenderedPageBreak/>
+        <w:t>Precauciones durante la manipulación de productos químicos:</w:t>
+      </w:r>
+    </w:p>
+    <w:p>
+      <w:pPr>
+        <w:ind w:left="1416" w:firstLine="1"/>
+      </w:pPr>
+      <w:r>
+        <w:t>Mezclas incompatibles: nunca mezcle hipoclorito de sodio con ácidos o con otros productos químicos incompatibles, ya que pueden liberarse gases tóxicos o producirse reacciones peligrosas. De igual manera, evite combinar sustancias ácidas y alcalinas, debido al riesgo de reacciones exotérmicas.</w:t>
+      </w:r>
+    </w:p>
+    <w:p>
+      <w:pPr>
+        <w:ind w:left="1416" w:firstLine="1"/>
+      </w:pPr>
+      <w:r>
+        <w:t>Actuación en caso de derrame: aísle y ventile el área afectada, utilice los elementos de protección personal requeridos, contenga el derrame con material absorbente inerte, disponga el residuo en un recipiente debidamente identificado y limpie la superficie siguiendo los procedimientos establecidos por el establecimiento. Finalmente, registre el incidente conforme a los protocolos internos.</w:t>
+      </w:r>
+    </w:p>
+    <w:p>
+      <w:pPr>
+        <w:ind w:left="1417" w:firstLine="0"/>
+      </w:pPr>
+      <w:r>
+        <w:t>Elementos de Protección Personal (EPP): durante la manipulación de productos químicos concentrados deben utilizarse guantes de nitrilo o neopreno, gafas de seguridad con protección lateral, delantal impermeable, botas de caucho y, cuando las condiciones de exposición lo requieran, protección respiratoria adecuada de acuerdo con las recomendaciones del fabricante.</w:t>
+      </w:r>
+    </w:p>
+    <w:p/>
+    <w:p>
+      <w:pPr>
+        <w:spacing w:before="0" w:after="160" w:line="259" w:lineRule="auto"/>
+        <w:ind w:firstLine="0"/>
+      </w:pPr>
+      <w:r>
+        <w:br w:type="page"/>
+      </w:r>
+    </w:p>
+    <w:p>
+      <w:pPr>
+        <w:pStyle w:val="Ttulo1"/>
+      </w:pPr>
+      <w:bookmarkStart w:id="25" w:name="_Toc237243422"/>
+      <w:r>
+        <w:lastRenderedPageBreak/>
+        <w:t>Procedimientos Operativos Estandarizados de Saneamiento (POES)</w:t>
+      </w:r>
+      <w:bookmarkEnd w:id="25"/>
+    </w:p>
+    <w:p>
+      <w:r>
+        <w:t>Los Procedimientos Operativos Estandarizados de Saneamiento (POES) constituyen una herramienta fundamental para planificar, ejecutar y controlar las actividades de limpieza y desinfección en los establecimientos dedicados a la elaboración de alimentos. Su implementación permite estandarizar las operaciones de saneamiento, prevenir la contaminación de los productos y fortalecer el cumplimiento de las Buenas Prácticas de Manufactura (BPM), contribuyendo a garantizar condiciones adecuadas de higiene e inocuidad durante la elaboración de panes con masa madre.</w:t>
+      </w:r>
+    </w:p>
+    <w:p>
+      <w:pPr>
+        <w:pStyle w:val="Ttulo2"/>
+      </w:pPr>
+      <w:bookmarkStart w:id="26" w:name="_Toc237243423"/>
+      <w:r>
+        <w:t>Definición, estructura y diferencia entre limpieza y desinfección</w:t>
+      </w:r>
+      <w:bookmarkEnd w:id="26"/>
+      <w:r>
+        <w:tab/>
+      </w:r>
+    </w:p>
+    <w:p>
+      <w:r>
+        <w:t>Un POES es un documento escrito que describe de manera detallada y secuencial las actividades de limpieza y desinfección de un equipo, utensilio o área específica. Su objetivo es garantizar que el saneamiento se realice de forma consistente, eficaz y verificable. La estructura de un POES (según Resolución 2674 de 2013) incluye:</w:t>
+      </w:r>
+    </w:p>
+    <w:p>
+      <w:pPr>
+        <w:rPr>
+          <w:b/>
+          <w:bCs/>
+        </w:rPr>
+      </w:pPr>
+      <w:r>
+        <w:rPr>
+          <w:b/>
+          <w:bCs/>
+        </w:rPr>
+        <w:t>Estructura de un procedimiento operativo estandarizado de saneamiento (POES)</w:t>
       </w:r>
     </w:p>
     <w:p>
@@ -12754,7 +13034,7 @@
         <w:pStyle w:val="Prrafodelista"/>
         <w:numPr>
           <w:ilvl w:val="0"/>
-          <w:numId w:val="43"/>
+          <w:numId w:val="24"/>
         </w:numPr>
       </w:pPr>
       <w:r>
@@ -12762,17 +13042,13 @@
           <w:b/>
           <w:bCs/>
         </w:rPr>
-        <w:t>Responsables</w:t>
+        <w:t>Objetivo y alcance</w:t>
       </w:r>
       <w:r>
         <w:t xml:space="preserve">. </w:t>
       </w:r>
       <w:r>
-        <w:t xml:space="preserve">Identifica el cargo o la persona encargada de ejecutar, supervisar y verificar el procedimiento. La asignación clara de </w:t>
-      </w:r>
-      <w:r>
-        <w:lastRenderedPageBreak/>
-        <w:t>responsabilidades facilita el seguimiento de las actividades y permite establecer quién debe actuar ante cualquier incumplimiento.</w:t>
+        <w:t>Define el equipo, utensilio, superficie o área que será objeto de limpieza y desinfección. También establece el propósito del procedimiento y las condiciones que se esperan alcanzar para mantener la inocuidad durante la elaboración de los alimentos.</w:t>
       </w:r>
     </w:p>
     <w:p>
@@ -12780,7 +13056,7 @@
         <w:pStyle w:val="Prrafodelista"/>
         <w:numPr>
           <w:ilvl w:val="0"/>
-          <w:numId w:val="43"/>
+          <w:numId w:val="24"/>
         </w:numPr>
       </w:pPr>
       <w:r>
@@ -12788,13 +13064,17 @@
           <w:b/>
           <w:bCs/>
         </w:rPr>
-        <w:t>Frecuencia y momento de ejecución</w:t>
+        <w:t>Responsables</w:t>
       </w:r>
       <w:r>
         <w:t xml:space="preserve">. </w:t>
       </w:r>
       <w:r>
-        <w:t>Determina cuándo debe realizarse el procedimiento, de acuerdo con el uso del equipo, el nivel de riesgo y las características del proceso. Puede establecerse después de cada uso, al finalizar la jornada, por turnos o con una periodicidad semanal.</w:t>
+        <w:t xml:space="preserve">Identifica el cargo o la persona encargada de ejecutar, supervisar y verificar el procedimiento. La asignación clara de </w:t>
+      </w:r>
+      <w:r>
+        <w:lastRenderedPageBreak/>
+        <w:t>responsabilidades facilita el seguimiento de las actividades y permite establecer quién debe actuar ante cualquier incumplimiento.</w:t>
       </w:r>
     </w:p>
     <w:p>
@@ -12802,7 +13082,7 @@
         <w:pStyle w:val="Prrafodelista"/>
         <w:numPr>
           <w:ilvl w:val="0"/>
-          <w:numId w:val="43"/>
+          <w:numId w:val="24"/>
         </w:numPr>
       </w:pPr>
       <w:r>
@@ -12810,13 +13090,13 @@
           <w:b/>
           <w:bCs/>
         </w:rPr>
-        <w:t>Elementos de protección, insumos y materiales</w:t>
+        <w:t>Frecuencia y momento de ejecución</w:t>
       </w:r>
       <w:r>
         <w:t xml:space="preserve">. </w:t>
       </w:r>
       <w:r>
-        <w:t>Relaciona los elementos de protección personal, detergentes, desinfectantes y utensilios necesarios. También puede incluir concentraciones, cantidades, tiempos de contacto y recomendaciones de seguridad para la manipulación de los productos químicos.</w:t>
+        <w:t>Determina cuándo debe realizarse el procedimiento, de acuerdo con el uso del equipo, el nivel de riesgo y las características del proceso. Puede establecerse después de cada uso, al finalizar la jornada, por turnos o con una periodicidad semanal.</w:t>
       </w:r>
     </w:p>
     <w:p>
@@ -12824,7 +13104,7 @@
         <w:pStyle w:val="Prrafodelista"/>
         <w:numPr>
           <w:ilvl w:val="0"/>
-          <w:numId w:val="43"/>
+          <w:numId w:val="24"/>
         </w:numPr>
       </w:pPr>
       <w:r>
@@ -12832,20 +13112,13 @@
           <w:b/>
           <w:bCs/>
         </w:rPr>
-        <w:t>Procedimiento paso a paso</w:t>
-      </w:r>
-      <w:r>
-        <w:rPr>
-          <w:b/>
-          <w:bCs/>
-        </w:rPr>
-        <w:t>.</w:t>
-      </w:r>
-      <w:r>
-        <w:t xml:space="preserve"> </w:t>
-      </w:r>
-      <w:r>
-        <w:t>Describe de forma ordenada las actividades que deben realizarse: retiro de residuos, prelavado, aplicación de detergente, lavado, enjuague, desinfección, enjuague final cuando corresponda y secado. La secuencia debe ser clara y fácil de aplicar.</w:t>
+        <w:t>Elementos de protección, insumos y materiales</w:t>
+      </w:r>
+      <w:r>
+        <w:t xml:space="preserve">. </w:t>
+      </w:r>
+      <w:r>
+        <w:t>Relaciona los elementos de protección personal, detergentes, desinfectantes y utensilios necesarios. También puede incluir concentraciones, cantidades, tiempos de contacto y recomendaciones de seguridad para la manipulación de los productos químicos.</w:t>
       </w:r>
     </w:p>
     <w:p>
@@ -12853,7 +13126,7 @@
         <w:pStyle w:val="Prrafodelista"/>
         <w:numPr>
           <w:ilvl w:val="0"/>
-          <w:numId w:val="43"/>
+          <w:numId w:val="24"/>
         </w:numPr>
       </w:pPr>
       <w:r>
@@ -12861,17 +13134,20 @@
           <w:b/>
           <w:bCs/>
         </w:rPr>
-        <w:t>Verificación y registro</w:t>
-      </w:r>
-      <w:r>
-        <w:rPr>
-          <w:b/>
-          <w:bCs/>
-        </w:rPr>
-        <w:t xml:space="preserve">. </w:t>
-      </w:r>
-      <w:r>
-        <w:t>Explica cómo se comprobará la eficacia del procedimiento mediante inspección visual, pruebas de ATP, hisopados u otros métodos definidos. Además, señala el formato en el que se registran la fecha, el responsable, el área intervenida y las observaciones.</w:t>
+        <w:t>Procedimiento paso a paso</w:t>
+      </w:r>
+      <w:r>
+        <w:rPr>
+          <w:b/>
+          <w:bCs/>
+        </w:rPr>
+        <w:t>.</w:t>
+      </w:r>
+      <w:r>
+        <w:t xml:space="preserve"> </w:t>
+      </w:r>
+      <w:r>
+        <w:t>Describe de forma ordenada las actividades que deben realizarse: retiro de residuos, prelavado, aplicación de detergente, lavado, enjuague, desinfección, enjuague final cuando corresponda y secado. La secuencia debe ser clara y fácil de aplicar.</w:t>
       </w:r>
     </w:p>
     <w:p>
@@ -12879,7 +13155,7 @@
         <w:pStyle w:val="Prrafodelista"/>
         <w:numPr>
           <w:ilvl w:val="0"/>
-          <w:numId w:val="43"/>
+          <w:numId w:val="24"/>
         </w:numPr>
       </w:pPr>
       <w:r>
@@ -12887,44 +13163,17 @@
           <w:b/>
           <w:bCs/>
         </w:rPr>
-        <w:t>Acciones correctivas</w:t>
-      </w:r>
-      <w:r>
-        <w:rPr>
-          <w:b/>
-          <w:bCs/>
-        </w:rPr>
-        <w:t>.</w:t>
-      </w:r>
-      <w:r>
-        <w:t xml:space="preserve"> </w:t>
-      </w:r>
-      <w:r>
-        <w:t xml:space="preserve">Establece las medidas que deben aplicarse cuando la limpieza o la desinfección no cumplen los resultados esperados. Estas pueden incluir repetir el procedimiento, ajustar la concentración del </w:t>
-      </w:r>
-      <w:r>
-        <w:lastRenderedPageBreak/>
-        <w:t>producto, reemplazar utensilios, capacitar al personal o solicitar mantenimiento.</w:t>
-      </w:r>
-    </w:p>
-    <w:p>
-      <w:r>
-        <w:t xml:space="preserve">La estructura del POES puede ajustarse a las características de cada establecimiento, siempre que permita planificar, ejecutar, verificar y documentar las actividades de limpieza y desinfección. </w:t>
-      </w:r>
-    </w:p>
-    <w:p>
-      <w:pPr>
-        <w:rPr>
-          <w:b/>
-          <w:bCs/>
-        </w:rPr>
-      </w:pPr>
-      <w:r>
-        <w:rPr>
-          <w:b/>
-          <w:bCs/>
-        </w:rPr>
-        <w:t>Diferencia entre limpieza y desinfección</w:t>
+        <w:t>Verificación y registro</w:t>
+      </w:r>
+      <w:r>
+        <w:rPr>
+          <w:b/>
+          <w:bCs/>
+        </w:rPr>
+        <w:t xml:space="preserve">. </w:t>
+      </w:r>
+      <w:r>
+        <w:t>Explica cómo se comprobará la eficacia del procedimiento mediante inspección visual, pruebas de ATP, hisopados u otros métodos definidos. Además, señala el formato en el que se registran la fecha, el responsable, el área intervenida y las observaciones.</w:t>
       </w:r>
     </w:p>
     <w:p>
@@ -12932,7 +13181,7 @@
         <w:pStyle w:val="Prrafodelista"/>
         <w:numPr>
           <w:ilvl w:val="0"/>
-          <w:numId w:val="44"/>
+          <w:numId w:val="24"/>
         </w:numPr>
       </w:pPr>
       <w:r>
@@ -12940,10 +13189,44 @@
           <w:b/>
           <w:bCs/>
         </w:rPr>
-        <w:t>Limpieza</w:t>
-      </w:r>
-      <w:r>
-        <w:t>: consiste en la remoción de suciedad visible, como restos de masa, grasa, polvo y otros residuos presentes en equipos, utensilios y superficies. Este proceso se realiza mediante la acción mecánica, el uso de agua y detergente. Aunque no elimina los microorganismos, reduce su cantidad al retirar la materia orgánica donde pueden permanecer.</w:t>
+        <w:t>Acciones correctivas</w:t>
+      </w:r>
+      <w:r>
+        <w:rPr>
+          <w:b/>
+          <w:bCs/>
+        </w:rPr>
+        <w:t>.</w:t>
+      </w:r>
+      <w:r>
+        <w:t xml:space="preserve"> </w:t>
+      </w:r>
+      <w:r>
+        <w:t xml:space="preserve">Establece las medidas que deben aplicarse cuando la limpieza o la desinfección no cumplen los resultados esperados. Estas pueden incluir repetir el procedimiento, ajustar la concentración del </w:t>
+      </w:r>
+      <w:r>
+        <w:lastRenderedPageBreak/>
+        <w:t>producto, reemplazar utensilios, capacitar al personal o solicitar mantenimiento.</w:t>
+      </w:r>
+    </w:p>
+    <w:p>
+      <w:r>
+        <w:t xml:space="preserve">La estructura del POES puede ajustarse a las características de cada establecimiento, siempre que permita planificar, ejecutar, verificar y documentar las actividades de limpieza y desinfección. </w:t>
+      </w:r>
+    </w:p>
+    <w:p>
+      <w:pPr>
+        <w:rPr>
+          <w:b/>
+          <w:bCs/>
+        </w:rPr>
+      </w:pPr>
+      <w:r>
+        <w:rPr>
+          <w:b/>
+          <w:bCs/>
+        </w:rPr>
+        <w:t>Diferencia entre limpieza y desinfección</w:t>
       </w:r>
     </w:p>
     <w:p>
@@ -12951,7 +13234,7 @@
         <w:pStyle w:val="Prrafodelista"/>
         <w:numPr>
           <w:ilvl w:val="0"/>
-          <w:numId w:val="44"/>
+          <w:numId w:val="25"/>
         </w:numPr>
       </w:pPr>
       <w:r>
@@ -12959,10 +13242,10 @@
           <w:b/>
           <w:bCs/>
         </w:rPr>
-        <w:t>Desinfección</w:t>
-      </w:r>
-      <w:r>
-        <w:t>: corresponde a la aplicación de agentes físicos o químicos sobre superficies previamente limpias, con el fin de reducir la presencia de microorganismos hasta niveles seguros para la elaboración de alimentos. Su eficacia depende de que la superficie esté libre de suciedad visible y de que se respeten las concentraciones y los tiempos de contacto recomendados.</w:t>
+        <w:t>Limpieza</w:t>
+      </w:r>
+      <w:r>
+        <w:t>: consiste en la remoción de suciedad visible, como restos de masa, grasa, polvo y otros residuos presentes en equipos, utensilios y superficies. Este proceso se realiza mediante la acción mecánica, el uso de agua y detergente. Aunque no elimina los microorganismos, reduce su cantidad al retirar la materia orgánica donde pueden permanecer.</w:t>
       </w:r>
     </w:p>
     <w:p>
@@ -12970,7 +13253,26 @@
         <w:pStyle w:val="Prrafodelista"/>
         <w:numPr>
           <w:ilvl w:val="0"/>
-          <w:numId w:val="44"/>
+          <w:numId w:val="25"/>
+        </w:numPr>
+      </w:pPr>
+      <w:r>
+        <w:rPr>
+          <w:b/>
+          <w:bCs/>
+        </w:rPr>
+        <w:t>Desinfección</w:t>
+      </w:r>
+      <w:r>
+        <w:t>: corresponde a la aplicación de agentes físicos o químicos sobre superficies previamente limpias, con el fin de reducir la presencia de microorganismos hasta niveles seguros para la elaboración de alimentos. Su eficacia depende de que la superficie esté libre de suciedad visible y de que se respeten las concentraciones y los tiempos de contacto recomendados.</w:t>
+      </w:r>
+    </w:p>
+    <w:p>
+      <w:pPr>
+        <w:pStyle w:val="Prrafodelista"/>
+        <w:numPr>
+          <w:ilvl w:val="0"/>
+          <w:numId w:val="25"/>
         </w:numPr>
       </w:pPr>
       <w:r>
@@ -13020,8 +13322,8 @@
         <w:tblLook w:val="04A0" w:firstRow="1" w:lastRow="0" w:firstColumn="1" w:lastColumn="0" w:noHBand="0" w:noVBand="1"/>
       </w:tblPr>
       <w:tblGrid>
-        <w:gridCol w:w="4981"/>
-        <w:gridCol w:w="4981"/>
+        <w:gridCol w:w="1838"/>
+        <w:gridCol w:w="8124"/>
       </w:tblGrid>
       <w:tr>
         <w:trPr>
@@ -13031,7 +13333,7 @@
         </w:trPr>
         <w:tc>
           <w:tcPr>
-            <w:tcW w:w="4981" w:type="dxa"/>
+            <w:tcW w:w="1838" w:type="dxa"/>
           </w:tcPr>
           <w:p>
             <w:pPr>
@@ -13045,7 +13347,7 @@
         </w:tc>
         <w:tc>
           <w:tcPr>
-            <w:tcW w:w="4981" w:type="dxa"/>
+            <w:tcW w:w="8124" w:type="dxa"/>
           </w:tcPr>
           <w:p>
             <w:pPr>
@@ -13064,7 +13366,7 @@
         </w:trPr>
         <w:tc>
           <w:tcPr>
-            <w:tcW w:w="4981" w:type="dxa"/>
+            <w:tcW w:w="1838" w:type="dxa"/>
           </w:tcPr>
           <w:p>
             <w:pPr>
@@ -13078,7 +13380,7 @@
         </w:tc>
         <w:tc>
           <w:tcPr>
-            <w:tcW w:w="4981" w:type="dxa"/>
+            <w:tcW w:w="8124" w:type="dxa"/>
           </w:tcPr>
           <w:p>
             <w:pPr>
@@ -13094,7 +13396,7 @@
       <w:tr>
         <w:tc>
           <w:tcPr>
-            <w:tcW w:w="4981" w:type="dxa"/>
+            <w:tcW w:w="1838" w:type="dxa"/>
           </w:tcPr>
           <w:p>
             <w:pPr>
@@ -13108,7 +13410,7 @@
         </w:tc>
         <w:tc>
           <w:tcPr>
-            <w:tcW w:w="4981" w:type="dxa"/>
+            <w:tcW w:w="8124" w:type="dxa"/>
           </w:tcPr>
           <w:p>
             <w:pPr>
@@ -13127,7 +13429,7 @@
         </w:trPr>
         <w:tc>
           <w:tcPr>
-            <w:tcW w:w="4981" w:type="dxa"/>
+            <w:tcW w:w="1838" w:type="dxa"/>
           </w:tcPr>
           <w:p>
             <w:pPr>
@@ -13141,7 +13443,7 @@
         </w:tc>
         <w:tc>
           <w:tcPr>
-            <w:tcW w:w="4981" w:type="dxa"/>
+            <w:tcW w:w="8124" w:type="dxa"/>
           </w:tcPr>
           <w:p>
             <w:pPr>
@@ -13157,7 +13459,7 @@
       <w:tr>
         <w:tc>
           <w:tcPr>
-            <w:tcW w:w="4981" w:type="dxa"/>
+            <w:tcW w:w="1838" w:type="dxa"/>
           </w:tcPr>
           <w:p>
             <w:pPr>
@@ -13171,7 +13473,7 @@
         </w:tc>
         <w:tc>
           <w:tcPr>
-            <w:tcW w:w="4981" w:type="dxa"/>
+            <w:tcW w:w="8124" w:type="dxa"/>
           </w:tcPr>
           <w:p>
             <w:pPr>
@@ -13190,29 +13492,28 @@
         </w:trPr>
         <w:tc>
           <w:tcPr>
-            <w:tcW w:w="4981" w:type="dxa"/>
-          </w:tcPr>
-          <w:p>
-            <w:pPr>
-              <w:pStyle w:val="TextoTablas"/>
-              <w:spacing w:line="360" w:lineRule="auto"/>
-            </w:pPr>
-            <w:r>
-              <w:lastRenderedPageBreak/>
+            <w:tcW w:w="1838" w:type="dxa"/>
+          </w:tcPr>
+          <w:p>
+            <w:pPr>
+              <w:pStyle w:val="TextoTablas"/>
+              <w:spacing w:line="360" w:lineRule="auto"/>
+            </w:pPr>
+            <w:r>
               <w:t>Procedimiento</w:t>
             </w:r>
           </w:p>
         </w:tc>
         <w:tc>
           <w:tcPr>
-            <w:tcW w:w="4981" w:type="dxa"/>
+            <w:tcW w:w="8124" w:type="dxa"/>
           </w:tcPr>
           <w:p>
             <w:pPr>
               <w:pStyle w:val="TextoTablas"/>
               <w:numPr>
                 <w:ilvl w:val="0"/>
-                <w:numId w:val="50"/>
+                <w:numId w:val="31"/>
               </w:numPr>
             </w:pPr>
             <w:r>
@@ -13224,7 +13525,7 @@
               <w:pStyle w:val="TextoTablas"/>
               <w:numPr>
                 <w:ilvl w:val="0"/>
-                <w:numId w:val="50"/>
+                <w:numId w:val="31"/>
               </w:numPr>
             </w:pPr>
             <w:r>
@@ -13236,10 +13537,11 @@
               <w:pStyle w:val="TextoTablas"/>
               <w:numPr>
                 <w:ilvl w:val="0"/>
-                <w:numId w:val="50"/>
+                <w:numId w:val="31"/>
               </w:numPr>
             </w:pPr>
             <w:r>
+              <w:lastRenderedPageBreak/>
               <w:t>Lavado: aplicar detergente neutro con esponja suave, frotar tazón, gancho espiral, eje y todas las superficies internas. Usar cepillo para uniones. No usar esponja de acero (raya el acero).</w:t>
             </w:r>
           </w:p>
@@ -13248,7 +13550,7 @@
               <w:pStyle w:val="TextoTablas"/>
               <w:numPr>
                 <w:ilvl w:val="0"/>
-                <w:numId w:val="50"/>
+                <w:numId w:val="31"/>
               </w:numPr>
             </w:pPr>
             <w:r>
@@ -13260,7 +13562,7 @@
               <w:pStyle w:val="TextoTablas"/>
               <w:numPr>
                 <w:ilvl w:val="0"/>
-                <w:numId w:val="50"/>
+                <w:numId w:val="31"/>
               </w:numPr>
             </w:pPr>
             <w:r>
@@ -13272,7 +13574,7 @@
               <w:pStyle w:val="TextoTablas"/>
               <w:numPr>
                 <w:ilvl w:val="0"/>
-                <w:numId w:val="50"/>
+                <w:numId w:val="31"/>
               </w:numPr>
             </w:pPr>
             <w:r>
@@ -13284,7 +13586,7 @@
               <w:pStyle w:val="TextoTablas"/>
               <w:numPr>
                 <w:ilvl w:val="0"/>
-                <w:numId w:val="50"/>
+                <w:numId w:val="31"/>
               </w:numPr>
             </w:pPr>
             <w:r>
@@ -13296,7 +13598,7 @@
               <w:pStyle w:val="TextoTablas"/>
               <w:numPr>
                 <w:ilvl w:val="0"/>
-                <w:numId w:val="50"/>
+                <w:numId w:val="31"/>
               </w:numPr>
             </w:pPr>
             <w:r>
@@ -13308,21 +13610,22 @@
       <w:tr>
         <w:tc>
           <w:tcPr>
-            <w:tcW w:w="4981" w:type="dxa"/>
-          </w:tcPr>
-          <w:p>
-            <w:pPr>
-              <w:pStyle w:val="TextoTablas"/>
-              <w:spacing w:line="360" w:lineRule="auto"/>
-            </w:pPr>
-            <w:r>
+            <w:tcW w:w="1838" w:type="dxa"/>
+          </w:tcPr>
+          <w:p>
+            <w:pPr>
+              <w:pStyle w:val="TextoTablas"/>
+              <w:spacing w:line="360" w:lineRule="auto"/>
+            </w:pPr>
+            <w:r>
+              <w:lastRenderedPageBreak/>
               <w:t>Verificación</w:t>
             </w:r>
           </w:p>
         </w:tc>
         <w:tc>
           <w:tcPr>
-            <w:tcW w:w="4981" w:type="dxa"/>
+            <w:tcW w:w="8124" w:type="dxa"/>
           </w:tcPr>
           <w:p>
             <w:pPr>
@@ -13349,22 +13652,21 @@
         </w:trPr>
         <w:tc>
           <w:tcPr>
-            <w:tcW w:w="4981" w:type="dxa"/>
-          </w:tcPr>
-          <w:p>
-            <w:pPr>
-              <w:pStyle w:val="TextoTablas"/>
-              <w:spacing w:line="360" w:lineRule="auto"/>
-            </w:pPr>
-            <w:r>
-              <w:lastRenderedPageBreak/>
+            <w:tcW w:w="1838" w:type="dxa"/>
+          </w:tcPr>
+          <w:p>
+            <w:pPr>
+              <w:pStyle w:val="TextoTablas"/>
+              <w:spacing w:line="360" w:lineRule="auto"/>
+            </w:pPr>
+            <w:r>
               <w:t>Registro</w:t>
             </w:r>
           </w:p>
         </w:tc>
         <w:tc>
           <w:tcPr>
-            <w:tcW w:w="4981" w:type="dxa"/>
+            <w:tcW w:w="8124" w:type="dxa"/>
           </w:tcPr>
           <w:p>
             <w:pPr>
@@ -13380,7 +13682,7 @@
     </w:tbl>
     <w:p>
       <w:pPr>
-        <w:ind w:firstLine="708"/>
+        <w:ind w:firstLine="0"/>
       </w:pPr>
       <w:r>
         <w:t>Nota. Adaptado de Tornado Amasadora HS20Z: manual de instrucciones, (2026).</w:t>
@@ -13409,7 +13711,10 @@
         <w:t xml:space="preserve"> Para consultar, diríjase a </w:t>
       </w:r>
       <w:r>
-        <w:t>anexo1_ejemplo</w:t>
+        <w:t>A</w:t>
+      </w:r>
+      <w:r>
+        <w:t>nexo1_ejemplo</w:t>
       </w:r>
       <w:r>
         <w:t>, ubicado en la carpeta Anexos.</w:t>
@@ -13417,16 +13722,34 @@
     </w:p>
     <w:p>
       <w:pPr>
-        <w:rPr>
-          <w:b/>
-          <w:bCs/>
-        </w:rPr>
-      </w:pPr>
-      <w:r>
-        <w:rPr>
-          <w:b/>
-          <w:bCs/>
-        </w:rPr>
+        <w:spacing w:before="0" w:after="160" w:line="259" w:lineRule="auto"/>
+        <w:ind w:firstLine="0"/>
+        <w:rPr>
+          <w:b/>
+          <w:bCs/>
+        </w:rPr>
+      </w:pPr>
+      <w:r>
+        <w:rPr>
+          <w:b/>
+          <w:bCs/>
+        </w:rPr>
+        <w:br w:type="page"/>
+      </w:r>
+    </w:p>
+    <w:p>
+      <w:pPr>
+        <w:rPr>
+          <w:b/>
+          <w:bCs/>
+        </w:rPr>
+      </w:pPr>
+      <w:r>
+        <w:rPr>
+          <w:b/>
+          <w:bCs/>
+        </w:rPr>
+        <w:lastRenderedPageBreak/>
         <w:t>Esquema de los seis pasos para la limpieza y desinfección</w:t>
       </w:r>
     </w:p>
@@ -13440,7 +13763,7 @@
         <w:pStyle w:val="Prrafodelista"/>
         <w:numPr>
           <w:ilvl w:val="0"/>
-          <w:numId w:val="46"/>
+          <w:numId w:val="26"/>
         </w:numPr>
       </w:pPr>
       <w:r>
@@ -13466,7 +13789,7 @@
         <w:pStyle w:val="Prrafodelista"/>
         <w:numPr>
           <w:ilvl w:val="0"/>
-          <w:numId w:val="46"/>
+          <w:numId w:val="26"/>
         </w:numPr>
       </w:pPr>
       <w:r>
@@ -13474,7 +13797,6 @@
           <w:b/>
           <w:bCs/>
         </w:rPr>
-        <w:lastRenderedPageBreak/>
         <w:t>Lavado con detergente</w:t>
       </w:r>
       <w:r>
@@ -13493,7 +13815,7 @@
         <w:pStyle w:val="Prrafodelista"/>
         <w:numPr>
           <w:ilvl w:val="0"/>
-          <w:numId w:val="46"/>
+          <w:numId w:val="26"/>
         </w:numPr>
       </w:pPr>
       <w:r>
@@ -13522,7 +13844,7 @@
         <w:pStyle w:val="Prrafodelista"/>
         <w:numPr>
           <w:ilvl w:val="0"/>
-          <w:numId w:val="46"/>
+          <w:numId w:val="26"/>
         </w:numPr>
         <w:rPr>
           <w:b/>
@@ -13552,7 +13874,7 @@
         <w:pStyle w:val="Prrafodelista"/>
         <w:numPr>
           <w:ilvl w:val="0"/>
-          <w:numId w:val="46"/>
+          <w:numId w:val="26"/>
         </w:numPr>
       </w:pPr>
       <w:r>
@@ -13560,6 +13882,7 @@
           <w:b/>
           <w:bCs/>
         </w:rPr>
+        <w:lastRenderedPageBreak/>
         <w:t>Secado y verificación</w:t>
       </w:r>
       <w:r>
@@ -13623,7 +13946,7 @@
         <w:pStyle w:val="Prrafodelista"/>
         <w:numPr>
           <w:ilvl w:val="0"/>
-          <w:numId w:val="47"/>
+          <w:numId w:val="27"/>
         </w:numPr>
       </w:pPr>
       <w:r>
@@ -13634,7 +13957,28 @@
         <w:t>Tipos de registros</w:t>
       </w:r>
       <w:r>
-        <w:t>: operativos (diligenciados por quien ejecuta la tarea), de verificación (por supervisores o calidad), de acciones correctivas (cuando se detecta una no conformidad).</w:t>
+        <w:rPr>
+          <w:b/>
+          <w:bCs/>
+        </w:rPr>
+        <w:t>.</w:t>
+      </w:r>
+      <w:r>
+        <w:t xml:space="preserve"> </w:t>
+      </w:r>
+      <w:r>
+        <w:t>O</w:t>
+      </w:r>
+      <w:r>
+        <w:t xml:space="preserve">perativos (diligenciados por quien ejecuta la tarea), de verificación (por supervisores o calidad), de acciones correctivas (cuando se detecta </w:t>
+      </w:r>
+      <w:proofErr w:type="gramStart"/>
+      <w:r>
+        <w:t>una no</w:t>
+      </w:r>
+      <w:proofErr w:type="gramEnd"/>
+      <w:r>
+        <w:t xml:space="preserve"> conformidad).</w:t>
       </w:r>
     </w:p>
     <w:p>
@@ -13642,7 +13986,7 @@
         <w:pStyle w:val="Prrafodelista"/>
         <w:numPr>
           <w:ilvl w:val="0"/>
-          <w:numId w:val="47"/>
+          <w:numId w:val="27"/>
         </w:numPr>
       </w:pPr>
       <w:r>
@@ -13653,7 +13997,10 @@
         <w:t>Métodos</w:t>
       </w:r>
       <w:r>
-        <w:t>: papel (sencillo, archivo en carpetas) o digital (tabletas, computadoras, con respaldos y firma electrónica).</w:t>
+        <w:t>. P</w:t>
+      </w:r>
+      <w:r>
+        <w:t>apel (sencillo, archivo en carpetas) o digital (tabletas, computadoras, con respaldos y firma electrónica).</w:t>
       </w:r>
     </w:p>
     <w:p>
@@ -13661,7 +14008,7 @@
         <w:pStyle w:val="Prrafodelista"/>
         <w:numPr>
           <w:ilvl w:val="0"/>
-          <w:numId w:val="47"/>
+          <w:numId w:val="27"/>
         </w:numPr>
       </w:pPr>
       <w:r>
@@ -13672,7 +14019,20 @@
         <w:t>Protocolo de diligenciamiento</w:t>
       </w:r>
       <w:r>
-        <w:t xml:space="preserve">: usar bolígrafo de tinta negra o azul (nunca lápiz); no usar corrector líquido (si hay error, tachar con una línea horizontal, escribir lo correcto al lado y firmar); diligenciar en el momento de la actividad; fecha completa (día/mes/año), hora (formato 24h); </w:t>
+        <w:rPr>
+          <w:b/>
+          <w:bCs/>
+        </w:rPr>
+        <w:t>.</w:t>
+      </w:r>
+      <w:r>
+        <w:t xml:space="preserve"> </w:t>
+      </w:r>
+      <w:r>
+        <w:t>U</w:t>
+      </w:r>
+      <w:r>
+        <w:t xml:space="preserve">sar bolígrafo de tinta negra o azul (nunca lápiz); no usar corrector líquido (si hay error, tachar con una línea horizontal, escribir lo correcto al lado y firmar); diligenciar en el momento de la actividad; fecha completa (día/mes/año), hora (formato 24h); </w:t>
       </w:r>
       <w:r>
         <w:lastRenderedPageBreak/>
@@ -14473,7 +14833,7 @@
     </w:tbl>
     <w:p>
       <w:pPr>
-        <w:ind w:firstLine="708"/>
+        <w:ind w:firstLine="0"/>
       </w:pPr>
       <w:r>
         <w:t>Nota. SENA, (2026).</w:t>
@@ -14817,7 +15177,7 @@
     </w:tbl>
     <w:p>
       <w:pPr>
-        <w:ind w:firstLine="708"/>
+        <w:ind w:firstLine="0"/>
       </w:pPr>
       <w:r>
         <w:t>Nota. SENA, (2026).</w:t>
@@ -15038,7 +15398,7 @@
     </w:tbl>
     <w:p>
       <w:pPr>
-        <w:ind w:firstLine="357"/>
+        <w:ind w:firstLine="0"/>
       </w:pPr>
       <w:r>
         <w:t>N</w:t>
@@ -15110,10 +15470,10 @@
         </w:rPr>
         <w:lastRenderedPageBreak/>
         <w:drawing>
-          <wp:inline distT="0" distB="0" distL="0" distR="0" wp14:anchorId="0EF9C5B4" wp14:editId="4E45AA9B">
+          <wp:inline distT="0" distB="0" distL="0" distR="0" wp14:anchorId="0EF9C5B4" wp14:editId="1F4B85C8">
             <wp:extent cx="5860967" cy="5638800"/>
             <wp:effectExtent l="0" t="0" r="6985" b="0"/>
-            <wp:docPr id="722240825" name="Gráfico 3" descr="Este componente formativo sobre Buenas Prácticas de Manufactura (BPM) y procedimientos de limpieza y desinfección en panadería con masa madre proporciona las bases conceptuales, normativas y prácticas para que el aprendiz desarrolle la capacidad de aplicar los principios de inocuidad en la elaboración artesanal de pan. Su recorrido formativo inicia con el marco legal colombiano y el concepto de BPM, se adentra en las prácticas higiénicas del personal y la prevención de la contaminación, y finaliza con el manejo seguro de equipos y utensilios, los agentes de limpieza y desinfección, los POES y los registros, conformando un sistema de conocimiento integral. Su apropiación es el cimiento sobre el cual se construye la producción de panes de masa madre inocuos y de alta calidad, garantizando la protección del consumidor y el cumplimiento de la normativa sanitaria."/>
+            <wp:docPr id="722240825" name="Gráfico 3" descr="La figura describe un mapa conceptual sobre las Buenas Prácticas de Manufactura (BPM) y los procedimientos de limpieza y desinfección en panadería. Presenta seis temas principales: generalidades de las BPM; contaminación de los alimentos y prevención; utensilios y superficies de trabajo; agentes de limpieza y desinfección; equipos de panadería; y registros y control del programa de saneamiento. Cada tema incluye conceptos, requisitos, procedimientos, medidas de prevención, tipos de agentes, equipos y registros relacionados."/>
             <wp:cNvGraphicFramePr>
               <a:graphicFrameLocks xmlns:a="http://schemas.openxmlformats.org/drawingml/2006/main" noChangeAspect="1"/>
             </wp:cNvGraphicFramePr>
@@ -15121,7 +15481,7 @@
               <a:graphicData uri="http://schemas.openxmlformats.org/drawingml/2006/picture">
                 <pic:pic xmlns:pic="http://schemas.openxmlformats.org/drawingml/2006/picture">
                   <pic:nvPicPr>
-                    <pic:cNvPr id="722240825" name="Gráfico 3" descr="Este componente formativo sobre Buenas Prácticas de Manufactura (BPM) y procedimientos de limpieza y desinfección en panadería con masa madre proporciona las bases conceptuales, normativas y prácticas para que el aprendiz desarrolle la capacidad de aplicar los principios de inocuidad en la elaboración artesanal de pan. Su recorrido formativo inicia con el marco legal colombiano y el concepto de BPM, se adentra en las prácticas higiénicas del personal y la prevención de la contaminación, y finaliza con el manejo seguro de equipos y utensilios, los agentes de limpieza y desinfección, los POES y los registros, conformando un sistema de conocimiento integral. Su apropiación es el cimiento sobre el cual se construye la producción de panes de masa madre inocuos y de alta calidad, garantizando la protección del consumidor y el cumplimiento de la normativa sanitaria."/>
+                    <pic:cNvPr id="722240825" name="Gráfico 3" descr="La figura describe un mapa conceptual sobre las Buenas Prácticas de Manufactura (BPM) y los procedimientos de limpieza y desinfección en panadería. Presenta seis temas principales: generalidades de las BPM; contaminación de los alimentos y prevención; utensilios y superficies de trabajo; agentes de limpieza y desinfección; equipos de panadería; y registros y control del programa de saneamiento. Cada tema incluye conceptos, requisitos, procedimientos, medidas de prevención, tipos de agentes, equipos y registros relacionados."/>
                     <pic:cNvPicPr/>
                   </pic:nvPicPr>
                   <pic:blipFill>
@@ -15528,11 +15888,13 @@
     </w:p>
     <w:p>
       <w:r>
-        <w:rPr>
-          <w:rStyle w:val="Extranjerismo"/>
-        </w:rPr>
-        <w:t>Codex Alimentarius Commission</w:t>
-      </w:r>
+        <w:t xml:space="preserve">Codex Alimentarius </w:t>
+      </w:r>
+      <w:proofErr w:type="spellStart"/>
+      <w:r>
+        <w:t>Commission</w:t>
+      </w:r>
+      <w:proofErr w:type="spellEnd"/>
       <w:r>
         <w:t xml:space="preserve">. (s. f.). </w:t>
       </w:r>
@@ -15574,11 +15936,53 @@
       </w:r>
     </w:p>
     <w:p>
-      <w:r>
-        <w:rPr>
-          <w:rStyle w:val="Extranjerismo"/>
-        </w:rPr>
-        <w:t>Food and Agriculture Organization of the United Nations</w:t>
+      <w:proofErr w:type="spellStart"/>
+      <w:r>
+        <w:t>Food</w:t>
+      </w:r>
+      <w:proofErr w:type="spellEnd"/>
+      <w:r>
+        <w:t xml:space="preserve"> and </w:t>
+      </w:r>
+      <w:proofErr w:type="spellStart"/>
+      <w:r>
+        <w:t>Agriculture</w:t>
+      </w:r>
+      <w:proofErr w:type="spellEnd"/>
+      <w:r>
+        <w:t xml:space="preserve"> </w:t>
+      </w:r>
+      <w:proofErr w:type="spellStart"/>
+      <w:r>
+        <w:t>Organization</w:t>
+      </w:r>
+      <w:proofErr w:type="spellEnd"/>
+      <w:r>
+        <w:t xml:space="preserve"> </w:t>
+      </w:r>
+      <w:proofErr w:type="spellStart"/>
+      <w:r>
+        <w:t>of</w:t>
+      </w:r>
+      <w:proofErr w:type="spellEnd"/>
+      <w:r>
+        <w:t xml:space="preserve"> </w:t>
+      </w:r>
+      <w:proofErr w:type="spellStart"/>
+      <w:r>
+        <w:t>the</w:t>
+      </w:r>
+      <w:proofErr w:type="spellEnd"/>
+      <w:r>
+        <w:t xml:space="preserve"> </w:t>
+      </w:r>
+      <w:proofErr w:type="spellStart"/>
+      <w:r>
+        <w:t>United</w:t>
+      </w:r>
+      <w:proofErr w:type="spellEnd"/>
+      <w:r>
+        <w:t xml:space="preserve"> Nations</w:t>
       </w:r>
       <w:r>
         <w:t xml:space="preserve">. (2016). Sistemas de calidad e inocuidad de los alimentos: Manual de capacitación sobre higiene de los alimentos y sobre el sistema APPCC. </w:t>
@@ -15853,7 +16257,13 @@
               </w:rPr>
             </w:pPr>
             <w:r>
-              <w:t xml:space="preserve">Centro Agroturístico – Regional Santander  </w:t>
+              <w:t xml:space="preserve">Centro Agroturístico </w:t>
+            </w:r>
+            <w:r>
+              <w:t>-</w:t>
+            </w:r>
+            <w:r>
+              <w:t xml:space="preserve"> Regional Santander  </w:t>
             </w:r>
           </w:p>
         </w:tc>
@@ -15903,7 +16313,13 @@
               </w:rPr>
             </w:pPr>
             <w:r>
-              <w:t xml:space="preserve">Centro de Comercio y Servicios – Regional Atlántico   </w:t>
+              <w:t xml:space="preserve">Centro de Comercio y Servicios </w:t>
+            </w:r>
+            <w:r>
+              <w:t>-</w:t>
+            </w:r>
+            <w:r>
+              <w:t xml:space="preserve"> Regional Atlántico   </w:t>
             </w:r>
           </w:p>
         </w:tc>
@@ -15940,7 +16356,16 @@
               </w:rPr>
             </w:pPr>
             <w:r>
-              <w:t>Experto Temático Gastronomía</w:t>
+              <w:t>Expert</w:t>
+            </w:r>
+            <w:r>
+              <w:t>a</w:t>
+            </w:r>
+            <w:r>
+              <w:t xml:space="preserve"> Temátic</w:t>
+            </w:r>
+            <w:r>
+              <w:t>a</w:t>
             </w:r>
           </w:p>
         </w:tc>
@@ -15956,7 +16381,13 @@
               </w:rPr>
             </w:pPr>
             <w:r>
-              <w:t xml:space="preserve">Centro de Comercio y Servicios – Regional Atlántico     </w:t>
+              <w:t xml:space="preserve">Centro de Comercio y Servicios </w:t>
+            </w:r>
+            <w:r>
+              <w:t>-</w:t>
+            </w:r>
+            <w:r>
+              <w:t xml:space="preserve"> Regional Atlántico     </w:t>
             </w:r>
           </w:p>
         </w:tc>
@@ -16006,7 +16437,13 @@
               </w:rPr>
             </w:pPr>
             <w:r>
-              <w:t xml:space="preserve">Centro de Comercio y Servicios – Regional Atlántico       </w:t>
+              <w:t xml:space="preserve">Centro de Comercio y Servicios </w:t>
+            </w:r>
+            <w:r>
+              <w:t>-</w:t>
+            </w:r>
+            <w:r>
+              <w:t xml:space="preserve"> Regional Atlántico       </w:t>
             </w:r>
           </w:p>
         </w:tc>
@@ -16059,7 +16496,13 @@
               </w:rPr>
             </w:pPr>
             <w:r>
-              <w:t xml:space="preserve">Centro de Comercio y Servicios – Regional Atlántico       </w:t>
+              <w:t xml:space="preserve">Centro de Comercio y Servicios </w:t>
+            </w:r>
+            <w:r>
+              <w:t>-</w:t>
+            </w:r>
+            <w:r>
+              <w:t xml:space="preserve"> Regional Atlántico       </w:t>
             </w:r>
           </w:p>
         </w:tc>
@@ -16115,7 +16558,13 @@
               </w:rPr>
             </w:pPr>
             <w:r>
-              <w:t xml:space="preserve">Centro de Comercio y Servicios – Regional Atlántico       </w:t>
+              <w:t xml:space="preserve">Centro de Comercio y Servicios </w:t>
+            </w:r>
+            <w:r>
+              <w:t>-</w:t>
+            </w:r>
+            <w:r>
+              <w:t xml:space="preserve"> Regional Atlántico       </w:t>
             </w:r>
           </w:p>
         </w:tc>
@@ -16165,7 +16614,13 @@
               </w:rPr>
             </w:pPr>
             <w:r>
-              <w:t xml:space="preserve">Centro de Comercio y Servicios – Regional Atlántico       </w:t>
+              <w:t xml:space="preserve">Centro de Comercio y Servicios </w:t>
+            </w:r>
+            <w:r>
+              <w:t>-</w:t>
+            </w:r>
+            <w:r>
+              <w:t xml:space="preserve"> Regional Atlántico       </w:t>
             </w:r>
           </w:p>
         </w:tc>
@@ -16212,7 +16667,13 @@
               </w:rPr>
             </w:pPr>
             <w:r>
-              <w:t xml:space="preserve">Centro de Comercio y Servicios – Regional Atlántico       </w:t>
+              <w:t xml:space="preserve">Centro de Comercio y Servicios </w:t>
+            </w:r>
+            <w:r>
+              <w:t>-</w:t>
+            </w:r>
+            <w:r>
+              <w:t xml:space="preserve"> Regional Atlántico       </w:t>
             </w:r>
           </w:p>
         </w:tc>
@@ -16246,7 +16707,13 @@
               </w:rPr>
             </w:pPr>
             <w:r>
-              <w:t>Evaluador de contenidos inclusivos y accesibles</w:t>
+              <w:t>Evaluador</w:t>
+            </w:r>
+            <w:r>
+              <w:t>a</w:t>
+            </w:r>
+            <w:r>
+              <w:t xml:space="preserve"> de contenidos inclusivos y accesibles</w:t>
             </w:r>
           </w:p>
         </w:tc>
@@ -16262,7 +16729,13 @@
               </w:rPr>
             </w:pPr>
             <w:r>
-              <w:t xml:space="preserve">Centro de Comercio y Servicios – Regional Atlántico       </w:t>
+              <w:t xml:space="preserve">Centro de Comercio y Servicios </w:t>
+            </w:r>
+            <w:r>
+              <w:t>-</w:t>
+            </w:r>
+            <w:r>
+              <w:t xml:space="preserve"> Regional Atlántico       </w:t>
             </w:r>
           </w:p>
         </w:tc>
@@ -16296,7 +16769,13 @@
               </w:rPr>
             </w:pPr>
             <w:r>
-              <w:t>Evaluador de contenidos inclusivos y accesibles</w:t>
+              <w:t>Evaluador</w:t>
+            </w:r>
+            <w:r>
+              <w:t>a</w:t>
+            </w:r>
+            <w:r>
+              <w:t xml:space="preserve"> de contenidos inclusivos y accesibles</w:t>
             </w:r>
           </w:p>
         </w:tc>
@@ -16312,7 +16791,13 @@
               </w:rPr>
             </w:pPr>
             <w:r>
-              <w:t xml:space="preserve">Centro de Comercio y Servicios – Regional Atlántico       </w:t>
+              <w:t xml:space="preserve">Centro de Comercio y Servicios </w:t>
+            </w:r>
+            <w:r>
+              <w:t>-</w:t>
+            </w:r>
+            <w:r>
+              <w:t xml:space="preserve"> Regional Atlántico       </w:t>
             </w:r>
           </w:p>
         </w:tc>
@@ -16328,12 +16813,9 @@
           <w:p>
             <w:pPr>
               <w:pStyle w:val="TextoTablas"/>
-              <w:rPr>
-                <w:lang w:val="es-CO"/>
-              </w:rPr>
-            </w:pPr>
-            <w:r>
-              <w:t>Jonathan Adié Villafañe</w:t>
+            </w:pPr>
+            <w:r>
+              <w:t>Karine Isabel Ospino Fritz</w:t>
             </w:r>
           </w:p>
         </w:tc>
@@ -16344,12 +16826,21 @@
           <w:p>
             <w:pPr>
               <w:pStyle w:val="TextoTablas"/>
-              <w:rPr>
-                <w:lang w:val="es-CO"/>
-              </w:rPr>
-            </w:pPr>
-            <w:r>
-              <w:t>Validador y vinculador de recursos educativos digitales</w:t>
+            </w:pPr>
+            <w:r>
+              <w:t>Validador</w:t>
+            </w:r>
+            <w:r>
+              <w:t>a</w:t>
+            </w:r>
+            <w:r>
+              <w:t xml:space="preserve"> y vinculador</w:t>
+            </w:r>
+            <w:r>
+              <w:t>a</w:t>
+            </w:r>
+            <w:r>
+              <w:t xml:space="preserve"> de recursos educativos digitales</w:t>
             </w:r>
           </w:p>
         </w:tc>
@@ -16360,12 +16851,15 @@
           <w:p>
             <w:pPr>
               <w:pStyle w:val="TextoTablas"/>
-              <w:rPr>
-                <w:lang w:val="es-CO"/>
-              </w:rPr>
-            </w:pPr>
-            <w:r>
-              <w:t xml:space="preserve">Centro de Comercio y Servicios – Regional Atlántico       </w:t>
+            </w:pPr>
+            <w:r>
+              <w:t xml:space="preserve">Centro de Comercio y Servicios </w:t>
+            </w:r>
+            <w:r>
+              <w:t>-</w:t>
+            </w:r>
+            <w:r>
+              <w:t xml:space="preserve"> Regional Atlántico       </w:t>
             </w:r>
           </w:p>
         </w:tc>
@@ -16384,7 +16878,7 @@
             </w:pPr>
             <w:r>
               <w:lastRenderedPageBreak/>
-              <w:t>Karine Isabel Ospino Fritz</w:t>
+              <w:t>Jonathan Adié Villafañe</w:t>
             </w:r>
           </w:p>
         </w:tc>
@@ -16416,7 +16910,13 @@
               </w:rPr>
             </w:pPr>
             <w:r>
-              <w:t xml:space="preserve">Centro de Comercio y Servicios – Regional Atlántico       </w:t>
+              <w:t xml:space="preserve">Centro de Comercio y Servicios </w:t>
+            </w:r>
+            <w:r>
+              <w:t>-</w:t>
+            </w:r>
+            <w:r>
+              <w:t xml:space="preserve"> Regional Atlántico       </w:t>
             </w:r>
           </w:p>
         </w:tc>
@@ -16444,7 +16944,7 @@
 </file>
 
 <file path=word/endnotes.xml><?xml version="1.0" encoding="utf-8"?>
-<w:endnotes xmlns:wpc="http://schemas.microsoft.com/office/word/2010/wordprocessingCanvas" xmlns:cx="http://schemas.microsoft.com/office/drawing/2014/chartex" xmlns:cx1="http://schemas.microsoft.com/office/drawing/2015/9/8/chartex" xmlns:cx2="http://schemas.microsoft.com/office/drawing/2015/10/21/chartex" xmlns:cx3="http://schemas.microsoft.com/office/drawing/2016/5/9/chartex" xmlns:cx4="http://schemas.microsoft.com/office/drawing/2016/5/10/chartex" xmlns:cx5="http://schemas.microsoft.com/office/drawing/2016/5/11/chartex" xmlns:cx6="http://schemas.microsoft.com/office/drawing/2016/5/12/chartex" xmlns:cx7="http://schemas.microsoft.com/office/drawing/2016/5/13/chartex" xmlns:cx8="http://schemas.microsoft.com/office/drawing/2016/5/14/chartex" xmlns:mc="http://schemas.openxmlformats.org/markup-compatibility/2006" xmlns:aink="http://schemas.microsoft.com/office/drawing/2016/ink" xmlns:am3d="http://schemas.microsoft.com/office/drawing/2017/model3d" xmlns:o="urn:schemas-microsoft-com:office:office" xmlns:oel="http://schemas.microsoft.com/office/2019/extlst" xmlns:r="http://schemas.openxmlformats.org/officeDocument/2006/relationships" xmlns:m="http://schemas.openxmlformats.org/officeDocument/2006/math" xmlns:v="urn:schemas-microsoft-com:vml" xmlns:wp14="http://schemas.microsoft.com/office/word/2010/wordprocessingDrawing" xmlns:wp="http://schemas.openxmlformats.org/drawingml/2006/wordprocessingDrawing" xmlns:w10="urn:schemas-microsoft-com:office:word" xmlns:w="http://schemas.openxmlformats.org/wordprocessingml/2006/main" xmlns:w14="http://schemas.microsoft.com/office/word/2010/wordml" xmlns:w15="http://schemas.microsoft.com/office/word/2012/wordml" xmlns:w16cei="http://schemas.microsoft.com/office/word/2026/wordml/cei" xmlns:w16cex="http://schemas.microsoft.com/office/word/2018/wordml/cex" xmlns:w16cid="http://schemas.microsoft.com/office/word/2016/wordml/cid" xmlns:w16="http://schemas.microsoft.com/office/word/2018/wordml" xmlns:w16du="http://schemas.microsoft.com/office/word/2023/wordml/word16du" xmlns:w16sdtdh="http://schemas.microsoft.com/office/word/2020/wordml/sdtdatahash" xmlns:w16sdtfl="http://schemas.microsoft.com/office/word/2024/wordml/sdtformatlock" xmlns:w16se="http://schemas.microsoft.com/office/word/2015/wordml/symex" xmlns:wpg="http://schemas.microsoft.com/office/word/2010/wordprocessingGroup" xmlns:wpi="http://schemas.microsoft.com/office/word/2010/wordprocessingInk" xmlns:wne="http://schemas.microsoft.com/office/word/2006/wordml" xmlns:wps="http://schemas.microsoft.com/office/word/2010/wordprocessingShape" mc:Ignorable="w14 w15 w16se w16cid w16 w16cex w16sdtdh w16sdtfl w16du wp14">
+<w:endnotes xmlns:wpc="http://schemas.microsoft.com/office/word/2010/wordprocessingCanvas" xmlns:cx="http://schemas.microsoft.com/office/drawing/2014/chartex" xmlns:cx1="http://schemas.microsoft.com/office/drawing/2015/9/8/chartex" xmlns:cx2="http://schemas.microsoft.com/office/drawing/2015/10/21/chartex" xmlns:cx3="http://schemas.microsoft.com/office/drawing/2016/5/9/chartex" xmlns:cx4="http://schemas.microsoft.com/office/drawing/2016/5/10/chartex" xmlns:cx5="http://schemas.microsoft.com/office/drawing/2016/5/11/chartex" xmlns:cx6="http://schemas.microsoft.com/office/drawing/2016/5/12/chartex" xmlns:cx7="http://schemas.microsoft.com/office/drawing/2016/5/13/chartex" xmlns:cx8="http://schemas.microsoft.com/office/drawing/2016/5/14/chartex" xmlns:mc="http://schemas.openxmlformats.org/markup-compatibility/2006" xmlns:aink="http://schemas.microsoft.com/office/drawing/2016/ink" xmlns:am3d="http://schemas.microsoft.com/office/drawing/2017/model3d" xmlns:o="urn:schemas-microsoft-com:office:office" xmlns:oel="http://schemas.microsoft.com/office/2019/extlst" xmlns:r="http://schemas.openxmlformats.org/officeDocument/2006/relationships" xmlns:m="http://schemas.openxmlformats.org/officeDocument/2006/math" xmlns:v="urn:schemas-microsoft-com:vml" xmlns:wp14="http://schemas.microsoft.com/office/word/2010/wordprocessingDrawing" xmlns:wp="http://schemas.openxmlformats.org/drawingml/2006/wordprocessingDrawing" xmlns:w10="urn:schemas-microsoft-com:office:word" xmlns:w="http://schemas.openxmlformats.org/wordprocessingml/2006/main" xmlns:w14="http://schemas.microsoft.com/office/word/2010/wordml" xmlns:w15="http://schemas.microsoft.com/office/word/2012/wordml" xmlns:w16cex="http://schemas.microsoft.com/office/word/2018/wordml/cex" xmlns:w16cid="http://schemas.microsoft.com/office/word/2016/wordml/cid" xmlns:w16="http://schemas.microsoft.com/office/word/2018/wordml" xmlns:w16du="http://schemas.microsoft.com/office/word/2023/wordml/word16du" xmlns:w16sdtdh="http://schemas.microsoft.com/office/word/2020/wordml/sdtdatahash" xmlns:w16sdtfl="http://schemas.microsoft.com/office/word/2024/wordml/sdtformatlock" xmlns:w16se="http://schemas.microsoft.com/office/word/2015/wordml/symex" xmlns:wpg="http://schemas.microsoft.com/office/word/2010/wordprocessingGroup" xmlns:wpi="http://schemas.microsoft.com/office/word/2010/wordprocessingInk" xmlns:wne="http://schemas.microsoft.com/office/word/2006/wordml" xmlns:wps="http://schemas.microsoft.com/office/word/2010/wordprocessingShape" mc:Ignorable="w14 w15 w16se w16cid w16 w16cex w16sdtdh w16sdtfl w16du wp14">
   <w:endnote w:type="separator" w:id="-1">
     <w:p>
       <w:pPr>
@@ -16471,7 +16971,7 @@
 </file>
 
 <file path=word/footer1.xml><?xml version="1.0" encoding="utf-8"?>
-<w:ftr xmlns:wpc="http://schemas.microsoft.com/office/word/2010/wordprocessingCanvas" xmlns:cx="http://schemas.microsoft.com/office/drawing/2014/chartex" xmlns:cx1="http://schemas.microsoft.com/office/drawing/2015/9/8/chartex" xmlns:cx2="http://schemas.microsoft.com/office/drawing/2015/10/21/chartex" xmlns:cx3="http://schemas.microsoft.com/office/drawing/2016/5/9/chartex" xmlns:cx4="http://schemas.microsoft.com/office/drawing/2016/5/10/chartex" xmlns:cx5="http://schemas.microsoft.com/office/drawing/2016/5/11/chartex" xmlns:cx6="http://schemas.microsoft.com/office/drawing/2016/5/12/chartex" xmlns:cx7="http://schemas.microsoft.com/office/drawing/2016/5/13/chartex" xmlns:cx8="http://schemas.microsoft.com/office/drawing/2016/5/14/chartex" xmlns:mc="http://schemas.openxmlformats.org/markup-compatibility/2006" xmlns:aink="http://schemas.microsoft.com/office/drawing/2016/ink" xmlns:am3d="http://schemas.microsoft.com/office/drawing/2017/model3d" xmlns:o="urn:schemas-microsoft-com:office:office" xmlns:oel="http://schemas.microsoft.com/office/2019/extlst" xmlns:r="http://schemas.openxmlformats.org/officeDocument/2006/relationships" xmlns:m="http://schemas.openxmlformats.org/officeDocument/2006/math" xmlns:v="urn:schemas-microsoft-com:vml" xmlns:wp14="http://schemas.microsoft.com/office/word/2010/wordprocessingDrawing" xmlns:wp="http://schemas.openxmlformats.org/drawingml/2006/wordprocessingDrawing" xmlns:w10="urn:schemas-microsoft-com:office:word" xmlns:w="http://schemas.openxmlformats.org/wordprocessingml/2006/main" xmlns:w14="http://schemas.microsoft.com/office/word/2010/wordml" xmlns:w15="http://schemas.microsoft.com/office/word/2012/wordml" xmlns:w16cei="http://schemas.microsoft.com/office/word/2026/wordml/cei" xmlns:w16cex="http://schemas.microsoft.com/office/word/2018/wordml/cex" xmlns:w16cid="http://schemas.microsoft.com/office/word/2016/wordml/cid" xmlns:w16="http://schemas.microsoft.com/office/word/2018/wordml" xmlns:w16du="http://schemas.microsoft.com/office/word/2023/wordml/word16du" xmlns:w16sdtdh="http://schemas.microsoft.com/office/word/2020/wordml/sdtdatahash" xmlns:w16sdtfl="http://schemas.microsoft.com/office/word/2024/wordml/sdtformatlock" xmlns:w16se="http://schemas.microsoft.com/office/word/2015/wordml/symex" xmlns:wpg="http://schemas.microsoft.com/office/word/2010/wordprocessingGroup" xmlns:wpi="http://schemas.microsoft.com/office/word/2010/wordprocessingInk" xmlns:wne="http://schemas.microsoft.com/office/word/2006/wordml" xmlns:wps="http://schemas.microsoft.com/office/word/2010/wordprocessingShape" mc:Ignorable="w14 w15 w16se w16cid w16 w16cex w16sdtdh w16sdtfl w16du wp14">
+<w:ftr xmlns:wpc="http://schemas.microsoft.com/office/word/2010/wordprocessingCanvas" xmlns:cx="http://schemas.microsoft.com/office/drawing/2014/chartex" xmlns:cx1="http://schemas.microsoft.com/office/drawing/2015/9/8/chartex" xmlns:cx2="http://schemas.microsoft.com/office/drawing/2015/10/21/chartex" xmlns:cx3="http://schemas.microsoft.com/office/drawing/2016/5/9/chartex" xmlns:cx4="http://schemas.microsoft.com/office/drawing/2016/5/10/chartex" xmlns:cx5="http://schemas.microsoft.com/office/drawing/2016/5/11/chartex" xmlns:cx6="http://schemas.microsoft.com/office/drawing/2016/5/12/chartex" xmlns:cx7="http://schemas.microsoft.com/office/drawing/2016/5/13/chartex" xmlns:cx8="http://schemas.microsoft.com/office/drawing/2016/5/14/chartex" xmlns:mc="http://schemas.openxmlformats.org/markup-compatibility/2006" xmlns:aink="http://schemas.microsoft.com/office/drawing/2016/ink" xmlns:am3d="http://schemas.microsoft.com/office/drawing/2017/model3d" xmlns:o="urn:schemas-microsoft-com:office:office" xmlns:oel="http://schemas.microsoft.com/office/2019/extlst" xmlns:r="http://schemas.openxmlformats.org/officeDocument/2006/relationships" xmlns:m="http://schemas.openxmlformats.org/officeDocument/2006/math" xmlns:v="urn:schemas-microsoft-com:vml" xmlns:wp14="http://schemas.microsoft.com/office/word/2010/wordprocessingDrawing" xmlns:wp="http://schemas.openxmlformats.org/drawingml/2006/wordprocessingDrawing" xmlns:w10="urn:schemas-microsoft-com:office:word" xmlns:w="http://schemas.openxmlformats.org/wordprocessingml/2006/main" xmlns:w14="http://schemas.microsoft.com/office/word/2010/wordml" xmlns:w15="http://schemas.microsoft.com/office/word/2012/wordml" xmlns:w16cex="http://schemas.microsoft.com/office/word/2018/wordml/cex" xmlns:w16cid="http://schemas.microsoft.com/office/word/2016/wordml/cid" xmlns:w16="http://schemas.microsoft.com/office/word/2018/wordml" xmlns:w16du="http://schemas.microsoft.com/office/word/2023/wordml/word16du" xmlns:w16sdtdh="http://schemas.microsoft.com/office/word/2020/wordml/sdtdatahash" xmlns:w16sdtfl="http://schemas.microsoft.com/office/word/2024/wordml/sdtformatlock" xmlns:w16se="http://schemas.microsoft.com/office/word/2015/wordml/symex" xmlns:wpg="http://schemas.microsoft.com/office/word/2010/wordprocessingGroup" xmlns:wpi="http://schemas.microsoft.com/office/word/2010/wordprocessingInk" xmlns:wne="http://schemas.microsoft.com/office/word/2006/wordml" xmlns:wps="http://schemas.microsoft.com/office/word/2010/wordprocessingShape" mc:Ignorable="w14 w15 w16se w16cid w16 w16cex w16sdtdh w16sdtfl w16du wp14">
   <w:sdt>
     <w:sdtPr>
       <w:id w:val="-1465197936"/>
@@ -16517,7 +17017,7 @@
 </file>
 
 <file path=word/footnotes.xml><?xml version="1.0" encoding="utf-8"?>
-<w:footnotes xmlns:wpc="http://schemas.microsoft.com/office/word/2010/wordprocessingCanvas" xmlns:cx="http://schemas.microsoft.com/office/drawing/2014/chartex" xmlns:cx1="http://schemas.microsoft.com/office/drawing/2015/9/8/chartex" xmlns:cx2="http://schemas.microsoft.com/office/drawing/2015/10/21/chartex" xmlns:cx3="http://schemas.microsoft.com/office/drawing/2016/5/9/chartex" xmlns:cx4="http://schemas.microsoft.com/office/drawing/2016/5/10/chartex" xmlns:cx5="http://schemas.microsoft.com/office/drawing/2016/5/11/chartex" xmlns:cx6="http://schemas.microsoft.com/office/drawing/2016/5/12/chartex" xmlns:cx7="http://schemas.microsoft.com/office/drawing/2016/5/13/chartex" xmlns:cx8="http://schemas.microsoft.com/office/drawing/2016/5/14/chartex" xmlns:mc="http://schemas.openxmlformats.org/markup-compatibility/2006" xmlns:aink="http://schemas.microsoft.com/office/drawing/2016/ink" xmlns:am3d="http://schemas.microsoft.com/office/drawing/2017/model3d" xmlns:o="urn:schemas-microsoft-com:office:office" xmlns:oel="http://schemas.microsoft.com/office/2019/extlst" xmlns:r="http://schemas.openxmlformats.org/officeDocument/2006/relationships" xmlns:m="http://schemas.openxmlformats.org/officeDocument/2006/math" xmlns:v="urn:schemas-microsoft-com:vml" xmlns:wp14="http://schemas.microsoft.com/office/word/2010/wordprocessingDrawing" xmlns:wp="http://schemas.openxmlformats.org/drawingml/2006/wordprocessingDrawing" xmlns:w10="urn:schemas-microsoft-com:office:word" xmlns:w="http://schemas.openxmlformats.org/wordprocessingml/2006/main" xmlns:w14="http://schemas.microsoft.com/office/word/2010/wordml" xmlns:w15="http://schemas.microsoft.com/office/word/2012/wordml" xmlns:w16cei="http://schemas.microsoft.com/office/word/2026/wordml/cei" xmlns:w16cex="http://schemas.microsoft.com/office/word/2018/wordml/cex" xmlns:w16cid="http://schemas.microsoft.com/office/word/2016/wordml/cid" xmlns:w16="http://schemas.microsoft.com/office/word/2018/wordml" xmlns:w16du="http://schemas.microsoft.com/office/word/2023/wordml/word16du" xmlns:w16sdtdh="http://schemas.microsoft.com/office/word/2020/wordml/sdtdatahash" xmlns:w16sdtfl="http://schemas.microsoft.com/office/word/2024/wordml/sdtformatlock" xmlns:w16se="http://schemas.microsoft.com/office/word/2015/wordml/symex" xmlns:wpg="http://schemas.microsoft.com/office/word/2010/wordprocessingGroup" xmlns:wpi="http://schemas.microsoft.com/office/word/2010/wordprocessingInk" xmlns:wne="http://schemas.microsoft.com/office/word/2006/wordml" xmlns:wps="http://schemas.microsoft.com/office/word/2010/wordprocessingShape" mc:Ignorable="w14 w15 w16se w16cid w16 w16cex w16sdtdh w16sdtfl w16du wp14">
+<w:footnotes xmlns:wpc="http://schemas.microsoft.com/office/word/2010/wordprocessingCanvas" xmlns:cx="http://schemas.microsoft.com/office/drawing/2014/chartex" xmlns:cx1="http://schemas.microsoft.com/office/drawing/2015/9/8/chartex" xmlns:cx2="http://schemas.microsoft.com/office/drawing/2015/10/21/chartex" xmlns:cx3="http://schemas.microsoft.com/office/drawing/2016/5/9/chartex" xmlns:cx4="http://schemas.microsoft.com/office/drawing/2016/5/10/chartex" xmlns:cx5="http://schemas.microsoft.com/office/drawing/2016/5/11/chartex" xmlns:cx6="http://schemas.microsoft.com/office/drawing/2016/5/12/chartex" xmlns:cx7="http://schemas.microsoft.com/office/drawing/2016/5/13/chartex" xmlns:cx8="http://schemas.microsoft.com/office/drawing/2016/5/14/chartex" xmlns:mc="http://schemas.openxmlformats.org/markup-compatibility/2006" xmlns:aink="http://schemas.microsoft.com/office/drawing/2016/ink" xmlns:am3d="http://schemas.microsoft.com/office/drawing/2017/model3d" xmlns:o="urn:schemas-microsoft-com:office:office" xmlns:oel="http://schemas.microsoft.com/office/2019/extlst" xmlns:r="http://schemas.openxmlformats.org/officeDocument/2006/relationships" xmlns:m="http://schemas.openxmlformats.org/officeDocument/2006/math" xmlns:v="urn:schemas-microsoft-com:vml" xmlns:wp14="http://schemas.microsoft.com/office/word/2010/wordprocessingDrawing" xmlns:wp="http://schemas.openxmlformats.org/drawingml/2006/wordprocessingDrawing" xmlns:w10="urn:schemas-microsoft-com:office:word" xmlns:w="http://schemas.openxmlformats.org/wordprocessingml/2006/main" xmlns:w14="http://schemas.microsoft.com/office/word/2010/wordml" xmlns:w15="http://schemas.microsoft.com/office/word/2012/wordml" xmlns:w16cex="http://schemas.microsoft.com/office/word/2018/wordml/cex" xmlns:w16cid="http://schemas.microsoft.com/office/word/2016/wordml/cid" xmlns:w16="http://schemas.microsoft.com/office/word/2018/wordml" xmlns:w16du="http://schemas.microsoft.com/office/word/2023/wordml/word16du" xmlns:w16sdtdh="http://schemas.microsoft.com/office/word/2020/wordml/sdtdatahash" xmlns:w16sdtfl="http://schemas.microsoft.com/office/word/2024/wordml/sdtformatlock" xmlns:w16se="http://schemas.microsoft.com/office/word/2015/wordml/symex" xmlns:wpg="http://schemas.microsoft.com/office/word/2010/wordprocessingGroup" xmlns:wpi="http://schemas.microsoft.com/office/word/2010/wordprocessingInk" xmlns:wne="http://schemas.microsoft.com/office/word/2006/wordml" xmlns:wps="http://schemas.microsoft.com/office/word/2010/wordprocessingShape" mc:Ignorable="w14 w15 w16se w16cid w16 w16cex w16sdtdh w16sdtfl w16du wp14">
   <w:footnote w:type="separator" w:id="-1">
     <w:p>
       <w:pPr>
@@ -16544,7 +17044,7 @@
 </file>
 
 <file path=word/header1.xml><?xml version="1.0" encoding="utf-8"?>
-<w:hdr xmlns:wpc="http://schemas.microsoft.com/office/word/2010/wordprocessingCanvas" xmlns:cx="http://schemas.microsoft.com/office/drawing/2014/chartex" xmlns:cx1="http://schemas.microsoft.com/office/drawing/2015/9/8/chartex" xmlns:cx2="http://schemas.microsoft.com/office/drawing/2015/10/21/chartex" xmlns:cx3="http://schemas.microsoft.com/office/drawing/2016/5/9/chartex" xmlns:cx4="http://schemas.microsoft.com/office/drawing/2016/5/10/chartex" xmlns:cx5="http://schemas.microsoft.com/office/drawing/2016/5/11/chartex" xmlns:cx6="http://schemas.microsoft.com/office/drawing/2016/5/12/chartex" xmlns:cx7="http://schemas.microsoft.com/office/drawing/2016/5/13/chartex" xmlns:cx8="http://schemas.microsoft.com/office/drawing/2016/5/14/chartex" xmlns:mc="http://schemas.openxmlformats.org/markup-compatibility/2006" xmlns:aink="http://schemas.microsoft.com/office/drawing/2016/ink" xmlns:am3d="http://schemas.microsoft.com/office/drawing/2017/model3d" xmlns:o="urn:schemas-microsoft-com:office:office" xmlns:oel="http://schemas.microsoft.com/office/2019/extlst" xmlns:r="http://schemas.openxmlformats.org/officeDocument/2006/relationships" xmlns:m="http://schemas.openxmlformats.org/officeDocument/2006/math" xmlns:v="urn:schemas-microsoft-com:vml" xmlns:wp14="http://schemas.microsoft.com/office/word/2010/wordprocessingDrawing" xmlns:wp="http://schemas.openxmlformats.org/drawingml/2006/wordprocessingDrawing" xmlns:w10="urn:schemas-microsoft-com:office:word" xmlns:w="http://schemas.openxmlformats.org/wordprocessingml/2006/main" xmlns:w14="http://schemas.microsoft.com/office/word/2010/wordml" xmlns:w15="http://schemas.microsoft.com/office/word/2012/wordml" xmlns:w16cei="http://schemas.microsoft.com/office/word/2026/wordml/cei" xmlns:w16cex="http://schemas.microsoft.com/office/word/2018/wordml/cex" xmlns:w16cid="http://schemas.microsoft.com/office/word/2016/wordml/cid" xmlns:w16="http://schemas.microsoft.com/office/word/2018/wordml" xmlns:w16du="http://schemas.microsoft.com/office/word/2023/wordml/word16du" xmlns:w16sdtdh="http://schemas.microsoft.com/office/word/2020/wordml/sdtdatahash" xmlns:w16sdtfl="http://schemas.microsoft.com/office/word/2024/wordml/sdtformatlock" xmlns:w16se="http://schemas.microsoft.com/office/word/2015/wordml/symex" xmlns:wpg="http://schemas.microsoft.com/office/word/2010/wordprocessingGroup" xmlns:wpi="http://schemas.microsoft.com/office/word/2010/wordprocessingInk" xmlns:wne="http://schemas.microsoft.com/office/word/2006/wordml" xmlns:wps="http://schemas.microsoft.com/office/word/2010/wordprocessingShape" mc:Ignorable="w14 w15 w16se w16cid w16 w16cex w16sdtdh w16sdtfl w16du wp14">
+<w:hdr xmlns:wpc="http://schemas.microsoft.com/office/word/2010/wordprocessingCanvas" xmlns:cx="http://schemas.microsoft.com/office/drawing/2014/chartex" xmlns:cx1="http://schemas.microsoft.com/office/drawing/2015/9/8/chartex" xmlns:cx2="http://schemas.microsoft.com/office/drawing/2015/10/21/chartex" xmlns:cx3="http://schemas.microsoft.com/office/drawing/2016/5/9/chartex" xmlns:cx4="http://schemas.microsoft.com/office/drawing/2016/5/10/chartex" xmlns:cx5="http://schemas.microsoft.com/office/drawing/2016/5/11/chartex" xmlns:cx6="http://schemas.microsoft.com/office/drawing/2016/5/12/chartex" xmlns:cx7="http://schemas.microsoft.com/office/drawing/2016/5/13/chartex" xmlns:cx8="http://schemas.microsoft.com/office/drawing/2016/5/14/chartex" xmlns:mc="http://schemas.openxmlformats.org/markup-compatibility/2006" xmlns:aink="http://schemas.microsoft.com/office/drawing/2016/ink" xmlns:am3d="http://schemas.microsoft.com/office/drawing/2017/model3d" xmlns:o="urn:schemas-microsoft-com:office:office" xmlns:oel="http://schemas.microsoft.com/office/2019/extlst" xmlns:r="http://schemas.openxmlformats.org/officeDocument/2006/relationships" xmlns:m="http://schemas.openxmlformats.org/officeDocument/2006/math" xmlns:v="urn:schemas-microsoft-com:vml" xmlns:wp14="http://schemas.microsoft.com/office/word/2010/wordprocessingDrawing" xmlns:wp="http://schemas.openxmlformats.org/drawingml/2006/wordprocessingDrawing" xmlns:w10="urn:schemas-microsoft-com:office:word" xmlns:w="http://schemas.openxmlformats.org/wordprocessingml/2006/main" xmlns:w14="http://schemas.microsoft.com/office/word/2010/wordml" xmlns:w15="http://schemas.microsoft.com/office/word/2012/wordml" xmlns:w16cex="http://schemas.microsoft.com/office/word/2018/wordml/cex" xmlns:w16cid="http://schemas.microsoft.com/office/word/2016/wordml/cid" xmlns:w16="http://schemas.microsoft.com/office/word/2018/wordml" xmlns:w16du="http://schemas.microsoft.com/office/word/2023/wordml/word16du" xmlns:w16sdtdh="http://schemas.microsoft.com/office/word/2020/wordml/sdtdatahash" xmlns:w16sdtfl="http://schemas.microsoft.com/office/word/2024/wordml/sdtformatlock" xmlns:w16se="http://schemas.microsoft.com/office/word/2015/wordml/symex" xmlns:wpg="http://schemas.microsoft.com/office/word/2010/wordprocessingGroup" xmlns:wpi="http://schemas.microsoft.com/office/word/2010/wordprocessingInk" xmlns:wne="http://schemas.microsoft.com/office/word/2006/wordml" xmlns:wps="http://schemas.microsoft.com/office/word/2010/wordprocessingShape" mc:Ignorable="w14 w15 w16se w16cid w16 w16cex w16sdtdh w16sdtfl w16du wp14">
   <w:p>
     <w:pPr>
       <w:pStyle w:val="Encabezado"/>
@@ -16631,7 +17131,7 @@
 </file>
 
 <file path=word/numbering.xml><?xml version="1.0" encoding="utf-8"?>
-<w:numbering xmlns:wpc="http://schemas.microsoft.com/office/word/2010/wordprocessingCanvas" xmlns:cx="http://schemas.microsoft.com/office/drawing/2014/chartex" xmlns:cx1="http://schemas.microsoft.com/office/drawing/2015/9/8/chartex" xmlns:cx2="http://schemas.microsoft.com/office/drawing/2015/10/21/chartex" xmlns:cx3="http://schemas.microsoft.com/office/drawing/2016/5/9/chartex" xmlns:cx4="http://schemas.microsoft.com/office/drawing/2016/5/10/chartex" xmlns:cx5="http://schemas.microsoft.com/office/drawing/2016/5/11/chartex" xmlns:cx6="http://schemas.microsoft.com/office/drawing/2016/5/12/chartex" xmlns:cx7="http://schemas.microsoft.com/office/drawing/2016/5/13/chartex" xmlns:cx8="http://schemas.microsoft.com/office/drawing/2016/5/14/chartex" xmlns:mc="http://schemas.openxmlformats.org/markup-compatibility/2006" xmlns:aink="http://schemas.microsoft.com/office/drawing/2016/ink" xmlns:am3d="http://schemas.microsoft.com/office/drawing/2017/model3d" xmlns:o="urn:schemas-microsoft-com:office:office" xmlns:oel="http://schemas.microsoft.com/office/2019/extlst" xmlns:r="http://schemas.openxmlformats.org/officeDocument/2006/relationships" xmlns:m="http://schemas.openxmlformats.org/officeDocument/2006/math" xmlns:v="urn:schemas-microsoft-com:vml" xmlns:wp14="http://schemas.microsoft.com/office/word/2010/wordprocessingDrawing" xmlns:wp="http://schemas.openxmlformats.org/drawingml/2006/wordprocessingDrawing" xmlns:w10="urn:schemas-microsoft-com:office:word" xmlns:w="http://schemas.openxmlformats.org/wordprocessingml/2006/main" xmlns:w14="http://schemas.microsoft.com/office/word/2010/wordml" xmlns:w15="http://schemas.microsoft.com/office/word/2012/wordml" xmlns:w16cei="http://schemas.microsoft.com/office/word/2026/wordml/cei" xmlns:w16cex="http://schemas.microsoft.com/office/word/2018/wordml/cex" xmlns:w16cid="http://schemas.microsoft.com/office/word/2016/wordml/cid" xmlns:w16="http://schemas.microsoft.com/office/word/2018/wordml" xmlns:w16du="http://schemas.microsoft.com/office/word/2023/wordml/word16du" xmlns:w16sdtdh="http://schemas.microsoft.com/office/word/2020/wordml/sdtdatahash" xmlns:w16sdtfl="http://schemas.microsoft.com/office/word/2024/wordml/sdtformatlock" xmlns:w16se="http://schemas.microsoft.com/office/word/2015/wordml/symex" xmlns:wpg="http://schemas.microsoft.com/office/word/2010/wordprocessingGroup" xmlns:wpi="http://schemas.microsoft.com/office/word/2010/wordprocessingInk" xmlns:wne="http://schemas.microsoft.com/office/word/2006/wordml" xmlns:wps="http://schemas.microsoft.com/office/word/2010/wordprocessingShape" mc:Ignorable="w14 w15 w16se w16cid w16 w16cex w16sdtdh w16sdtfl w16du wp14">
+<w:numbering xmlns:wpc="http://schemas.microsoft.com/office/word/2010/wordprocessingCanvas" xmlns:cx="http://schemas.microsoft.com/office/drawing/2014/chartex" xmlns:cx1="http://schemas.microsoft.com/office/drawing/2015/9/8/chartex" xmlns:cx2="http://schemas.microsoft.com/office/drawing/2015/10/21/chartex" xmlns:cx3="http://schemas.microsoft.com/office/drawing/2016/5/9/chartex" xmlns:cx4="http://schemas.microsoft.com/office/drawing/2016/5/10/chartex" xmlns:cx5="http://schemas.microsoft.com/office/drawing/2016/5/11/chartex" xmlns:cx6="http://schemas.microsoft.com/office/drawing/2016/5/12/chartex" xmlns:cx7="http://schemas.microsoft.com/office/drawing/2016/5/13/chartex" xmlns:cx8="http://schemas.microsoft.com/office/drawing/2016/5/14/chartex" xmlns:mc="http://schemas.openxmlformats.org/markup-compatibility/2006" xmlns:aink="http://schemas.microsoft.com/office/drawing/2016/ink" xmlns:am3d="http://schemas.microsoft.com/office/drawing/2017/model3d" xmlns:o="urn:schemas-microsoft-com:office:office" xmlns:oel="http://schemas.microsoft.com/office/2019/extlst" xmlns:r="http://schemas.openxmlformats.org/officeDocument/2006/relationships" xmlns:m="http://schemas.openxmlformats.org/officeDocument/2006/math" xmlns:v="urn:schemas-microsoft-com:vml" xmlns:wp14="http://schemas.microsoft.com/office/word/2010/wordprocessingDrawing" xmlns:wp="http://schemas.openxmlformats.org/drawingml/2006/wordprocessingDrawing" xmlns:w10="urn:schemas-microsoft-com:office:word" xmlns:w="http://schemas.openxmlformats.org/wordprocessingml/2006/main" xmlns:w14="http://schemas.microsoft.com/office/word/2010/wordml" xmlns:w15="http://schemas.microsoft.com/office/word/2012/wordml" xmlns:w16cex="http://schemas.microsoft.com/office/word/2018/wordml/cex" xmlns:w16cid="http://schemas.microsoft.com/office/word/2016/wordml/cid" xmlns:w16="http://schemas.microsoft.com/office/word/2018/wordml" xmlns:w16du="http://schemas.microsoft.com/office/word/2023/wordml/word16du" xmlns:w16sdtdh="http://schemas.microsoft.com/office/word/2020/wordml/sdtdatahash" xmlns:w16sdtfl="http://schemas.microsoft.com/office/word/2024/wordml/sdtformatlock" xmlns:w16se="http://schemas.microsoft.com/office/word/2015/wordml/symex" xmlns:wpg="http://schemas.microsoft.com/office/word/2010/wordprocessingGroup" xmlns:wpi="http://schemas.microsoft.com/office/word/2010/wordprocessingInk" xmlns:wne="http://schemas.microsoft.com/office/word/2006/wordml" xmlns:wps="http://schemas.microsoft.com/office/word/2010/wordprocessingShape" mc:Ignorable="w14 w15 w16se w16cid w16 w16cex w16sdtdh w16sdtfl w16du wp14">
   <w:abstractNum w:abstractNumId="0" w15:restartNumberingAfterBreak="0">
     <w:nsid w:val="FFFFFF89"/>
     <w:multiLevelType w:val="singleLevel"/>
@@ -16654,345 +17154,6 @@
     </w:lvl>
   </w:abstractNum>
   <w:abstractNum w:abstractNumId="1" w15:restartNumberingAfterBreak="0">
-    <w:nsid w:val="06896833"/>
-    <w:multiLevelType w:val="hybridMultilevel"/>
-    <w:tmpl w:val="93DABB98"/>
-    <w:lvl w:ilvl="0" w:tplc="0C0A0001">
-      <w:start w:val="1"/>
-      <w:numFmt w:val="bullet"/>
-      <w:lvlText w:val=""/>
-      <w:lvlJc w:val="left"/>
-      <w:pPr>
-        <w:ind w:left="1713" w:hanging="360"/>
-      </w:pPr>
-      <w:rPr>
-        <w:rFonts w:ascii="Symbol" w:hAnsi="Symbol" w:hint="default"/>
-      </w:rPr>
-    </w:lvl>
-    <w:lvl w:ilvl="1" w:tplc="FFFFFFFF" w:tentative="1">
-      <w:start w:val="1"/>
-      <w:numFmt w:val="bullet"/>
-      <w:lvlText w:val="o"/>
-      <w:lvlJc w:val="left"/>
-      <w:pPr>
-        <w:ind w:left="2433" w:hanging="360"/>
-      </w:pPr>
-      <w:rPr>
-        <w:rFonts w:ascii="Courier New" w:hAnsi="Courier New" w:cs="Courier New" w:hint="default"/>
-      </w:rPr>
-    </w:lvl>
-    <w:lvl w:ilvl="2" w:tplc="FFFFFFFF" w:tentative="1">
-      <w:start w:val="1"/>
-      <w:numFmt w:val="bullet"/>
-      <w:lvlText w:val=""/>
-      <w:lvlJc w:val="left"/>
-      <w:pPr>
-        <w:ind w:left="3153" w:hanging="360"/>
-      </w:pPr>
-      <w:rPr>
-        <w:rFonts w:ascii="Wingdings" w:hAnsi="Wingdings" w:hint="default"/>
-      </w:rPr>
-    </w:lvl>
-    <w:lvl w:ilvl="3" w:tplc="FFFFFFFF" w:tentative="1">
-      <w:start w:val="1"/>
-      <w:numFmt w:val="bullet"/>
-      <w:lvlText w:val=""/>
-      <w:lvlJc w:val="left"/>
-      <w:pPr>
-        <w:ind w:left="3873" w:hanging="360"/>
-      </w:pPr>
-      <w:rPr>
-        <w:rFonts w:ascii="Symbol" w:hAnsi="Symbol" w:hint="default"/>
-      </w:rPr>
-    </w:lvl>
-    <w:lvl w:ilvl="4" w:tplc="FFFFFFFF" w:tentative="1">
-      <w:start w:val="1"/>
-      <w:numFmt w:val="bullet"/>
-      <w:lvlText w:val="o"/>
-      <w:lvlJc w:val="left"/>
-      <w:pPr>
-        <w:ind w:left="4593" w:hanging="360"/>
-      </w:pPr>
-      <w:rPr>
-        <w:rFonts w:ascii="Courier New" w:hAnsi="Courier New" w:cs="Courier New" w:hint="default"/>
-      </w:rPr>
-    </w:lvl>
-    <w:lvl w:ilvl="5" w:tplc="FFFFFFFF" w:tentative="1">
-      <w:start w:val="1"/>
-      <w:numFmt w:val="bullet"/>
-      <w:lvlText w:val=""/>
-      <w:lvlJc w:val="left"/>
-      <w:pPr>
-        <w:ind w:left="5313" w:hanging="360"/>
-      </w:pPr>
-      <w:rPr>
-        <w:rFonts w:ascii="Wingdings" w:hAnsi="Wingdings" w:hint="default"/>
-      </w:rPr>
-    </w:lvl>
-    <w:lvl w:ilvl="6" w:tplc="FFFFFFFF" w:tentative="1">
-      <w:start w:val="1"/>
-      <w:numFmt w:val="bullet"/>
-      <w:lvlText w:val=""/>
-      <w:lvlJc w:val="left"/>
-      <w:pPr>
-        <w:ind w:left="6033" w:hanging="360"/>
-      </w:pPr>
-      <w:rPr>
-        <w:rFonts w:ascii="Symbol" w:hAnsi="Symbol" w:hint="default"/>
-      </w:rPr>
-    </w:lvl>
-    <w:lvl w:ilvl="7" w:tplc="FFFFFFFF" w:tentative="1">
-      <w:start w:val="1"/>
-      <w:numFmt w:val="bullet"/>
-      <w:lvlText w:val="o"/>
-      <w:lvlJc w:val="left"/>
-      <w:pPr>
-        <w:ind w:left="6753" w:hanging="360"/>
-      </w:pPr>
-      <w:rPr>
-        <w:rFonts w:ascii="Courier New" w:hAnsi="Courier New" w:cs="Courier New" w:hint="default"/>
-      </w:rPr>
-    </w:lvl>
-    <w:lvl w:ilvl="8" w:tplc="FFFFFFFF" w:tentative="1">
-      <w:start w:val="1"/>
-      <w:numFmt w:val="bullet"/>
-      <w:lvlText w:val=""/>
-      <w:lvlJc w:val="left"/>
-      <w:pPr>
-        <w:ind w:left="7473" w:hanging="360"/>
-      </w:pPr>
-      <w:rPr>
-        <w:rFonts w:ascii="Wingdings" w:hAnsi="Wingdings" w:hint="default"/>
-      </w:rPr>
-    </w:lvl>
-  </w:abstractNum>
-  <w:abstractNum w:abstractNumId="2" w15:restartNumberingAfterBreak="0">
-    <w:nsid w:val="0B1566A4"/>
-    <w:multiLevelType w:val="hybridMultilevel"/>
-    <w:tmpl w:val="D73A5C0E"/>
-    <w:lvl w:ilvl="0" w:tplc="0C0A0001">
-      <w:start w:val="1"/>
-      <w:numFmt w:val="bullet"/>
-      <w:lvlText w:val=""/>
-      <w:lvlJc w:val="left"/>
-      <w:pPr>
-        <w:ind w:left="1429" w:hanging="360"/>
-      </w:pPr>
-      <w:rPr>
-        <w:rFonts w:ascii="Symbol" w:hAnsi="Symbol" w:hint="default"/>
-      </w:rPr>
-    </w:lvl>
-    <w:lvl w:ilvl="1" w:tplc="0C0A0003" w:tentative="1">
-      <w:start w:val="1"/>
-      <w:numFmt w:val="bullet"/>
-      <w:lvlText w:val="o"/>
-      <w:lvlJc w:val="left"/>
-      <w:pPr>
-        <w:ind w:left="2149" w:hanging="360"/>
-      </w:pPr>
-      <w:rPr>
-        <w:rFonts w:ascii="Courier New" w:hAnsi="Courier New" w:cs="Courier New" w:hint="default"/>
-      </w:rPr>
-    </w:lvl>
-    <w:lvl w:ilvl="2" w:tplc="0C0A0005" w:tentative="1">
-      <w:start w:val="1"/>
-      <w:numFmt w:val="bullet"/>
-      <w:lvlText w:val=""/>
-      <w:lvlJc w:val="left"/>
-      <w:pPr>
-        <w:ind w:left="2869" w:hanging="360"/>
-      </w:pPr>
-      <w:rPr>
-        <w:rFonts w:ascii="Wingdings" w:hAnsi="Wingdings" w:hint="default"/>
-      </w:rPr>
-    </w:lvl>
-    <w:lvl w:ilvl="3" w:tplc="0C0A0001" w:tentative="1">
-      <w:start w:val="1"/>
-      <w:numFmt w:val="bullet"/>
-      <w:lvlText w:val=""/>
-      <w:lvlJc w:val="left"/>
-      <w:pPr>
-        <w:ind w:left="3589" w:hanging="360"/>
-      </w:pPr>
-      <w:rPr>
-        <w:rFonts w:ascii="Symbol" w:hAnsi="Symbol" w:hint="default"/>
-      </w:rPr>
-    </w:lvl>
-    <w:lvl w:ilvl="4" w:tplc="0C0A0003" w:tentative="1">
-      <w:start w:val="1"/>
-      <w:numFmt w:val="bullet"/>
-      <w:lvlText w:val="o"/>
-      <w:lvlJc w:val="left"/>
-      <w:pPr>
-        <w:ind w:left="4309" w:hanging="360"/>
-      </w:pPr>
-      <w:rPr>
-        <w:rFonts w:ascii="Courier New" w:hAnsi="Courier New" w:cs="Courier New" w:hint="default"/>
-      </w:rPr>
-    </w:lvl>
-    <w:lvl w:ilvl="5" w:tplc="0C0A0005" w:tentative="1">
-      <w:start w:val="1"/>
-      <w:numFmt w:val="bullet"/>
-      <w:lvlText w:val=""/>
-      <w:lvlJc w:val="left"/>
-      <w:pPr>
-        <w:ind w:left="5029" w:hanging="360"/>
-      </w:pPr>
-      <w:rPr>
-        <w:rFonts w:ascii="Wingdings" w:hAnsi="Wingdings" w:hint="default"/>
-      </w:rPr>
-    </w:lvl>
-    <w:lvl w:ilvl="6" w:tplc="0C0A0001" w:tentative="1">
-      <w:start w:val="1"/>
-      <w:numFmt w:val="bullet"/>
-      <w:lvlText w:val=""/>
-      <w:lvlJc w:val="left"/>
-      <w:pPr>
-        <w:ind w:left="5749" w:hanging="360"/>
-      </w:pPr>
-      <w:rPr>
-        <w:rFonts w:ascii="Symbol" w:hAnsi="Symbol" w:hint="default"/>
-      </w:rPr>
-    </w:lvl>
-    <w:lvl w:ilvl="7" w:tplc="0C0A0003" w:tentative="1">
-      <w:start w:val="1"/>
-      <w:numFmt w:val="bullet"/>
-      <w:lvlText w:val="o"/>
-      <w:lvlJc w:val="left"/>
-      <w:pPr>
-        <w:ind w:left="6469" w:hanging="360"/>
-      </w:pPr>
-      <w:rPr>
-        <w:rFonts w:ascii="Courier New" w:hAnsi="Courier New" w:cs="Courier New" w:hint="default"/>
-      </w:rPr>
-    </w:lvl>
-    <w:lvl w:ilvl="8" w:tplc="0C0A0005" w:tentative="1">
-      <w:start w:val="1"/>
-      <w:numFmt w:val="bullet"/>
-      <w:lvlText w:val=""/>
-      <w:lvlJc w:val="left"/>
-      <w:pPr>
-        <w:ind w:left="7189" w:hanging="360"/>
-      </w:pPr>
-      <w:rPr>
-        <w:rFonts w:ascii="Wingdings" w:hAnsi="Wingdings" w:hint="default"/>
-      </w:rPr>
-    </w:lvl>
-  </w:abstractNum>
-  <w:abstractNum w:abstractNumId="3" w15:restartNumberingAfterBreak="0">
-    <w:nsid w:val="14F0786A"/>
-    <w:multiLevelType w:val="hybridMultilevel"/>
-    <w:tmpl w:val="DECA6468"/>
-    <w:lvl w:ilvl="0" w:tplc="0C0A0003">
-      <w:start w:val="1"/>
-      <w:numFmt w:val="bullet"/>
-      <w:lvlText w:val="o"/>
-      <w:lvlJc w:val="left"/>
-      <w:pPr>
-        <w:ind w:left="1713" w:hanging="360"/>
-      </w:pPr>
-      <w:rPr>
-        <w:rFonts w:ascii="Courier New" w:hAnsi="Courier New" w:cs="Courier New" w:hint="default"/>
-      </w:rPr>
-    </w:lvl>
-    <w:lvl w:ilvl="1" w:tplc="0C0A0003" w:tentative="1">
-      <w:start w:val="1"/>
-      <w:numFmt w:val="bullet"/>
-      <w:lvlText w:val="o"/>
-      <w:lvlJc w:val="left"/>
-      <w:pPr>
-        <w:ind w:left="2433" w:hanging="360"/>
-      </w:pPr>
-      <w:rPr>
-        <w:rFonts w:ascii="Courier New" w:hAnsi="Courier New" w:cs="Courier New" w:hint="default"/>
-      </w:rPr>
-    </w:lvl>
-    <w:lvl w:ilvl="2" w:tplc="0C0A0005" w:tentative="1">
-      <w:start w:val="1"/>
-      <w:numFmt w:val="bullet"/>
-      <w:lvlText w:val=""/>
-      <w:lvlJc w:val="left"/>
-      <w:pPr>
-        <w:ind w:left="3153" w:hanging="360"/>
-      </w:pPr>
-      <w:rPr>
-        <w:rFonts w:ascii="Wingdings" w:hAnsi="Wingdings" w:hint="default"/>
-      </w:rPr>
-    </w:lvl>
-    <w:lvl w:ilvl="3" w:tplc="0C0A0001" w:tentative="1">
-      <w:start w:val="1"/>
-      <w:numFmt w:val="bullet"/>
-      <w:lvlText w:val=""/>
-      <w:lvlJc w:val="left"/>
-      <w:pPr>
-        <w:ind w:left="3873" w:hanging="360"/>
-      </w:pPr>
-      <w:rPr>
-        <w:rFonts w:ascii="Symbol" w:hAnsi="Symbol" w:hint="default"/>
-      </w:rPr>
-    </w:lvl>
-    <w:lvl w:ilvl="4" w:tplc="0C0A0003" w:tentative="1">
-      <w:start w:val="1"/>
-      <w:numFmt w:val="bullet"/>
-      <w:lvlText w:val="o"/>
-      <w:lvlJc w:val="left"/>
-      <w:pPr>
-        <w:ind w:left="4593" w:hanging="360"/>
-      </w:pPr>
-      <w:rPr>
-        <w:rFonts w:ascii="Courier New" w:hAnsi="Courier New" w:cs="Courier New" w:hint="default"/>
-      </w:rPr>
-    </w:lvl>
-    <w:lvl w:ilvl="5" w:tplc="0C0A0005" w:tentative="1">
-      <w:start w:val="1"/>
-      <w:numFmt w:val="bullet"/>
-      <w:lvlText w:val=""/>
-      <w:lvlJc w:val="left"/>
-      <w:pPr>
-        <w:ind w:left="5313" w:hanging="360"/>
-      </w:pPr>
-      <w:rPr>
-        <w:rFonts w:ascii="Wingdings" w:hAnsi="Wingdings" w:hint="default"/>
-      </w:rPr>
-    </w:lvl>
-    <w:lvl w:ilvl="6" w:tplc="0C0A0001" w:tentative="1">
-      <w:start w:val="1"/>
-      <w:numFmt w:val="bullet"/>
-      <w:lvlText w:val=""/>
-      <w:lvlJc w:val="left"/>
-      <w:pPr>
-        <w:ind w:left="6033" w:hanging="360"/>
-      </w:pPr>
-      <w:rPr>
-        <w:rFonts w:ascii="Symbol" w:hAnsi="Symbol" w:hint="default"/>
-      </w:rPr>
-    </w:lvl>
-    <w:lvl w:ilvl="7" w:tplc="0C0A0003" w:tentative="1">
-      <w:start w:val="1"/>
-      <w:numFmt w:val="bullet"/>
-      <w:lvlText w:val="o"/>
-      <w:lvlJc w:val="left"/>
-      <w:pPr>
-        <w:ind w:left="6753" w:hanging="360"/>
-      </w:pPr>
-      <w:rPr>
-        <w:rFonts w:ascii="Courier New" w:hAnsi="Courier New" w:cs="Courier New" w:hint="default"/>
-      </w:rPr>
-    </w:lvl>
-    <w:lvl w:ilvl="8" w:tplc="0C0A0005" w:tentative="1">
-      <w:start w:val="1"/>
-      <w:numFmt w:val="bullet"/>
-      <w:lvlText w:val=""/>
-      <w:lvlJc w:val="left"/>
-      <w:pPr>
-        <w:ind w:left="7473" w:hanging="360"/>
-      </w:pPr>
-      <w:rPr>
-        <w:rFonts w:ascii="Wingdings" w:hAnsi="Wingdings" w:hint="default"/>
-      </w:rPr>
-    </w:lvl>
-  </w:abstractNum>
-  <w:abstractNum w:abstractNumId="4" w15:restartNumberingAfterBreak="0">
     <w:nsid w:val="19BF599C"/>
     <w:multiLevelType w:val="hybridMultilevel"/>
     <w:tmpl w:val="DDC8FF0E"/>
@@ -17105,7 +17266,7 @@
       </w:rPr>
     </w:lvl>
   </w:abstractNum>
-  <w:abstractNum w:abstractNumId="5" w15:restartNumberingAfterBreak="0">
+  <w:abstractNum w:abstractNumId="2" w15:restartNumberingAfterBreak="0">
     <w:nsid w:val="1A0436AA"/>
     <w:multiLevelType w:val="hybridMultilevel"/>
     <w:tmpl w:val="37809890"/>
@@ -17218,7 +17379,7 @@
       </w:rPr>
     </w:lvl>
   </w:abstractNum>
-  <w:abstractNum w:abstractNumId="6" w15:restartNumberingAfterBreak="0">
+  <w:abstractNum w:abstractNumId="3" w15:restartNumberingAfterBreak="0">
     <w:nsid w:val="1A5D04D4"/>
     <w:multiLevelType w:val="hybridMultilevel"/>
     <w:tmpl w:val="D772DC6C"/>
@@ -17331,7 +17492,7 @@
       </w:rPr>
     </w:lvl>
   </w:abstractNum>
-  <w:abstractNum w:abstractNumId="7" w15:restartNumberingAfterBreak="0">
+  <w:abstractNum w:abstractNumId="4" w15:restartNumberingAfterBreak="0">
     <w:nsid w:val="1CB91FB2"/>
     <w:multiLevelType w:val="hybridMultilevel"/>
     <w:tmpl w:val="3E3AC438"/>
@@ -17444,233 +17605,93 @@
       </w:rPr>
     </w:lvl>
   </w:abstractNum>
-  <w:abstractNum w:abstractNumId="8" w15:restartNumberingAfterBreak="0">
-    <w:nsid w:val="1F40090F"/>
+  <w:abstractNum w:abstractNumId="5" w15:restartNumberingAfterBreak="0">
+    <w:nsid w:val="229B4A79"/>
     <w:multiLevelType w:val="hybridMultilevel"/>
-    <w:tmpl w:val="6D70D016"/>
-    <w:lvl w:ilvl="0" w:tplc="0C0A0001">
-      <w:start w:val="1"/>
-      <w:numFmt w:val="bullet"/>
-      <w:lvlText w:val=""/>
-      <w:lvlJc w:val="left"/>
-      <w:pPr>
-        <w:ind w:left="1429" w:hanging="360"/>
-      </w:pPr>
-      <w:rPr>
-        <w:rFonts w:ascii="Symbol" w:hAnsi="Symbol" w:hint="default"/>
-      </w:rPr>
-    </w:lvl>
-    <w:lvl w:ilvl="1" w:tplc="0C0A0003" w:tentative="1">
-      <w:start w:val="1"/>
-      <w:numFmt w:val="bullet"/>
-      <w:lvlText w:val="o"/>
-      <w:lvlJc w:val="left"/>
-      <w:pPr>
-        <w:ind w:left="2149" w:hanging="360"/>
-      </w:pPr>
-      <w:rPr>
-        <w:rFonts w:ascii="Courier New" w:hAnsi="Courier New" w:cs="Courier New" w:hint="default"/>
-      </w:rPr>
-    </w:lvl>
-    <w:lvl w:ilvl="2" w:tplc="0C0A0005" w:tentative="1">
-      <w:start w:val="1"/>
-      <w:numFmt w:val="bullet"/>
-      <w:lvlText w:val=""/>
-      <w:lvlJc w:val="left"/>
-      <w:pPr>
-        <w:ind w:left="2869" w:hanging="360"/>
-      </w:pPr>
-      <w:rPr>
-        <w:rFonts w:ascii="Wingdings" w:hAnsi="Wingdings" w:hint="default"/>
-      </w:rPr>
-    </w:lvl>
-    <w:lvl w:ilvl="3" w:tplc="0C0A0001" w:tentative="1">
-      <w:start w:val="1"/>
-      <w:numFmt w:val="bullet"/>
-      <w:lvlText w:val=""/>
-      <w:lvlJc w:val="left"/>
-      <w:pPr>
-        <w:ind w:left="3589" w:hanging="360"/>
-      </w:pPr>
-      <w:rPr>
-        <w:rFonts w:ascii="Symbol" w:hAnsi="Symbol" w:hint="default"/>
-      </w:rPr>
-    </w:lvl>
-    <w:lvl w:ilvl="4" w:tplc="0C0A0003" w:tentative="1">
-      <w:start w:val="1"/>
-      <w:numFmt w:val="bullet"/>
-      <w:lvlText w:val="o"/>
-      <w:lvlJc w:val="left"/>
-      <w:pPr>
-        <w:ind w:left="4309" w:hanging="360"/>
-      </w:pPr>
-      <w:rPr>
-        <w:rFonts w:ascii="Courier New" w:hAnsi="Courier New" w:cs="Courier New" w:hint="default"/>
-      </w:rPr>
-    </w:lvl>
-    <w:lvl w:ilvl="5" w:tplc="0C0A0005" w:tentative="1">
-      <w:start w:val="1"/>
-      <w:numFmt w:val="bullet"/>
-      <w:lvlText w:val=""/>
-      <w:lvlJc w:val="left"/>
-      <w:pPr>
-        <w:ind w:left="5029" w:hanging="360"/>
-      </w:pPr>
-      <w:rPr>
-        <w:rFonts w:ascii="Wingdings" w:hAnsi="Wingdings" w:hint="default"/>
-      </w:rPr>
-    </w:lvl>
-    <w:lvl w:ilvl="6" w:tplc="0C0A0001" w:tentative="1">
-      <w:start w:val="1"/>
-      <w:numFmt w:val="bullet"/>
-      <w:lvlText w:val=""/>
-      <w:lvlJc w:val="left"/>
-      <w:pPr>
-        <w:ind w:left="5749" w:hanging="360"/>
-      </w:pPr>
-      <w:rPr>
-        <w:rFonts w:ascii="Symbol" w:hAnsi="Symbol" w:hint="default"/>
-      </w:rPr>
-    </w:lvl>
-    <w:lvl w:ilvl="7" w:tplc="0C0A0003" w:tentative="1">
-      <w:start w:val="1"/>
-      <w:numFmt w:val="bullet"/>
-      <w:lvlText w:val="o"/>
-      <w:lvlJc w:val="left"/>
-      <w:pPr>
-        <w:ind w:left="6469" w:hanging="360"/>
-      </w:pPr>
-      <w:rPr>
-        <w:rFonts w:ascii="Courier New" w:hAnsi="Courier New" w:cs="Courier New" w:hint="default"/>
-      </w:rPr>
-    </w:lvl>
-    <w:lvl w:ilvl="8" w:tplc="0C0A0005" w:tentative="1">
-      <w:start w:val="1"/>
-      <w:numFmt w:val="bullet"/>
-      <w:lvlText w:val=""/>
-      <w:lvlJc w:val="left"/>
-      <w:pPr>
-        <w:ind w:left="7189" w:hanging="360"/>
-      </w:pPr>
-      <w:rPr>
-        <w:rFonts w:ascii="Wingdings" w:hAnsi="Wingdings" w:hint="default"/>
-      </w:rPr>
+    <w:tmpl w:val="6D9C8C7C"/>
+    <w:lvl w:ilvl="0" w:tplc="240A0015">
+      <w:start w:val="1"/>
+      <w:numFmt w:val="upperLetter"/>
+      <w:lvlText w:val="%1."/>
+      <w:lvlJc w:val="left"/>
+      <w:pPr>
+        <w:ind w:left="720" w:hanging="360"/>
+      </w:pPr>
+    </w:lvl>
+    <w:lvl w:ilvl="1" w:tplc="FFFFFFFF" w:tentative="1">
+      <w:start w:val="1"/>
+      <w:numFmt w:val="lowerLetter"/>
+      <w:lvlText w:val="%2."/>
+      <w:lvlJc w:val="left"/>
+      <w:pPr>
+        <w:ind w:left="1440" w:hanging="360"/>
+      </w:pPr>
+    </w:lvl>
+    <w:lvl w:ilvl="2" w:tplc="FFFFFFFF" w:tentative="1">
+      <w:start w:val="1"/>
+      <w:numFmt w:val="lowerRoman"/>
+      <w:lvlText w:val="%3."/>
+      <w:lvlJc w:val="right"/>
+      <w:pPr>
+        <w:ind w:left="2160" w:hanging="180"/>
+      </w:pPr>
+    </w:lvl>
+    <w:lvl w:ilvl="3" w:tplc="FFFFFFFF" w:tentative="1">
+      <w:start w:val="1"/>
+      <w:numFmt w:val="decimal"/>
+      <w:lvlText w:val="%4."/>
+      <w:lvlJc w:val="left"/>
+      <w:pPr>
+        <w:ind w:left="2880" w:hanging="360"/>
+      </w:pPr>
+    </w:lvl>
+    <w:lvl w:ilvl="4" w:tplc="FFFFFFFF" w:tentative="1">
+      <w:start w:val="1"/>
+      <w:numFmt w:val="lowerLetter"/>
+      <w:lvlText w:val="%5."/>
+      <w:lvlJc w:val="left"/>
+      <w:pPr>
+        <w:ind w:left="3600" w:hanging="360"/>
+      </w:pPr>
+    </w:lvl>
+    <w:lvl w:ilvl="5" w:tplc="FFFFFFFF" w:tentative="1">
+      <w:start w:val="1"/>
+      <w:numFmt w:val="lowerRoman"/>
+      <w:lvlText w:val="%6."/>
+      <w:lvlJc w:val="right"/>
+      <w:pPr>
+        <w:ind w:left="4320" w:hanging="180"/>
+      </w:pPr>
+    </w:lvl>
+    <w:lvl w:ilvl="6" w:tplc="FFFFFFFF" w:tentative="1">
+      <w:start w:val="1"/>
+      <w:numFmt w:val="decimal"/>
+      <w:lvlText w:val="%7."/>
+      <w:lvlJc w:val="left"/>
+      <w:pPr>
+        <w:ind w:left="5040" w:hanging="360"/>
+      </w:pPr>
+    </w:lvl>
+    <w:lvl w:ilvl="7" w:tplc="FFFFFFFF" w:tentative="1">
+      <w:start w:val="1"/>
+      <w:numFmt w:val="lowerLetter"/>
+      <w:lvlText w:val="%8."/>
+      <w:lvlJc w:val="left"/>
+      <w:pPr>
+        <w:ind w:left="5760" w:hanging="360"/>
+      </w:pPr>
+    </w:lvl>
+    <w:lvl w:ilvl="8" w:tplc="FFFFFFFF" w:tentative="1">
+      <w:start w:val="1"/>
+      <w:numFmt w:val="lowerRoman"/>
+      <w:lvlText w:val="%9."/>
+      <w:lvlJc w:val="right"/>
+      <w:pPr>
+        <w:ind w:left="6480" w:hanging="180"/>
+      </w:pPr>
     </w:lvl>
   </w:abstractNum>
-  <w:abstractNum w:abstractNumId="9" w15:restartNumberingAfterBreak="0">
-    <w:nsid w:val="203F4C7A"/>
-    <w:multiLevelType w:val="hybridMultilevel"/>
-    <w:tmpl w:val="FDCAD340"/>
-    <w:lvl w:ilvl="0" w:tplc="0C0A0001">
-      <w:start w:val="1"/>
-      <w:numFmt w:val="bullet"/>
-      <w:lvlText w:val=""/>
-      <w:lvlJc w:val="left"/>
-      <w:pPr>
-        <w:ind w:left="1713" w:hanging="360"/>
-      </w:pPr>
-      <w:rPr>
-        <w:rFonts w:ascii="Symbol" w:hAnsi="Symbol" w:hint="default"/>
-      </w:rPr>
-    </w:lvl>
-    <w:lvl w:ilvl="1" w:tplc="FFFFFFFF" w:tentative="1">
-      <w:start w:val="1"/>
-      <w:numFmt w:val="bullet"/>
-      <w:lvlText w:val="o"/>
-      <w:lvlJc w:val="left"/>
-      <w:pPr>
-        <w:ind w:left="2433" w:hanging="360"/>
-      </w:pPr>
-      <w:rPr>
-        <w:rFonts w:ascii="Courier New" w:hAnsi="Courier New" w:cs="Courier New" w:hint="default"/>
-      </w:rPr>
-    </w:lvl>
-    <w:lvl w:ilvl="2" w:tplc="FFFFFFFF" w:tentative="1">
-      <w:start w:val="1"/>
-      <w:numFmt w:val="bullet"/>
-      <w:lvlText w:val=""/>
-      <w:lvlJc w:val="left"/>
-      <w:pPr>
-        <w:ind w:left="3153" w:hanging="360"/>
-      </w:pPr>
-      <w:rPr>
-        <w:rFonts w:ascii="Wingdings" w:hAnsi="Wingdings" w:hint="default"/>
-      </w:rPr>
-    </w:lvl>
-    <w:lvl w:ilvl="3" w:tplc="FFFFFFFF" w:tentative="1">
-      <w:start w:val="1"/>
-      <w:numFmt w:val="bullet"/>
-      <w:lvlText w:val=""/>
-      <w:lvlJc w:val="left"/>
-      <w:pPr>
-        <w:ind w:left="3873" w:hanging="360"/>
-      </w:pPr>
-      <w:rPr>
-        <w:rFonts w:ascii="Symbol" w:hAnsi="Symbol" w:hint="default"/>
-      </w:rPr>
-    </w:lvl>
-    <w:lvl w:ilvl="4" w:tplc="FFFFFFFF" w:tentative="1">
-      <w:start w:val="1"/>
-      <w:numFmt w:val="bullet"/>
-      <w:lvlText w:val="o"/>
-      <w:lvlJc w:val="left"/>
-      <w:pPr>
-        <w:ind w:left="4593" w:hanging="360"/>
-      </w:pPr>
-      <w:rPr>
-        <w:rFonts w:ascii="Courier New" w:hAnsi="Courier New" w:cs="Courier New" w:hint="default"/>
-      </w:rPr>
-    </w:lvl>
-    <w:lvl w:ilvl="5" w:tplc="FFFFFFFF" w:tentative="1">
-      <w:start w:val="1"/>
-      <w:numFmt w:val="bullet"/>
-      <w:lvlText w:val=""/>
-      <w:lvlJc w:val="left"/>
-      <w:pPr>
-        <w:ind w:left="5313" w:hanging="360"/>
-      </w:pPr>
-      <w:rPr>
-        <w:rFonts w:ascii="Wingdings" w:hAnsi="Wingdings" w:hint="default"/>
-      </w:rPr>
-    </w:lvl>
-    <w:lvl w:ilvl="6" w:tplc="FFFFFFFF" w:tentative="1">
-      <w:start w:val="1"/>
-      <w:numFmt w:val="bullet"/>
-      <w:lvlText w:val=""/>
-      <w:lvlJc w:val="left"/>
-      <w:pPr>
-        <w:ind w:left="6033" w:hanging="360"/>
-      </w:pPr>
-      <w:rPr>
-        <w:rFonts w:ascii="Symbol" w:hAnsi="Symbol" w:hint="default"/>
-      </w:rPr>
-    </w:lvl>
-    <w:lvl w:ilvl="7" w:tplc="FFFFFFFF" w:tentative="1">
-      <w:start w:val="1"/>
-      <w:numFmt w:val="bullet"/>
-      <w:lvlText w:val="o"/>
-      <w:lvlJc w:val="left"/>
-      <w:pPr>
-        <w:ind w:left="6753" w:hanging="360"/>
-      </w:pPr>
-      <w:rPr>
-        <w:rFonts w:ascii="Courier New" w:hAnsi="Courier New" w:cs="Courier New" w:hint="default"/>
-      </w:rPr>
-    </w:lvl>
-    <w:lvl w:ilvl="8" w:tplc="FFFFFFFF" w:tentative="1">
-      <w:start w:val="1"/>
-      <w:numFmt w:val="bullet"/>
-      <w:lvlText w:val=""/>
-      <w:lvlJc w:val="left"/>
-      <w:pPr>
-        <w:ind w:left="7473" w:hanging="360"/>
-      </w:pPr>
-      <w:rPr>
-        <w:rFonts w:ascii="Wingdings" w:hAnsi="Wingdings" w:hint="default"/>
-      </w:rPr>
-    </w:lvl>
-  </w:abstractNum>
-  <w:abstractNum w:abstractNumId="10" w15:restartNumberingAfterBreak="0">
+  <w:abstractNum w:abstractNumId="6" w15:restartNumberingAfterBreak="0">
     <w:nsid w:val="229E2E44"/>
     <w:multiLevelType w:val="hybridMultilevel"/>
     <w:tmpl w:val="68AA9A7C"/>
@@ -17783,7 +17804,7 @@
       </w:rPr>
     </w:lvl>
   </w:abstractNum>
-  <w:abstractNum w:abstractNumId="11" w15:restartNumberingAfterBreak="0">
+  <w:abstractNum w:abstractNumId="7" w15:restartNumberingAfterBreak="0">
     <w:nsid w:val="23BE6AA6"/>
     <w:multiLevelType w:val="hybridMultilevel"/>
     <w:tmpl w:val="771277A6"/>
@@ -17896,120 +17917,7 @@
       </w:rPr>
     </w:lvl>
   </w:abstractNum>
-  <w:abstractNum w:abstractNumId="12" w15:restartNumberingAfterBreak="0">
-    <w:nsid w:val="264A0D39"/>
-    <w:multiLevelType w:val="hybridMultilevel"/>
-    <w:tmpl w:val="DBCE14BC"/>
-    <w:lvl w:ilvl="0" w:tplc="0C0A0001">
-      <w:start w:val="1"/>
-      <w:numFmt w:val="bullet"/>
-      <w:lvlText w:val=""/>
-      <w:lvlJc w:val="left"/>
-      <w:pPr>
-        <w:ind w:left="1429" w:hanging="360"/>
-      </w:pPr>
-      <w:rPr>
-        <w:rFonts w:ascii="Symbol" w:hAnsi="Symbol" w:hint="default"/>
-      </w:rPr>
-    </w:lvl>
-    <w:lvl w:ilvl="1" w:tplc="0C0A0003" w:tentative="1">
-      <w:start w:val="1"/>
-      <w:numFmt w:val="bullet"/>
-      <w:lvlText w:val="o"/>
-      <w:lvlJc w:val="left"/>
-      <w:pPr>
-        <w:ind w:left="2149" w:hanging="360"/>
-      </w:pPr>
-      <w:rPr>
-        <w:rFonts w:ascii="Courier New" w:hAnsi="Courier New" w:cs="Courier New" w:hint="default"/>
-      </w:rPr>
-    </w:lvl>
-    <w:lvl w:ilvl="2" w:tplc="0C0A0005" w:tentative="1">
-      <w:start w:val="1"/>
-      <w:numFmt w:val="bullet"/>
-      <w:lvlText w:val=""/>
-      <w:lvlJc w:val="left"/>
-      <w:pPr>
-        <w:ind w:left="2869" w:hanging="360"/>
-      </w:pPr>
-      <w:rPr>
-        <w:rFonts w:ascii="Wingdings" w:hAnsi="Wingdings" w:hint="default"/>
-      </w:rPr>
-    </w:lvl>
-    <w:lvl w:ilvl="3" w:tplc="0C0A0001" w:tentative="1">
-      <w:start w:val="1"/>
-      <w:numFmt w:val="bullet"/>
-      <w:lvlText w:val=""/>
-      <w:lvlJc w:val="left"/>
-      <w:pPr>
-        <w:ind w:left="3589" w:hanging="360"/>
-      </w:pPr>
-      <w:rPr>
-        <w:rFonts w:ascii="Symbol" w:hAnsi="Symbol" w:hint="default"/>
-      </w:rPr>
-    </w:lvl>
-    <w:lvl w:ilvl="4" w:tplc="0C0A0003" w:tentative="1">
-      <w:start w:val="1"/>
-      <w:numFmt w:val="bullet"/>
-      <w:lvlText w:val="o"/>
-      <w:lvlJc w:val="left"/>
-      <w:pPr>
-        <w:ind w:left="4309" w:hanging="360"/>
-      </w:pPr>
-      <w:rPr>
-        <w:rFonts w:ascii="Courier New" w:hAnsi="Courier New" w:cs="Courier New" w:hint="default"/>
-      </w:rPr>
-    </w:lvl>
-    <w:lvl w:ilvl="5" w:tplc="0C0A0005" w:tentative="1">
-      <w:start w:val="1"/>
-      <w:numFmt w:val="bullet"/>
-      <w:lvlText w:val=""/>
-      <w:lvlJc w:val="left"/>
-      <w:pPr>
-        <w:ind w:left="5029" w:hanging="360"/>
-      </w:pPr>
-      <w:rPr>
-        <w:rFonts w:ascii="Wingdings" w:hAnsi="Wingdings" w:hint="default"/>
-      </w:rPr>
-    </w:lvl>
-    <w:lvl w:ilvl="6" w:tplc="0C0A0001" w:tentative="1">
-      <w:start w:val="1"/>
-      <w:numFmt w:val="bullet"/>
-      <w:lvlText w:val=""/>
-      <w:lvlJc w:val="left"/>
-      <w:pPr>
-        <w:ind w:left="5749" w:hanging="360"/>
-      </w:pPr>
-      <w:rPr>
-        <w:rFonts w:ascii="Symbol" w:hAnsi="Symbol" w:hint="default"/>
-      </w:rPr>
-    </w:lvl>
-    <w:lvl w:ilvl="7" w:tplc="0C0A0003" w:tentative="1">
-      <w:start w:val="1"/>
-      <w:numFmt w:val="bullet"/>
-      <w:lvlText w:val="o"/>
-      <w:lvlJc w:val="left"/>
-      <w:pPr>
-        <w:ind w:left="6469" w:hanging="360"/>
-      </w:pPr>
-      <w:rPr>
-        <w:rFonts w:ascii="Courier New" w:hAnsi="Courier New" w:cs="Courier New" w:hint="default"/>
-      </w:rPr>
-    </w:lvl>
-    <w:lvl w:ilvl="8" w:tplc="0C0A0005" w:tentative="1">
-      <w:start w:val="1"/>
-      <w:numFmt w:val="bullet"/>
-      <w:lvlText w:val=""/>
-      <w:lvlJc w:val="left"/>
-      <w:pPr>
-        <w:ind w:left="7189" w:hanging="360"/>
-      </w:pPr>
-      <w:rPr>
-        <w:rFonts w:ascii="Wingdings" w:hAnsi="Wingdings" w:hint="default"/>
-      </w:rPr>
-    </w:lvl>
-  </w:abstractNum>
-  <w:abstractNum w:abstractNumId="13" w15:restartNumberingAfterBreak="0">
+  <w:abstractNum w:abstractNumId="8" w15:restartNumberingAfterBreak="0">
     <w:nsid w:val="27412B07"/>
     <w:multiLevelType w:val="hybridMultilevel"/>
     <w:tmpl w:val="9FDADF5E"/>
@@ -18100,233 +18008,7 @@
       </w:pPr>
     </w:lvl>
   </w:abstractNum>
-  <w:abstractNum w:abstractNumId="14" w15:restartNumberingAfterBreak="0">
-    <w:nsid w:val="27AE7AE0"/>
-    <w:multiLevelType w:val="hybridMultilevel"/>
-    <w:tmpl w:val="7C30D7EC"/>
-    <w:lvl w:ilvl="0" w:tplc="0C0A0001">
-      <w:start w:val="1"/>
-      <w:numFmt w:val="bullet"/>
-      <w:lvlText w:val=""/>
-      <w:lvlJc w:val="left"/>
-      <w:pPr>
-        <w:ind w:left="1429" w:hanging="360"/>
-      </w:pPr>
-      <w:rPr>
-        <w:rFonts w:ascii="Symbol" w:hAnsi="Symbol" w:hint="default"/>
-      </w:rPr>
-    </w:lvl>
-    <w:lvl w:ilvl="1" w:tplc="0C0A0003" w:tentative="1">
-      <w:start w:val="1"/>
-      <w:numFmt w:val="bullet"/>
-      <w:lvlText w:val="o"/>
-      <w:lvlJc w:val="left"/>
-      <w:pPr>
-        <w:ind w:left="2149" w:hanging="360"/>
-      </w:pPr>
-      <w:rPr>
-        <w:rFonts w:ascii="Courier New" w:hAnsi="Courier New" w:cs="Courier New" w:hint="default"/>
-      </w:rPr>
-    </w:lvl>
-    <w:lvl w:ilvl="2" w:tplc="0C0A0005" w:tentative="1">
-      <w:start w:val="1"/>
-      <w:numFmt w:val="bullet"/>
-      <w:lvlText w:val=""/>
-      <w:lvlJc w:val="left"/>
-      <w:pPr>
-        <w:ind w:left="2869" w:hanging="360"/>
-      </w:pPr>
-      <w:rPr>
-        <w:rFonts w:ascii="Wingdings" w:hAnsi="Wingdings" w:hint="default"/>
-      </w:rPr>
-    </w:lvl>
-    <w:lvl w:ilvl="3" w:tplc="0C0A0001" w:tentative="1">
-      <w:start w:val="1"/>
-      <w:numFmt w:val="bullet"/>
-      <w:lvlText w:val=""/>
-      <w:lvlJc w:val="left"/>
-      <w:pPr>
-        <w:ind w:left="3589" w:hanging="360"/>
-      </w:pPr>
-      <w:rPr>
-        <w:rFonts w:ascii="Symbol" w:hAnsi="Symbol" w:hint="default"/>
-      </w:rPr>
-    </w:lvl>
-    <w:lvl w:ilvl="4" w:tplc="0C0A0003" w:tentative="1">
-      <w:start w:val="1"/>
-      <w:numFmt w:val="bullet"/>
-      <w:lvlText w:val="o"/>
-      <w:lvlJc w:val="left"/>
-      <w:pPr>
-        <w:ind w:left="4309" w:hanging="360"/>
-      </w:pPr>
-      <w:rPr>
-        <w:rFonts w:ascii="Courier New" w:hAnsi="Courier New" w:cs="Courier New" w:hint="default"/>
-      </w:rPr>
-    </w:lvl>
-    <w:lvl w:ilvl="5" w:tplc="0C0A0005" w:tentative="1">
-      <w:start w:val="1"/>
-      <w:numFmt w:val="bullet"/>
-      <w:lvlText w:val=""/>
-      <w:lvlJc w:val="left"/>
-      <w:pPr>
-        <w:ind w:left="5029" w:hanging="360"/>
-      </w:pPr>
-      <w:rPr>
-        <w:rFonts w:ascii="Wingdings" w:hAnsi="Wingdings" w:hint="default"/>
-      </w:rPr>
-    </w:lvl>
-    <w:lvl w:ilvl="6" w:tplc="0C0A0001" w:tentative="1">
-      <w:start w:val="1"/>
-      <w:numFmt w:val="bullet"/>
-      <w:lvlText w:val=""/>
-      <w:lvlJc w:val="left"/>
-      <w:pPr>
-        <w:ind w:left="5749" w:hanging="360"/>
-      </w:pPr>
-      <w:rPr>
-        <w:rFonts w:ascii="Symbol" w:hAnsi="Symbol" w:hint="default"/>
-      </w:rPr>
-    </w:lvl>
-    <w:lvl w:ilvl="7" w:tplc="0C0A0003" w:tentative="1">
-      <w:start w:val="1"/>
-      <w:numFmt w:val="bullet"/>
-      <w:lvlText w:val="o"/>
-      <w:lvlJc w:val="left"/>
-      <w:pPr>
-        <w:ind w:left="6469" w:hanging="360"/>
-      </w:pPr>
-      <w:rPr>
-        <w:rFonts w:ascii="Courier New" w:hAnsi="Courier New" w:cs="Courier New" w:hint="default"/>
-      </w:rPr>
-    </w:lvl>
-    <w:lvl w:ilvl="8" w:tplc="0C0A0005" w:tentative="1">
-      <w:start w:val="1"/>
-      <w:numFmt w:val="bullet"/>
-      <w:lvlText w:val=""/>
-      <w:lvlJc w:val="left"/>
-      <w:pPr>
-        <w:ind w:left="7189" w:hanging="360"/>
-      </w:pPr>
-      <w:rPr>
-        <w:rFonts w:ascii="Wingdings" w:hAnsi="Wingdings" w:hint="default"/>
-      </w:rPr>
-    </w:lvl>
-  </w:abstractNum>
-  <w:abstractNum w:abstractNumId="15" w15:restartNumberingAfterBreak="0">
-    <w:nsid w:val="2BAF0ADF"/>
-    <w:multiLevelType w:val="hybridMultilevel"/>
-    <w:tmpl w:val="A0DA3CA6"/>
-    <w:lvl w:ilvl="0" w:tplc="0C0A0001">
-      <w:start w:val="1"/>
-      <w:numFmt w:val="bullet"/>
-      <w:lvlText w:val=""/>
-      <w:lvlJc w:val="left"/>
-      <w:pPr>
-        <w:ind w:left="1429" w:hanging="360"/>
-      </w:pPr>
-      <w:rPr>
-        <w:rFonts w:ascii="Symbol" w:hAnsi="Symbol" w:hint="default"/>
-      </w:rPr>
-    </w:lvl>
-    <w:lvl w:ilvl="1" w:tplc="0C0A0003" w:tentative="1">
-      <w:start w:val="1"/>
-      <w:numFmt w:val="bullet"/>
-      <w:lvlText w:val="o"/>
-      <w:lvlJc w:val="left"/>
-      <w:pPr>
-        <w:ind w:left="2149" w:hanging="360"/>
-      </w:pPr>
-      <w:rPr>
-        <w:rFonts w:ascii="Courier New" w:hAnsi="Courier New" w:cs="Courier New" w:hint="default"/>
-      </w:rPr>
-    </w:lvl>
-    <w:lvl w:ilvl="2" w:tplc="0C0A0005" w:tentative="1">
-      <w:start w:val="1"/>
-      <w:numFmt w:val="bullet"/>
-      <w:lvlText w:val=""/>
-      <w:lvlJc w:val="left"/>
-      <w:pPr>
-        <w:ind w:left="2869" w:hanging="360"/>
-      </w:pPr>
-      <w:rPr>
-        <w:rFonts w:ascii="Wingdings" w:hAnsi="Wingdings" w:hint="default"/>
-      </w:rPr>
-    </w:lvl>
-    <w:lvl w:ilvl="3" w:tplc="0C0A0001" w:tentative="1">
-      <w:start w:val="1"/>
-      <w:numFmt w:val="bullet"/>
-      <w:lvlText w:val=""/>
-      <w:lvlJc w:val="left"/>
-      <w:pPr>
-        <w:ind w:left="3589" w:hanging="360"/>
-      </w:pPr>
-      <w:rPr>
-        <w:rFonts w:ascii="Symbol" w:hAnsi="Symbol" w:hint="default"/>
-      </w:rPr>
-    </w:lvl>
-    <w:lvl w:ilvl="4" w:tplc="0C0A0003" w:tentative="1">
-      <w:start w:val="1"/>
-      <w:numFmt w:val="bullet"/>
-      <w:lvlText w:val="o"/>
-      <w:lvlJc w:val="left"/>
-      <w:pPr>
-        <w:ind w:left="4309" w:hanging="360"/>
-      </w:pPr>
-      <w:rPr>
-        <w:rFonts w:ascii="Courier New" w:hAnsi="Courier New" w:cs="Courier New" w:hint="default"/>
-      </w:rPr>
-    </w:lvl>
-    <w:lvl w:ilvl="5" w:tplc="0C0A0005" w:tentative="1">
-      <w:start w:val="1"/>
-      <w:numFmt w:val="bullet"/>
-      <w:lvlText w:val=""/>
-      <w:lvlJc w:val="left"/>
-      <w:pPr>
-        <w:ind w:left="5029" w:hanging="360"/>
-      </w:pPr>
-      <w:rPr>
-        <w:rFonts w:ascii="Wingdings" w:hAnsi="Wingdings" w:hint="default"/>
-      </w:rPr>
-    </w:lvl>
-    <w:lvl w:ilvl="6" w:tplc="0C0A0001" w:tentative="1">
-      <w:start w:val="1"/>
-      <w:numFmt w:val="bullet"/>
-      <w:lvlText w:val=""/>
-      <w:lvlJc w:val="left"/>
-      <w:pPr>
-        <w:ind w:left="5749" w:hanging="360"/>
-      </w:pPr>
-      <w:rPr>
-        <w:rFonts w:ascii="Symbol" w:hAnsi="Symbol" w:hint="default"/>
-      </w:rPr>
-    </w:lvl>
-    <w:lvl w:ilvl="7" w:tplc="0C0A0003" w:tentative="1">
-      <w:start w:val="1"/>
-      <w:numFmt w:val="bullet"/>
-      <w:lvlText w:val="o"/>
-      <w:lvlJc w:val="left"/>
-      <w:pPr>
-        <w:ind w:left="6469" w:hanging="360"/>
-      </w:pPr>
-      <w:rPr>
-        <w:rFonts w:ascii="Courier New" w:hAnsi="Courier New" w:cs="Courier New" w:hint="default"/>
-      </w:rPr>
-    </w:lvl>
-    <w:lvl w:ilvl="8" w:tplc="0C0A0005" w:tentative="1">
-      <w:start w:val="1"/>
-      <w:numFmt w:val="bullet"/>
-      <w:lvlText w:val=""/>
-      <w:lvlJc w:val="left"/>
-      <w:pPr>
-        <w:ind w:left="7189" w:hanging="360"/>
-      </w:pPr>
-      <w:rPr>
-        <w:rFonts w:ascii="Wingdings" w:hAnsi="Wingdings" w:hint="default"/>
-      </w:rPr>
-    </w:lvl>
-  </w:abstractNum>
-  <w:abstractNum w:abstractNumId="16" w15:restartNumberingAfterBreak="0">
+  <w:abstractNum w:abstractNumId="9" w15:restartNumberingAfterBreak="0">
     <w:nsid w:val="311F2E0F"/>
     <w:multiLevelType w:val="hybridMultilevel"/>
     <w:tmpl w:val="58F41202"/>
@@ -18336,7 +18018,7 @@
       <w:lvlText w:val="o"/>
       <w:lvlJc w:val="left"/>
       <w:pPr>
-        <w:ind w:left="1776" w:hanging="360"/>
+        <w:ind w:left="2137" w:hanging="360"/>
       </w:pPr>
       <w:rPr>
         <w:rFonts w:ascii="Courier New" w:hAnsi="Courier New" w:cs="Courier New" w:hint="default"/>
@@ -18348,7 +18030,7 @@
       <w:lvlText w:val="o"/>
       <w:lvlJc w:val="left"/>
       <w:pPr>
-        <w:ind w:left="2496" w:hanging="360"/>
+        <w:ind w:left="2857" w:hanging="360"/>
       </w:pPr>
       <w:rPr>
         <w:rFonts w:ascii="Courier New" w:hAnsi="Courier New" w:cs="Courier New" w:hint="default"/>
@@ -18360,7 +18042,7 @@
       <w:lvlText w:val=""/>
       <w:lvlJc w:val="left"/>
       <w:pPr>
-        <w:ind w:left="3216" w:hanging="360"/>
+        <w:ind w:left="3577" w:hanging="360"/>
       </w:pPr>
       <w:rPr>
         <w:rFonts w:ascii="Wingdings" w:hAnsi="Wingdings" w:hint="default"/>
@@ -18372,7 +18054,7 @@
       <w:lvlText w:val=""/>
       <w:lvlJc w:val="left"/>
       <w:pPr>
-        <w:ind w:left="3936" w:hanging="360"/>
+        <w:ind w:left="4297" w:hanging="360"/>
       </w:pPr>
       <w:rPr>
         <w:rFonts w:ascii="Symbol" w:hAnsi="Symbol" w:hint="default"/>
@@ -18384,7 +18066,7 @@
       <w:lvlText w:val="o"/>
       <w:lvlJc w:val="left"/>
       <w:pPr>
-        <w:ind w:left="4656" w:hanging="360"/>
+        <w:ind w:left="5017" w:hanging="360"/>
       </w:pPr>
       <w:rPr>
         <w:rFonts w:ascii="Courier New" w:hAnsi="Courier New" w:cs="Courier New" w:hint="default"/>
@@ -18396,7 +18078,7 @@
       <w:lvlText w:val=""/>
       <w:lvlJc w:val="left"/>
       <w:pPr>
-        <w:ind w:left="5376" w:hanging="360"/>
+        <w:ind w:left="5737" w:hanging="360"/>
       </w:pPr>
       <w:rPr>
         <w:rFonts w:ascii="Wingdings" w:hAnsi="Wingdings" w:hint="default"/>
@@ -18408,7 +18090,7 @@
       <w:lvlText w:val=""/>
       <w:lvlJc w:val="left"/>
       <w:pPr>
-        <w:ind w:left="6096" w:hanging="360"/>
+        <w:ind w:left="6457" w:hanging="360"/>
       </w:pPr>
       <w:rPr>
         <w:rFonts w:ascii="Symbol" w:hAnsi="Symbol" w:hint="default"/>
@@ -18420,7 +18102,7 @@
       <w:lvlText w:val="o"/>
       <w:lvlJc w:val="left"/>
       <w:pPr>
-        <w:ind w:left="6816" w:hanging="360"/>
+        <w:ind w:left="7177" w:hanging="360"/>
       </w:pPr>
       <w:rPr>
         <w:rFonts w:ascii="Courier New" w:hAnsi="Courier New" w:cs="Courier New" w:hint="default"/>
@@ -18432,14 +18114,14 @@
       <w:lvlText w:val=""/>
       <w:lvlJc w:val="left"/>
       <w:pPr>
-        <w:ind w:left="7536" w:hanging="360"/>
+        <w:ind w:left="7897" w:hanging="360"/>
       </w:pPr>
       <w:rPr>
         <w:rFonts w:ascii="Wingdings" w:hAnsi="Wingdings" w:hint="default"/>
       </w:rPr>
     </w:lvl>
   </w:abstractNum>
-  <w:abstractNum w:abstractNumId="17" w15:restartNumberingAfterBreak="0">
+  <w:abstractNum w:abstractNumId="10" w15:restartNumberingAfterBreak="0">
     <w:nsid w:val="34026038"/>
     <w:multiLevelType w:val="hybridMultilevel"/>
     <w:tmpl w:val="847AD0DA"/>
@@ -18552,7 +18234,7 @@
       </w:rPr>
     </w:lvl>
   </w:abstractNum>
-  <w:abstractNum w:abstractNumId="18" w15:restartNumberingAfterBreak="0">
+  <w:abstractNum w:abstractNumId="11" w15:restartNumberingAfterBreak="0">
     <w:nsid w:val="368E176E"/>
     <w:multiLevelType w:val="hybridMultilevel"/>
     <w:tmpl w:val="BDF054FE"/>
@@ -18646,93 +18328,7 @@
       </w:pPr>
     </w:lvl>
   </w:abstractNum>
-  <w:abstractNum w:abstractNumId="19" w15:restartNumberingAfterBreak="0">
-    <w:nsid w:val="369066AD"/>
-    <w:multiLevelType w:val="hybridMultilevel"/>
-    <w:tmpl w:val="7C429778"/>
-    <w:lvl w:ilvl="0" w:tplc="240A0015">
-      <w:start w:val="1"/>
-      <w:numFmt w:val="upperLetter"/>
-      <w:lvlText w:val="%1."/>
-      <w:lvlJc w:val="left"/>
-      <w:pPr>
-        <w:ind w:left="720" w:hanging="360"/>
-      </w:pPr>
-    </w:lvl>
-    <w:lvl w:ilvl="1" w:tplc="240A0019" w:tentative="1">
-      <w:start w:val="1"/>
-      <w:numFmt w:val="lowerLetter"/>
-      <w:lvlText w:val="%2."/>
-      <w:lvlJc w:val="left"/>
-      <w:pPr>
-        <w:ind w:left="1440" w:hanging="360"/>
-      </w:pPr>
-    </w:lvl>
-    <w:lvl w:ilvl="2" w:tplc="240A001B" w:tentative="1">
-      <w:start w:val="1"/>
-      <w:numFmt w:val="lowerRoman"/>
-      <w:lvlText w:val="%3."/>
-      <w:lvlJc w:val="right"/>
-      <w:pPr>
-        <w:ind w:left="2160" w:hanging="180"/>
-      </w:pPr>
-    </w:lvl>
-    <w:lvl w:ilvl="3" w:tplc="240A000F" w:tentative="1">
-      <w:start w:val="1"/>
-      <w:numFmt w:val="decimal"/>
-      <w:lvlText w:val="%4."/>
-      <w:lvlJc w:val="left"/>
-      <w:pPr>
-        <w:ind w:left="2880" w:hanging="360"/>
-      </w:pPr>
-    </w:lvl>
-    <w:lvl w:ilvl="4" w:tplc="240A0019" w:tentative="1">
-      <w:start w:val="1"/>
-      <w:numFmt w:val="lowerLetter"/>
-      <w:lvlText w:val="%5."/>
-      <w:lvlJc w:val="left"/>
-      <w:pPr>
-        <w:ind w:left="3600" w:hanging="360"/>
-      </w:pPr>
-    </w:lvl>
-    <w:lvl w:ilvl="5" w:tplc="240A001B" w:tentative="1">
-      <w:start w:val="1"/>
-      <w:numFmt w:val="lowerRoman"/>
-      <w:lvlText w:val="%6."/>
-      <w:lvlJc w:val="right"/>
-      <w:pPr>
-        <w:ind w:left="4320" w:hanging="180"/>
-      </w:pPr>
-    </w:lvl>
-    <w:lvl w:ilvl="6" w:tplc="240A000F" w:tentative="1">
-      <w:start w:val="1"/>
-      <w:numFmt w:val="decimal"/>
-      <w:lvlText w:val="%7."/>
-      <w:lvlJc w:val="left"/>
-      <w:pPr>
-        <w:ind w:left="5040" w:hanging="360"/>
-      </w:pPr>
-    </w:lvl>
-    <w:lvl w:ilvl="7" w:tplc="240A0019" w:tentative="1">
-      <w:start w:val="1"/>
-      <w:numFmt w:val="lowerLetter"/>
-      <w:lvlText w:val="%8."/>
-      <w:lvlJc w:val="left"/>
-      <w:pPr>
-        <w:ind w:left="5760" w:hanging="360"/>
-      </w:pPr>
-    </w:lvl>
-    <w:lvl w:ilvl="8" w:tplc="240A001B" w:tentative="1">
-      <w:start w:val="1"/>
-      <w:numFmt w:val="lowerRoman"/>
-      <w:lvlText w:val="%9."/>
-      <w:lvlJc w:val="right"/>
-      <w:pPr>
-        <w:ind w:left="6480" w:hanging="180"/>
-      </w:pPr>
-    </w:lvl>
-  </w:abstractNum>
-  <w:abstractNum w:abstractNumId="20" w15:restartNumberingAfterBreak="0">
+  <w:abstractNum w:abstractNumId="12" w15:restartNumberingAfterBreak="0">
     <w:nsid w:val="38E558C1"/>
     <w:multiLevelType w:val="hybridMultilevel"/>
     <w:tmpl w:val="6C80E82C"/>
@@ -18845,10 +18441,10 @@
       </w:rPr>
     </w:lvl>
   </w:abstractNum>
-  <w:abstractNum w:abstractNumId="21" w15:restartNumberingAfterBreak="0">
+  <w:abstractNum w:abstractNumId="13" w15:restartNumberingAfterBreak="0">
     <w:nsid w:val="39C57101"/>
     <w:multiLevelType w:val="hybridMultilevel"/>
-    <w:tmpl w:val="E99203BE"/>
+    <w:tmpl w:val="BB40408C"/>
     <w:lvl w:ilvl="0" w:tplc="240A0001">
       <w:start w:val="1"/>
       <w:numFmt w:val="bullet"/>
@@ -18958,7 +18554,7 @@
       </w:rPr>
     </w:lvl>
   </w:abstractNum>
-  <w:abstractNum w:abstractNumId="22" w15:restartNumberingAfterBreak="0">
+  <w:abstractNum w:abstractNumId="14" w15:restartNumberingAfterBreak="0">
     <w:nsid w:val="39FF3540"/>
     <w:multiLevelType w:val="hybridMultilevel"/>
     <w:tmpl w:val="3586B016"/>
@@ -19071,120 +18667,7 @@
       </w:rPr>
     </w:lvl>
   </w:abstractNum>
-  <w:abstractNum w:abstractNumId="23" w15:restartNumberingAfterBreak="0">
-    <w:nsid w:val="3BE73FF1"/>
-    <w:multiLevelType w:val="hybridMultilevel"/>
-    <w:tmpl w:val="764E251A"/>
-    <w:lvl w:ilvl="0" w:tplc="0C0A0001">
-      <w:start w:val="1"/>
-      <w:numFmt w:val="bullet"/>
-      <w:lvlText w:val=""/>
-      <w:lvlJc w:val="left"/>
-      <w:pPr>
-        <w:ind w:left="1429" w:hanging="360"/>
-      </w:pPr>
-      <w:rPr>
-        <w:rFonts w:ascii="Symbol" w:hAnsi="Symbol" w:hint="default"/>
-      </w:rPr>
-    </w:lvl>
-    <w:lvl w:ilvl="1" w:tplc="0C0A0003" w:tentative="1">
-      <w:start w:val="1"/>
-      <w:numFmt w:val="bullet"/>
-      <w:lvlText w:val="o"/>
-      <w:lvlJc w:val="left"/>
-      <w:pPr>
-        <w:ind w:left="2149" w:hanging="360"/>
-      </w:pPr>
-      <w:rPr>
-        <w:rFonts w:ascii="Courier New" w:hAnsi="Courier New" w:cs="Courier New" w:hint="default"/>
-      </w:rPr>
-    </w:lvl>
-    <w:lvl w:ilvl="2" w:tplc="0C0A0005" w:tentative="1">
-      <w:start w:val="1"/>
-      <w:numFmt w:val="bullet"/>
-      <w:lvlText w:val=""/>
-      <w:lvlJc w:val="left"/>
-      <w:pPr>
-        <w:ind w:left="2869" w:hanging="360"/>
-      </w:pPr>
-      <w:rPr>
-        <w:rFonts w:ascii="Wingdings" w:hAnsi="Wingdings" w:hint="default"/>
-      </w:rPr>
-    </w:lvl>
-    <w:lvl w:ilvl="3" w:tplc="0C0A0001" w:tentative="1">
-      <w:start w:val="1"/>
-      <w:numFmt w:val="bullet"/>
-      <w:lvlText w:val=""/>
-      <w:lvlJc w:val="left"/>
-      <w:pPr>
-        <w:ind w:left="3589" w:hanging="360"/>
-      </w:pPr>
-      <w:rPr>
-        <w:rFonts w:ascii="Symbol" w:hAnsi="Symbol" w:hint="default"/>
-      </w:rPr>
-    </w:lvl>
-    <w:lvl w:ilvl="4" w:tplc="0C0A0003" w:tentative="1">
-      <w:start w:val="1"/>
-      <w:numFmt w:val="bullet"/>
-      <w:lvlText w:val="o"/>
-      <w:lvlJc w:val="left"/>
-      <w:pPr>
-        <w:ind w:left="4309" w:hanging="360"/>
-      </w:pPr>
-      <w:rPr>
-        <w:rFonts w:ascii="Courier New" w:hAnsi="Courier New" w:cs="Courier New" w:hint="default"/>
-      </w:rPr>
-    </w:lvl>
-    <w:lvl w:ilvl="5" w:tplc="0C0A0005" w:tentative="1">
-      <w:start w:val="1"/>
-      <w:numFmt w:val="bullet"/>
-      <w:lvlText w:val=""/>
-      <w:lvlJc w:val="left"/>
-      <w:pPr>
-        <w:ind w:left="5029" w:hanging="360"/>
-      </w:pPr>
-      <w:rPr>
-        <w:rFonts w:ascii="Wingdings" w:hAnsi="Wingdings" w:hint="default"/>
-      </w:rPr>
-    </w:lvl>
-    <w:lvl w:ilvl="6" w:tplc="0C0A0001" w:tentative="1">
-      <w:start w:val="1"/>
-      <w:numFmt w:val="bullet"/>
-      <w:lvlText w:val=""/>
-      <w:lvlJc w:val="left"/>
-      <w:pPr>
-        <w:ind w:left="5749" w:hanging="360"/>
-      </w:pPr>
-      <w:rPr>
-        <w:rFonts w:ascii="Symbol" w:hAnsi="Symbol" w:hint="default"/>
-      </w:rPr>
-    </w:lvl>
-    <w:lvl w:ilvl="7" w:tplc="0C0A0003" w:tentative="1">
-      <w:start w:val="1"/>
-      <w:numFmt w:val="bullet"/>
-      <w:lvlText w:val="o"/>
-      <w:lvlJc w:val="left"/>
-      <w:pPr>
-        <w:ind w:left="6469" w:hanging="360"/>
-      </w:pPr>
-      <w:rPr>
-        <w:rFonts w:ascii="Courier New" w:hAnsi="Courier New" w:cs="Courier New" w:hint="default"/>
-      </w:rPr>
-    </w:lvl>
-    <w:lvl w:ilvl="8" w:tplc="0C0A0005" w:tentative="1">
-      <w:start w:val="1"/>
-      <w:numFmt w:val="bullet"/>
-      <w:lvlText w:val=""/>
-      <w:lvlJc w:val="left"/>
-      <w:pPr>
-        <w:ind w:left="7189" w:hanging="360"/>
-      </w:pPr>
-      <w:rPr>
-        <w:rFonts w:ascii="Wingdings" w:hAnsi="Wingdings" w:hint="default"/>
-      </w:rPr>
-    </w:lvl>
-  </w:abstractNum>
-  <w:abstractNum w:abstractNumId="24" w15:restartNumberingAfterBreak="0">
+  <w:abstractNum w:abstractNumId="15" w15:restartNumberingAfterBreak="0">
     <w:nsid w:val="3DDF6562"/>
     <w:multiLevelType w:val="multilevel"/>
     <w:tmpl w:val="6C7AF928"/>
@@ -19305,7 +18788,7 @@
       </w:rPr>
     </w:lvl>
   </w:abstractNum>
-  <w:abstractNum w:abstractNumId="25" w15:restartNumberingAfterBreak="0">
+  <w:abstractNum w:abstractNumId="16" w15:restartNumberingAfterBreak="0">
     <w:nsid w:val="3F1001F6"/>
     <w:multiLevelType w:val="hybridMultilevel"/>
     <w:tmpl w:val="D4B0E6F0"/>
@@ -19315,7 +18798,7 @@
       <w:lvlText w:val="o"/>
       <w:lvlJc w:val="left"/>
       <w:pPr>
-        <w:ind w:left="1776" w:hanging="360"/>
+        <w:ind w:left="2137" w:hanging="360"/>
       </w:pPr>
       <w:rPr>
         <w:rFonts w:ascii="Courier New" w:hAnsi="Courier New" w:cs="Courier New" w:hint="default"/>
@@ -19327,7 +18810,7 @@
       <w:lvlText w:val="o"/>
       <w:lvlJc w:val="left"/>
       <w:pPr>
-        <w:ind w:left="2496" w:hanging="360"/>
+        <w:ind w:left="2857" w:hanging="360"/>
       </w:pPr>
       <w:rPr>
         <w:rFonts w:ascii="Courier New" w:hAnsi="Courier New" w:cs="Courier New" w:hint="default"/>
@@ -19339,7 +18822,7 @@
       <w:lvlText w:val=""/>
       <w:lvlJc w:val="left"/>
       <w:pPr>
-        <w:ind w:left="3216" w:hanging="360"/>
+        <w:ind w:left="3577" w:hanging="360"/>
       </w:pPr>
       <w:rPr>
         <w:rFonts w:ascii="Wingdings" w:hAnsi="Wingdings" w:hint="default"/>
@@ -19351,7 +18834,7 @@
       <w:lvlText w:val=""/>
       <w:lvlJc w:val="left"/>
       <w:pPr>
-        <w:ind w:left="3936" w:hanging="360"/>
+        <w:ind w:left="4297" w:hanging="360"/>
       </w:pPr>
       <w:rPr>
         <w:rFonts w:ascii="Symbol" w:hAnsi="Symbol" w:hint="default"/>
@@ -19363,7 +18846,7 @@
       <w:lvlText w:val="o"/>
       <w:lvlJc w:val="left"/>
       <w:pPr>
-        <w:ind w:left="4656" w:hanging="360"/>
+        <w:ind w:left="5017" w:hanging="360"/>
       </w:pPr>
       <w:rPr>
         <w:rFonts w:ascii="Courier New" w:hAnsi="Courier New" w:cs="Courier New" w:hint="default"/>
@@ -19375,7 +18858,7 @@
       <w:lvlText w:val=""/>
       <w:lvlJc w:val="left"/>
       <w:pPr>
-        <w:ind w:left="5376" w:hanging="360"/>
+        <w:ind w:left="5737" w:hanging="360"/>
       </w:pPr>
       <w:rPr>
         <w:rFonts w:ascii="Wingdings" w:hAnsi="Wingdings" w:hint="default"/>
@@ -19387,7 +18870,7 @@
       <w:lvlText w:val=""/>
       <w:lvlJc w:val="left"/>
       <w:pPr>
-        <w:ind w:left="6096" w:hanging="360"/>
+        <w:ind w:left="6457" w:hanging="360"/>
       </w:pPr>
       <w:rPr>
         <w:rFonts w:ascii="Symbol" w:hAnsi="Symbol" w:hint="default"/>
@@ -19399,7 +18882,7 @@
       <w:lvlText w:val="o"/>
       <w:lvlJc w:val="left"/>
       <w:pPr>
-        <w:ind w:left="6816" w:hanging="360"/>
+        <w:ind w:left="7177" w:hanging="360"/>
       </w:pPr>
       <w:rPr>
         <w:rFonts w:ascii="Courier New" w:hAnsi="Courier New" w:cs="Courier New" w:hint="default"/>
@@ -19411,502 +18894,14 @@
       <w:lvlText w:val=""/>
       <w:lvlJc w:val="left"/>
       <w:pPr>
-        <w:ind w:left="7536" w:hanging="360"/>
+        <w:ind w:left="7897" w:hanging="360"/>
       </w:pPr>
       <w:rPr>
         <w:rFonts w:ascii="Wingdings" w:hAnsi="Wingdings" w:hint="default"/>
       </w:rPr>
     </w:lvl>
   </w:abstractNum>
-  <w:abstractNum w:abstractNumId="26" w15:restartNumberingAfterBreak="0">
-    <w:nsid w:val="40607099"/>
-    <w:multiLevelType w:val="hybridMultilevel"/>
-    <w:tmpl w:val="BBB45DF0"/>
-    <w:lvl w:ilvl="0" w:tplc="0C0A0001">
-      <w:start w:val="1"/>
-      <w:numFmt w:val="bullet"/>
-      <w:lvlText w:val=""/>
-      <w:lvlJc w:val="left"/>
-      <w:pPr>
-        <w:ind w:left="1429" w:hanging="360"/>
-      </w:pPr>
-      <w:rPr>
-        <w:rFonts w:ascii="Symbol" w:hAnsi="Symbol" w:hint="default"/>
-      </w:rPr>
-    </w:lvl>
-    <w:lvl w:ilvl="1" w:tplc="0C0A0003" w:tentative="1">
-      <w:start w:val="1"/>
-      <w:numFmt w:val="bullet"/>
-      <w:lvlText w:val="o"/>
-      <w:lvlJc w:val="left"/>
-      <w:pPr>
-        <w:ind w:left="2149" w:hanging="360"/>
-      </w:pPr>
-      <w:rPr>
-        <w:rFonts w:ascii="Courier New" w:hAnsi="Courier New" w:cs="Courier New" w:hint="default"/>
-      </w:rPr>
-    </w:lvl>
-    <w:lvl w:ilvl="2" w:tplc="0C0A0005" w:tentative="1">
-      <w:start w:val="1"/>
-      <w:numFmt w:val="bullet"/>
-      <w:lvlText w:val=""/>
-      <w:lvlJc w:val="left"/>
-      <w:pPr>
-        <w:ind w:left="2869" w:hanging="360"/>
-      </w:pPr>
-      <w:rPr>
-        <w:rFonts w:ascii="Wingdings" w:hAnsi="Wingdings" w:hint="default"/>
-      </w:rPr>
-    </w:lvl>
-    <w:lvl w:ilvl="3" w:tplc="0C0A0001" w:tentative="1">
-      <w:start w:val="1"/>
-      <w:numFmt w:val="bullet"/>
-      <w:lvlText w:val=""/>
-      <w:lvlJc w:val="left"/>
-      <w:pPr>
-        <w:ind w:left="3589" w:hanging="360"/>
-      </w:pPr>
-      <w:rPr>
-        <w:rFonts w:ascii="Symbol" w:hAnsi="Symbol" w:hint="default"/>
-      </w:rPr>
-    </w:lvl>
-    <w:lvl w:ilvl="4" w:tplc="0C0A0003" w:tentative="1">
-      <w:start w:val="1"/>
-      <w:numFmt w:val="bullet"/>
-      <w:lvlText w:val="o"/>
-      <w:lvlJc w:val="left"/>
-      <w:pPr>
-        <w:ind w:left="4309" w:hanging="360"/>
-      </w:pPr>
-      <w:rPr>
-        <w:rFonts w:ascii="Courier New" w:hAnsi="Courier New" w:cs="Courier New" w:hint="default"/>
-      </w:rPr>
-    </w:lvl>
-    <w:lvl w:ilvl="5" w:tplc="0C0A0005" w:tentative="1">
-      <w:start w:val="1"/>
-      <w:numFmt w:val="bullet"/>
-      <w:lvlText w:val=""/>
-      <w:lvlJc w:val="left"/>
-      <w:pPr>
-        <w:ind w:left="5029" w:hanging="360"/>
-      </w:pPr>
-      <w:rPr>
-        <w:rFonts w:ascii="Wingdings" w:hAnsi="Wingdings" w:hint="default"/>
-      </w:rPr>
-    </w:lvl>
-    <w:lvl w:ilvl="6" w:tplc="0C0A0001" w:tentative="1">
-      <w:start w:val="1"/>
-      <w:numFmt w:val="bullet"/>
-      <w:lvlText w:val=""/>
-      <w:lvlJc w:val="left"/>
-      <w:pPr>
-        <w:ind w:left="5749" w:hanging="360"/>
-      </w:pPr>
-      <w:rPr>
-        <w:rFonts w:ascii="Symbol" w:hAnsi="Symbol" w:hint="default"/>
-      </w:rPr>
-    </w:lvl>
-    <w:lvl w:ilvl="7" w:tplc="0C0A0003" w:tentative="1">
-      <w:start w:val="1"/>
-      <w:numFmt w:val="bullet"/>
-      <w:lvlText w:val="o"/>
-      <w:lvlJc w:val="left"/>
-      <w:pPr>
-        <w:ind w:left="6469" w:hanging="360"/>
-      </w:pPr>
-      <w:rPr>
-        <w:rFonts w:ascii="Courier New" w:hAnsi="Courier New" w:cs="Courier New" w:hint="default"/>
-      </w:rPr>
-    </w:lvl>
-    <w:lvl w:ilvl="8" w:tplc="0C0A0005" w:tentative="1">
-      <w:start w:val="1"/>
-      <w:numFmt w:val="bullet"/>
-      <w:lvlText w:val=""/>
-      <w:lvlJc w:val="left"/>
-      <w:pPr>
-        <w:ind w:left="7189" w:hanging="360"/>
-      </w:pPr>
-      <w:rPr>
-        <w:rFonts w:ascii="Wingdings" w:hAnsi="Wingdings" w:hint="default"/>
-      </w:rPr>
-    </w:lvl>
-  </w:abstractNum>
-  <w:abstractNum w:abstractNumId="27" w15:restartNumberingAfterBreak="0">
-    <w:nsid w:val="41C44D5B"/>
-    <w:multiLevelType w:val="hybridMultilevel"/>
-    <w:tmpl w:val="D3108A94"/>
-    <w:lvl w:ilvl="0" w:tplc="240A0015">
-      <w:start w:val="1"/>
-      <w:numFmt w:val="upperLetter"/>
-      <w:lvlText w:val="%1."/>
-      <w:lvlJc w:val="left"/>
-      <w:pPr>
-        <w:ind w:left="720" w:hanging="360"/>
-      </w:pPr>
-    </w:lvl>
-    <w:lvl w:ilvl="1" w:tplc="240A0019" w:tentative="1">
-      <w:start w:val="1"/>
-      <w:numFmt w:val="lowerLetter"/>
-      <w:lvlText w:val="%2."/>
-      <w:lvlJc w:val="left"/>
-      <w:pPr>
-        <w:ind w:left="1440" w:hanging="360"/>
-      </w:pPr>
-    </w:lvl>
-    <w:lvl w:ilvl="2" w:tplc="240A001B" w:tentative="1">
-      <w:start w:val="1"/>
-      <w:numFmt w:val="lowerRoman"/>
-      <w:lvlText w:val="%3."/>
-      <w:lvlJc w:val="right"/>
-      <w:pPr>
-        <w:ind w:left="2160" w:hanging="180"/>
-      </w:pPr>
-    </w:lvl>
-    <w:lvl w:ilvl="3" w:tplc="240A000F" w:tentative="1">
-      <w:start w:val="1"/>
-      <w:numFmt w:val="decimal"/>
-      <w:lvlText w:val="%4."/>
-      <w:lvlJc w:val="left"/>
-      <w:pPr>
-        <w:ind w:left="2880" w:hanging="360"/>
-      </w:pPr>
-    </w:lvl>
-    <w:lvl w:ilvl="4" w:tplc="240A0019" w:tentative="1">
-      <w:start w:val="1"/>
-      <w:numFmt w:val="lowerLetter"/>
-      <w:lvlText w:val="%5."/>
-      <w:lvlJc w:val="left"/>
-      <w:pPr>
-        <w:ind w:left="3600" w:hanging="360"/>
-      </w:pPr>
-    </w:lvl>
-    <w:lvl w:ilvl="5" w:tplc="240A001B" w:tentative="1">
-      <w:start w:val="1"/>
-      <w:numFmt w:val="lowerRoman"/>
-      <w:lvlText w:val="%6."/>
-      <w:lvlJc w:val="right"/>
-      <w:pPr>
-        <w:ind w:left="4320" w:hanging="180"/>
-      </w:pPr>
-    </w:lvl>
-    <w:lvl w:ilvl="6" w:tplc="240A000F" w:tentative="1">
-      <w:start w:val="1"/>
-      <w:numFmt w:val="decimal"/>
-      <w:lvlText w:val="%7."/>
-      <w:lvlJc w:val="left"/>
-      <w:pPr>
-        <w:ind w:left="5040" w:hanging="360"/>
-      </w:pPr>
-    </w:lvl>
-    <w:lvl w:ilvl="7" w:tplc="240A0019" w:tentative="1">
-      <w:start w:val="1"/>
-      <w:numFmt w:val="lowerLetter"/>
-      <w:lvlText w:val="%8."/>
-      <w:lvlJc w:val="left"/>
-      <w:pPr>
-        <w:ind w:left="5760" w:hanging="360"/>
-      </w:pPr>
-    </w:lvl>
-    <w:lvl w:ilvl="8" w:tplc="240A001B" w:tentative="1">
-      <w:start w:val="1"/>
-      <w:numFmt w:val="lowerRoman"/>
-      <w:lvlText w:val="%9."/>
-      <w:lvlJc w:val="right"/>
-      <w:pPr>
-        <w:ind w:left="6480" w:hanging="180"/>
-      </w:pPr>
-    </w:lvl>
-  </w:abstractNum>
-  <w:abstractNum w:abstractNumId="28" w15:restartNumberingAfterBreak="0">
-    <w:nsid w:val="43043E97"/>
-    <w:multiLevelType w:val="hybridMultilevel"/>
-    <w:tmpl w:val="5BEE4302"/>
-    <w:lvl w:ilvl="0" w:tplc="046E6CE8">
-      <w:start w:val="1"/>
-      <w:numFmt w:val="upperLetter"/>
-      <w:lvlText w:val="%1."/>
-      <w:lvlJc w:val="left"/>
-      <w:pPr>
-        <w:ind w:left="1429" w:hanging="360"/>
-      </w:pPr>
-      <w:rPr>
-        <w:b/>
-        <w:bCs/>
-      </w:rPr>
-    </w:lvl>
-    <w:lvl w:ilvl="1" w:tplc="240A0019" w:tentative="1">
-      <w:start w:val="1"/>
-      <w:numFmt w:val="lowerLetter"/>
-      <w:lvlText w:val="%2."/>
-      <w:lvlJc w:val="left"/>
-      <w:pPr>
-        <w:ind w:left="2149" w:hanging="360"/>
-      </w:pPr>
-    </w:lvl>
-    <w:lvl w:ilvl="2" w:tplc="240A001B" w:tentative="1">
-      <w:start w:val="1"/>
-      <w:numFmt w:val="lowerRoman"/>
-      <w:lvlText w:val="%3."/>
-      <w:lvlJc w:val="right"/>
-      <w:pPr>
-        <w:ind w:left="2869" w:hanging="180"/>
-      </w:pPr>
-    </w:lvl>
-    <w:lvl w:ilvl="3" w:tplc="240A000F" w:tentative="1">
-      <w:start w:val="1"/>
-      <w:numFmt w:val="decimal"/>
-      <w:lvlText w:val="%4."/>
-      <w:lvlJc w:val="left"/>
-      <w:pPr>
-        <w:ind w:left="3589" w:hanging="360"/>
-      </w:pPr>
-    </w:lvl>
-    <w:lvl w:ilvl="4" w:tplc="240A0019" w:tentative="1">
-      <w:start w:val="1"/>
-      <w:numFmt w:val="lowerLetter"/>
-      <w:lvlText w:val="%5."/>
-      <w:lvlJc w:val="left"/>
-      <w:pPr>
-        <w:ind w:left="4309" w:hanging="360"/>
-      </w:pPr>
-    </w:lvl>
-    <w:lvl w:ilvl="5" w:tplc="240A001B" w:tentative="1">
-      <w:start w:val="1"/>
-      <w:numFmt w:val="lowerRoman"/>
-      <w:lvlText w:val="%6."/>
-      <w:lvlJc w:val="right"/>
-      <w:pPr>
-        <w:ind w:left="5029" w:hanging="180"/>
-      </w:pPr>
-    </w:lvl>
-    <w:lvl w:ilvl="6" w:tplc="240A000F" w:tentative="1">
-      <w:start w:val="1"/>
-      <w:numFmt w:val="decimal"/>
-      <w:lvlText w:val="%7."/>
-      <w:lvlJc w:val="left"/>
-      <w:pPr>
-        <w:ind w:left="5749" w:hanging="360"/>
-      </w:pPr>
-    </w:lvl>
-    <w:lvl w:ilvl="7" w:tplc="240A0019" w:tentative="1">
-      <w:start w:val="1"/>
-      <w:numFmt w:val="lowerLetter"/>
-      <w:lvlText w:val="%8."/>
-      <w:lvlJc w:val="left"/>
-      <w:pPr>
-        <w:ind w:left="6469" w:hanging="360"/>
-      </w:pPr>
-    </w:lvl>
-    <w:lvl w:ilvl="8" w:tplc="240A001B" w:tentative="1">
-      <w:start w:val="1"/>
-      <w:numFmt w:val="lowerRoman"/>
-      <w:lvlText w:val="%9."/>
-      <w:lvlJc w:val="right"/>
-      <w:pPr>
-        <w:ind w:left="7189" w:hanging="180"/>
-      </w:pPr>
-    </w:lvl>
-  </w:abstractNum>
-  <w:abstractNum w:abstractNumId="29" w15:restartNumberingAfterBreak="0">
-    <w:nsid w:val="43CD5A89"/>
-    <w:multiLevelType w:val="hybridMultilevel"/>
-    <w:tmpl w:val="2AEE44C8"/>
-    <w:lvl w:ilvl="0" w:tplc="0C0A0001">
-      <w:start w:val="1"/>
-      <w:numFmt w:val="bullet"/>
-      <w:lvlText w:val=""/>
-      <w:lvlJc w:val="left"/>
-      <w:pPr>
-        <w:ind w:left="1713" w:hanging="360"/>
-      </w:pPr>
-      <w:rPr>
-        <w:rFonts w:ascii="Symbol" w:hAnsi="Symbol" w:hint="default"/>
-      </w:rPr>
-    </w:lvl>
-    <w:lvl w:ilvl="1" w:tplc="FFFFFFFF" w:tentative="1">
-      <w:start w:val="1"/>
-      <w:numFmt w:val="bullet"/>
-      <w:lvlText w:val="o"/>
-      <w:lvlJc w:val="left"/>
-      <w:pPr>
-        <w:ind w:left="2433" w:hanging="360"/>
-      </w:pPr>
-      <w:rPr>
-        <w:rFonts w:ascii="Courier New" w:hAnsi="Courier New" w:cs="Courier New" w:hint="default"/>
-      </w:rPr>
-    </w:lvl>
-    <w:lvl w:ilvl="2" w:tplc="FFFFFFFF" w:tentative="1">
-      <w:start w:val="1"/>
-      <w:numFmt w:val="bullet"/>
-      <w:lvlText w:val=""/>
-      <w:lvlJc w:val="left"/>
-      <w:pPr>
-        <w:ind w:left="3153" w:hanging="360"/>
-      </w:pPr>
-      <w:rPr>
-        <w:rFonts w:ascii="Wingdings" w:hAnsi="Wingdings" w:hint="default"/>
-      </w:rPr>
-    </w:lvl>
-    <w:lvl w:ilvl="3" w:tplc="FFFFFFFF" w:tentative="1">
-      <w:start w:val="1"/>
-      <w:numFmt w:val="bullet"/>
-      <w:lvlText w:val=""/>
-      <w:lvlJc w:val="left"/>
-      <w:pPr>
-        <w:ind w:left="3873" w:hanging="360"/>
-      </w:pPr>
-      <w:rPr>
-        <w:rFonts w:ascii="Symbol" w:hAnsi="Symbol" w:hint="default"/>
-      </w:rPr>
-    </w:lvl>
-    <w:lvl w:ilvl="4" w:tplc="FFFFFFFF" w:tentative="1">
-      <w:start w:val="1"/>
-      <w:numFmt w:val="bullet"/>
-      <w:lvlText w:val="o"/>
-      <w:lvlJc w:val="left"/>
-      <w:pPr>
-        <w:ind w:left="4593" w:hanging="360"/>
-      </w:pPr>
-      <w:rPr>
-        <w:rFonts w:ascii="Courier New" w:hAnsi="Courier New" w:cs="Courier New" w:hint="default"/>
-      </w:rPr>
-    </w:lvl>
-    <w:lvl w:ilvl="5" w:tplc="FFFFFFFF" w:tentative="1">
-      <w:start w:val="1"/>
-      <w:numFmt w:val="bullet"/>
-      <w:lvlText w:val=""/>
-      <w:lvlJc w:val="left"/>
-      <w:pPr>
-        <w:ind w:left="5313" w:hanging="360"/>
-      </w:pPr>
-      <w:rPr>
-        <w:rFonts w:ascii="Wingdings" w:hAnsi="Wingdings" w:hint="default"/>
-      </w:rPr>
-    </w:lvl>
-    <w:lvl w:ilvl="6" w:tplc="FFFFFFFF" w:tentative="1">
-      <w:start w:val="1"/>
-      <w:numFmt w:val="bullet"/>
-      <w:lvlText w:val=""/>
-      <w:lvlJc w:val="left"/>
-      <w:pPr>
-        <w:ind w:left="6033" w:hanging="360"/>
-      </w:pPr>
-      <w:rPr>
-        <w:rFonts w:ascii="Symbol" w:hAnsi="Symbol" w:hint="default"/>
-      </w:rPr>
-    </w:lvl>
-    <w:lvl w:ilvl="7" w:tplc="FFFFFFFF" w:tentative="1">
-      <w:start w:val="1"/>
-      <w:numFmt w:val="bullet"/>
-      <w:lvlText w:val="o"/>
-      <w:lvlJc w:val="left"/>
-      <w:pPr>
-        <w:ind w:left="6753" w:hanging="360"/>
-      </w:pPr>
-      <w:rPr>
-        <w:rFonts w:ascii="Courier New" w:hAnsi="Courier New" w:cs="Courier New" w:hint="default"/>
-      </w:rPr>
-    </w:lvl>
-    <w:lvl w:ilvl="8" w:tplc="FFFFFFFF" w:tentative="1">
-      <w:start w:val="1"/>
-      <w:numFmt w:val="bullet"/>
-      <w:lvlText w:val=""/>
-      <w:lvlJc w:val="left"/>
-      <w:pPr>
-        <w:ind w:left="7473" w:hanging="360"/>
-      </w:pPr>
-      <w:rPr>
-        <w:rFonts w:ascii="Wingdings" w:hAnsi="Wingdings" w:hint="default"/>
-      </w:rPr>
-    </w:lvl>
-  </w:abstractNum>
-  <w:abstractNum w:abstractNumId="30" w15:restartNumberingAfterBreak="0">
-    <w:nsid w:val="44F94B3C"/>
-    <w:multiLevelType w:val="hybridMultilevel"/>
-    <w:tmpl w:val="D1262646"/>
-    <w:lvl w:ilvl="0" w:tplc="240A000F">
-      <w:start w:val="1"/>
-      <w:numFmt w:val="decimal"/>
-      <w:lvlText w:val="%1."/>
-      <w:lvlJc w:val="left"/>
-      <w:pPr>
-        <w:ind w:left="720" w:hanging="360"/>
-      </w:pPr>
-    </w:lvl>
-    <w:lvl w:ilvl="1" w:tplc="240A0019" w:tentative="1">
-      <w:start w:val="1"/>
-      <w:numFmt w:val="lowerLetter"/>
-      <w:lvlText w:val="%2."/>
-      <w:lvlJc w:val="left"/>
-      <w:pPr>
-        <w:ind w:left="1440" w:hanging="360"/>
-      </w:pPr>
-    </w:lvl>
-    <w:lvl w:ilvl="2" w:tplc="240A001B" w:tentative="1">
-      <w:start w:val="1"/>
-      <w:numFmt w:val="lowerRoman"/>
-      <w:lvlText w:val="%3."/>
-      <w:lvlJc w:val="right"/>
-      <w:pPr>
-        <w:ind w:left="2160" w:hanging="180"/>
-      </w:pPr>
-    </w:lvl>
-    <w:lvl w:ilvl="3" w:tplc="240A000F" w:tentative="1">
-      <w:start w:val="1"/>
-      <w:numFmt w:val="decimal"/>
-      <w:lvlText w:val="%4."/>
-      <w:lvlJc w:val="left"/>
-      <w:pPr>
-        <w:ind w:left="2880" w:hanging="360"/>
-      </w:pPr>
-    </w:lvl>
-    <w:lvl w:ilvl="4" w:tplc="240A0019" w:tentative="1">
-      <w:start w:val="1"/>
-      <w:numFmt w:val="lowerLetter"/>
-      <w:lvlText w:val="%5."/>
-      <w:lvlJc w:val="left"/>
-      <w:pPr>
-        <w:ind w:left="3600" w:hanging="360"/>
-      </w:pPr>
-    </w:lvl>
-    <w:lvl w:ilvl="5" w:tplc="240A001B" w:tentative="1">
-      <w:start w:val="1"/>
-      <w:numFmt w:val="lowerRoman"/>
-      <w:lvlText w:val="%6."/>
-      <w:lvlJc w:val="right"/>
-      <w:pPr>
-        <w:ind w:left="4320" w:hanging="180"/>
-      </w:pPr>
-    </w:lvl>
-    <w:lvl w:ilvl="6" w:tplc="240A000F" w:tentative="1">
-      <w:start w:val="1"/>
-      <w:numFmt w:val="decimal"/>
-      <w:lvlText w:val="%7."/>
-      <w:lvlJc w:val="left"/>
-      <w:pPr>
-        <w:ind w:left="5040" w:hanging="360"/>
-      </w:pPr>
-    </w:lvl>
-    <w:lvl w:ilvl="7" w:tplc="240A0019" w:tentative="1">
-      <w:start w:val="1"/>
-      <w:numFmt w:val="lowerLetter"/>
-      <w:lvlText w:val="%8."/>
-      <w:lvlJc w:val="left"/>
-      <w:pPr>
-        <w:ind w:left="5760" w:hanging="360"/>
-      </w:pPr>
-    </w:lvl>
-    <w:lvl w:ilvl="8" w:tplc="240A001B" w:tentative="1">
-      <w:start w:val="1"/>
-      <w:numFmt w:val="lowerRoman"/>
-      <w:lvlText w:val="%9."/>
-      <w:lvlJc w:val="right"/>
-      <w:pPr>
-        <w:ind w:left="6480" w:hanging="180"/>
-      </w:pPr>
-    </w:lvl>
-  </w:abstractNum>
-  <w:abstractNum w:abstractNumId="31" w15:restartNumberingAfterBreak="0">
+  <w:abstractNum w:abstractNumId="17" w15:restartNumberingAfterBreak="0">
     <w:nsid w:val="473464BA"/>
     <w:multiLevelType w:val="hybridMultilevel"/>
     <w:tmpl w:val="24788322"/>
@@ -20019,7 +19014,7 @@
       </w:rPr>
     </w:lvl>
   </w:abstractNum>
-  <w:abstractNum w:abstractNumId="32" w15:restartNumberingAfterBreak="0">
+  <w:abstractNum w:abstractNumId="18" w15:restartNumberingAfterBreak="0">
     <w:nsid w:val="4B762E93"/>
     <w:multiLevelType w:val="hybridMultilevel"/>
     <w:tmpl w:val="C228FE52"/>
@@ -20132,7 +19127,7 @@
       </w:rPr>
     </w:lvl>
   </w:abstractNum>
-  <w:abstractNum w:abstractNumId="33" w15:restartNumberingAfterBreak="0">
+  <w:abstractNum w:abstractNumId="19" w15:restartNumberingAfterBreak="0">
     <w:nsid w:val="4CF06AB5"/>
     <w:multiLevelType w:val="hybridMultilevel"/>
     <w:tmpl w:val="C5A25818"/>
@@ -20245,120 +19240,7 @@
       </w:rPr>
     </w:lvl>
   </w:abstractNum>
-  <w:abstractNum w:abstractNumId="34" w15:restartNumberingAfterBreak="0">
-    <w:nsid w:val="4D4C287F"/>
-    <w:multiLevelType w:val="hybridMultilevel"/>
-    <w:tmpl w:val="79ECBC36"/>
-    <w:lvl w:ilvl="0" w:tplc="0C0A0001">
-      <w:start w:val="1"/>
-      <w:numFmt w:val="bullet"/>
-      <w:lvlText w:val=""/>
-      <w:lvlJc w:val="left"/>
-      <w:pPr>
-        <w:ind w:left="1429" w:hanging="360"/>
-      </w:pPr>
-      <w:rPr>
-        <w:rFonts w:ascii="Symbol" w:hAnsi="Symbol" w:hint="default"/>
-      </w:rPr>
-    </w:lvl>
-    <w:lvl w:ilvl="1" w:tplc="0C0A0003" w:tentative="1">
-      <w:start w:val="1"/>
-      <w:numFmt w:val="bullet"/>
-      <w:lvlText w:val="o"/>
-      <w:lvlJc w:val="left"/>
-      <w:pPr>
-        <w:ind w:left="2149" w:hanging="360"/>
-      </w:pPr>
-      <w:rPr>
-        <w:rFonts w:ascii="Courier New" w:hAnsi="Courier New" w:cs="Courier New" w:hint="default"/>
-      </w:rPr>
-    </w:lvl>
-    <w:lvl w:ilvl="2" w:tplc="0C0A0005" w:tentative="1">
-      <w:start w:val="1"/>
-      <w:numFmt w:val="bullet"/>
-      <w:lvlText w:val=""/>
-      <w:lvlJc w:val="left"/>
-      <w:pPr>
-        <w:ind w:left="2869" w:hanging="360"/>
-      </w:pPr>
-      <w:rPr>
-        <w:rFonts w:ascii="Wingdings" w:hAnsi="Wingdings" w:hint="default"/>
-      </w:rPr>
-    </w:lvl>
-    <w:lvl w:ilvl="3" w:tplc="0C0A0001" w:tentative="1">
-      <w:start w:val="1"/>
-      <w:numFmt w:val="bullet"/>
-      <w:lvlText w:val=""/>
-      <w:lvlJc w:val="left"/>
-      <w:pPr>
-        <w:ind w:left="3589" w:hanging="360"/>
-      </w:pPr>
-      <w:rPr>
-        <w:rFonts w:ascii="Symbol" w:hAnsi="Symbol" w:hint="default"/>
-      </w:rPr>
-    </w:lvl>
-    <w:lvl w:ilvl="4" w:tplc="0C0A0003" w:tentative="1">
-      <w:start w:val="1"/>
-      <w:numFmt w:val="bullet"/>
-      <w:lvlText w:val="o"/>
-      <w:lvlJc w:val="left"/>
-      <w:pPr>
-        <w:ind w:left="4309" w:hanging="360"/>
-      </w:pPr>
-      <w:rPr>
-        <w:rFonts w:ascii="Courier New" w:hAnsi="Courier New" w:cs="Courier New" w:hint="default"/>
-      </w:rPr>
-    </w:lvl>
-    <w:lvl w:ilvl="5" w:tplc="0C0A0005" w:tentative="1">
-      <w:start w:val="1"/>
-      <w:numFmt w:val="bullet"/>
-      <w:lvlText w:val=""/>
-      <w:lvlJc w:val="left"/>
-      <w:pPr>
-        <w:ind w:left="5029" w:hanging="360"/>
-      </w:pPr>
-      <w:rPr>
-        <w:rFonts w:ascii="Wingdings" w:hAnsi="Wingdings" w:hint="default"/>
-      </w:rPr>
-    </w:lvl>
-    <w:lvl w:ilvl="6" w:tplc="0C0A0001" w:tentative="1">
-      <w:start w:val="1"/>
-      <w:numFmt w:val="bullet"/>
-      <w:lvlText w:val=""/>
-      <w:lvlJc w:val="left"/>
-      <w:pPr>
-        <w:ind w:left="5749" w:hanging="360"/>
-      </w:pPr>
-      <w:rPr>
-        <w:rFonts w:ascii="Symbol" w:hAnsi="Symbol" w:hint="default"/>
-      </w:rPr>
-    </w:lvl>
-    <w:lvl w:ilvl="7" w:tplc="0C0A0003" w:tentative="1">
-      <w:start w:val="1"/>
-      <w:numFmt w:val="bullet"/>
-      <w:lvlText w:val="o"/>
-      <w:lvlJc w:val="left"/>
-      <w:pPr>
-        <w:ind w:left="6469" w:hanging="360"/>
-      </w:pPr>
-      <w:rPr>
-        <w:rFonts w:ascii="Courier New" w:hAnsi="Courier New" w:cs="Courier New" w:hint="default"/>
-      </w:rPr>
-    </w:lvl>
-    <w:lvl w:ilvl="8" w:tplc="0C0A0005" w:tentative="1">
-      <w:start w:val="1"/>
-      <w:numFmt w:val="bullet"/>
-      <w:lvlText w:val=""/>
-      <w:lvlJc w:val="left"/>
-      <w:pPr>
-        <w:ind w:left="7189" w:hanging="360"/>
-      </w:pPr>
-      <w:rPr>
-        <w:rFonts w:ascii="Wingdings" w:hAnsi="Wingdings" w:hint="default"/>
-      </w:rPr>
-    </w:lvl>
-  </w:abstractNum>
-  <w:abstractNum w:abstractNumId="35" w15:restartNumberingAfterBreak="0">
+  <w:abstractNum w:abstractNumId="20" w15:restartNumberingAfterBreak="0">
     <w:nsid w:val="4D8C29A9"/>
     <w:multiLevelType w:val="hybridMultilevel"/>
     <w:tmpl w:val="DD9092CC"/>
@@ -20471,7 +19353,7 @@
       </w:rPr>
     </w:lvl>
   </w:abstractNum>
-  <w:abstractNum w:abstractNumId="36" w15:restartNumberingAfterBreak="0">
+  <w:abstractNum w:abstractNumId="21" w15:restartNumberingAfterBreak="0">
     <w:nsid w:val="4EBE1EF6"/>
     <w:multiLevelType w:val="hybridMultilevel"/>
     <w:tmpl w:val="AF3C2E24"/>
@@ -20562,11 +19444,11 @@
       </w:pPr>
     </w:lvl>
   </w:abstractNum>
-  <w:abstractNum w:abstractNumId="37" w15:restartNumberingAfterBreak="0">
-    <w:nsid w:val="558A6954"/>
+  <w:abstractNum w:abstractNumId="22" w15:restartNumberingAfterBreak="0">
+    <w:nsid w:val="5502717D"/>
     <w:multiLevelType w:val="hybridMultilevel"/>
-    <w:tmpl w:val="F48AD82E"/>
-    <w:lvl w:ilvl="0" w:tplc="0C0A0001">
+    <w:tmpl w:val="24DEA854"/>
+    <w:lvl w:ilvl="0" w:tplc="240A0001">
       <w:start w:val="1"/>
       <w:numFmt w:val="bullet"/>
       <w:lvlText w:val=""/>
@@ -20576,219 +19458,84 @@
       </w:pPr>
       <w:rPr>
         <w:rFonts w:ascii="Symbol" w:hAnsi="Symbol" w:hint="default"/>
-      </w:rPr>
-    </w:lvl>
-    <w:lvl w:ilvl="1" w:tplc="0C0A0003" w:tentative="1">
-      <w:start w:val="1"/>
-      <w:numFmt w:val="bullet"/>
-      <w:lvlText w:val="o"/>
+        <w:b/>
+        <w:bCs/>
+      </w:rPr>
+    </w:lvl>
+    <w:lvl w:ilvl="1" w:tplc="FFFFFFFF" w:tentative="1">
+      <w:start w:val="1"/>
+      <w:numFmt w:val="lowerLetter"/>
+      <w:lvlText w:val="%2."/>
       <w:lvlJc w:val="left"/>
       <w:pPr>
         <w:ind w:left="2149" w:hanging="360"/>
       </w:pPr>
-      <w:rPr>
-        <w:rFonts w:ascii="Courier New" w:hAnsi="Courier New" w:cs="Courier New" w:hint="default"/>
-      </w:rPr>
-    </w:lvl>
-    <w:lvl w:ilvl="2" w:tplc="0C0A0005" w:tentative="1">
-      <w:start w:val="1"/>
-      <w:numFmt w:val="bullet"/>
-      <w:lvlText w:val=""/>
-      <w:lvlJc w:val="left"/>
-      <w:pPr>
-        <w:ind w:left="2869" w:hanging="360"/>
-      </w:pPr>
-      <w:rPr>
-        <w:rFonts w:ascii="Wingdings" w:hAnsi="Wingdings" w:hint="default"/>
-      </w:rPr>
-    </w:lvl>
-    <w:lvl w:ilvl="3" w:tplc="0C0A0001" w:tentative="1">
-      <w:start w:val="1"/>
-      <w:numFmt w:val="bullet"/>
-      <w:lvlText w:val=""/>
+    </w:lvl>
+    <w:lvl w:ilvl="2" w:tplc="FFFFFFFF" w:tentative="1">
+      <w:start w:val="1"/>
+      <w:numFmt w:val="lowerRoman"/>
+      <w:lvlText w:val="%3."/>
+      <w:lvlJc w:val="right"/>
+      <w:pPr>
+        <w:ind w:left="2869" w:hanging="180"/>
+      </w:pPr>
+    </w:lvl>
+    <w:lvl w:ilvl="3" w:tplc="FFFFFFFF" w:tentative="1">
+      <w:start w:val="1"/>
+      <w:numFmt w:val="decimal"/>
+      <w:lvlText w:val="%4."/>
       <w:lvlJc w:val="left"/>
       <w:pPr>
         <w:ind w:left="3589" w:hanging="360"/>
       </w:pPr>
-      <w:rPr>
-        <w:rFonts w:ascii="Symbol" w:hAnsi="Symbol" w:hint="default"/>
-      </w:rPr>
-    </w:lvl>
-    <w:lvl w:ilvl="4" w:tplc="0C0A0003" w:tentative="1">
-      <w:start w:val="1"/>
-      <w:numFmt w:val="bullet"/>
-      <w:lvlText w:val="o"/>
+    </w:lvl>
+    <w:lvl w:ilvl="4" w:tplc="FFFFFFFF" w:tentative="1">
+      <w:start w:val="1"/>
+      <w:numFmt w:val="lowerLetter"/>
+      <w:lvlText w:val="%5."/>
       <w:lvlJc w:val="left"/>
       <w:pPr>
         <w:ind w:left="4309" w:hanging="360"/>
       </w:pPr>
-      <w:rPr>
-        <w:rFonts w:ascii="Courier New" w:hAnsi="Courier New" w:cs="Courier New" w:hint="default"/>
-      </w:rPr>
-    </w:lvl>
-    <w:lvl w:ilvl="5" w:tplc="0C0A0005" w:tentative="1">
-      <w:start w:val="1"/>
-      <w:numFmt w:val="bullet"/>
-      <w:lvlText w:val=""/>
-      <w:lvlJc w:val="left"/>
-      <w:pPr>
-        <w:ind w:left="5029" w:hanging="360"/>
-      </w:pPr>
-      <w:rPr>
-        <w:rFonts w:ascii="Wingdings" w:hAnsi="Wingdings" w:hint="default"/>
-      </w:rPr>
-    </w:lvl>
-    <w:lvl w:ilvl="6" w:tplc="0C0A0001" w:tentative="1">
-      <w:start w:val="1"/>
-      <w:numFmt w:val="bullet"/>
-      <w:lvlText w:val=""/>
+    </w:lvl>
+    <w:lvl w:ilvl="5" w:tplc="FFFFFFFF" w:tentative="1">
+      <w:start w:val="1"/>
+      <w:numFmt w:val="lowerRoman"/>
+      <w:lvlText w:val="%6."/>
+      <w:lvlJc w:val="right"/>
+      <w:pPr>
+        <w:ind w:left="5029" w:hanging="180"/>
+      </w:pPr>
+    </w:lvl>
+    <w:lvl w:ilvl="6" w:tplc="FFFFFFFF" w:tentative="1">
+      <w:start w:val="1"/>
+      <w:numFmt w:val="decimal"/>
+      <w:lvlText w:val="%7."/>
       <w:lvlJc w:val="left"/>
       <w:pPr>
         <w:ind w:left="5749" w:hanging="360"/>
       </w:pPr>
-      <w:rPr>
-        <w:rFonts w:ascii="Symbol" w:hAnsi="Symbol" w:hint="default"/>
-      </w:rPr>
-    </w:lvl>
-    <w:lvl w:ilvl="7" w:tplc="0C0A0003" w:tentative="1">
-      <w:start w:val="1"/>
-      <w:numFmt w:val="bullet"/>
-      <w:lvlText w:val="o"/>
+    </w:lvl>
+    <w:lvl w:ilvl="7" w:tplc="FFFFFFFF" w:tentative="1">
+      <w:start w:val="1"/>
+      <w:numFmt w:val="lowerLetter"/>
+      <w:lvlText w:val="%8."/>
       <w:lvlJc w:val="left"/>
       <w:pPr>
         <w:ind w:left="6469" w:hanging="360"/>
       </w:pPr>
-      <w:rPr>
-        <w:rFonts w:ascii="Courier New" w:hAnsi="Courier New" w:cs="Courier New" w:hint="default"/>
-      </w:rPr>
-    </w:lvl>
-    <w:lvl w:ilvl="8" w:tplc="0C0A0005" w:tentative="1">
-      <w:start w:val="1"/>
-      <w:numFmt w:val="bullet"/>
-      <w:lvlText w:val=""/>
-      <w:lvlJc w:val="left"/>
-      <w:pPr>
-        <w:ind w:left="7189" w:hanging="360"/>
-      </w:pPr>
-      <w:rPr>
-        <w:rFonts w:ascii="Wingdings" w:hAnsi="Wingdings" w:hint="default"/>
-      </w:rPr>
+    </w:lvl>
+    <w:lvl w:ilvl="8" w:tplc="FFFFFFFF" w:tentative="1">
+      <w:start w:val="1"/>
+      <w:numFmt w:val="lowerRoman"/>
+      <w:lvlText w:val="%9."/>
+      <w:lvlJc w:val="right"/>
+      <w:pPr>
+        <w:ind w:left="7189" w:hanging="180"/>
+      </w:pPr>
     </w:lvl>
   </w:abstractNum>
-  <w:abstractNum w:abstractNumId="38" w15:restartNumberingAfterBreak="0">
-    <w:nsid w:val="577F79A8"/>
-    <w:multiLevelType w:val="hybridMultilevel"/>
-    <w:tmpl w:val="FE6C2E82"/>
-    <w:lvl w:ilvl="0" w:tplc="0C0A0001">
-      <w:start w:val="1"/>
-      <w:numFmt w:val="bullet"/>
-      <w:lvlText w:val=""/>
-      <w:lvlJc w:val="left"/>
-      <w:pPr>
-        <w:ind w:left="1429" w:hanging="360"/>
-      </w:pPr>
-      <w:rPr>
-        <w:rFonts w:ascii="Symbol" w:hAnsi="Symbol" w:hint="default"/>
-      </w:rPr>
-    </w:lvl>
-    <w:lvl w:ilvl="1" w:tplc="0C0A0003" w:tentative="1">
-      <w:start w:val="1"/>
-      <w:numFmt w:val="bullet"/>
-      <w:lvlText w:val="o"/>
-      <w:lvlJc w:val="left"/>
-      <w:pPr>
-        <w:ind w:left="2149" w:hanging="360"/>
-      </w:pPr>
-      <w:rPr>
-        <w:rFonts w:ascii="Courier New" w:hAnsi="Courier New" w:cs="Courier New" w:hint="default"/>
-      </w:rPr>
-    </w:lvl>
-    <w:lvl w:ilvl="2" w:tplc="0C0A0005" w:tentative="1">
-      <w:start w:val="1"/>
-      <w:numFmt w:val="bullet"/>
-      <w:lvlText w:val=""/>
-      <w:lvlJc w:val="left"/>
-      <w:pPr>
-        <w:ind w:left="2869" w:hanging="360"/>
-      </w:pPr>
-      <w:rPr>
-        <w:rFonts w:ascii="Wingdings" w:hAnsi="Wingdings" w:hint="default"/>
-      </w:rPr>
-    </w:lvl>
-    <w:lvl w:ilvl="3" w:tplc="0C0A0001" w:tentative="1">
-      <w:start w:val="1"/>
-      <w:numFmt w:val="bullet"/>
-      <w:lvlText w:val=""/>
-      <w:lvlJc w:val="left"/>
-      <w:pPr>
-        <w:ind w:left="3589" w:hanging="360"/>
-      </w:pPr>
-      <w:rPr>
-        <w:rFonts w:ascii="Symbol" w:hAnsi="Symbol" w:hint="default"/>
-      </w:rPr>
-    </w:lvl>
-    <w:lvl w:ilvl="4" w:tplc="0C0A0003" w:tentative="1">
-      <w:start w:val="1"/>
-      <w:numFmt w:val="bullet"/>
-      <w:lvlText w:val="o"/>
-      <w:lvlJc w:val="left"/>
-      <w:pPr>
-        <w:ind w:left="4309" w:hanging="360"/>
-      </w:pPr>
-      <w:rPr>
-        <w:rFonts w:ascii="Courier New" w:hAnsi="Courier New" w:cs="Courier New" w:hint="default"/>
-      </w:rPr>
-    </w:lvl>
-    <w:lvl w:ilvl="5" w:tplc="0C0A0005" w:tentative="1">
-      <w:start w:val="1"/>
-      <w:numFmt w:val="bullet"/>
-      <w:lvlText w:val=""/>
-      <w:lvlJc w:val="left"/>
-      <w:pPr>
-        <w:ind w:left="5029" w:hanging="360"/>
-      </w:pPr>
-      <w:rPr>
-        <w:rFonts w:ascii="Wingdings" w:hAnsi="Wingdings" w:hint="default"/>
-      </w:rPr>
-    </w:lvl>
-    <w:lvl w:ilvl="6" w:tplc="0C0A0001" w:tentative="1">
-      <w:start w:val="1"/>
-      <w:numFmt w:val="bullet"/>
-      <w:lvlText w:val=""/>
-      <w:lvlJc w:val="left"/>
-      <w:pPr>
-        <w:ind w:left="5749" w:hanging="360"/>
-      </w:pPr>
-      <w:rPr>
-        <w:rFonts w:ascii="Symbol" w:hAnsi="Symbol" w:hint="default"/>
-      </w:rPr>
-    </w:lvl>
-    <w:lvl w:ilvl="7" w:tplc="0C0A0003" w:tentative="1">
-      <w:start w:val="1"/>
-      <w:numFmt w:val="bullet"/>
-      <w:lvlText w:val="o"/>
-      <w:lvlJc w:val="left"/>
-      <w:pPr>
-        <w:ind w:left="6469" w:hanging="360"/>
-      </w:pPr>
-      <w:rPr>
-        <w:rFonts w:ascii="Courier New" w:hAnsi="Courier New" w:cs="Courier New" w:hint="default"/>
-      </w:rPr>
-    </w:lvl>
-    <w:lvl w:ilvl="8" w:tplc="0C0A0005" w:tentative="1">
-      <w:start w:val="1"/>
-      <w:numFmt w:val="bullet"/>
-      <w:lvlText w:val=""/>
-      <w:lvlJc w:val="left"/>
-      <w:pPr>
-        <w:ind w:left="7189" w:hanging="360"/>
-      </w:pPr>
-      <w:rPr>
-        <w:rFonts w:ascii="Wingdings" w:hAnsi="Wingdings" w:hint="default"/>
-      </w:rPr>
-    </w:lvl>
-  </w:abstractNum>
-  <w:abstractNum w:abstractNumId="39" w15:restartNumberingAfterBreak="0">
+  <w:abstractNum w:abstractNumId="23" w15:restartNumberingAfterBreak="0">
     <w:nsid w:val="5A0B182C"/>
     <w:multiLevelType w:val="hybridMultilevel"/>
     <w:tmpl w:val="251C2DAE"/>
@@ -20901,97 +19648,7 @@
       </w:rPr>
     </w:lvl>
   </w:abstractNum>
-  <w:abstractNum w:abstractNumId="40" w15:restartNumberingAfterBreak="0">
-    <w:nsid w:val="5ADD17D0"/>
-    <w:multiLevelType w:val="hybridMultilevel"/>
-    <w:tmpl w:val="85BAD260"/>
-    <w:lvl w:ilvl="0" w:tplc="5C50D3DA">
-      <w:start w:val="1"/>
-      <w:numFmt w:val="upperLetter"/>
-      <w:lvlText w:val="%1."/>
-      <w:lvlJc w:val="left"/>
-      <w:pPr>
-        <w:ind w:left="1429" w:hanging="360"/>
-      </w:pPr>
-      <w:rPr>
-        <w:b/>
-        <w:bCs/>
-      </w:rPr>
-    </w:lvl>
-    <w:lvl w:ilvl="1" w:tplc="0C0A0019" w:tentative="1">
-      <w:start w:val="1"/>
-      <w:numFmt w:val="lowerLetter"/>
-      <w:lvlText w:val="%2."/>
-      <w:lvlJc w:val="left"/>
-      <w:pPr>
-        <w:ind w:left="2149" w:hanging="360"/>
-      </w:pPr>
-    </w:lvl>
-    <w:lvl w:ilvl="2" w:tplc="0C0A001B" w:tentative="1">
-      <w:start w:val="1"/>
-      <w:numFmt w:val="lowerRoman"/>
-      <w:lvlText w:val="%3."/>
-      <w:lvlJc w:val="right"/>
-      <w:pPr>
-        <w:ind w:left="2869" w:hanging="180"/>
-      </w:pPr>
-    </w:lvl>
-    <w:lvl w:ilvl="3" w:tplc="0C0A000F" w:tentative="1">
-      <w:start w:val="1"/>
-      <w:numFmt w:val="decimal"/>
-      <w:lvlText w:val="%4."/>
-      <w:lvlJc w:val="left"/>
-      <w:pPr>
-        <w:ind w:left="3589" w:hanging="360"/>
-      </w:pPr>
-    </w:lvl>
-    <w:lvl w:ilvl="4" w:tplc="0C0A0019" w:tentative="1">
-      <w:start w:val="1"/>
-      <w:numFmt w:val="lowerLetter"/>
-      <w:lvlText w:val="%5."/>
-      <w:lvlJc w:val="left"/>
-      <w:pPr>
-        <w:ind w:left="4309" w:hanging="360"/>
-      </w:pPr>
-    </w:lvl>
-    <w:lvl w:ilvl="5" w:tplc="0C0A001B" w:tentative="1">
-      <w:start w:val="1"/>
-      <w:numFmt w:val="lowerRoman"/>
-      <w:lvlText w:val="%6."/>
-      <w:lvlJc w:val="right"/>
-      <w:pPr>
-        <w:ind w:left="5029" w:hanging="180"/>
-      </w:pPr>
-    </w:lvl>
-    <w:lvl w:ilvl="6" w:tplc="0C0A000F" w:tentative="1">
-      <w:start w:val="1"/>
-      <w:numFmt w:val="decimal"/>
-      <w:lvlText w:val="%7."/>
-      <w:lvlJc w:val="left"/>
-      <w:pPr>
-        <w:ind w:left="5749" w:hanging="360"/>
-      </w:pPr>
-    </w:lvl>
-    <w:lvl w:ilvl="7" w:tplc="0C0A0019" w:tentative="1">
-      <w:start w:val="1"/>
-      <w:numFmt w:val="lowerLetter"/>
-      <w:lvlText w:val="%8."/>
-      <w:lvlJc w:val="left"/>
-      <w:pPr>
-        <w:ind w:left="6469" w:hanging="360"/>
-      </w:pPr>
-    </w:lvl>
-    <w:lvl w:ilvl="8" w:tplc="0C0A001B" w:tentative="1">
-      <w:start w:val="1"/>
-      <w:numFmt w:val="lowerRoman"/>
-      <w:lvlText w:val="%9."/>
-      <w:lvlJc w:val="right"/>
-      <w:pPr>
-        <w:ind w:left="7189" w:hanging="180"/>
-      </w:pPr>
-    </w:lvl>
-  </w:abstractNum>
-  <w:abstractNum w:abstractNumId="41" w15:restartNumberingAfterBreak="0">
+  <w:abstractNum w:abstractNumId="24" w15:restartNumberingAfterBreak="0">
     <w:nsid w:val="5B6D3496"/>
     <w:multiLevelType w:val="hybridMultilevel"/>
     <w:tmpl w:val="DD28C312"/>
@@ -21104,20 +19761,20 @@
       </w:rPr>
     </w:lvl>
   </w:abstractNum>
-  <w:abstractNum w:abstractNumId="42" w15:restartNumberingAfterBreak="0">
-    <w:nsid w:val="6A2C74C9"/>
+  <w:abstractNum w:abstractNumId="25" w15:restartNumberingAfterBreak="0">
+    <w:nsid w:val="69454DB5"/>
     <w:multiLevelType w:val="hybridMultilevel"/>
-    <w:tmpl w:val="2FB24D96"/>
-    <w:lvl w:ilvl="0" w:tplc="240A000F">
-      <w:start w:val="1"/>
-      <w:numFmt w:val="decimal"/>
+    <w:tmpl w:val="2D0CAC92"/>
+    <w:lvl w:ilvl="0" w:tplc="240A0015">
+      <w:start w:val="1"/>
+      <w:numFmt w:val="upperLetter"/>
       <w:lvlText w:val="%1."/>
       <w:lvlJc w:val="left"/>
       <w:pPr>
         <w:ind w:left="720" w:hanging="360"/>
       </w:pPr>
     </w:lvl>
-    <w:lvl w:ilvl="1" w:tplc="240A0019" w:tentative="1">
+    <w:lvl w:ilvl="1" w:tplc="FFFFFFFF" w:tentative="1">
       <w:start w:val="1"/>
       <w:numFmt w:val="lowerLetter"/>
       <w:lvlText w:val="%2."/>
@@ -21126,7 +19783,7 @@
         <w:ind w:left="1440" w:hanging="360"/>
       </w:pPr>
     </w:lvl>
-    <w:lvl w:ilvl="2" w:tplc="240A001B" w:tentative="1">
+    <w:lvl w:ilvl="2" w:tplc="FFFFFFFF" w:tentative="1">
       <w:start w:val="1"/>
       <w:numFmt w:val="lowerRoman"/>
       <w:lvlText w:val="%3."/>
@@ -21135,7 +19792,7 @@
         <w:ind w:left="2160" w:hanging="180"/>
       </w:pPr>
     </w:lvl>
-    <w:lvl w:ilvl="3" w:tplc="240A000F" w:tentative="1">
+    <w:lvl w:ilvl="3" w:tplc="FFFFFFFF" w:tentative="1">
       <w:start w:val="1"/>
       <w:numFmt w:val="decimal"/>
       <w:lvlText w:val="%4."/>
@@ -21144,7 +19801,7 @@
         <w:ind w:left="2880" w:hanging="360"/>
       </w:pPr>
     </w:lvl>
-    <w:lvl w:ilvl="4" w:tplc="240A0019" w:tentative="1">
+    <w:lvl w:ilvl="4" w:tplc="FFFFFFFF" w:tentative="1">
       <w:start w:val="1"/>
       <w:numFmt w:val="lowerLetter"/>
       <w:lvlText w:val="%5."/>
@@ -21153,7 +19810,7 @@
         <w:ind w:left="3600" w:hanging="360"/>
       </w:pPr>
     </w:lvl>
-    <w:lvl w:ilvl="5" w:tplc="240A001B" w:tentative="1">
+    <w:lvl w:ilvl="5" w:tplc="FFFFFFFF" w:tentative="1">
       <w:start w:val="1"/>
       <w:numFmt w:val="lowerRoman"/>
       <w:lvlText w:val="%6."/>
@@ -21162,7 +19819,7 @@
         <w:ind w:left="4320" w:hanging="180"/>
       </w:pPr>
     </w:lvl>
-    <w:lvl w:ilvl="6" w:tplc="240A000F" w:tentative="1">
+    <w:lvl w:ilvl="6" w:tplc="FFFFFFFF" w:tentative="1">
       <w:start w:val="1"/>
       <w:numFmt w:val="decimal"/>
       <w:lvlText w:val="%7."/>
@@ -21171,7 +19828,7 @@
         <w:ind w:left="5040" w:hanging="360"/>
       </w:pPr>
     </w:lvl>
-    <w:lvl w:ilvl="7" w:tplc="240A0019" w:tentative="1">
+    <w:lvl w:ilvl="7" w:tplc="FFFFFFFF" w:tentative="1">
       <w:start w:val="1"/>
       <w:numFmt w:val="lowerLetter"/>
       <w:lvlText w:val="%8."/>
@@ -21180,7 +19837,7 @@
         <w:ind w:left="5760" w:hanging="360"/>
       </w:pPr>
     </w:lvl>
-    <w:lvl w:ilvl="8" w:tplc="240A001B" w:tentative="1">
+    <w:lvl w:ilvl="8" w:tplc="FFFFFFFF" w:tentative="1">
       <w:start w:val="1"/>
       <w:numFmt w:val="lowerRoman"/>
       <w:lvlText w:val="%9."/>
@@ -21190,120 +19847,7 @@
       </w:pPr>
     </w:lvl>
   </w:abstractNum>
-  <w:abstractNum w:abstractNumId="43" w15:restartNumberingAfterBreak="0">
-    <w:nsid w:val="6AC56639"/>
-    <w:multiLevelType w:val="hybridMultilevel"/>
-    <w:tmpl w:val="C688E93C"/>
-    <w:lvl w:ilvl="0" w:tplc="240A0001">
-      <w:start w:val="1"/>
-      <w:numFmt w:val="bullet"/>
-      <w:lvlText w:val=""/>
-      <w:lvlJc w:val="left"/>
-      <w:pPr>
-        <w:ind w:left="1429" w:hanging="360"/>
-      </w:pPr>
-      <w:rPr>
-        <w:rFonts w:ascii="Symbol" w:hAnsi="Symbol" w:hint="default"/>
-      </w:rPr>
-    </w:lvl>
-    <w:lvl w:ilvl="1" w:tplc="240A0003" w:tentative="1">
-      <w:start w:val="1"/>
-      <w:numFmt w:val="bullet"/>
-      <w:lvlText w:val="o"/>
-      <w:lvlJc w:val="left"/>
-      <w:pPr>
-        <w:ind w:left="2149" w:hanging="360"/>
-      </w:pPr>
-      <w:rPr>
-        <w:rFonts w:ascii="Courier New" w:hAnsi="Courier New" w:cs="Courier New" w:hint="default"/>
-      </w:rPr>
-    </w:lvl>
-    <w:lvl w:ilvl="2" w:tplc="240A0005" w:tentative="1">
-      <w:start w:val="1"/>
-      <w:numFmt w:val="bullet"/>
-      <w:lvlText w:val=""/>
-      <w:lvlJc w:val="left"/>
-      <w:pPr>
-        <w:ind w:left="2869" w:hanging="360"/>
-      </w:pPr>
-      <w:rPr>
-        <w:rFonts w:ascii="Wingdings" w:hAnsi="Wingdings" w:hint="default"/>
-      </w:rPr>
-    </w:lvl>
-    <w:lvl w:ilvl="3" w:tplc="240A0001" w:tentative="1">
-      <w:start w:val="1"/>
-      <w:numFmt w:val="bullet"/>
-      <w:lvlText w:val=""/>
-      <w:lvlJc w:val="left"/>
-      <w:pPr>
-        <w:ind w:left="3589" w:hanging="360"/>
-      </w:pPr>
-      <w:rPr>
-        <w:rFonts w:ascii="Symbol" w:hAnsi="Symbol" w:hint="default"/>
-      </w:rPr>
-    </w:lvl>
-    <w:lvl w:ilvl="4" w:tplc="240A0003" w:tentative="1">
-      <w:start w:val="1"/>
-      <w:numFmt w:val="bullet"/>
-      <w:lvlText w:val="o"/>
-      <w:lvlJc w:val="left"/>
-      <w:pPr>
-        <w:ind w:left="4309" w:hanging="360"/>
-      </w:pPr>
-      <w:rPr>
-        <w:rFonts w:ascii="Courier New" w:hAnsi="Courier New" w:cs="Courier New" w:hint="default"/>
-      </w:rPr>
-    </w:lvl>
-    <w:lvl w:ilvl="5" w:tplc="240A0005" w:tentative="1">
-      <w:start w:val="1"/>
-      <w:numFmt w:val="bullet"/>
-      <w:lvlText w:val=""/>
-      <w:lvlJc w:val="left"/>
-      <w:pPr>
-        <w:ind w:left="5029" w:hanging="360"/>
-      </w:pPr>
-      <w:rPr>
-        <w:rFonts w:ascii="Wingdings" w:hAnsi="Wingdings" w:hint="default"/>
-      </w:rPr>
-    </w:lvl>
-    <w:lvl w:ilvl="6" w:tplc="240A0001" w:tentative="1">
-      <w:start w:val="1"/>
-      <w:numFmt w:val="bullet"/>
-      <w:lvlText w:val=""/>
-      <w:lvlJc w:val="left"/>
-      <w:pPr>
-        <w:ind w:left="5749" w:hanging="360"/>
-      </w:pPr>
-      <w:rPr>
-        <w:rFonts w:ascii="Symbol" w:hAnsi="Symbol" w:hint="default"/>
-      </w:rPr>
-    </w:lvl>
-    <w:lvl w:ilvl="7" w:tplc="240A0003" w:tentative="1">
-      <w:start w:val="1"/>
-      <w:numFmt w:val="bullet"/>
-      <w:lvlText w:val="o"/>
-      <w:lvlJc w:val="left"/>
-      <w:pPr>
-        <w:ind w:left="6469" w:hanging="360"/>
-      </w:pPr>
-      <w:rPr>
-        <w:rFonts w:ascii="Courier New" w:hAnsi="Courier New" w:cs="Courier New" w:hint="default"/>
-      </w:rPr>
-    </w:lvl>
-    <w:lvl w:ilvl="8" w:tplc="240A0005" w:tentative="1">
-      <w:start w:val="1"/>
-      <w:numFmt w:val="bullet"/>
-      <w:lvlText w:val=""/>
-      <w:lvlJc w:val="left"/>
-      <w:pPr>
-        <w:ind w:left="7189" w:hanging="360"/>
-      </w:pPr>
-      <w:rPr>
-        <w:rFonts w:ascii="Wingdings" w:hAnsi="Wingdings" w:hint="default"/>
-      </w:rPr>
-    </w:lvl>
-  </w:abstractNum>
-  <w:abstractNum w:abstractNumId="44" w15:restartNumberingAfterBreak="0">
+  <w:abstractNum w:abstractNumId="26" w15:restartNumberingAfterBreak="0">
     <w:nsid w:val="6D703762"/>
     <w:multiLevelType w:val="hybridMultilevel"/>
     <w:tmpl w:val="ECC6F868"/>
@@ -21416,7 +19960,7 @@
       </w:rPr>
     </w:lvl>
   </w:abstractNum>
-  <w:abstractNum w:abstractNumId="45" w15:restartNumberingAfterBreak="0">
+  <w:abstractNum w:abstractNumId="27" w15:restartNumberingAfterBreak="0">
     <w:nsid w:val="71DC4253"/>
     <w:multiLevelType w:val="hybridMultilevel"/>
     <w:tmpl w:val="6AE69296"/>
@@ -21529,10 +20073,10 @@
       </w:rPr>
     </w:lvl>
   </w:abstractNum>
-  <w:abstractNum w:abstractNumId="46" w15:restartNumberingAfterBreak="0">
+  <w:abstractNum w:abstractNumId="28" w15:restartNumberingAfterBreak="0">
     <w:nsid w:val="7524442D"/>
     <w:multiLevelType w:val="hybridMultilevel"/>
-    <w:tmpl w:val="C5D29944"/>
+    <w:tmpl w:val="5D0E6AE8"/>
     <w:lvl w:ilvl="0" w:tplc="240A0001">
       <w:start w:val="1"/>
       <w:numFmt w:val="bullet"/>
@@ -21642,7 +20186,7 @@
       </w:rPr>
     </w:lvl>
   </w:abstractNum>
-  <w:abstractNum w:abstractNumId="47" w15:restartNumberingAfterBreak="0">
+  <w:abstractNum w:abstractNumId="29" w15:restartNumberingAfterBreak="0">
     <w:nsid w:val="752D096D"/>
     <w:multiLevelType w:val="hybridMultilevel"/>
     <w:tmpl w:val="71DA1B00"/>
@@ -21755,120 +20299,7 @@
       </w:rPr>
     </w:lvl>
   </w:abstractNum>
-  <w:abstractNum w:abstractNumId="48" w15:restartNumberingAfterBreak="0">
-    <w:nsid w:val="7C4943EE"/>
-    <w:multiLevelType w:val="hybridMultilevel"/>
-    <w:tmpl w:val="A58EA9AA"/>
-    <w:lvl w:ilvl="0" w:tplc="0C0A0001">
-      <w:start w:val="1"/>
-      <w:numFmt w:val="bullet"/>
-      <w:lvlText w:val=""/>
-      <w:lvlJc w:val="left"/>
-      <w:pPr>
-        <w:ind w:left="1429" w:hanging="360"/>
-      </w:pPr>
-      <w:rPr>
-        <w:rFonts w:ascii="Symbol" w:hAnsi="Symbol" w:hint="default"/>
-      </w:rPr>
-    </w:lvl>
-    <w:lvl w:ilvl="1" w:tplc="0C0A0003" w:tentative="1">
-      <w:start w:val="1"/>
-      <w:numFmt w:val="bullet"/>
-      <w:lvlText w:val="o"/>
-      <w:lvlJc w:val="left"/>
-      <w:pPr>
-        <w:ind w:left="2149" w:hanging="360"/>
-      </w:pPr>
-      <w:rPr>
-        <w:rFonts w:ascii="Courier New" w:hAnsi="Courier New" w:cs="Courier New" w:hint="default"/>
-      </w:rPr>
-    </w:lvl>
-    <w:lvl w:ilvl="2" w:tplc="0C0A0005" w:tentative="1">
-      <w:start w:val="1"/>
-      <w:numFmt w:val="bullet"/>
-      <w:lvlText w:val=""/>
-      <w:lvlJc w:val="left"/>
-      <w:pPr>
-        <w:ind w:left="2869" w:hanging="360"/>
-      </w:pPr>
-      <w:rPr>
-        <w:rFonts w:ascii="Wingdings" w:hAnsi="Wingdings" w:hint="default"/>
-      </w:rPr>
-    </w:lvl>
-    <w:lvl w:ilvl="3" w:tplc="0C0A0001" w:tentative="1">
-      <w:start w:val="1"/>
-      <w:numFmt w:val="bullet"/>
-      <w:lvlText w:val=""/>
-      <w:lvlJc w:val="left"/>
-      <w:pPr>
-        <w:ind w:left="3589" w:hanging="360"/>
-      </w:pPr>
-      <w:rPr>
-        <w:rFonts w:ascii="Symbol" w:hAnsi="Symbol" w:hint="default"/>
-      </w:rPr>
-    </w:lvl>
-    <w:lvl w:ilvl="4" w:tplc="0C0A0003" w:tentative="1">
-      <w:start w:val="1"/>
-      <w:numFmt w:val="bullet"/>
-      <w:lvlText w:val="o"/>
-      <w:lvlJc w:val="left"/>
-      <w:pPr>
-        <w:ind w:left="4309" w:hanging="360"/>
-      </w:pPr>
-      <w:rPr>
-        <w:rFonts w:ascii="Courier New" w:hAnsi="Courier New" w:cs="Courier New" w:hint="default"/>
-      </w:rPr>
-    </w:lvl>
-    <w:lvl w:ilvl="5" w:tplc="0C0A0005" w:tentative="1">
-      <w:start w:val="1"/>
-      <w:numFmt w:val="bullet"/>
-      <w:lvlText w:val=""/>
-      <w:lvlJc w:val="left"/>
-      <w:pPr>
-        <w:ind w:left="5029" w:hanging="360"/>
-      </w:pPr>
-      <w:rPr>
-        <w:rFonts w:ascii="Wingdings" w:hAnsi="Wingdings" w:hint="default"/>
-      </w:rPr>
-    </w:lvl>
-    <w:lvl w:ilvl="6" w:tplc="0C0A0001" w:tentative="1">
-      <w:start w:val="1"/>
-      <w:numFmt w:val="bullet"/>
-      <w:lvlText w:val=""/>
-      <w:lvlJc w:val="left"/>
-      <w:pPr>
-        <w:ind w:left="5749" w:hanging="360"/>
-      </w:pPr>
-      <w:rPr>
-        <w:rFonts w:ascii="Symbol" w:hAnsi="Symbol" w:hint="default"/>
-      </w:rPr>
-    </w:lvl>
-    <w:lvl w:ilvl="7" w:tplc="0C0A0003" w:tentative="1">
-      <w:start w:val="1"/>
-      <w:numFmt w:val="bullet"/>
-      <w:lvlText w:val="o"/>
-      <w:lvlJc w:val="left"/>
-      <w:pPr>
-        <w:ind w:left="6469" w:hanging="360"/>
-      </w:pPr>
-      <w:rPr>
-        <w:rFonts w:ascii="Courier New" w:hAnsi="Courier New" w:cs="Courier New" w:hint="default"/>
-      </w:rPr>
-    </w:lvl>
-    <w:lvl w:ilvl="8" w:tplc="0C0A0005" w:tentative="1">
-      <w:start w:val="1"/>
-      <w:numFmt w:val="bullet"/>
-      <w:lvlText w:val=""/>
-      <w:lvlJc w:val="left"/>
-      <w:pPr>
-        <w:ind w:left="7189" w:hanging="360"/>
-      </w:pPr>
-      <w:rPr>
-        <w:rFonts w:ascii="Wingdings" w:hAnsi="Wingdings" w:hint="default"/>
-      </w:rPr>
-    </w:lvl>
-  </w:abstractNum>
-  <w:abstractNum w:abstractNumId="49" w15:restartNumberingAfterBreak="0">
+  <w:abstractNum w:abstractNumId="30" w15:restartNumberingAfterBreak="0">
     <w:nsid w:val="7E136DB2"/>
     <w:multiLevelType w:val="hybridMultilevel"/>
     <w:tmpl w:val="250EED4C"/>
@@ -21985,153 +20416,96 @@
     <w:abstractNumId w:val="0"/>
   </w:num>
   <w:num w:numId="2" w16cid:durableId="1018193728">
+    <w:abstractNumId w:val="8"/>
+  </w:num>
+  <w:num w:numId="3" w16cid:durableId="1094206661">
+    <w:abstractNumId w:val="21"/>
+  </w:num>
+  <w:num w:numId="4" w16cid:durableId="1043290714">
+    <w:abstractNumId w:val="11"/>
+  </w:num>
+  <w:num w:numId="5" w16cid:durableId="59596042">
+    <w:abstractNumId w:val="15"/>
+  </w:num>
+  <w:num w:numId="6" w16cid:durableId="597717862">
     <w:abstractNumId w:val="13"/>
   </w:num>
-  <w:num w:numId="3" w16cid:durableId="1094206661">
-    <w:abstractNumId w:val="36"/>
+  <w:num w:numId="7" w16cid:durableId="1234199667">
+    <w:abstractNumId w:val="17"/>
   </w:num>
-  <w:num w:numId="4" w16cid:durableId="1043290714">
+  <w:num w:numId="8" w16cid:durableId="1667050138">
     <w:abstractNumId w:val="18"/>
   </w:num>
-  <w:num w:numId="5" w16cid:durableId="59596042">
+  <w:num w:numId="9" w16cid:durableId="1043021362">
+    <w:abstractNumId w:val="6"/>
+  </w:num>
+  <w:num w:numId="10" w16cid:durableId="2105153594">
+    <w:abstractNumId w:val="10"/>
+  </w:num>
+  <w:num w:numId="11" w16cid:durableId="552622565">
+    <w:abstractNumId w:val="30"/>
+  </w:num>
+  <w:num w:numId="12" w16cid:durableId="367536144">
+    <w:abstractNumId w:val="19"/>
+  </w:num>
+  <w:num w:numId="13" w16cid:durableId="1613315689">
+    <w:abstractNumId w:val="23"/>
+  </w:num>
+  <w:num w:numId="14" w16cid:durableId="440607957">
+    <w:abstractNumId w:val="4"/>
+  </w:num>
+  <w:num w:numId="15" w16cid:durableId="630211265">
     <w:abstractNumId w:val="24"/>
   </w:num>
-  <w:num w:numId="6" w16cid:durableId="1379623061">
+  <w:num w:numId="16" w16cid:durableId="706217327">
+    <w:abstractNumId w:val="27"/>
+  </w:num>
+  <w:num w:numId="17" w16cid:durableId="1473056945">
+    <w:abstractNumId w:val="1"/>
+  </w:num>
+  <w:num w:numId="18" w16cid:durableId="1020859510">
+    <w:abstractNumId w:val="20"/>
+  </w:num>
+  <w:num w:numId="19" w16cid:durableId="1233395505">
+    <w:abstractNumId w:val="16"/>
+  </w:num>
+  <w:num w:numId="20" w16cid:durableId="357200066">
+    <w:abstractNumId w:val="7"/>
+  </w:num>
+  <w:num w:numId="21" w16cid:durableId="1790582873">
+    <w:abstractNumId w:val="9"/>
+  </w:num>
+  <w:num w:numId="22" w16cid:durableId="427428026">
+    <w:abstractNumId w:val="2"/>
+  </w:num>
+  <w:num w:numId="23" w16cid:durableId="997001352">
+    <w:abstractNumId w:val="28"/>
+  </w:num>
+  <w:num w:numId="24" w16cid:durableId="1584873070">
     <w:abstractNumId w:val="14"/>
   </w:num>
-  <w:num w:numId="7" w16cid:durableId="16084574">
-    <w:abstractNumId w:val="37"/>
+  <w:num w:numId="25" w16cid:durableId="1321494">
+    <w:abstractNumId w:val="29"/>
   </w:num>
-  <w:num w:numId="8" w16cid:durableId="1579708077">
+  <w:num w:numId="26" w16cid:durableId="1564367194">
+    <w:abstractNumId w:val="12"/>
+  </w:num>
+  <w:num w:numId="27" w16cid:durableId="1204630811">
     <w:abstractNumId w:val="26"/>
   </w:num>
-  <w:num w:numId="9" w16cid:durableId="1610696793">
-    <w:abstractNumId w:val="8"/>
-  </w:num>
-  <w:num w:numId="10" w16cid:durableId="1187914522">
-    <w:abstractNumId w:val="48"/>
-  </w:num>
-  <w:num w:numId="11" w16cid:durableId="1890338181">
-    <w:abstractNumId w:val="15"/>
-  </w:num>
-  <w:num w:numId="12" w16cid:durableId="174418002">
-    <w:abstractNumId w:val="23"/>
-  </w:num>
-  <w:num w:numId="13" w16cid:durableId="13966052">
-    <w:abstractNumId w:val="12"/>
-  </w:num>
-  <w:num w:numId="14" w16cid:durableId="233201990">
+  <w:num w:numId="28" w16cid:durableId="1738047154">
     <w:abstractNumId w:val="3"/>
   </w:num>
-  <w:num w:numId="15" w16cid:durableId="2006858565">
-    <w:abstractNumId w:val="1"/>
+  <w:num w:numId="29" w16cid:durableId="373772326">
+    <w:abstractNumId w:val="22"/>
   </w:num>
-  <w:num w:numId="16" w16cid:durableId="9912966">
-    <w:abstractNumId w:val="2"/>
+  <w:num w:numId="30" w16cid:durableId="1241217159">
+    <w:abstractNumId w:val="5"/>
   </w:num>
-  <w:num w:numId="17" w16cid:durableId="1985700724">
-    <w:abstractNumId w:val="9"/>
-  </w:num>
-  <w:num w:numId="18" w16cid:durableId="529144995">
-    <w:abstractNumId w:val="38"/>
-  </w:num>
-  <w:num w:numId="19" w16cid:durableId="502361208">
-    <w:abstractNumId w:val="29"/>
-  </w:num>
-  <w:num w:numId="20" w16cid:durableId="989862943">
-    <w:abstractNumId w:val="34"/>
-  </w:num>
-  <w:num w:numId="21" w16cid:durableId="236746847">
-    <w:abstractNumId w:val="40"/>
-  </w:num>
-  <w:num w:numId="22" w16cid:durableId="597717862">
-    <w:abstractNumId w:val="21"/>
-  </w:num>
-  <w:num w:numId="23" w16cid:durableId="1234199667">
-    <w:abstractNumId w:val="31"/>
-  </w:num>
-  <w:num w:numId="24" w16cid:durableId="1667050138">
-    <w:abstractNumId w:val="32"/>
-  </w:num>
-  <w:num w:numId="25" w16cid:durableId="1043021362">
-    <w:abstractNumId w:val="10"/>
-  </w:num>
-  <w:num w:numId="26" w16cid:durableId="2105153594">
-    <w:abstractNumId w:val="17"/>
-  </w:num>
-  <w:num w:numId="27" w16cid:durableId="552622565">
-    <w:abstractNumId w:val="49"/>
-  </w:num>
-  <w:num w:numId="28" w16cid:durableId="1313485075">
-    <w:abstractNumId w:val="43"/>
-  </w:num>
-  <w:num w:numId="29" w16cid:durableId="367536144">
-    <w:abstractNumId w:val="33"/>
-  </w:num>
-  <w:num w:numId="30" w16cid:durableId="2136483600">
-    <w:abstractNumId w:val="28"/>
-  </w:num>
-  <w:num w:numId="31" w16cid:durableId="1613315689">
-    <w:abstractNumId w:val="39"/>
-  </w:num>
-  <w:num w:numId="32" w16cid:durableId="440607957">
-    <w:abstractNumId w:val="7"/>
-  </w:num>
-  <w:num w:numId="33" w16cid:durableId="630211265">
-    <w:abstractNumId w:val="41"/>
-  </w:num>
-  <w:num w:numId="34" w16cid:durableId="706217327">
-    <w:abstractNumId w:val="45"/>
-  </w:num>
-  <w:num w:numId="35" w16cid:durableId="1473056945">
-    <w:abstractNumId w:val="4"/>
-  </w:num>
-  <w:num w:numId="36" w16cid:durableId="1765222947">
-    <w:abstractNumId w:val="27"/>
-  </w:num>
-  <w:num w:numId="37" w16cid:durableId="1020859510">
-    <w:abstractNumId w:val="35"/>
-  </w:num>
-  <w:num w:numId="38" w16cid:durableId="1233395505">
+  <w:num w:numId="31" w16cid:durableId="1378623983">
     <w:abstractNumId w:val="25"/>
   </w:num>
-  <w:num w:numId="39" w16cid:durableId="357200066">
-    <w:abstractNumId w:val="11"/>
-  </w:num>
-  <w:num w:numId="40" w16cid:durableId="1790582873">
-    <w:abstractNumId w:val="16"/>
-  </w:num>
-  <w:num w:numId="41" w16cid:durableId="427428026">
-    <w:abstractNumId w:val="5"/>
-  </w:num>
-  <w:num w:numId="42" w16cid:durableId="997001352">
-    <w:abstractNumId w:val="46"/>
-  </w:num>
-  <w:num w:numId="43" w16cid:durableId="1584873070">
-    <w:abstractNumId w:val="22"/>
-  </w:num>
-  <w:num w:numId="44" w16cid:durableId="1321494">
-    <w:abstractNumId w:val="47"/>
-  </w:num>
-  <w:num w:numId="45" w16cid:durableId="957644166">
-    <w:abstractNumId w:val="19"/>
-  </w:num>
-  <w:num w:numId="46" w16cid:durableId="1564367194">
-    <w:abstractNumId w:val="20"/>
-  </w:num>
-  <w:num w:numId="47" w16cid:durableId="1204630811">
-    <w:abstractNumId w:val="44"/>
-  </w:num>
-  <w:num w:numId="48" w16cid:durableId="1738047154">
-    <w:abstractNumId w:val="6"/>
-  </w:num>
-  <w:num w:numId="49" w16cid:durableId="934248202">
-    <w:abstractNumId w:val="30"/>
-  </w:num>
-  <w:num w:numId="50" w16cid:durableId="1393701640">
-    <w:abstractNumId w:val="42"/>
-  </w:num>
-  <w:numIdMacAtCleanup w:val="21"/>
+  <w:numIdMacAtCleanup w:val="31"/>
 </w:numbering>
 </file>
 
@@ -22701,7 +21075,6 @@
   <w:style w:type="character" w:default="1" w:styleId="Fuentedeprrafopredeter">
     <w:name w:val="Default Paragraph Font"/>
     <w:uiPriority w:val="1"/>
-    <w:semiHidden/>
     <w:unhideWhenUsed/>
   </w:style>
   <w:style w:type="table" w:default="1" w:styleId="Tablanormal">
@@ -23877,15 +22250,6 @@
 </file>
 
 <file path=customXml/item1.xml><?xml version="1.0" encoding="utf-8"?>
-<?mso-contentType ?>
-<FormTemplates xmlns="http://schemas.microsoft.com/sharepoint/v3/contenttype/forms">
-  <Display>DocumentLibraryForm</Display>
-  <Edit>DocumentLibraryForm</Edit>
-  <New>DocumentLibraryForm</New>
-</FormTemplates>
-</file>
-
-<file path=customXml/item2.xml><?xml version="1.0" encoding="utf-8"?>
 <p:properties xmlns:p="http://schemas.microsoft.com/office/2006/metadata/properties" xmlns:xsi="http://www.w3.org/2001/XMLSchema-instance" xmlns:pc="http://schemas.microsoft.com/office/infopath/2007/PartnerControls">
   <documentManagement>
     <TaxCatchAll xmlns="67a0edcd-0de5-43ed-8c27-e32f38a00c91" xsi:nil="true"/>
@@ -23896,7 +22260,20 @@
 </p:properties>
 </file>
 
+<file path=customXml/item2.xml><?xml version="1.0" encoding="utf-8"?>
+<?mso-contentType ?>
+<FormTemplates xmlns="http://schemas.microsoft.com/sharepoint/v3/contenttype/forms">
+  <Display>DocumentLibraryForm</Display>
+  <Edit>DocumentLibraryForm</Edit>
+  <New>DocumentLibraryForm</New>
+</FormTemplates>
+</file>
+
 <file path=customXml/item3.xml><?xml version="1.0" encoding="utf-8"?>
+<b:Sources xmlns:b="http://schemas.openxmlformats.org/officeDocument/2006/bibliography" xmlns="http://schemas.openxmlformats.org/officeDocument/2006/bibliography" SelectedStyle="\APASixthEditionOfficeOnline.xsl" StyleName="APA" Version="6"/>
+</file>
+
+<file path=customXml/item4.xml><?xml version="1.0" encoding="utf-8"?>
 <ct:contentTypeSchema xmlns:ct="http://schemas.microsoft.com/office/2006/metadata/contentType" xmlns:ma="http://schemas.microsoft.com/office/2006/metadata/properties/metaAttributes" ct:_="" ma:_="" ma:contentTypeName="Documento" ma:contentTypeID="0x01010005252A1EF3BD024F856B47B579AB5244" ma:contentTypeVersion="12" ma:contentTypeDescription="Crear nuevo documento." ma:contentTypeScope="" ma:versionID="32d0e18b85ac20c34eab62df21c0cf58">
   <xsd:schema xmlns:xsd="http://www.w3.org/2001/XMLSchema" xmlns:xs="http://www.w3.org/2001/XMLSchema" xmlns:p="http://schemas.microsoft.com/office/2006/metadata/properties" xmlns:ns2="42760c81-fd8e-4d59-8953-7cdb9f38b14f" xmlns:ns3="67a0edcd-0de5-43ed-8c27-e32f38a00c91" targetNamespace="http://schemas.microsoft.com/office/2006/metadata/properties" ma:root="true" ma:fieldsID="cc2c149e99f10870fd5bc3964e5386d3" ns2:_="" ns3:_="">
     <xsd:import namespace="42760c81-fd8e-4d59-8953-7cdb9f38b14f"/>
@@ -24097,19 +22474,7 @@
 </ct:contentTypeSchema>
 </file>
 
-<file path=customXml/item4.xml><?xml version="1.0" encoding="utf-8"?>
-<b:Sources xmlns:b="http://schemas.openxmlformats.org/officeDocument/2006/bibliography" xmlns="http://schemas.openxmlformats.org/officeDocument/2006/bibliography" SelectedStyle="\APASixthEditionOfficeOnline.xsl" StyleName="APA" Version="6"/>
-</file>
-
 <file path=customXml/itemProps1.xml><?xml version="1.0" encoding="utf-8"?>
-<ds:datastoreItem xmlns:ds="http://schemas.openxmlformats.org/officeDocument/2006/customXml" ds:itemID="{10663269-2064-4804-8290-36D4A57F5557}">
-  <ds:schemaRefs>
-    <ds:schemaRef ds:uri="http://schemas.microsoft.com/sharepoint/v3/contenttype/forms"/>
-  </ds:schemaRefs>
-</ds:datastoreItem>
-</file>
-
-<file path=customXml/itemProps2.xml><?xml version="1.0" encoding="utf-8"?>
 <ds:datastoreItem xmlns:ds="http://schemas.openxmlformats.org/officeDocument/2006/customXml" ds:itemID="{1279454D-02BE-4A9C-A117-DCD1573E2608}">
   <ds:schemaRefs>
     <ds:schemaRef ds:uri="http://schemas.microsoft.com/office/2006/metadata/properties"/>
@@ -24120,7 +22485,23 @@
 </ds:datastoreItem>
 </file>
 
+<file path=customXml/itemProps2.xml><?xml version="1.0" encoding="utf-8"?>
+<ds:datastoreItem xmlns:ds="http://schemas.openxmlformats.org/officeDocument/2006/customXml" ds:itemID="{10663269-2064-4804-8290-36D4A57F5557}">
+  <ds:schemaRefs>
+    <ds:schemaRef ds:uri="http://schemas.microsoft.com/sharepoint/v3/contenttype/forms"/>
+  </ds:schemaRefs>
+</ds:datastoreItem>
+</file>
+
 <file path=customXml/itemProps3.xml><?xml version="1.0" encoding="utf-8"?>
+<ds:datastoreItem xmlns:ds="http://schemas.openxmlformats.org/officeDocument/2006/customXml" ds:itemID="{EAE431FD-7059-4C09-804B-C9D69EB7B213}">
+  <ds:schemaRefs>
+    <ds:schemaRef ds:uri="http://schemas.openxmlformats.org/officeDocument/2006/bibliography"/>
+  </ds:schemaRefs>
+</ds:datastoreItem>
+</file>
+
+<file path=customXml/itemProps4.xml><?xml version="1.0" encoding="utf-8"?>
 <ds:datastoreItem xmlns:ds="http://schemas.openxmlformats.org/officeDocument/2006/customXml" ds:itemID="{C1DB80CB-5E88-4F7F-A6D6-FBB629FA2D69}">
   <ds:schemaRefs>
     <ds:schemaRef ds:uri="http://schemas.microsoft.com/office/2006/metadata/contentType"/>
@@ -24137,12 +22518,4 @@
     <ds:schemaRef ds:uri="http://schemas.microsoft.com/internal/obd"/>
   </ds:schemaRefs>
 </ds:datastoreItem>
-</file>
-
-<file path=customXml/itemProps4.xml><?xml version="1.0" encoding="utf-8"?>
-<ds:datastoreItem xmlns:ds="http://schemas.openxmlformats.org/officeDocument/2006/customXml" ds:itemID="{EAE431FD-7059-4C09-804B-C9D69EB7B213}">
-  <ds:schemaRefs>
-    <ds:schemaRef ds:uri="http://schemas.openxmlformats.org/officeDocument/2006/bibliography"/>
-  </ds:schemaRefs>
-</ds:datastoreItem>
 </file>
--- a/fuentes/63520002_CF01_DU.docx
+++ b/fuentes/63520002_CF01_DU.docx
@@ -549,7 +549,7 @@
           <w:r>
             <w:fldChar w:fldCharType="separate"/>
           </w:r>
-          <w:hyperlink w:anchor="_Toc237243397" w:history="1">
+          <w:hyperlink w:anchor="_Toc239758157" w:history="1">
             <w:r>
               <w:rPr>
                 <w:rStyle w:val="Hipervnculo"/>
@@ -576,7 +576,7 @@
                 <w:noProof/>
                 <w:webHidden/>
               </w:rPr>
-              <w:instrText xml:space="preserve"> PAGEREF _Toc237243397 \h </w:instrText>
+              <w:instrText xml:space="preserve"> PAGEREF _Toc239758157 \h </w:instrText>
             </w:r>
             <w:r>
               <w:rPr>
@@ -621,7 +621,7 @@
               <w:lang w:eastAsia="es-CO"/>
             </w:rPr>
           </w:pPr>
-          <w:hyperlink w:anchor="_Toc237243398" w:history="1">
+          <w:hyperlink w:anchor="_Toc239758158" w:history="1">
             <w:r>
               <w:rPr>
                 <w:rStyle w:val="Hipervnculo"/>
@@ -648,7 +648,7 @@
                 <w:noProof/>
                 <w:webHidden/>
               </w:rPr>
-              <w:instrText xml:space="preserve"> PAGEREF _Toc237243398 \h </w:instrText>
+              <w:instrText xml:space="preserve"> PAGEREF _Toc239758158 \h </w:instrText>
             </w:r>
             <w:r>
               <w:rPr>
@@ -693,7 +693,7 @@
               <w:lang w:eastAsia="es-CO"/>
             </w:rPr>
           </w:pPr>
-          <w:hyperlink w:anchor="_Toc237243399" w:history="1">
+          <w:hyperlink w:anchor="_Toc239758159" w:history="1">
             <w:r>
               <w:rPr>
                 <w:rStyle w:val="Hipervnculo"/>
@@ -720,7 +720,7 @@
                 <w:noProof/>
                 <w:webHidden/>
               </w:rPr>
-              <w:instrText xml:space="preserve"> PAGEREF _Toc237243399 \h </w:instrText>
+              <w:instrText xml:space="preserve"> PAGEREF _Toc239758159 \h </w:instrText>
             </w:r>
             <w:r>
               <w:rPr>
@@ -765,7 +765,7 @@
               <w:lang w:eastAsia="es-CO"/>
             </w:rPr>
           </w:pPr>
-          <w:hyperlink w:anchor="_Toc237243400" w:history="1">
+          <w:hyperlink w:anchor="_Toc239758160" w:history="1">
             <w:r>
               <w:rPr>
                 <w:rStyle w:val="Hipervnculo"/>
@@ -792,7 +792,7 @@
                 <w:noProof/>
                 <w:webHidden/>
               </w:rPr>
-              <w:instrText xml:space="preserve"> PAGEREF _Toc237243400 \h </w:instrText>
+              <w:instrText xml:space="preserve"> PAGEREF _Toc239758160 \h </w:instrText>
             </w:r>
             <w:r>
               <w:rPr>
@@ -837,7 +837,7 @@
               <w:lang w:eastAsia="es-CO"/>
             </w:rPr>
           </w:pPr>
-          <w:hyperlink w:anchor="_Toc237243401" w:history="1">
+          <w:hyperlink w:anchor="_Toc239758161" w:history="1">
             <w:r>
               <w:rPr>
                 <w:rStyle w:val="Hipervnculo"/>
@@ -864,7 +864,7 @@
                 <w:noProof/>
                 <w:webHidden/>
               </w:rPr>
-              <w:instrText xml:space="preserve"> PAGEREF _Toc237243401 \h </w:instrText>
+              <w:instrText xml:space="preserve"> PAGEREF _Toc239758161 \h </w:instrText>
             </w:r>
             <w:r>
               <w:rPr>
@@ -909,7 +909,7 @@
               <w:lang w:eastAsia="es-CO"/>
             </w:rPr>
           </w:pPr>
-          <w:hyperlink w:anchor="_Toc237243402" w:history="1">
+          <w:hyperlink w:anchor="_Toc239758162" w:history="1">
             <w:r>
               <w:rPr>
                 <w:rStyle w:val="Hipervnculo"/>
@@ -936,7 +936,7 @@
                 <w:noProof/>
                 <w:webHidden/>
               </w:rPr>
-              <w:instrText xml:space="preserve"> PAGEREF _Toc237243402 \h </w:instrText>
+              <w:instrText xml:space="preserve"> PAGEREF _Toc239758162 \h </w:instrText>
             </w:r>
             <w:r>
               <w:rPr>
@@ -981,7 +981,7 @@
               <w:lang w:eastAsia="es-CO"/>
             </w:rPr>
           </w:pPr>
-          <w:hyperlink w:anchor="_Toc237243403" w:history="1">
+          <w:hyperlink w:anchor="_Toc239758163" w:history="1">
             <w:r>
               <w:rPr>
                 <w:rStyle w:val="Hipervnculo"/>
@@ -1008,7 +1008,7 @@
                 <w:noProof/>
                 <w:webHidden/>
               </w:rPr>
-              <w:instrText xml:space="preserve"> PAGEREF _Toc237243403 \h </w:instrText>
+              <w:instrText xml:space="preserve"> PAGEREF _Toc239758163 \h </w:instrText>
             </w:r>
             <w:r>
               <w:rPr>
@@ -1053,7 +1053,7 @@
               <w:lang w:eastAsia="es-CO"/>
             </w:rPr>
           </w:pPr>
-          <w:hyperlink w:anchor="_Toc237243404" w:history="1">
+          <w:hyperlink w:anchor="_Toc239758164" w:history="1">
             <w:r>
               <w:rPr>
                 <w:rStyle w:val="Hipervnculo"/>
@@ -1080,7 +1080,7 @@
                 <w:noProof/>
                 <w:webHidden/>
               </w:rPr>
-              <w:instrText xml:space="preserve"> PAGEREF _Toc237243404 \h </w:instrText>
+              <w:instrText xml:space="preserve"> PAGEREF _Toc239758164 \h </w:instrText>
             </w:r>
             <w:r>
               <w:rPr>
@@ -1125,7 +1125,7 @@
               <w:lang w:eastAsia="es-CO"/>
             </w:rPr>
           </w:pPr>
-          <w:hyperlink w:anchor="_Toc237243405" w:history="1">
+          <w:hyperlink w:anchor="_Toc239758165" w:history="1">
             <w:r>
               <w:rPr>
                 <w:rStyle w:val="Hipervnculo"/>
@@ -1152,7 +1152,7 @@
                 <w:noProof/>
                 <w:webHidden/>
               </w:rPr>
-              <w:instrText xml:space="preserve"> PAGEREF _Toc237243405 \h </w:instrText>
+              <w:instrText xml:space="preserve"> PAGEREF _Toc239758165 \h </w:instrText>
             </w:r>
             <w:r>
               <w:rPr>
@@ -1197,7 +1197,7 @@
               <w:lang w:eastAsia="es-CO"/>
             </w:rPr>
           </w:pPr>
-          <w:hyperlink w:anchor="_Toc237243406" w:history="1">
+          <w:hyperlink w:anchor="_Toc239758166" w:history="1">
             <w:r>
               <w:rPr>
                 <w:rStyle w:val="Hipervnculo"/>
@@ -1224,7 +1224,7 @@
                 <w:noProof/>
                 <w:webHidden/>
               </w:rPr>
-              <w:instrText xml:space="preserve"> PAGEREF _Toc237243406 \h </w:instrText>
+              <w:instrText xml:space="preserve"> PAGEREF _Toc239758166 \h </w:instrText>
             </w:r>
             <w:r>
               <w:rPr>
@@ -1269,7 +1269,7 @@
               <w:lang w:eastAsia="es-CO"/>
             </w:rPr>
           </w:pPr>
-          <w:hyperlink w:anchor="_Toc237243407" w:history="1">
+          <w:hyperlink w:anchor="_Toc239758167" w:history="1">
             <w:r>
               <w:rPr>
                 <w:rStyle w:val="Hipervnculo"/>
@@ -1296,7 +1296,7 @@
                 <w:noProof/>
                 <w:webHidden/>
               </w:rPr>
-              <w:instrText xml:space="preserve"> PAGEREF _Toc237243407 \h </w:instrText>
+              <w:instrText xml:space="preserve"> PAGEREF _Toc239758167 \h </w:instrText>
             </w:r>
             <w:r>
               <w:rPr>
@@ -1341,7 +1341,7 @@
               <w:lang w:eastAsia="es-CO"/>
             </w:rPr>
           </w:pPr>
-          <w:hyperlink w:anchor="_Toc237243408" w:history="1">
+          <w:hyperlink w:anchor="_Toc239758168" w:history="1">
             <w:r>
               <w:rPr>
                 <w:rStyle w:val="Hipervnculo"/>
@@ -1368,7 +1368,7 @@
                 <w:noProof/>
                 <w:webHidden/>
               </w:rPr>
-              <w:instrText xml:space="preserve"> PAGEREF _Toc237243408 \h </w:instrText>
+              <w:instrText xml:space="preserve"> PAGEREF _Toc239758168 \h </w:instrText>
             </w:r>
             <w:r>
               <w:rPr>
@@ -1413,7 +1413,7 @@
               <w:lang w:eastAsia="es-CO"/>
             </w:rPr>
           </w:pPr>
-          <w:hyperlink w:anchor="_Toc237243409" w:history="1">
+          <w:hyperlink w:anchor="_Toc239758169" w:history="1">
             <w:r>
               <w:rPr>
                 <w:rStyle w:val="Hipervnculo"/>
@@ -1440,7 +1440,7 @@
                 <w:noProof/>
                 <w:webHidden/>
               </w:rPr>
-              <w:instrText xml:space="preserve"> PAGEREF _Toc237243409 \h </w:instrText>
+              <w:instrText xml:space="preserve"> PAGEREF _Toc239758169 \h </w:instrText>
             </w:r>
             <w:r>
               <w:rPr>
@@ -1485,7 +1485,7 @@
               <w:lang w:eastAsia="es-CO"/>
             </w:rPr>
           </w:pPr>
-          <w:hyperlink w:anchor="_Toc237243410" w:history="1">
+          <w:hyperlink w:anchor="_Toc239758170" w:history="1">
             <w:r>
               <w:rPr>
                 <w:rStyle w:val="Hipervnculo"/>
@@ -1512,7 +1512,7 @@
                 <w:noProof/>
                 <w:webHidden/>
               </w:rPr>
-              <w:instrText xml:space="preserve"> PAGEREF _Toc237243410 \h </w:instrText>
+              <w:instrText xml:space="preserve"> PAGEREF _Toc239758170 \h </w:instrText>
             </w:r>
             <w:r>
               <w:rPr>
@@ -1557,7 +1557,7 @@
               <w:lang w:eastAsia="es-CO"/>
             </w:rPr>
           </w:pPr>
-          <w:hyperlink w:anchor="_Toc237243411" w:history="1">
+          <w:hyperlink w:anchor="_Toc239758171" w:history="1">
             <w:r>
               <w:rPr>
                 <w:rStyle w:val="Hipervnculo"/>
@@ -1584,7 +1584,7 @@
                 <w:noProof/>
                 <w:webHidden/>
               </w:rPr>
-              <w:instrText xml:space="preserve"> PAGEREF _Toc237243411 \h </w:instrText>
+              <w:instrText xml:space="preserve"> PAGEREF _Toc239758171 \h </w:instrText>
             </w:r>
             <w:r>
               <w:rPr>
@@ -1629,7 +1629,7 @@
               <w:lang w:eastAsia="es-CO"/>
             </w:rPr>
           </w:pPr>
-          <w:hyperlink w:anchor="_Toc237243412" w:history="1">
+          <w:hyperlink w:anchor="_Toc239758172" w:history="1">
             <w:r>
               <w:rPr>
                 <w:rStyle w:val="Hipervnculo"/>
@@ -1656,7 +1656,7 @@
                 <w:noProof/>
                 <w:webHidden/>
               </w:rPr>
-              <w:instrText xml:space="preserve"> PAGEREF _Toc237243412 \h </w:instrText>
+              <w:instrText xml:space="preserve"> PAGEREF _Toc239758172 \h </w:instrText>
             </w:r>
             <w:r>
               <w:rPr>
@@ -1701,7 +1701,7 @@
               <w:lang w:eastAsia="es-CO"/>
             </w:rPr>
           </w:pPr>
-          <w:hyperlink w:anchor="_Toc237243413" w:history="1">
+          <w:hyperlink w:anchor="_Toc239758173" w:history="1">
             <w:r>
               <w:rPr>
                 <w:rStyle w:val="Hipervnculo"/>
@@ -1728,7 +1728,7 @@
                 <w:noProof/>
                 <w:webHidden/>
               </w:rPr>
-              <w:instrText xml:space="preserve"> PAGEREF _Toc237243413 \h </w:instrText>
+              <w:instrText xml:space="preserve"> PAGEREF _Toc239758173 \h </w:instrText>
             </w:r>
             <w:r>
               <w:rPr>
@@ -1773,7 +1773,7 @@
               <w:lang w:eastAsia="es-CO"/>
             </w:rPr>
           </w:pPr>
-          <w:hyperlink w:anchor="_Toc237243414" w:history="1">
+          <w:hyperlink w:anchor="_Toc239758174" w:history="1">
             <w:r>
               <w:rPr>
                 <w:rStyle w:val="Hipervnculo"/>
@@ -1800,7 +1800,7 @@
                 <w:noProof/>
                 <w:webHidden/>
               </w:rPr>
-              <w:instrText xml:space="preserve"> PAGEREF _Toc237243414 \h </w:instrText>
+              <w:instrText xml:space="preserve"> PAGEREF _Toc239758174 \h </w:instrText>
             </w:r>
             <w:r>
               <w:rPr>
@@ -1845,7 +1845,7 @@
               <w:lang w:eastAsia="es-CO"/>
             </w:rPr>
           </w:pPr>
-          <w:hyperlink w:anchor="_Toc237243415" w:history="1">
+          <w:hyperlink w:anchor="_Toc239758175" w:history="1">
             <w:r>
               <w:rPr>
                 <w:rStyle w:val="Hipervnculo"/>
@@ -1872,7 +1872,7 @@
                 <w:noProof/>
                 <w:webHidden/>
               </w:rPr>
-              <w:instrText xml:space="preserve"> PAGEREF _Toc237243415 \h </w:instrText>
+              <w:instrText xml:space="preserve"> PAGEREF _Toc239758175 \h </w:instrText>
             </w:r>
             <w:r>
               <w:rPr>
@@ -1917,7 +1917,7 @@
               <w:lang w:eastAsia="es-CO"/>
             </w:rPr>
           </w:pPr>
-          <w:hyperlink w:anchor="_Toc237243416" w:history="1">
+          <w:hyperlink w:anchor="_Toc239758176" w:history="1">
             <w:r>
               <w:rPr>
                 <w:rStyle w:val="Hipervnculo"/>
@@ -1944,7 +1944,7 @@
                 <w:noProof/>
                 <w:webHidden/>
               </w:rPr>
-              <w:instrText xml:space="preserve"> PAGEREF _Toc237243416 \h </w:instrText>
+              <w:instrText xml:space="preserve"> PAGEREF _Toc239758176 \h </w:instrText>
             </w:r>
             <w:r>
               <w:rPr>
@@ -1989,7 +1989,7 @@
               <w:lang w:eastAsia="es-CO"/>
             </w:rPr>
           </w:pPr>
-          <w:hyperlink w:anchor="_Toc237243417" w:history="1">
+          <w:hyperlink w:anchor="_Toc239758177" w:history="1">
             <w:r>
               <w:rPr>
                 <w:rStyle w:val="Hipervnculo"/>
@@ -2016,7 +2016,7 @@
                 <w:noProof/>
                 <w:webHidden/>
               </w:rPr>
-              <w:instrText xml:space="preserve"> PAGEREF _Toc237243417 \h </w:instrText>
+              <w:instrText xml:space="preserve"> PAGEREF _Toc239758177 \h </w:instrText>
             </w:r>
             <w:r>
               <w:rPr>
@@ -2061,7 +2061,7 @@
               <w:lang w:eastAsia="es-CO"/>
             </w:rPr>
           </w:pPr>
-          <w:hyperlink w:anchor="_Toc237243418" w:history="1">
+          <w:hyperlink w:anchor="_Toc239758178" w:history="1">
             <w:r>
               <w:rPr>
                 <w:rStyle w:val="Hipervnculo"/>
@@ -2088,7 +2088,7 @@
                 <w:noProof/>
                 <w:webHidden/>
               </w:rPr>
-              <w:instrText xml:space="preserve"> PAGEREF _Toc237243418 \h </w:instrText>
+              <w:instrText xml:space="preserve"> PAGEREF _Toc239758178 \h </w:instrText>
             </w:r>
             <w:r>
               <w:rPr>
@@ -2133,7 +2133,7 @@
               <w:lang w:eastAsia="es-CO"/>
             </w:rPr>
           </w:pPr>
-          <w:hyperlink w:anchor="_Toc237243419" w:history="1">
+          <w:hyperlink w:anchor="_Toc239758179" w:history="1">
             <w:r>
               <w:rPr>
                 <w:rStyle w:val="Hipervnculo"/>
@@ -2160,7 +2160,7 @@
                 <w:noProof/>
                 <w:webHidden/>
               </w:rPr>
-              <w:instrText xml:space="preserve"> PAGEREF _Toc237243419 \h </w:instrText>
+              <w:instrText xml:space="preserve"> PAGEREF _Toc239758179 \h </w:instrText>
             </w:r>
             <w:r>
               <w:rPr>
@@ -2205,7 +2205,7 @@
               <w:lang w:eastAsia="es-CO"/>
             </w:rPr>
           </w:pPr>
-          <w:hyperlink w:anchor="_Toc237243420" w:history="1">
+          <w:hyperlink w:anchor="_Toc239758180" w:history="1">
             <w:r>
               <w:rPr>
                 <w:rStyle w:val="Hipervnculo"/>
@@ -2232,7 +2232,7 @@
                 <w:noProof/>
                 <w:webHidden/>
               </w:rPr>
-              <w:instrText xml:space="preserve"> PAGEREF _Toc237243420 \h </w:instrText>
+              <w:instrText xml:space="preserve"> PAGEREF _Toc239758180 \h </w:instrText>
             </w:r>
             <w:r>
               <w:rPr>
@@ -2277,7 +2277,7 @@
               <w:lang w:eastAsia="es-CO"/>
             </w:rPr>
           </w:pPr>
-          <w:hyperlink w:anchor="_Toc237243421" w:history="1">
+          <w:hyperlink w:anchor="_Toc239758181" w:history="1">
             <w:r>
               <w:rPr>
                 <w:rStyle w:val="Hipervnculo"/>
@@ -2304,7 +2304,7 @@
                 <w:noProof/>
                 <w:webHidden/>
               </w:rPr>
-              <w:instrText xml:space="preserve"> PAGEREF _Toc237243421 \h </w:instrText>
+              <w:instrText xml:space="preserve"> PAGEREF _Toc239758181 \h </w:instrText>
             </w:r>
             <w:r>
               <w:rPr>
@@ -2349,7 +2349,7 @@
               <w:lang w:eastAsia="es-CO"/>
             </w:rPr>
           </w:pPr>
-          <w:hyperlink w:anchor="_Toc237243422" w:history="1">
+          <w:hyperlink w:anchor="_Toc239758182" w:history="1">
             <w:r>
               <w:rPr>
                 <w:rStyle w:val="Hipervnculo"/>
@@ -2376,7 +2376,7 @@
                 <w:noProof/>
                 <w:webHidden/>
               </w:rPr>
-              <w:instrText xml:space="preserve"> PAGEREF _Toc237243422 \h </w:instrText>
+              <w:instrText xml:space="preserve"> PAGEREF _Toc239758182 \h </w:instrText>
             </w:r>
             <w:r>
               <w:rPr>
@@ -2421,7 +2421,7 @@
               <w:lang w:eastAsia="es-CO"/>
             </w:rPr>
           </w:pPr>
-          <w:hyperlink w:anchor="_Toc237243423" w:history="1">
+          <w:hyperlink w:anchor="_Toc239758183" w:history="1">
             <w:r>
               <w:rPr>
                 <w:rStyle w:val="Hipervnculo"/>
@@ -2448,7 +2448,7 @@
                 <w:noProof/>
                 <w:webHidden/>
               </w:rPr>
-              <w:instrText xml:space="preserve"> PAGEREF _Toc237243423 \h </w:instrText>
+              <w:instrText xml:space="preserve"> PAGEREF _Toc239758183 \h </w:instrText>
             </w:r>
             <w:r>
               <w:rPr>
@@ -2493,7 +2493,7 @@
               <w:lang w:eastAsia="es-CO"/>
             </w:rPr>
           </w:pPr>
-          <w:hyperlink w:anchor="_Toc237243424" w:history="1">
+          <w:hyperlink w:anchor="_Toc239758184" w:history="1">
             <w:r>
               <w:rPr>
                 <w:rStyle w:val="Hipervnculo"/>
@@ -2520,7 +2520,7 @@
                 <w:noProof/>
                 <w:webHidden/>
               </w:rPr>
-              <w:instrText xml:space="preserve"> PAGEREF _Toc237243424 \h </w:instrText>
+              <w:instrText xml:space="preserve"> PAGEREF _Toc239758184 \h </w:instrText>
             </w:r>
             <w:r>
               <w:rPr>
@@ -2565,7 +2565,7 @@
               <w:lang w:eastAsia="es-CO"/>
             </w:rPr>
           </w:pPr>
-          <w:hyperlink w:anchor="_Toc237243425" w:history="1">
+          <w:hyperlink w:anchor="_Toc239758185" w:history="1">
             <w:r>
               <w:rPr>
                 <w:rStyle w:val="Hipervnculo"/>
@@ -2592,7 +2592,7 @@
                 <w:noProof/>
                 <w:webHidden/>
               </w:rPr>
-              <w:instrText xml:space="preserve"> PAGEREF _Toc237243425 \h </w:instrText>
+              <w:instrText xml:space="preserve"> PAGEREF _Toc239758185 \h </w:instrText>
             </w:r>
             <w:r>
               <w:rPr>
@@ -2637,7 +2637,7 @@
               <w:lang w:eastAsia="es-CO"/>
             </w:rPr>
           </w:pPr>
-          <w:hyperlink w:anchor="_Toc237243426" w:history="1">
+          <w:hyperlink w:anchor="_Toc239758186" w:history="1">
             <w:r>
               <w:rPr>
                 <w:rStyle w:val="Hipervnculo"/>
@@ -2664,7 +2664,7 @@
                 <w:noProof/>
                 <w:webHidden/>
               </w:rPr>
-              <w:instrText xml:space="preserve"> PAGEREF _Toc237243426 \h </w:instrText>
+              <w:instrText xml:space="preserve"> PAGEREF _Toc239758186 \h </w:instrText>
             </w:r>
             <w:r>
               <w:rPr>
@@ -2709,7 +2709,7 @@
               <w:lang w:eastAsia="es-CO"/>
             </w:rPr>
           </w:pPr>
-          <w:hyperlink w:anchor="_Toc237243427" w:history="1">
+          <w:hyperlink w:anchor="_Toc239758187" w:history="1">
             <w:r>
               <w:rPr>
                 <w:rStyle w:val="Hipervnculo"/>
@@ -2736,7 +2736,7 @@
                 <w:noProof/>
                 <w:webHidden/>
               </w:rPr>
-              <w:instrText xml:space="preserve"> PAGEREF _Toc237243427 \h </w:instrText>
+              <w:instrText xml:space="preserve"> PAGEREF _Toc239758187 \h </w:instrText>
             </w:r>
             <w:r>
               <w:rPr>
@@ -2781,7 +2781,7 @@
               <w:lang w:eastAsia="es-CO"/>
             </w:rPr>
           </w:pPr>
-          <w:hyperlink w:anchor="_Toc237243428" w:history="1">
+          <w:hyperlink w:anchor="_Toc239758188" w:history="1">
             <w:r>
               <w:rPr>
                 <w:rStyle w:val="Hipervnculo"/>
@@ -2808,7 +2808,7 @@
                 <w:noProof/>
                 <w:webHidden/>
               </w:rPr>
-              <w:instrText xml:space="preserve"> PAGEREF _Toc237243428 \h </w:instrText>
+              <w:instrText xml:space="preserve"> PAGEREF _Toc239758188 \h </w:instrText>
             </w:r>
             <w:r>
               <w:rPr>
@@ -2853,7 +2853,7 @@
               <w:lang w:eastAsia="es-CO"/>
             </w:rPr>
           </w:pPr>
-          <w:hyperlink w:anchor="_Toc237243429" w:history="1">
+          <w:hyperlink w:anchor="_Toc239758189" w:history="1">
             <w:r>
               <w:rPr>
                 <w:rStyle w:val="Hipervnculo"/>
@@ -2880,7 +2880,7 @@
                 <w:noProof/>
                 <w:webHidden/>
               </w:rPr>
-              <w:instrText xml:space="preserve"> PAGEREF _Toc237243429 \h </w:instrText>
+              <w:instrText xml:space="preserve"> PAGEREF _Toc239758189 \h </w:instrText>
             </w:r>
             <w:r>
               <w:rPr>
@@ -2925,7 +2925,7 @@
               <w:lang w:eastAsia="es-CO"/>
             </w:rPr>
           </w:pPr>
-          <w:hyperlink w:anchor="_Toc237243430" w:history="1">
+          <w:hyperlink w:anchor="_Toc239758190" w:history="1">
             <w:r>
               <w:rPr>
                 <w:rStyle w:val="Hipervnculo"/>
@@ -2952,7 +2952,7 @@
                 <w:noProof/>
                 <w:webHidden/>
               </w:rPr>
-              <w:instrText xml:space="preserve"> PAGEREF _Toc237243430 \h </w:instrText>
+              <w:instrText xml:space="preserve"> PAGEREF _Toc239758190 \h </w:instrText>
             </w:r>
             <w:r>
               <w:rPr>
@@ -2997,7 +2997,7 @@
               <w:lang w:eastAsia="es-CO"/>
             </w:rPr>
           </w:pPr>
-          <w:hyperlink w:anchor="_Toc237243431" w:history="1">
+          <w:hyperlink w:anchor="_Toc239758191" w:history="1">
             <w:r>
               <w:rPr>
                 <w:rStyle w:val="Hipervnculo"/>
@@ -3024,7 +3024,7 @@
                 <w:noProof/>
                 <w:webHidden/>
               </w:rPr>
-              <w:instrText xml:space="preserve"> PAGEREF _Toc237243431 \h </w:instrText>
+              <w:instrText xml:space="preserve"> PAGEREF _Toc239758191 \h </w:instrText>
             </w:r>
             <w:r>
               <w:rPr>
@@ -3069,7 +3069,7 @@
               <w:lang w:eastAsia="es-CO"/>
             </w:rPr>
           </w:pPr>
-          <w:hyperlink w:anchor="_Toc237243432" w:history="1">
+          <w:hyperlink w:anchor="_Toc239758192" w:history="1">
             <w:r>
               <w:rPr>
                 <w:rStyle w:val="Hipervnculo"/>
@@ -3096,7 +3096,7 @@
                 <w:noProof/>
                 <w:webHidden/>
               </w:rPr>
-              <w:instrText xml:space="preserve"> PAGEREF _Toc237243432 \h </w:instrText>
+              <w:instrText xml:space="preserve"> PAGEREF _Toc239758192 \h </w:instrText>
             </w:r>
             <w:r>
               <w:rPr>
@@ -3144,7 +3144,7 @@
       <w:pPr>
         <w:pStyle w:val="Titulosgenerales"/>
       </w:pPr>
-      <w:bookmarkStart w:id="0" w:name="_Toc237243397"/>
+      <w:bookmarkStart w:id="0" w:name="_Toc239758157"/>
       <w:r>
         <w:lastRenderedPageBreak/>
         <w:t>Introducción</w:t>
@@ -3307,15 +3307,7 @@
               <w:t>e</w:t>
             </w:r>
             <w:r>
-              <w:t xml:space="preserve">xiste un mito muy común entre los panaderos artesanos: pensar </w:t>
-            </w:r>
-            <w:proofErr w:type="gramStart"/>
-            <w:r>
-              <w:t>que</w:t>
-            </w:r>
-            <w:proofErr w:type="gramEnd"/>
-            <w:r>
-              <w:t xml:space="preserve"> porque la masa madre es ácida y tradicional, se encarga de resolver cualquier problema de higiene y perdona cualquier descuido en la mesa.</w:t>
+              <w:t>xiste un mito muy común entre los panaderos artesanos: pensar que porque la masa madre es ácida y tradicional, se encarga de resolver cualquier problema de higiene y perdona cualquier descuido en la mesa.</w:t>
             </w:r>
           </w:p>
           <w:p>
@@ -3575,7 +3567,7 @@
       <w:pPr>
         <w:pStyle w:val="Ttulo1"/>
       </w:pPr>
-      <w:bookmarkStart w:id="1" w:name="_Toc237243398"/>
+      <w:bookmarkStart w:id="1" w:name="_Toc239758158"/>
       <w:r>
         <w:lastRenderedPageBreak/>
         <w:t>Generalidades de las Buenas Prácticas de Manufactura (BPM)</w:t>
@@ -3591,7 +3583,7 @@
       <w:pPr>
         <w:pStyle w:val="Ttulo2"/>
       </w:pPr>
-      <w:bookmarkStart w:id="2" w:name="_Toc237243399"/>
+      <w:bookmarkStart w:id="2" w:name="_Toc239758159"/>
       <w:r>
         <w:t>Concepto e importancia de las BPM en la elaboración de panes con masa madre</w:t>
       </w:r>
@@ -4080,7 +4072,7 @@
       <w:pPr>
         <w:pStyle w:val="Ttulo2"/>
       </w:pPr>
-      <w:bookmarkStart w:id="3" w:name="_Toc237243400"/>
+      <w:bookmarkStart w:id="3" w:name="_Toc239758160"/>
       <w:r>
         <w:t>Normativa sanitaria aplicable en Colombia para la elaboración de panes con masa madre</w:t>
       </w:r>
@@ -4625,7 +4617,7 @@
       <w:pPr>
         <w:pStyle w:val="Ttulo1"/>
       </w:pPr>
-      <w:bookmarkStart w:id="4" w:name="_Toc237243401"/>
+      <w:bookmarkStart w:id="4" w:name="_Toc239758161"/>
       <w:r>
         <w:lastRenderedPageBreak/>
         <w:t>Prácticas higiénicas y medidas de protección del personal manipulador</w:t>
@@ -4641,7 +4633,7 @@
       <w:pPr>
         <w:pStyle w:val="Ttulo2"/>
       </w:pPr>
-      <w:bookmarkStart w:id="5" w:name="_Toc237243402"/>
+      <w:bookmarkStart w:id="5" w:name="_Toc239758162"/>
       <w:r>
         <w:t>Requisitos del manipulador, estado de salud y hábitos de higiene</w:t>
       </w:r>
@@ -4649,7 +4641,7 @@
     </w:p>
     <w:p>
       <w:r>
-        <w:t>Un manipulador de alimentos es “toda persona que, por su actividad laboral, tiene contacto directo con los alimentos durante su preparación, elaboración, envasado, almacenamiento, transporte o expendio” (Resolución 2674 de 2013, artículo 3). En la panadería de masa madre, son manipuladores: el panadero que amasa, el ayudante que divide y moldea, el hornero, y cualquier persona que toque el pan terminado sin empaque.</w:t>
+        <w:t>Un manipulador de alimentos es “toda persona que, por su actividad laboral, tiene contacto directo con los alimentos durante su preparación, elaboración, envasado, almacenamiento, transporte o expendio” (Resolución 2674 de 2013, artículo 3). En la panadería de masa madre, son manipuladores: el panadero que amasa, el ayudante que divide y moldea, el hornero y cualquier persona que toque el pan terminado sin empaque.</w:t>
       </w:r>
     </w:p>
     <w:p>
@@ -4663,19 +4655,25 @@
       </w:r>
       <w:r>
         <w:lastRenderedPageBreak/>
-        <w:t>quemaduras, dermatitis, conjuntivitis, o cualquier otra afección que pueda contaminar los alimentos.</w:t>
-      </w:r>
-    </w:p>
-    <w:p>
-      <w:r>
-        <w:t>Además, el manipulador debe realizar una serie de hábitos diarios obligatorios los cuales son: baño diario completo antes de la jornada, uñas cortas, limpias y sin esmalte, cabello recogido y cubierto totalmente por el gorro, y no usar perfume, colonia o maquillaje en áreas de producción.</w:t>
+        <w:t>quemaduras, dermatitis, conjuntivitis o cualquier otra afección que pueda contaminar los alimentos.</w:t>
+      </w:r>
+    </w:p>
+    <w:p>
+      <w:r>
+        <w:t>Además, el manipulador debe realizar una serie de hábitos diarios obligatorios</w:t>
+      </w:r>
+      <w:r>
+        <w:t>,</w:t>
+      </w:r>
+      <w:r>
+        <w:t xml:space="preserve"> los cuales son: baño diario completo antes de la jornada, uñas cortas, limpias y sin esmalte, cabello recogido y cubierto totalmente por el gorro, y no usar perfume, colonia o maquillaje en áreas de producción.</w:t>
       </w:r>
     </w:p>
     <w:p>
       <w:pPr>
         <w:pStyle w:val="Ttulo2"/>
       </w:pPr>
-      <w:bookmarkStart w:id="6" w:name="_Toc237243403"/>
+      <w:bookmarkStart w:id="6" w:name="_Toc239758163"/>
       <w:r>
         <w:t>Uniforme, elementos de protección personal y comportamiento en el área</w:t>
       </w:r>
@@ -4740,15 +4738,7 @@
         <w:t>Gorro</w:t>
       </w:r>
       <w:r>
-        <w:t xml:space="preserve">: debe cubrir completamente el cabello, incluyendo patillas, nuca y, cuando sea necesario, la barba o el bigote mediante el uso de </w:t>
-      </w:r>
-      <w:proofErr w:type="spellStart"/>
-      <w:r>
-        <w:t>cubrebarba</w:t>
-      </w:r>
-      <w:proofErr w:type="spellEnd"/>
-      <w:r>
-        <w:t>.</w:t>
+        <w:t>: debe cubrir completamente el cabello, incluyendo patillas, nuca y, cuando sea necesario, la barba o el bigote mediante el uso de cubrebarba.</w:t>
       </w:r>
     </w:p>
     <w:p>
@@ -4961,7 +4951,7 @@
       <w:pPr>
         <w:pStyle w:val="Ttulo2"/>
       </w:pPr>
-      <w:bookmarkStart w:id="7" w:name="_Toc237243404"/>
+      <w:bookmarkStart w:id="7" w:name="_Toc239758164"/>
       <w:r>
         <w:t>Lavado de manos: momentos, técnica correcta y verificación</w:t>
       </w:r>
@@ -5472,7 +5462,7 @@
       <w:pPr>
         <w:pStyle w:val="Ttulo2"/>
       </w:pPr>
-      <w:bookmarkStart w:id="8" w:name="_Toc237243405"/>
+      <w:bookmarkStart w:id="8" w:name="_Toc239758165"/>
       <w:r>
         <w:lastRenderedPageBreak/>
         <w:t>Capacitación continua y registro de inducción</w:t>
@@ -5729,7 +5719,7 @@
       <w:pPr>
         <w:pStyle w:val="Ttulo1"/>
       </w:pPr>
-      <w:bookmarkStart w:id="9" w:name="_Toc237243406"/>
+      <w:bookmarkStart w:id="9" w:name="_Toc239758166"/>
       <w:r>
         <w:lastRenderedPageBreak/>
         <w:t>Contaminación de los alimentos: riesgos y prevención en la panadería</w:t>
@@ -5745,7 +5735,7 @@
       <w:pPr>
         <w:pStyle w:val="Ttulo2"/>
       </w:pPr>
-      <w:bookmarkStart w:id="10" w:name="_Toc237243407"/>
+      <w:bookmarkStart w:id="10" w:name="_Toc239758167"/>
       <w:r>
         <w:t>Concepto y tipos de contaminación: física, química y biológica</w:t>
       </w:r>
@@ -5767,7 +5757,7 @@
     </w:p>
     <w:p>
       <w:r>
-        <w:t>Existen variedades de tipos de contaminaciones, estas pueden en peligro la salud, tanto de los trabajadores como de los consumidores, es en medida que las BPM, deben aplicarse para un riguroso proceso dentro de las instalaciones, lo que ayuda a la prevención de este tipo de contaminaciones.</w:t>
+        <w:t>Existen variedades de tipos de contaminaciones; estas pueden poner en peligro la salud, tanto de los trabajadores como de los consumidores. En esta medida, se deben aplicar las BPM para lograr un riguroso proceso dentro de las instalaciones y así contribuir a la prevención de este tipo de contaminaciones.</w:t>
       </w:r>
     </w:p>
     <w:p>
@@ -6649,16 +6639,8 @@
               <w:rPr>
                 <w:rStyle w:val="Extranjerismo"/>
               </w:rPr>
-              <w:t xml:space="preserve">Salmonella </w:t>
-            </w:r>
-            <w:proofErr w:type="spellStart"/>
-            <w:r>
-              <w:rPr>
-                <w:rStyle w:val="Extranjerismo"/>
-              </w:rPr>
-              <w:t>spp</w:t>
-            </w:r>
-            <w:proofErr w:type="spellEnd"/>
+              <w:t>Salmonella spp</w:t>
+            </w:r>
           </w:p>
         </w:tc>
         <w:tc>
@@ -6861,7 +6843,7 @@
       <w:pPr>
         <w:pStyle w:val="Ttulo2"/>
       </w:pPr>
-      <w:bookmarkStart w:id="11" w:name="_Toc237243408"/>
+      <w:bookmarkStart w:id="11" w:name="_Toc239758168"/>
       <w:r>
         <w:t>Pautas de conservación y control de temperatura (zona de peligro, fermentación, enfriamiento)</w:t>
       </w:r>
@@ -7031,7 +7013,7 @@
       <w:pPr>
         <w:pStyle w:val="Ttulo2"/>
       </w:pPr>
-      <w:bookmarkStart w:id="12" w:name="_Toc237243409"/>
+      <w:bookmarkStart w:id="12" w:name="_Toc239758169"/>
       <w:r>
         <w:lastRenderedPageBreak/>
         <w:t>Prevención de la contaminación cruzada en la elaboración de pan de masa madre</w:t>
@@ -7471,23 +7453,7 @@
               <w:t xml:space="preserve"> </w:t>
             </w:r>
             <w:r>
-              <w:t xml:space="preserve">por otro lado, existe una idea muy común según la cual la masa madre, por su acidez natural, elimina cualquier microorganismo peligroso. Sin embargo, esto no es completamente cierto. Algunos microorganismos, como </w:t>
-            </w:r>
-            <w:proofErr w:type="spellStart"/>
-            <w:r>
-              <w:t>Bacillus</w:t>
-            </w:r>
-            <w:proofErr w:type="spellEnd"/>
-            <w:r>
-              <w:t xml:space="preserve"> </w:t>
-            </w:r>
-            <w:proofErr w:type="spellStart"/>
-            <w:r>
-              <w:t>cereus</w:t>
-            </w:r>
-            <w:proofErr w:type="spellEnd"/>
-            <w:r>
-              <w:t>, pueden sobrevivir y representar un riesgo para la inocuidad del alimento. Por esa razón, mantener una adecuada higiene, controlar las temperaturas y limpiar correctamente las superficies sigue siendo indispensable.</w:t>
+              <w:t>por otro lado, existe una idea muy común según la cual la masa madre, por su acidez natural, elimina cualquier microorganismo peligroso. Sin embargo, esto no es completamente cierto. Algunos microorganismos, como Bacillus cereus, pueden sobrevivir y representar un riesgo para la inocuidad del alimento. Por esa razón, mantener una adecuada higiene, controlar las temperaturas y limpiar correctamente las superficies sigue siendo indispensable.</w:t>
             </w:r>
           </w:p>
           <w:p>
@@ -7997,7 +7963,7 @@
       <w:pPr>
         <w:pStyle w:val="Ttulo1"/>
       </w:pPr>
-      <w:bookmarkStart w:id="13" w:name="_Toc237243410"/>
+      <w:bookmarkStart w:id="13" w:name="_Toc239758170"/>
       <w:r>
         <w:lastRenderedPageBreak/>
         <w:t>Utensilios y superficies de trabajo en la panadería artesanal</w:t>
@@ -8013,7 +7979,7 @@
       <w:pPr>
         <w:pStyle w:val="Ttulo2"/>
       </w:pPr>
-      <w:bookmarkStart w:id="14" w:name="_Toc237243411"/>
+      <w:bookmarkStart w:id="14" w:name="_Toc239758171"/>
       <w:r>
         <w:t>Tipos, características y materiales permitidos y prohibidos</w:t>
       </w:r>
@@ -8059,17 +8025,8 @@
           <w:b/>
           <w:bCs/>
         </w:rPr>
-        <w:t xml:space="preserve">Cuchillos de </w:t>
-      </w:r>
-      <w:proofErr w:type="spellStart"/>
-      <w:r>
-        <w:rPr>
-          <w:b/>
-          <w:bCs/>
-        </w:rPr>
-        <w:t>greñar</w:t>
-      </w:r>
-      <w:proofErr w:type="spellEnd"/>
+        <w:t>Cuchillos de greñar</w:t>
+      </w:r>
       <w:r>
         <w:t xml:space="preserve"> </w:t>
       </w:r>
@@ -8145,7 +8102,6 @@
         </w:rPr>
         <w:t>Palas de horno (</w:t>
       </w:r>
-      <w:proofErr w:type="spellStart"/>
       <w:r>
         <w:rPr>
           <w:rStyle w:val="Extranjerismo"/>
@@ -8154,7 +8110,6 @@
         </w:rPr>
         <w:t>peles</w:t>
       </w:r>
-      <w:proofErr w:type="spellEnd"/>
       <w:r>
         <w:rPr>
           <w:b/>
@@ -8447,7 +8402,7 @@
       <w:pPr>
         <w:pStyle w:val="Ttulo2"/>
       </w:pPr>
-      <w:bookmarkStart w:id="15" w:name="_Toc237243412"/>
+      <w:bookmarkStart w:id="15" w:name="_Toc239758172"/>
       <w:r>
         <w:t>Fichas técnicas y prácticas de uso seguro</w:t>
       </w:r>
@@ -8992,13 +8947,8 @@
               <w:pStyle w:val="TextoTablas"/>
               <w:spacing w:line="360" w:lineRule="auto"/>
             </w:pPr>
-            <w:proofErr w:type="spellStart"/>
-            <w:r>
-              <w:t>PanEquipos</w:t>
-            </w:r>
-            <w:proofErr w:type="spellEnd"/>
-            <w:r>
-              <w:t xml:space="preserve"> S.A.S.</w:t>
+            <w:r>
+              <w:t>PanEquipos S.A.S.</w:t>
             </w:r>
           </w:p>
         </w:tc>
@@ -9091,7 +9041,7 @@
       <w:pPr>
         <w:pStyle w:val="Ttulo1"/>
       </w:pPr>
-      <w:bookmarkStart w:id="16" w:name="_Toc237243413"/>
+      <w:bookmarkStart w:id="16" w:name="_Toc239758173"/>
       <w:r>
         <w:lastRenderedPageBreak/>
         <w:t>Equipos de panadería: operación y manejo seguro</w:t>
@@ -9107,7 +9057,7 @@
       <w:pPr>
         <w:pStyle w:val="Ttulo2"/>
       </w:pPr>
-      <w:bookmarkStart w:id="17" w:name="_Toc237243414"/>
+      <w:bookmarkStart w:id="17" w:name="_Toc239758174"/>
       <w:r>
         <w:t>Tipos de equipos (amasadoras, hornos, cámaras y otros)</w:t>
       </w:r>
@@ -9329,7 +9279,7 @@
       <w:pPr>
         <w:pStyle w:val="Ttulo2"/>
       </w:pPr>
-      <w:bookmarkStart w:id="18" w:name="_Toc237243415"/>
+      <w:bookmarkStart w:id="18" w:name="_Toc239758175"/>
       <w:r>
         <w:t>Fichas técnicas de equipos</w:t>
       </w:r>
@@ -9337,11 +9287,23 @@
     </w:p>
     <w:p>
       <w:r>
-        <w:t xml:space="preserve">Al igual que con los utensilios, los diferentes equipos usados en la elaboración de panes con masa madre, deben de tener sus respectivas fichas técnicas y están deben describir como mínimo los siguientes puntos: capacidad máxima, potencia, voltaje, frecuencia, dimensiones, materiales en contacto con alimentos, temperaturas de </w:t>
+        <w:t>Al igual que con los utensilios, los diferentes equipos usados en la elaboración de panes con masa madre deben</w:t>
+      </w:r>
+      <w:r>
+        <w:t xml:space="preserve"> </w:t>
+      </w:r>
+      <w:r>
+        <w:t>tener sus respectivas fichas técnicas y est</w:t>
+      </w:r>
+      <w:r>
+        <w:t>as</w:t>
+      </w:r>
+      <w:r>
+        <w:t xml:space="preserve"> deben describir como mínimo los siguientes puntos: capacidad máxima, potencia, voltaje, frecuencia, dimensiones, materiales en contacto con alimentos, temperaturas de </w:t>
       </w:r>
       <w:r>
         <w:lastRenderedPageBreak/>
-        <w:t>operación, instrucciones de limpieza y desinfección, mantenimiento preventivo (frecuencia, tareas), y certificaciones (CE, NSF).</w:t>
+        <w:t>operación, instrucciones de limpieza y desinfección, mantenimiento preventivo (frecuencia, tareas) y certificaciones (CE, NSF).</w:t>
       </w:r>
     </w:p>
     <w:p>
@@ -9430,15 +9392,7 @@
               <w:spacing w:line="360" w:lineRule="auto"/>
             </w:pPr>
             <w:r>
-              <w:t>TORNADO (</w:t>
-            </w:r>
-            <w:proofErr w:type="spellStart"/>
-            <w:r>
-              <w:t>Pallomaro</w:t>
-            </w:r>
-            <w:proofErr w:type="spellEnd"/>
-            <w:r>
-              <w:t xml:space="preserve"> S.A.)</w:t>
+              <w:t>TORNADO (Pallomaro S.A.)</w:t>
             </w:r>
           </w:p>
         </w:tc>
@@ -9734,13 +9688,8 @@
               <w:spacing w:line="360" w:lineRule="auto"/>
             </w:pPr>
             <w:r>
-              <w:t xml:space="preserve">12 </w:t>
-            </w:r>
-            <w:proofErr w:type="gramStart"/>
-            <w:r>
-              <w:t>A</w:t>
-            </w:r>
-            <w:proofErr w:type="gramEnd"/>
+              <w:t>12 A</w:t>
+            </w:r>
           </w:p>
         </w:tc>
       </w:tr>
@@ -10058,15 +10007,7 @@
               <w:spacing w:line="360" w:lineRule="auto"/>
             </w:pPr>
             <w:r>
-              <w:t>WELLMIX (</w:t>
-            </w:r>
-            <w:proofErr w:type="spellStart"/>
-            <w:r>
-              <w:t>Pallomaro</w:t>
-            </w:r>
-            <w:proofErr w:type="spellEnd"/>
-            <w:r>
-              <w:t xml:space="preserve"> S.A.)</w:t>
+              <w:t>WELLMIX (Pallomaro S.A.)</w:t>
             </w:r>
           </w:p>
         </w:tc>
@@ -10628,22 +10569,14 @@
         <w:ind w:firstLine="0"/>
       </w:pPr>
       <w:r>
-        <w:t xml:space="preserve">Nota. Adaptado de Horno de convección </w:t>
-      </w:r>
-      <w:proofErr w:type="spellStart"/>
-      <w:r>
-        <w:t>Wellmix</w:t>
-      </w:r>
-      <w:proofErr w:type="spellEnd"/>
-      <w:r>
-        <w:t>. Referencia: WGCO-613: ficha técnica, (2026).</w:t>
+        <w:t>Nota. Adaptado de Horno de convección Wellmix. Referencia: WGCO-613: ficha técnica, (2026).</w:t>
       </w:r>
     </w:p>
     <w:p>
       <w:pPr>
         <w:pStyle w:val="Ttulo2"/>
       </w:pPr>
-      <w:bookmarkStart w:id="19" w:name="_Toc237243416"/>
+      <w:bookmarkStart w:id="19" w:name="_Toc239758176"/>
       <w:r>
         <w:t>Procedimiento de operación paso a paso (amasadora y horno)</w:t>
       </w:r>
@@ -11425,7 +11358,7 @@
       <w:pPr>
         <w:pStyle w:val="Ttulo2"/>
       </w:pPr>
-      <w:bookmarkStart w:id="20" w:name="_Toc237243417"/>
+      <w:bookmarkStart w:id="20" w:name="_Toc239758177"/>
       <w:r>
         <w:t>Dispositivos de seguridad y mantenimiento preventivo</w:t>
       </w:r>
@@ -12027,15 +11960,7 @@
         <w:ind w:firstLine="0"/>
       </w:pPr>
       <w:r>
-        <w:t xml:space="preserve">Nota. Adaptado de Horno de convección </w:t>
-      </w:r>
-      <w:proofErr w:type="spellStart"/>
-      <w:r>
-        <w:t>Wellmix</w:t>
-      </w:r>
-      <w:proofErr w:type="spellEnd"/>
-      <w:r>
-        <w:t>. Referencia: WGCO-613: manual de instrucciones, (2026).</w:t>
+        <w:t>Nota. Adaptado de Horno de convección Wellmix. Referencia: WGCO-613: manual de instrucciones, (2026).</w:t>
       </w:r>
     </w:p>
     <w:p>
@@ -12050,7 +11975,7 @@
       <w:pPr>
         <w:pStyle w:val="Ttulo1"/>
       </w:pPr>
-      <w:bookmarkStart w:id="21" w:name="_Toc237243418"/>
+      <w:bookmarkStart w:id="21" w:name="_Toc239758178"/>
       <w:r>
         <w:lastRenderedPageBreak/>
         <w:t>Agentes de limpieza y desinfección</w:t>
@@ -12066,7 +11991,7 @@
       <w:pPr>
         <w:pStyle w:val="Ttulo2"/>
       </w:pPr>
-      <w:bookmarkStart w:id="22" w:name="_Toc237243419"/>
+      <w:bookmarkStart w:id="22" w:name="_Toc239758179"/>
       <w:r>
         <w:t>Tipos de detergentes y desinfectantes</w:t>
       </w:r>
@@ -12173,7 +12098,7 @@
       <w:pPr>
         <w:pStyle w:val="Ttulo2"/>
       </w:pPr>
-      <w:bookmarkStart w:id="23" w:name="_Toc237243420"/>
+      <w:bookmarkStart w:id="23" w:name="_Toc239758180"/>
       <w:r>
         <w:t>Concentraciones, diluciones y tiempos de contacto</w:t>
       </w:r>
@@ -12817,7 +12742,7 @@
       <w:pPr>
         <w:pStyle w:val="Ttulo2"/>
       </w:pPr>
-      <w:bookmarkStart w:id="24" w:name="_Toc237243421"/>
+      <w:bookmarkStart w:id="24" w:name="_Toc239758181"/>
       <w:r>
         <w:lastRenderedPageBreak/>
         <w:t>Manejo ambiental, fichas de seguridad y precauciones</w:t>
@@ -12984,7 +12909,7 @@
       <w:pPr>
         <w:pStyle w:val="Ttulo1"/>
       </w:pPr>
-      <w:bookmarkStart w:id="25" w:name="_Toc237243422"/>
+      <w:bookmarkStart w:id="25" w:name="_Toc239758182"/>
       <w:r>
         <w:lastRenderedPageBreak/>
         <w:t>Procedimientos Operativos Estandarizados de Saneamiento (POES)</w:t>
@@ -13000,7 +12925,7 @@
       <w:pPr>
         <w:pStyle w:val="Ttulo2"/>
       </w:pPr>
-      <w:bookmarkStart w:id="26" w:name="_Toc237243423"/>
+      <w:bookmarkStart w:id="26" w:name="_Toc239758183"/>
       <w:r>
         <w:t>Definición, estructura y diferencia entre limpieza y desinfección</w:t>
       </w:r>
@@ -13290,7 +13215,7 @@
       <w:pPr>
         <w:pStyle w:val="Ttulo2"/>
       </w:pPr>
-      <w:bookmarkStart w:id="27" w:name="_Toc237243424"/>
+      <w:bookmarkStart w:id="27" w:name="_Toc239758184"/>
       <w:r>
         <w:lastRenderedPageBreak/>
         <w:t>POES para equipos de panadería</w:t>
@@ -13500,6 +13425,37 @@
               <w:spacing w:line="360" w:lineRule="auto"/>
             </w:pPr>
             <w:r>
+              <w:t>Insumos</w:t>
+            </w:r>
+          </w:p>
+        </w:tc>
+        <w:tc>
+          <w:tcPr>
+            <w:tcW w:w="8124" w:type="dxa"/>
+          </w:tcPr>
+          <w:p>
+            <w:pPr>
+              <w:pStyle w:val="TextoTablas"/>
+              <w:spacing w:line="360" w:lineRule="auto"/>
+            </w:pPr>
+            <w:r>
+              <w:t>Detergente neutro, hipoclorito de sodio (100 ppm), esponja suave, cepillo de cerdas plásticas, paños de un solo uso, raspador de plástico.</w:t>
+            </w:r>
+          </w:p>
+        </w:tc>
+      </w:tr>
+      <w:tr>
+        <w:tc>
+          <w:tcPr>
+            <w:tcW w:w="1838" w:type="dxa"/>
+          </w:tcPr>
+          <w:p>
+            <w:pPr>
+              <w:pStyle w:val="TextoTablas"/>
+              <w:spacing w:line="360" w:lineRule="auto"/>
+            </w:pPr>
+            <w:r>
+              <w:lastRenderedPageBreak/>
               <w:t>Procedimiento</w:t>
             </w:r>
           </w:p>
@@ -13541,7 +13497,6 @@
               </w:numPr>
             </w:pPr>
             <w:r>
-              <w:lastRenderedPageBreak/>
               <w:t>Lavado: aplicar detergente neutro con esponja suave, frotar tazón, gancho espiral, eje y todas las superficies internas. Usar cepillo para uniones. No usar esponja de acero (raya el acero).</w:t>
             </w:r>
           </w:p>
@@ -13603,45 +13558,6 @@
             </w:pPr>
             <w:r>
               <w:t>Dejar la tapa abierta (si tiene) para ventilación.</w:t>
-            </w:r>
-          </w:p>
-        </w:tc>
-      </w:tr>
-      <w:tr>
-        <w:tc>
-          <w:tcPr>
-            <w:tcW w:w="1838" w:type="dxa"/>
-          </w:tcPr>
-          <w:p>
-            <w:pPr>
-              <w:pStyle w:val="TextoTablas"/>
-              <w:spacing w:line="360" w:lineRule="auto"/>
-            </w:pPr>
-            <w:r>
-              <w:lastRenderedPageBreak/>
-              <w:t>Verificación</w:t>
-            </w:r>
-          </w:p>
-        </w:tc>
-        <w:tc>
-          <w:tcPr>
-            <w:tcW w:w="8124" w:type="dxa"/>
-          </w:tcPr>
-          <w:p>
-            <w:pPr>
-              <w:pStyle w:val="TextoTablas"/>
-            </w:pPr>
-            <w:r>
-              <w:t>Inspección visual: superficies brillantes, sin residuos, sin olor a cloro residual.</w:t>
-            </w:r>
-          </w:p>
-          <w:p>
-            <w:pPr>
-              <w:pStyle w:val="TextoTablas"/>
-              <w:spacing w:line="360" w:lineRule="auto"/>
-            </w:pPr>
-            <w:r>
-              <w:t>Semanalmente: hisopado para recuento de mesófilos.</w:t>
             </w:r>
           </w:p>
         </w:tc>
@@ -13660,6 +13576,44 @@
               <w:spacing w:line="360" w:lineRule="auto"/>
             </w:pPr>
             <w:r>
+              <w:t>Verificación</w:t>
+            </w:r>
+          </w:p>
+        </w:tc>
+        <w:tc>
+          <w:tcPr>
+            <w:tcW w:w="8124" w:type="dxa"/>
+          </w:tcPr>
+          <w:p>
+            <w:pPr>
+              <w:pStyle w:val="TextoTablas"/>
+            </w:pPr>
+            <w:r>
+              <w:t>Inspección visual: superficies brillantes, sin residuos, sin olor a cloro residual.</w:t>
+            </w:r>
+          </w:p>
+          <w:p>
+            <w:pPr>
+              <w:pStyle w:val="TextoTablas"/>
+              <w:spacing w:line="360" w:lineRule="auto"/>
+            </w:pPr>
+            <w:r>
+              <w:t>Semanalmente: hisopado para recuento de mesófilos.</w:t>
+            </w:r>
+          </w:p>
+        </w:tc>
+      </w:tr>
+      <w:tr>
+        <w:tc>
+          <w:tcPr>
+            <w:tcW w:w="1838" w:type="dxa"/>
+          </w:tcPr>
+          <w:p>
+            <w:pPr>
+              <w:pStyle w:val="TextoTablas"/>
+              <w:spacing w:line="360" w:lineRule="auto"/>
+            </w:pPr>
+            <w:r>
               <w:t>Registro</w:t>
             </w:r>
           </w:p>
@@ -13704,8 +13658,18 @@
       </w:r>
     </w:p>
     <w:p>
-      <w:r>
-        <w:t>Como complemento a este capítulo, el Anexo 1 reúne ejemplos de Procedimientos Operativos Estandarizados de Saneamiento (POES) para diferentes equipos, utensilios y áreas de la panadería artesanal. Estos modelos sirven como guía para la elaboración e implementación de procedimientos acordes con las condiciones operativas y los requisitos de higiene e inocuidad de cada establecimiento.</w:t>
+      <w:pPr>
+        <w:rPr>
+          <w:b/>
+          <w:bCs/>
+        </w:rPr>
+      </w:pPr>
+      <w:r>
+        <w:t xml:space="preserve">Como complemento a este capítulo, el Anexo 1 reúne ejemplos de Procedimientos Operativos Estandarizados de Saneamiento (POES) para diferentes equipos, utensilios y áreas de la panadería artesanal. Estos modelos sirven como guía para la elaboración e implementación de procedimientos acordes con las condiciones </w:t>
+      </w:r>
+      <w:r>
+        <w:lastRenderedPageBreak/>
+        <w:t>operativas y los requisitos de higiene e inocuidad de cada establecimiento.</w:t>
       </w:r>
       <w:r>
         <w:t xml:space="preserve"> Para consultar, diríjase a </w:t>
@@ -13722,34 +13686,16 @@
     </w:p>
     <w:p>
       <w:pPr>
-        <w:spacing w:before="0" w:after="160" w:line="259" w:lineRule="auto"/>
-        <w:ind w:firstLine="0"/>
-        <w:rPr>
-          <w:b/>
-          <w:bCs/>
-        </w:rPr>
-      </w:pPr>
-      <w:r>
-        <w:rPr>
-          <w:b/>
-          <w:bCs/>
-        </w:rPr>
-        <w:br w:type="page"/>
-      </w:r>
-    </w:p>
-    <w:p>
-      <w:pPr>
-        <w:rPr>
-          <w:b/>
-          <w:bCs/>
-        </w:rPr>
-      </w:pPr>
-      <w:r>
-        <w:rPr>
-          <w:b/>
-          <w:bCs/>
-        </w:rPr>
-        <w:lastRenderedPageBreak/>
+        <w:rPr>
+          <w:b/>
+          <w:bCs/>
+        </w:rPr>
+      </w:pPr>
+      <w:r>
+        <w:rPr>
+          <w:b/>
+          <w:bCs/>
+        </w:rPr>
         <w:t>Esquema de los seis pasos para la limpieza y desinfección</w:t>
       </w:r>
     </w:p>
@@ -13866,7 +13812,11 @@
         <w:t xml:space="preserve">. </w:t>
       </w:r>
       <w:r>
-        <w:t>Aplique el desinfectante autorizado sobre la superficie previamente limpia. Respete la concentración, el método de aplicación y el tiempo de contacto indicados por el fabricante para reducir los microorganismos hasta niveles seguros.</w:t>
+        <w:t xml:space="preserve">Aplique el desinfectante autorizado sobre la superficie previamente limpia. Respete la concentración, el método de aplicación y el </w:t>
+      </w:r>
+      <w:r>
+        <w:lastRenderedPageBreak/>
+        <w:t>tiempo de contacto indicados por el fabricante para reducir los microorganismos hasta niveles seguros.</w:t>
       </w:r>
     </w:p>
     <w:p>
@@ -13882,7 +13832,6 @@
           <w:b/>
           <w:bCs/>
         </w:rPr>
-        <w:lastRenderedPageBreak/>
         <w:t>Secado y verificación</w:t>
       </w:r>
       <w:r>
@@ -13914,7 +13863,7 @@
       <w:pPr>
         <w:pStyle w:val="Ttulo1"/>
       </w:pPr>
-      <w:bookmarkStart w:id="28" w:name="_Toc237243425"/>
+      <w:bookmarkStart w:id="28" w:name="_Toc239758185"/>
       <w:r>
         <w:lastRenderedPageBreak/>
         <w:t>Registros y control en el programa de saneamiento</w:t>
@@ -13930,7 +13879,7 @@
       <w:pPr>
         <w:pStyle w:val="Ttulo2"/>
       </w:pPr>
-      <w:bookmarkStart w:id="29" w:name="_Toc237243426"/>
+      <w:bookmarkStart w:id="29" w:name="_Toc239758186"/>
       <w:r>
         <w:t>Tipos de registros, métodos y protocolo de diligenciamiento</w:t>
       </w:r>
@@ -13970,15 +13919,7 @@
         <w:t>O</w:t>
       </w:r>
       <w:r>
-        <w:t xml:space="preserve">perativos (diligenciados por quien ejecuta la tarea), de verificación (por supervisores o calidad), de acciones correctivas (cuando se detecta </w:t>
-      </w:r>
-      <w:proofErr w:type="gramStart"/>
-      <w:r>
-        <w:t>una no</w:t>
-      </w:r>
-      <w:proofErr w:type="gramEnd"/>
-      <w:r>
-        <w:t xml:space="preserve"> conformidad).</w:t>
+        <w:t>perativos (diligenciados por quien ejecuta la tarea), de verificación (por supervisores o calidad), de acciones correctivas (cuando se detecta una no conformidad).</w:t>
       </w:r>
     </w:p>
     <w:p>
@@ -14043,7 +13984,7 @@
       <w:pPr>
         <w:pStyle w:val="Ttulo2"/>
       </w:pPr>
-      <w:bookmarkStart w:id="30" w:name="_Toc237243427"/>
+      <w:bookmarkStart w:id="30" w:name="_Toc239758187"/>
       <w:r>
         <w:t>Formatos de registro (limpieza, soluciones, higiene, plagas)</w:t>
       </w:r>
@@ -15411,7 +15352,7 @@
       <w:pPr>
         <w:pStyle w:val="Ttulo2"/>
       </w:pPr>
-      <w:bookmarkStart w:id="31" w:name="_Toc237243428"/>
+      <w:bookmarkStart w:id="31" w:name="_Toc239758188"/>
       <w:r>
         <w:t>Archivo y retención de documentos</w:t>
       </w:r>
@@ -15419,7 +15360,7 @@
     </w:p>
     <w:p>
       <w:r>
-        <w:t>La adecuada gestión de los registros y su conservación durante el tiempo establecido permiten evidenciar el cumplimiento de los programas de saneamiento, facilitar la trazabilidad de las actividades y respaldar los procesos de verificación y mejora continua. En conjunto con la aplicación de las Buenas Prácticas de Manufactura (BPM), los Procedimientos Operativos Estandarizados de Saneamiento (POES), el uso responsable de los agentes de limpieza y desinfección, y el control permanente de las condiciones higiénico-sanitarias, estos registros contribuyen a garantizar la inocuidad de los alimentos y la calidad en la elaboración de panes con masa madre. La implementación sistemática de estas prácticas fortalece el compromiso con la seguridad alimentaria, el cumplimiento de la normatividad vigente y el desempeño responsable de los manipuladores de alimentos.</w:t>
+        <w:t>La adecuada gestión de los registros y su conservación durante el tiempo establecido permiten evidenciar el cumplimiento de los programas de saneamiento, facilitar la trazabilidad de las actividades y respaldar los procesos de verificación y mejora continua. En conjunto con la aplicación de las Buenas Prácticas de Manufactura (BPM), los Procedimientos Operativos Estandarizados de Saneamiento (POES), el uso responsable de los agentes de limpieza y desinfección y el control permanente de las condiciones higiénico-sanitarias, estos registros contribuyen a garantizar la inocuidad de los alimentos y la calidad en la elaboración de panes con masa madre. La implementación sistemática de estas prácticas fortalece el compromiso con la seguridad alimentaria, el cumplimiento de la normatividad vigente y el desempeño responsable de los manipuladores de alimentos.</w:t>
       </w:r>
     </w:p>
     <w:p>
@@ -15430,7 +15371,7 @@
           <w:u w:val="single"/>
         </w:rPr>
       </w:pPr>
-      <w:bookmarkStart w:id="32" w:name="_Toc237243429"/>
+      <w:bookmarkStart w:id="32" w:name="_Toc239758189"/>
       <w:r>
         <w:lastRenderedPageBreak/>
         <w:t>Síntesis</w:t>
@@ -15516,7 +15457,7 @@
       <w:pPr>
         <w:pStyle w:val="Titulosgenerales"/>
       </w:pPr>
-      <w:bookmarkStart w:id="33" w:name="_Toc237243430"/>
+      <w:bookmarkStart w:id="33" w:name="_Toc239758190"/>
       <w:r>
         <w:lastRenderedPageBreak/>
         <w:t>Glosario</w:t>
@@ -15876,7 +15817,7 @@
       <w:pPr>
         <w:pStyle w:val="Titulosgenerales"/>
       </w:pPr>
-      <w:bookmarkStart w:id="34" w:name="_Toc237243431"/>
+      <w:bookmarkStart w:id="34" w:name="_Toc239758191"/>
       <w:r>
         <w:lastRenderedPageBreak/>
         <w:t>Referencias bibliográficas</w:t>
@@ -15888,13 +15829,8 @@
     </w:p>
     <w:p>
       <w:r>
-        <w:t xml:space="preserve">Codex Alimentarius </w:t>
-      </w:r>
-      <w:proofErr w:type="spellStart"/>
-      <w:r>
-        <w:t>Commission</w:t>
-      </w:r>
-      <w:proofErr w:type="spellEnd"/>
+        <w:t>Codex Alimentarius Commission</w:t>
+      </w:r>
       <w:r>
         <w:t xml:space="preserve">. (s. f.). </w:t>
       </w:r>
@@ -15936,53 +15872,8 @@
       </w:r>
     </w:p>
     <w:p>
-      <w:proofErr w:type="spellStart"/>
-      <w:r>
-        <w:t>Food</w:t>
-      </w:r>
-      <w:proofErr w:type="spellEnd"/>
-      <w:r>
-        <w:t xml:space="preserve"> and </w:t>
-      </w:r>
-      <w:proofErr w:type="spellStart"/>
-      <w:r>
-        <w:t>Agriculture</w:t>
-      </w:r>
-      <w:proofErr w:type="spellEnd"/>
-      <w:r>
-        <w:t xml:space="preserve"> </w:t>
-      </w:r>
-      <w:proofErr w:type="spellStart"/>
-      <w:r>
-        <w:t>Organization</w:t>
-      </w:r>
-      <w:proofErr w:type="spellEnd"/>
-      <w:r>
-        <w:t xml:space="preserve"> </w:t>
-      </w:r>
-      <w:proofErr w:type="spellStart"/>
-      <w:r>
-        <w:t>of</w:t>
-      </w:r>
-      <w:proofErr w:type="spellEnd"/>
-      <w:r>
-        <w:t xml:space="preserve"> </w:t>
-      </w:r>
-      <w:proofErr w:type="spellStart"/>
-      <w:r>
-        <w:t>the</w:t>
-      </w:r>
-      <w:proofErr w:type="spellEnd"/>
-      <w:r>
-        <w:t xml:space="preserve"> </w:t>
-      </w:r>
-      <w:proofErr w:type="spellStart"/>
-      <w:r>
-        <w:t>United</w:t>
-      </w:r>
-      <w:proofErr w:type="spellEnd"/>
-      <w:r>
-        <w:t xml:space="preserve"> Nations</w:t>
+      <w:r>
+        <w:t>Food and Agriculture Organization of the United Nations</w:t>
       </w:r>
       <w:r>
         <w:t xml:space="preserve">. (2016). Sistemas de calidad e inocuidad de los alimentos: Manual de capacitación sobre higiene de los alimentos y sobre el sistema APPCC. </w:t>
@@ -16000,13 +15891,8 @@
       </w:r>
     </w:p>
     <w:p>
-      <w:proofErr w:type="spellStart"/>
-      <w:r>
-        <w:t>Gänzle</w:t>
-      </w:r>
-      <w:proofErr w:type="spellEnd"/>
-      <w:r>
-        <w:t>, M. G. (2014). Pan artesanal: Tecnología y elaboración. Editorial Acribia.</w:t>
+      <w:r>
+        <w:t>Gänzle, M. G. (2014). Pan artesanal: Tecnología y elaboración. Editorial Acribia.</w:t>
       </w:r>
     </w:p>
     <w:p>
@@ -16042,14 +15928,9 @@
       </w:r>
     </w:p>
     <w:p>
-      <w:proofErr w:type="spellStart"/>
       <w:r>
         <w:lastRenderedPageBreak/>
-        <w:t>Pallomaro</w:t>
-      </w:r>
-      <w:proofErr w:type="spellEnd"/>
-      <w:r>
-        <w:t xml:space="preserve"> S. A. (2026). Ficha técnica y manual de instrucciones: Amasadora Tornado HS20Z. </w:t>
+        <w:t xml:space="preserve">Pallomaro S. A. (2026). Ficha técnica y manual de instrucciones: Amasadora Tornado HS20Z. </w:t>
       </w:r>
       <w:hyperlink r:id="rId19" w:history="1">
         <w:r>
@@ -16064,13 +15945,8 @@
       </w:r>
     </w:p>
     <w:p>
-      <w:proofErr w:type="spellStart"/>
-      <w:r>
-        <w:t>Pallomaro</w:t>
-      </w:r>
-      <w:proofErr w:type="spellEnd"/>
-      <w:r>
-        <w:t xml:space="preserve"> S. A. (2026). Ficha técnica y manual de instrucciones: Horno de convección a gas WGCO-613. </w:t>
+      <w:r>
+        <w:t xml:space="preserve">Pallomaro S. A. (2026). Ficha técnica y manual de instrucciones: Horno de convección a gas WGCO-613. </w:t>
       </w:r>
       <w:hyperlink r:id="rId20" w:history="1">
         <w:r>
@@ -16114,7 +15990,7 @@
       <w:pPr>
         <w:pStyle w:val="Titulosgenerales"/>
       </w:pPr>
-      <w:bookmarkStart w:id="35" w:name="_Toc237243432"/>
+      <w:bookmarkStart w:id="35" w:name="_Toc239758192"/>
       <w:r>
         <w:lastRenderedPageBreak/>
         <w:t>Créditos</w:t>
@@ -21075,6 +20951,7 @@
   <w:style w:type="character" w:default="1" w:styleId="Fuentedeprrafopredeter">
     <w:name w:val="Default Paragraph Font"/>
     <w:uiPriority w:val="1"/>
+    <w:semiHidden/>
     <w:unhideWhenUsed/>
   </w:style>
   <w:style w:type="table" w:default="1" w:styleId="Tablanormal">
